--- a/Rapport.docx
+++ b/Rapport.docx
@@ -2,7 +2,202 @@
 <file path=word/document.xml><?xml version="1.0" encoding="utf-8"?>
 <w:document xmlns:wpc="http://schemas.microsoft.com/office/word/2010/wordprocessingCanvas" xmlns:cx="http://schemas.microsoft.com/office/drawing/2014/chartex" xmlns:cx1="http://schemas.microsoft.com/office/drawing/2015/9/8/chartex" xmlns:cx2="http://schemas.microsoft.com/office/drawing/2015/10/21/chartex" xmlns:cx3="http://schemas.microsoft.com/office/drawing/2016/5/9/chartex" xmlns:cx4="http://schemas.microsoft.com/office/drawing/2016/5/10/chartex" xmlns:cx5="http://schemas.microsoft.com/office/drawing/2016/5/11/chartex" xmlns:cx6="http://schemas.microsoft.com/office/drawing/2016/5/12/chartex" xmlns:cx7="http://schemas.microsoft.com/office/drawing/2016/5/13/chartex" xmlns:cx8="http://schemas.microsoft.com/office/drawing/2016/5/14/chartex" xmlns:mc="http://schemas.openxmlformats.org/markup-compatibility/2006" xmlns:aink="http://schemas.microsoft.com/office/drawing/2016/ink" xmlns:am3d="http://schemas.microsoft.com/office/drawing/2017/model3d" xmlns:o="urn:schemas-microsoft-com:office:office" xmlns:oel="http://schemas.microsoft.com/office/2019/extlst" xmlns:r="http://schemas.openxmlformats.org/officeDocument/2006/relationships" xmlns:m="http://schemas.openxmlformats.org/officeDocument/2006/math" xmlns:v="urn:schemas-microsoft-com:vml" xmlns:wp14="http://schemas.microsoft.com/office/word/2010/wordprocessingDrawing" xmlns:wp="http://schemas.openxmlformats.org/drawingml/2006/wordprocessingDrawing" xmlns:w10="urn:schemas-microsoft-com:office:word" xmlns:w="http://schemas.openxmlformats.org/wordprocessingml/2006/main" xmlns:w14="http://schemas.microsoft.com/office/word/2010/wordml" xmlns:w15="http://schemas.microsoft.com/office/word/2012/wordml" xmlns:w16cex="http://schemas.microsoft.com/office/word/2018/wordml/cex" xmlns:w16cid="http://schemas.microsoft.com/office/word/2016/wordml/cid" xmlns:w16="http://schemas.microsoft.com/office/word/2018/wordml" xmlns:w16du="http://schemas.microsoft.com/office/word/2023/wordml/word16du" xmlns:w16sdtdh="http://schemas.microsoft.com/office/word/2020/wordml/sdtdatahash" xmlns:w16sdtfl="http://schemas.microsoft.com/office/word/2024/wordml/sdtformatlock" xmlns:w16se="http://schemas.microsoft.com/office/word/2015/wordml/symex" xmlns:wpg="http://schemas.microsoft.com/office/word/2010/wordprocessingGroup" xmlns:wpi="http://schemas.microsoft.com/office/word/2010/wordprocessingInk" xmlns:wne="http://schemas.microsoft.com/office/word/2006/wordml" xmlns:wps="http://schemas.microsoft.com/office/word/2010/wordprocessingShape" mc:Ignorable="w14 w15 w16se w16cid w16 w16cex w16sdtdh w16sdtfl w16du wp14">
   <w:body>
-    <w:p/>
+    <w:p>
+      <w:pPr>
+        <w:ind w:left="720"/>
+        <w:jc w:val="right"/>
+      </w:pPr>
+      <w:r>
+        <w:t>LE NECHET Manon</w:t>
+      </w:r>
+    </w:p>
+    <w:p>
+      <w:pPr>
+        <w:ind w:left="720"/>
+        <w:jc w:val="right"/>
+      </w:pPr>
+      <w:r>
+        <w:t>EL MATMOUR Aya</w:t>
+      </w:r>
+    </w:p>
+    <w:p>
+      <w:pPr>
+        <w:ind w:left="720"/>
+        <w:jc w:val="right"/>
+      </w:pPr>
+      <w:r>
+        <w:t>FORNER Caroline</w:t>
+      </w:r>
+    </w:p>
+    <w:p>
+      <w:pPr>
+        <w:jc w:val="right"/>
+      </w:pPr>
+    </w:p>
+    <w:p>
+      <w:pPr>
+        <w:jc w:val="center"/>
+        <w:rPr>
+          <w:sz w:val="52"/>
+          <w:szCs w:val="52"/>
+        </w:rPr>
+      </w:pPr>
+      <w:r>
+        <w:rPr>
+          <w:sz w:val="52"/>
+          <w:szCs w:val="52"/>
+        </w:rPr>
+        <w:t>Projet IA</w:t>
+      </w:r>
+    </w:p>
+    <w:p>
+      <w:pPr>
+        <w:rPr>
+          <w:sz w:val="36"/>
+          <w:szCs w:val="36"/>
+        </w:rPr>
+      </w:pPr>
+    </w:p>
+    <w:p>
+      <w:pPr>
+        <w:rPr>
+          <w:sz w:val="36"/>
+          <w:szCs w:val="36"/>
+        </w:rPr>
+      </w:pPr>
+      <w:r>
+        <w:rPr>
+          <w:sz w:val="36"/>
+          <w:szCs w:val="36"/>
+        </w:rPr>
+        <w:t xml:space="preserve">1 - </w:t>
+      </w:r>
+      <w:r>
+        <w:rPr>
+          <w:sz w:val="36"/>
+          <w:szCs w:val="36"/>
+        </w:rPr>
+        <w:t>Visualisation sur carte</w:t>
+      </w:r>
+    </w:p>
+    <w:p>
+      <w:pPr>
+        <w:rPr>
+          <w:sz w:val="36"/>
+          <w:szCs w:val="36"/>
+        </w:rPr>
+      </w:pPr>
+    </w:p>
+    <w:p>
+      <w:pPr>
+        <w:rPr>
+          <w:sz w:val="36"/>
+          <w:szCs w:val="36"/>
+        </w:rPr>
+      </w:pPr>
+      <w:r>
+        <w:rPr>
+          <w:sz w:val="36"/>
+          <w:szCs w:val="36"/>
+        </w:rPr>
+        <w:t xml:space="preserve">2 - </w:t>
+      </w:r>
+      <w:r>
+        <w:rPr>
+          <w:sz w:val="36"/>
+          <w:szCs w:val="36"/>
+        </w:rPr>
+        <w:t>Clustering selon la position</w:t>
+      </w:r>
+    </w:p>
+    <w:p>
+      <w:pPr>
+        <w:rPr>
+          <w:sz w:val="36"/>
+          <w:szCs w:val="36"/>
+        </w:rPr>
+      </w:pPr>
+    </w:p>
+    <w:p>
+      <w:pPr>
+        <w:rPr>
+          <w:sz w:val="36"/>
+          <w:szCs w:val="36"/>
+        </w:rPr>
+      </w:pPr>
+      <w:r>
+        <w:rPr>
+          <w:sz w:val="36"/>
+          <w:szCs w:val="36"/>
+        </w:rPr>
+        <w:t xml:space="preserve">3 - </w:t>
+      </w:r>
+      <w:r>
+        <w:rPr>
+          <w:sz w:val="36"/>
+          <w:szCs w:val="36"/>
+        </w:rPr>
+        <w:t>Modèle de prédiction du type</w:t>
+      </w:r>
+      <w:r>
+        <w:rPr>
+          <w:sz w:val="36"/>
+          <w:szCs w:val="36"/>
+        </w:rPr>
+        <w:t xml:space="preserve"> </w:t>
+      </w:r>
+      <w:r>
+        <w:rPr>
+          <w:sz w:val="36"/>
+          <w:szCs w:val="36"/>
+        </w:rPr>
+        <w:t>d’implantation</w:t>
+      </w:r>
+    </w:p>
+    <w:p>
+      <w:pPr>
+        <w:rPr>
+          <w:sz w:val="36"/>
+          <w:szCs w:val="36"/>
+        </w:rPr>
+      </w:pPr>
+    </w:p>
+    <w:p>
+      <w:pPr>
+        <w:rPr>
+          <w:sz w:val="36"/>
+          <w:szCs w:val="36"/>
+        </w:rPr>
+      </w:pPr>
+      <w:r>
+        <w:rPr>
+          <w:sz w:val="36"/>
+          <w:szCs w:val="36"/>
+        </w:rPr>
+        <w:t xml:space="preserve">4 - </w:t>
+      </w:r>
+      <w:r>
+        <w:rPr>
+          <w:sz w:val="36"/>
+          <w:szCs w:val="36"/>
+        </w:rPr>
+        <w:t>Modèle de prédiction de la puissance</w:t>
+      </w:r>
+      <w:r>
+        <w:rPr>
+          <w:sz w:val="36"/>
+          <w:szCs w:val="36"/>
+        </w:rPr>
+        <w:t xml:space="preserve"> </w:t>
+      </w:r>
+      <w:r>
+        <w:rPr>
+          <w:sz w:val="36"/>
+          <w:szCs w:val="36"/>
+        </w:rPr>
+        <w:t>nominale</w:t>
+      </w:r>
+    </w:p>
     <w:sectPr>
       <w:pgSz w:w="11906" w:h="16838"/>
       <w:pgMar w:top="1417" w:right="1417" w:bottom="1417" w:left="1417" w:header="708" w:footer="708" w:gutter="0"/>
@@ -11,6 +206,315 @@
     </w:sectPr>
   </w:body>
 </w:document>
+</file>
+
+<file path=word/numbering.xml><?xml version="1.0" encoding="utf-8"?>
+<w:numbering xmlns:wpc="http://schemas.microsoft.com/office/word/2010/wordprocessingCanvas" xmlns:cx="http://schemas.microsoft.com/office/drawing/2014/chartex" xmlns:cx1="http://schemas.microsoft.com/office/drawing/2015/9/8/chartex" xmlns:cx2="http://schemas.microsoft.com/office/drawing/2015/10/21/chartex" xmlns:cx3="http://schemas.microsoft.com/office/drawing/2016/5/9/chartex" xmlns:cx4="http://schemas.microsoft.com/office/drawing/2016/5/10/chartex" xmlns:cx5="http://schemas.microsoft.com/office/drawing/2016/5/11/chartex" xmlns:cx6="http://schemas.microsoft.com/office/drawing/2016/5/12/chartex" xmlns:cx7="http://schemas.microsoft.com/office/drawing/2016/5/13/chartex" xmlns:cx8="http://schemas.microsoft.com/office/drawing/2016/5/14/chartex" xmlns:mc="http://schemas.openxmlformats.org/markup-compatibility/2006" xmlns:aink="http://schemas.microsoft.com/office/drawing/2016/ink" xmlns:am3d="http://schemas.microsoft.com/office/drawing/2017/model3d" xmlns:o="urn:schemas-microsoft-com:office:office" xmlns:oel="http://schemas.microsoft.com/office/2019/extlst" xmlns:r="http://schemas.openxmlformats.org/officeDocument/2006/relationships" xmlns:m="http://schemas.openxmlformats.org/officeDocument/2006/math" xmlns:v="urn:schemas-microsoft-com:vml" xmlns:wp14="http://schemas.microsoft.com/office/word/2010/wordprocessingDrawing" xmlns:wp="http://schemas.openxmlformats.org/drawingml/2006/wordprocessingDrawing" xmlns:w10="urn:schemas-microsoft-com:office:word" xmlns:w="http://schemas.openxmlformats.org/wordprocessingml/2006/main" xmlns:w14="http://schemas.microsoft.com/office/word/2010/wordml" xmlns:w15="http://schemas.microsoft.com/office/word/2012/wordml" xmlns:w16cex="http://schemas.microsoft.com/office/word/2018/wordml/cex" xmlns:w16cid="http://schemas.microsoft.com/office/word/2016/wordml/cid" xmlns:w16="http://schemas.microsoft.com/office/word/2018/wordml" xmlns:w16du="http://schemas.microsoft.com/office/word/2023/wordml/word16du" xmlns:w16sdtdh="http://schemas.microsoft.com/office/word/2020/wordml/sdtdatahash" xmlns:w16sdtfl="http://schemas.microsoft.com/office/word/2024/wordml/sdtformatlock" xmlns:w16se="http://schemas.microsoft.com/office/word/2015/wordml/symex" xmlns:wpg="http://schemas.microsoft.com/office/word/2010/wordprocessingGroup" xmlns:wpi="http://schemas.microsoft.com/office/word/2010/wordprocessingInk" xmlns:wne="http://schemas.microsoft.com/office/word/2006/wordml" xmlns:wps="http://schemas.microsoft.com/office/word/2010/wordprocessingShape" mc:Ignorable="w14 w15 w16se w16cid w16 w16cex w16sdtdh w16sdtfl w16du wp14">
+  <w:abstractNum w:abstractNumId="0" w15:restartNumberingAfterBreak="0">
+    <w:nsid w:val="5B2A2C12"/>
+    <w:multiLevelType w:val="multilevel"/>
+    <w:tmpl w:val="E8720D9A"/>
+    <w:lvl w:ilvl="0">
+      <w:start w:val="1"/>
+      <w:numFmt w:val="bullet"/>
+      <w:lvlText w:val=""/>
+      <w:lvlJc w:val="left"/>
+      <w:pPr>
+        <w:tabs>
+          <w:tab w:val="num" w:pos="720"/>
+        </w:tabs>
+        <w:ind w:left="720" w:hanging="360"/>
+      </w:pPr>
+      <w:rPr>
+        <w:rFonts w:ascii="Symbol" w:hAnsi="Symbol" w:hint="default"/>
+        <w:sz w:val="20"/>
+      </w:rPr>
+    </w:lvl>
+    <w:lvl w:ilvl="1" w:tentative="1">
+      <w:start w:val="1"/>
+      <w:numFmt w:val="bullet"/>
+      <w:lvlText w:val="o"/>
+      <w:lvlJc w:val="left"/>
+      <w:pPr>
+        <w:tabs>
+          <w:tab w:val="num" w:pos="1440"/>
+        </w:tabs>
+        <w:ind w:left="1440" w:hanging="360"/>
+      </w:pPr>
+      <w:rPr>
+        <w:rFonts w:ascii="Courier New" w:hAnsi="Courier New" w:hint="default"/>
+        <w:sz w:val="20"/>
+      </w:rPr>
+    </w:lvl>
+    <w:lvl w:ilvl="2" w:tentative="1">
+      <w:start w:val="1"/>
+      <w:numFmt w:val="bullet"/>
+      <w:lvlText w:val=""/>
+      <w:lvlJc w:val="left"/>
+      <w:pPr>
+        <w:tabs>
+          <w:tab w:val="num" w:pos="2160"/>
+        </w:tabs>
+        <w:ind w:left="2160" w:hanging="360"/>
+      </w:pPr>
+      <w:rPr>
+        <w:rFonts w:ascii="Wingdings" w:hAnsi="Wingdings" w:hint="default"/>
+        <w:sz w:val="20"/>
+      </w:rPr>
+    </w:lvl>
+    <w:lvl w:ilvl="3" w:tentative="1">
+      <w:start w:val="1"/>
+      <w:numFmt w:val="bullet"/>
+      <w:lvlText w:val=""/>
+      <w:lvlJc w:val="left"/>
+      <w:pPr>
+        <w:tabs>
+          <w:tab w:val="num" w:pos="2880"/>
+        </w:tabs>
+        <w:ind w:left="2880" w:hanging="360"/>
+      </w:pPr>
+      <w:rPr>
+        <w:rFonts w:ascii="Wingdings" w:hAnsi="Wingdings" w:hint="default"/>
+        <w:sz w:val="20"/>
+      </w:rPr>
+    </w:lvl>
+    <w:lvl w:ilvl="4" w:tentative="1">
+      <w:start w:val="1"/>
+      <w:numFmt w:val="bullet"/>
+      <w:lvlText w:val=""/>
+      <w:lvlJc w:val="left"/>
+      <w:pPr>
+        <w:tabs>
+          <w:tab w:val="num" w:pos="3600"/>
+        </w:tabs>
+        <w:ind w:left="3600" w:hanging="360"/>
+      </w:pPr>
+      <w:rPr>
+        <w:rFonts w:ascii="Wingdings" w:hAnsi="Wingdings" w:hint="default"/>
+        <w:sz w:val="20"/>
+      </w:rPr>
+    </w:lvl>
+    <w:lvl w:ilvl="5" w:tentative="1">
+      <w:start w:val="1"/>
+      <w:numFmt w:val="bullet"/>
+      <w:lvlText w:val=""/>
+      <w:lvlJc w:val="left"/>
+      <w:pPr>
+        <w:tabs>
+          <w:tab w:val="num" w:pos="4320"/>
+        </w:tabs>
+        <w:ind w:left="4320" w:hanging="360"/>
+      </w:pPr>
+      <w:rPr>
+        <w:rFonts w:ascii="Wingdings" w:hAnsi="Wingdings" w:hint="default"/>
+        <w:sz w:val="20"/>
+      </w:rPr>
+    </w:lvl>
+    <w:lvl w:ilvl="6" w:tentative="1">
+      <w:start w:val="1"/>
+      <w:numFmt w:val="bullet"/>
+      <w:lvlText w:val=""/>
+      <w:lvlJc w:val="left"/>
+      <w:pPr>
+        <w:tabs>
+          <w:tab w:val="num" w:pos="5040"/>
+        </w:tabs>
+        <w:ind w:left="5040" w:hanging="360"/>
+      </w:pPr>
+      <w:rPr>
+        <w:rFonts w:ascii="Wingdings" w:hAnsi="Wingdings" w:hint="default"/>
+        <w:sz w:val="20"/>
+      </w:rPr>
+    </w:lvl>
+    <w:lvl w:ilvl="7" w:tentative="1">
+      <w:start w:val="1"/>
+      <w:numFmt w:val="bullet"/>
+      <w:lvlText w:val=""/>
+      <w:lvlJc w:val="left"/>
+      <w:pPr>
+        <w:tabs>
+          <w:tab w:val="num" w:pos="5760"/>
+        </w:tabs>
+        <w:ind w:left="5760" w:hanging="360"/>
+      </w:pPr>
+      <w:rPr>
+        <w:rFonts w:ascii="Wingdings" w:hAnsi="Wingdings" w:hint="default"/>
+        <w:sz w:val="20"/>
+      </w:rPr>
+    </w:lvl>
+    <w:lvl w:ilvl="8" w:tentative="1">
+      <w:start w:val="1"/>
+      <w:numFmt w:val="bullet"/>
+      <w:lvlText w:val=""/>
+      <w:lvlJc w:val="left"/>
+      <w:pPr>
+        <w:tabs>
+          <w:tab w:val="num" w:pos="6480"/>
+        </w:tabs>
+        <w:ind w:left="6480" w:hanging="360"/>
+      </w:pPr>
+      <w:rPr>
+        <w:rFonts w:ascii="Wingdings" w:hAnsi="Wingdings" w:hint="default"/>
+        <w:sz w:val="20"/>
+      </w:rPr>
+    </w:lvl>
+  </w:abstractNum>
+  <w:abstractNum w:abstractNumId="1" w15:restartNumberingAfterBreak="0">
+    <w:nsid w:val="608F2716"/>
+    <w:multiLevelType w:val="multilevel"/>
+    <w:tmpl w:val="7918244C"/>
+    <w:lvl w:ilvl="0">
+      <w:start w:val="1"/>
+      <w:numFmt w:val="bullet"/>
+      <w:lvlText w:val=""/>
+      <w:lvlJc w:val="left"/>
+      <w:pPr>
+        <w:tabs>
+          <w:tab w:val="num" w:pos="720"/>
+        </w:tabs>
+        <w:ind w:left="720" w:hanging="360"/>
+      </w:pPr>
+      <w:rPr>
+        <w:rFonts w:ascii="Symbol" w:hAnsi="Symbol" w:hint="default"/>
+        <w:sz w:val="20"/>
+      </w:rPr>
+    </w:lvl>
+    <w:lvl w:ilvl="1" w:tentative="1">
+      <w:start w:val="1"/>
+      <w:numFmt w:val="bullet"/>
+      <w:lvlText w:val="o"/>
+      <w:lvlJc w:val="left"/>
+      <w:pPr>
+        <w:tabs>
+          <w:tab w:val="num" w:pos="1440"/>
+        </w:tabs>
+        <w:ind w:left="1440" w:hanging="360"/>
+      </w:pPr>
+      <w:rPr>
+        <w:rFonts w:ascii="Courier New" w:hAnsi="Courier New" w:hint="default"/>
+        <w:sz w:val="20"/>
+      </w:rPr>
+    </w:lvl>
+    <w:lvl w:ilvl="2" w:tentative="1">
+      <w:start w:val="1"/>
+      <w:numFmt w:val="bullet"/>
+      <w:lvlText w:val=""/>
+      <w:lvlJc w:val="left"/>
+      <w:pPr>
+        <w:tabs>
+          <w:tab w:val="num" w:pos="2160"/>
+        </w:tabs>
+        <w:ind w:left="2160" w:hanging="360"/>
+      </w:pPr>
+      <w:rPr>
+        <w:rFonts w:ascii="Wingdings" w:hAnsi="Wingdings" w:hint="default"/>
+        <w:sz w:val="20"/>
+      </w:rPr>
+    </w:lvl>
+    <w:lvl w:ilvl="3" w:tentative="1">
+      <w:start w:val="1"/>
+      <w:numFmt w:val="bullet"/>
+      <w:lvlText w:val=""/>
+      <w:lvlJc w:val="left"/>
+      <w:pPr>
+        <w:tabs>
+          <w:tab w:val="num" w:pos="2880"/>
+        </w:tabs>
+        <w:ind w:left="2880" w:hanging="360"/>
+      </w:pPr>
+      <w:rPr>
+        <w:rFonts w:ascii="Wingdings" w:hAnsi="Wingdings" w:hint="default"/>
+        <w:sz w:val="20"/>
+      </w:rPr>
+    </w:lvl>
+    <w:lvl w:ilvl="4" w:tentative="1">
+      <w:start w:val="1"/>
+      <w:numFmt w:val="bullet"/>
+      <w:lvlText w:val=""/>
+      <w:lvlJc w:val="left"/>
+      <w:pPr>
+        <w:tabs>
+          <w:tab w:val="num" w:pos="3600"/>
+        </w:tabs>
+        <w:ind w:left="3600" w:hanging="360"/>
+      </w:pPr>
+      <w:rPr>
+        <w:rFonts w:ascii="Wingdings" w:hAnsi="Wingdings" w:hint="default"/>
+        <w:sz w:val="20"/>
+      </w:rPr>
+    </w:lvl>
+    <w:lvl w:ilvl="5" w:tentative="1">
+      <w:start w:val="1"/>
+      <w:numFmt w:val="bullet"/>
+      <w:lvlText w:val=""/>
+      <w:lvlJc w:val="left"/>
+      <w:pPr>
+        <w:tabs>
+          <w:tab w:val="num" w:pos="4320"/>
+        </w:tabs>
+        <w:ind w:left="4320" w:hanging="360"/>
+      </w:pPr>
+      <w:rPr>
+        <w:rFonts w:ascii="Wingdings" w:hAnsi="Wingdings" w:hint="default"/>
+        <w:sz w:val="20"/>
+      </w:rPr>
+    </w:lvl>
+    <w:lvl w:ilvl="6" w:tentative="1">
+      <w:start w:val="1"/>
+      <w:numFmt w:val="bullet"/>
+      <w:lvlText w:val=""/>
+      <w:lvlJc w:val="left"/>
+      <w:pPr>
+        <w:tabs>
+          <w:tab w:val="num" w:pos="5040"/>
+        </w:tabs>
+        <w:ind w:left="5040" w:hanging="360"/>
+      </w:pPr>
+      <w:rPr>
+        <w:rFonts w:ascii="Wingdings" w:hAnsi="Wingdings" w:hint="default"/>
+        <w:sz w:val="20"/>
+      </w:rPr>
+    </w:lvl>
+    <w:lvl w:ilvl="7" w:tentative="1">
+      <w:start w:val="1"/>
+      <w:numFmt w:val="bullet"/>
+      <w:lvlText w:val=""/>
+      <w:lvlJc w:val="left"/>
+      <w:pPr>
+        <w:tabs>
+          <w:tab w:val="num" w:pos="5760"/>
+        </w:tabs>
+        <w:ind w:left="5760" w:hanging="360"/>
+      </w:pPr>
+      <w:rPr>
+        <w:rFonts w:ascii="Wingdings" w:hAnsi="Wingdings" w:hint="default"/>
+        <w:sz w:val="20"/>
+      </w:rPr>
+    </w:lvl>
+    <w:lvl w:ilvl="8" w:tentative="1">
+      <w:start w:val="1"/>
+      <w:numFmt w:val="bullet"/>
+      <w:lvlText w:val=""/>
+      <w:lvlJc w:val="left"/>
+      <w:pPr>
+        <w:tabs>
+          <w:tab w:val="num" w:pos="6480"/>
+        </w:tabs>
+        <w:ind w:left="6480" w:hanging="360"/>
+      </w:pPr>
+      <w:rPr>
+        <w:rFonts w:ascii="Wingdings" w:hAnsi="Wingdings" w:hint="default"/>
+        <w:sz w:val="20"/>
+      </w:rPr>
+    </w:lvl>
+  </w:abstractNum>
+  <w:num w:numId="1" w16cid:durableId="30040936">
+    <w:abstractNumId w:val="1"/>
+  </w:num>
+  <w:num w:numId="2" w16cid:durableId="92212808">
+    <w:abstractNumId w:val="0"/>
+  </w:num>
+</w:numbering>
 </file>
 
 <file path=word/styles.xml><?xml version="1.0" encoding="utf-8"?>
@@ -616,7 +1120,6 @@
   <w:style w:type="character" w:default="1" w:styleId="Policepardfaut">
     <w:name w:val="Default Paragraph Font"/>
     <w:uiPriority w:val="1"/>
-    <w:semiHidden/>
     <w:unhideWhenUsed/>
   </w:style>
   <w:style w:type="table" w:default="1" w:styleId="TableauNormal">

--- a/Rapport.docx
+++ b/Rapport.docx
@@ -83,10 +83,318 @@
     <w:p>
       <w:pPr>
         <w:rPr>
-          <w:sz w:val="36"/>
-          <w:szCs w:val="36"/>
-        </w:rPr>
-      </w:pPr>
+          <w:sz w:val="32"/>
+          <w:szCs w:val="32"/>
+        </w:rPr>
+      </w:pPr>
+      <w:r>
+        <w:rPr>
+          <w:sz w:val="32"/>
+          <w:szCs w:val="32"/>
+        </w:rPr>
+        <w:t>Justification du choix des variables sélectionnées</w:t>
+      </w:r>
+    </w:p>
+    <w:p>
+      <w:r>
+        <w:t xml:space="preserve">Pour </w:t>
+      </w:r>
+      <w:r>
+        <w:t>permettre de visualiser les</w:t>
+      </w:r>
+      <w:r>
+        <w:t xml:space="preserve"> infrastructures de recharge pour véhicules électriques (IRVE), plusieurs variables ont été </w:t>
+      </w:r>
+      <w:r>
+        <w:t>utilisés</w:t>
+      </w:r>
+      <w:r>
+        <w:t xml:space="preserve"> :</w:t>
+      </w:r>
+    </w:p>
+    <w:p>
+      <w:r>
+        <w:t xml:space="preserve"> consolidated_latitude et consolidated_longitude</w:t>
+      </w:r>
+      <w:r>
+        <w:t xml:space="preserve"> </w:t>
+      </w:r>
+      <w:r>
+        <w:t>: ces variables</w:t>
+      </w:r>
+      <w:r>
+        <w:t xml:space="preserve"> contiennent les coordonnées GPS des bornes. Elles</w:t>
+      </w:r>
+      <w:r>
+        <w:t xml:space="preserve"> permettent de localiser géographiquement chaque borne de recharge sur le territoire françai</w:t>
+      </w:r>
+      <w:r>
+        <w:t>s</w:t>
+      </w:r>
+    </w:p>
+    <w:p>
+      <w:r>
+        <w:t>i</w:t>
+      </w:r>
+      <w:r>
+        <w:t>mplantation_station</w:t>
+      </w:r>
+      <w:r>
+        <w:t xml:space="preserve"> </w:t>
+      </w:r>
+      <w:r>
+        <w:t>: cette variable décrit le type d’implantation de la station (parking public, voirie</w:t>
+      </w:r>
+      <w:r>
+        <w:t>, station dédiée à la recharge rapide etc.)</w:t>
+      </w:r>
+      <w:r>
+        <w:t>. Elle permet d’étudier la répartition géographique des bornes selon leur environnement d’installation</w:t>
+      </w:r>
+      <w:r>
+        <w:t>.</w:t>
+      </w:r>
+    </w:p>
+    <w:p>
+      <w:r>
+        <w:t>puissance_nominale : cette variable renseigne la puissance maximale délivrée par la borne de recharge. Elle permet de distinguer les bornes normales, rapides, très rapides et ultra-rapides afin d’analyser leur distribution sur le territoire.</w:t>
+      </w:r>
+    </w:p>
+    <w:p/>
+    <w:p>
+      <w:r>
+        <w:t>Ces variables ont été sélectionnées car elles répondent directement aux objectifs du besoin client : visualiser la répartition spatiale des bornes selon leur implantation et leur puissance, ainsi que leur densité géographique.</w:t>
+      </w:r>
+    </w:p>
+    <w:p/>
+    <w:p/>
+    <w:p/>
+    <w:p/>
+    <w:p/>
+    <w:p/>
+    <w:p>
+      <w:r>
+        <w:rPr>
+          <w:sz w:val="32"/>
+          <w:szCs w:val="32"/>
+        </w:rPr>
+        <w:lastRenderedPageBreak/>
+        <w:t xml:space="preserve">Justification des </w:t>
+      </w:r>
+      <w:r>
+        <w:rPr>
+          <w:sz w:val="32"/>
+          <w:szCs w:val="32"/>
+        </w:rPr>
+        <w:t xml:space="preserve">choix des </w:t>
+      </w:r>
+      <w:r>
+        <w:rPr>
+          <w:sz w:val="32"/>
+          <w:szCs w:val="32"/>
+        </w:rPr>
+        <w:t>opérations de préparation des données</w:t>
+      </w:r>
+    </w:p>
+    <w:p/>
+    <w:p>
+      <w:r>
+        <w:t>Plusieurs opérations ont été réalisées</w:t>
+      </w:r>
+      <w:r>
+        <w:t xml:space="preserve"> afin de permettre une utilisation plus facile des données.</w:t>
+      </w:r>
+    </w:p>
+    <w:p/>
+    <w:p>
+      <w:r>
+        <w:t>1. Sélection des variables utiles</w:t>
+      </w:r>
+    </w:p>
+    <w:p>
+      <w:r>
+        <w:t xml:space="preserve">   Seules les variables nécessaires à la création des cartes ont été conservées afin de réduire la taille du jeu de données et d'améliorer les performances de traitement.</w:t>
+      </w:r>
+    </w:p>
+    <w:p/>
+    <w:p>
+      <w:r>
+        <w:t>2</w:t>
+      </w:r>
+      <w:r>
+        <w:t>. Conversion des coordonnées en format numérique</w:t>
+      </w:r>
+    </w:p>
+    <w:p>
+      <w:r>
+        <w:t xml:space="preserve">   Les variables de latitude et de longitude ont été converties au format numérique afin de permettre leur utilisation par les bibliothèques de visualisation géographique.</w:t>
+      </w:r>
+    </w:p>
+    <w:p/>
+    <w:p>
+      <w:r>
+        <w:t>3</w:t>
+      </w:r>
+      <w:r>
+        <w:t>. Filtrage géographique</w:t>
+      </w:r>
+    </w:p>
+    <w:p>
+      <w:r>
+        <w:t xml:space="preserve">   Un filtrage a été appliqué afin de conserver uniquement les bornes situées en France métropolitaine. Cette opération permet d’éliminer </w:t>
+      </w:r>
+      <w:r>
+        <w:t>les bornes</w:t>
+      </w:r>
+      <w:r>
+        <w:t xml:space="preserve"> situées hors de la zone d’étude.</w:t>
+      </w:r>
+    </w:p>
+    <w:p/>
+    <w:p>
+      <w:r>
+        <w:t>4</w:t>
+      </w:r>
+      <w:r>
+        <w:t>. Création de catégories de puissance</w:t>
+      </w:r>
+    </w:p>
+    <w:p>
+      <w:r>
+        <w:t xml:space="preserve">   Les puissances nominales ont été regroupées en quatre catégories :</w:t>
+      </w:r>
+    </w:p>
+    <w:p>
+      <w:r>
+        <w:t xml:space="preserve">   * Normale ≤ 22 kW</w:t>
+      </w:r>
+    </w:p>
+    <w:p>
+      <w:r>
+        <w:t xml:space="preserve">   * Rapide 23-50 kW</w:t>
+      </w:r>
+    </w:p>
+    <w:p>
+      <w:r>
+        <w:t xml:space="preserve">   * Très rapide 51-150 kW</w:t>
+      </w:r>
+    </w:p>
+    <w:p>
+      <w:r>
+        <w:t xml:space="preserve">   * Ultra rapide &gt; 150 kW</w:t>
+      </w:r>
+    </w:p>
+    <w:p>
+      <w:r>
+        <w:t xml:space="preserve">Cela permet une visualisation plus simple des différents niveaux de puissance. </w:t>
+      </w:r>
+      <w:r>
+        <w:t xml:space="preserve">Comme il n’y a que quatre catégories sur la carte, il n’y pas de surcharge de couleurs. </w:t>
+      </w:r>
+    </w:p>
+    <w:p/>
+    <w:p/>
+    <w:p/>
+    <w:p/>
+    <w:p>
+      <w:pPr>
+        <w:rPr>
+          <w:sz w:val="32"/>
+          <w:szCs w:val="32"/>
+        </w:rPr>
+      </w:pPr>
+      <w:r>
+        <w:rPr>
+          <w:sz w:val="32"/>
+          <w:szCs w:val="32"/>
+        </w:rPr>
+        <w:lastRenderedPageBreak/>
+        <w:t>Justification des méthodes de création des cartes</w:t>
+      </w:r>
+    </w:p>
+    <w:p/>
+    <w:p>
+      <w:r>
+        <w:t>Trois types de représentations cartographiques ont été réalisés.</w:t>
+      </w:r>
+    </w:p>
+    <w:p/>
+    <w:p>
+      <w:pPr>
+        <w:rPr>
+          <w:sz w:val="28"/>
+          <w:szCs w:val="28"/>
+        </w:rPr>
+      </w:pPr>
+      <w:r>
+        <w:rPr>
+          <w:sz w:val="28"/>
+          <w:szCs w:val="28"/>
+        </w:rPr>
+        <w:t>Carte selon le type d’implantation</w:t>
+      </w:r>
+    </w:p>
+    <w:p>
+      <w:r>
+        <w:t>Une carte à points colorés a été utilisée afin de représenter chaque borne selon son type d’implantation. Cette représentation permet d’identifier rapidement les zones où certains types d’implantation sont plus fréquents.</w:t>
+      </w:r>
+    </w:p>
+    <w:p/>
+    <w:p>
+      <w:pPr>
+        <w:rPr>
+          <w:sz w:val="28"/>
+          <w:szCs w:val="28"/>
+        </w:rPr>
+      </w:pPr>
+      <w:r>
+        <w:rPr>
+          <w:sz w:val="28"/>
+          <w:szCs w:val="28"/>
+        </w:rPr>
+        <w:t>Carte selon la puissance nominale</w:t>
+      </w:r>
+    </w:p>
+    <w:p>
+      <w:r>
+        <w:t>Une seconde carte à points colorés a été construite afin de représenter les différentes catégories de puissance. Les couleurs permettent de distinguer visuellement les bornes normales, rapides, très rapides et ultra-rapides</w:t>
+      </w:r>
+      <w:r>
+        <w:t>.</w:t>
+      </w:r>
+    </w:p>
+    <w:p/>
+    <w:p>
+      <w:pPr>
+        <w:rPr>
+          <w:sz w:val="28"/>
+          <w:szCs w:val="28"/>
+        </w:rPr>
+      </w:pPr>
+      <w:r>
+        <w:rPr>
+          <w:sz w:val="28"/>
+          <w:szCs w:val="28"/>
+        </w:rPr>
+        <w:t>Carte de chaleur (Heatmap)</w:t>
+      </w:r>
+    </w:p>
+    <w:p>
+      <w:r>
+        <w:t xml:space="preserve">Une </w:t>
+      </w:r>
+      <w:r>
+        <w:t>c</w:t>
+      </w:r>
+      <w:r>
+        <w:t>arte de chaleur a été utilisée pour représenter la densité spatiale des bornes de recharge. Les couleurs chaudes (jaune, orange, rouge) mettent en évidence les territoires les plus équipés tandis que les couleurs froides (bleu, cyan) correspondent aux zones moins denses.</w:t>
+      </w:r>
+    </w:p>
+    <w:p/>
+    <w:p>
+      <w:r>
+        <w:t>Cette représentation permet d’identifier rapidement les principaux pôles de déploiement des infrastructures de recharge en France, notamment autour des grandes métropoles et des axes de mobilité importants.</w:t>
+      </w:r>
     </w:p>
     <w:p>
       <w:pPr>

--- a/Rapport.docx
+++ b/Rapport.docx
@@ -57,26 +57,63 @@
           <w:szCs w:val="36"/>
         </w:rPr>
       </w:pPr>
-    </w:p>
-    <w:p>
-      <w:pPr>
+      <w:r>
         <w:rPr>
           <w:sz w:val="36"/>
           <w:szCs w:val="36"/>
         </w:rPr>
-      </w:pPr>
+        <w:t>1</w:t>
+      </w:r>
       <w:r>
         <w:rPr>
           <w:sz w:val="36"/>
           <w:szCs w:val="36"/>
         </w:rPr>
-        <w:t xml:space="preserve">1 - </w:t>
-      </w:r>
-      <w:r>
+        <w:t xml:space="preserve"> – Description du jeu de données</w:t>
+      </w:r>
+    </w:p>
+    <w:p>
+      <w:pPr>
         <w:rPr>
           <w:sz w:val="36"/>
           <w:szCs w:val="36"/>
         </w:rPr>
+      </w:pPr>
+    </w:p>
+    <w:p>
+      <w:pPr>
+        <w:rPr>
+          <w:sz w:val="36"/>
+          <w:szCs w:val="36"/>
+        </w:rPr>
+      </w:pPr>
+    </w:p>
+    <w:p>
+      <w:pPr>
+        <w:rPr>
+          <w:sz w:val="36"/>
+          <w:szCs w:val="36"/>
+        </w:rPr>
+      </w:pPr>
+      <w:r>
+        <w:rPr>
+          <w:sz w:val="36"/>
+          <w:szCs w:val="36"/>
+        </w:rPr>
+        <w:t>1</w:t>
+      </w:r>
+      <w:r>
+        <w:rPr>
+          <w:sz w:val="36"/>
+          <w:szCs w:val="36"/>
+        </w:rPr>
+        <w:t xml:space="preserve"> - </w:t>
+      </w:r>
+      <w:r>
+        <w:rPr>
+          <w:sz w:val="36"/>
+          <w:szCs w:val="36"/>
+        </w:rPr>
         <w:t>Visualisation sur carte</w:t>
       </w:r>
     </w:p>
@@ -97,224 +134,203 @@
     </w:p>
     <w:p>
       <w:r>
-        <w:t xml:space="preserve">Pour </w:t>
-      </w:r>
-      <w:r>
-        <w:t>permettre de visualiser les</w:t>
-      </w:r>
-      <w:r>
-        <w:t xml:space="preserve"> infrastructures de recharge pour véhicules électriques (IRVE), plusieurs variables ont été </w:t>
-      </w:r>
-      <w:r>
-        <w:t>utilisés</w:t>
-      </w:r>
-      <w:r>
-        <w:t xml:space="preserve"> :</w:t>
-      </w:r>
-    </w:p>
-    <w:p>
-      <w:r>
-        <w:t xml:space="preserve"> consolidated_latitude et consolidated_longitude</w:t>
-      </w:r>
+        <w:t xml:space="preserve">((( </w:t>
+      </w:r>
+      <w:r>
+        <w:t>Pour permettre de visualiser les infrastructures de recharge pour véhicules électriques (IRVE), plusieurs variables ont été utilisés :</w:t>
+      </w:r>
+    </w:p>
+    <w:p>
       <w:r>
         <w:t xml:space="preserve"> </w:t>
       </w:r>
-      <w:r>
-        <w:t>: ces variables</w:t>
-      </w:r>
-      <w:r>
-        <w:t xml:space="preserve"> contiennent les coordonnées GPS des bornes. Elles</w:t>
-      </w:r>
-      <w:r>
-        <w:t xml:space="preserve"> permettent de localiser géographiquement chaque borne de recharge sur le territoire françai</w:t>
-      </w:r>
-      <w:r>
-        <w:t>s</w:t>
-      </w:r>
-    </w:p>
-    <w:p>
-      <w:r>
-        <w:t>i</w:t>
-      </w:r>
-      <w:r>
-        <w:t>mplantation_station</w:t>
+      <w:proofErr w:type="spellStart"/>
+      <w:r>
+        <w:t>consolidated_latitude</w:t>
+      </w:r>
+      <w:proofErr w:type="spellEnd"/>
+      <w:r>
+        <w:t xml:space="preserve"> et </w:t>
+      </w:r>
+      <w:proofErr w:type="spellStart"/>
+      <w:r>
+        <w:t>consolidated_longitude</w:t>
+      </w:r>
+      <w:proofErr w:type="spellEnd"/>
+      <w:r>
+        <w:t xml:space="preserve"> : ces variables contiennent les coordonnées GPS des bornes. Elles permettent de localiser géographiquement chaque borne de recharge sur le territoire français</w:t>
+      </w:r>
+    </w:p>
+    <w:p>
+      <w:proofErr w:type="spellStart"/>
+      <w:r>
+        <w:t>implantation_station</w:t>
+      </w:r>
+      <w:proofErr w:type="spellEnd"/>
+      <w:r>
+        <w:t xml:space="preserve"> : cette variable décrit le type d’implantation de la station (parking public, voirie, station dédiée à la recharge rapide etc.). Elle permet d’étudier la répartition géographique des bornes selon leur environnement d’installation.</w:t>
+      </w:r>
+    </w:p>
+    <w:p>
+      <w:proofErr w:type="spellStart"/>
+      <w:r>
+        <w:t>puissance_nominale</w:t>
+      </w:r>
+      <w:proofErr w:type="spellEnd"/>
+      <w:r>
+        <w:t xml:space="preserve"> : cette variable renseigne la puissance maximale délivrée par la borne de recharge. Elle permet de distinguer les bornes normales, rapides, très rapides et ultra-rapides afin d’analyser leur distribution sur le territoire.</w:t>
+      </w:r>
+    </w:p>
+    <w:p/>
+    <w:p>
+      <w:r>
+        <w:t>Ces variables ont été sélectionnées car elles répondent directement aux objectifs du besoin client : visualiser la répartition spatiale des bornes selon leur implantation et leur puissance, ainsi que leur densité géographique.</w:t>
+      </w:r>
+      <w:r>
+        <w:t xml:space="preserve"> ))) à enlever ??? </w:t>
+      </w:r>
+    </w:p>
+    <w:p/>
+    <w:p/>
+    <w:p/>
+    <w:p>
+      <w:r>
+        <w:rPr>
+          <w:sz w:val="32"/>
+          <w:szCs w:val="32"/>
+        </w:rPr>
+        <w:lastRenderedPageBreak/>
+        <w:t xml:space="preserve">Justification des </w:t>
+      </w:r>
+      <w:r>
+        <w:rPr>
+          <w:sz w:val="32"/>
+          <w:szCs w:val="32"/>
+        </w:rPr>
+        <w:t xml:space="preserve">choix des </w:t>
+      </w:r>
+      <w:r>
+        <w:rPr>
+          <w:sz w:val="32"/>
+          <w:szCs w:val="32"/>
+        </w:rPr>
+        <w:t>opérations de préparation des données</w:t>
+      </w:r>
+    </w:p>
+    <w:p/>
+    <w:p>
+      <w:r>
+        <w:t>Plusieurs opérations ont été réalisées</w:t>
+      </w:r>
+      <w:r>
+        <w:t xml:space="preserve"> afin de permettre une utilisation plus facile des données.</w:t>
+      </w:r>
+    </w:p>
+    <w:p/>
+    <w:p>
+      <w:r>
+        <w:t>1. Sélection des variables utiles</w:t>
+      </w:r>
+    </w:p>
+    <w:p>
+      <w:r>
+        <w:t xml:space="preserve">   Seules les variables nécessaires à la création des cartes</w:t>
+      </w:r>
+      <w:r>
+        <w:t xml:space="preserve"> et des diagrammes</w:t>
+      </w:r>
+      <w:r>
+        <w:t xml:space="preserve"> ont été conservées afin de réduire la taille du jeu de données et d'améliorer les performances de traitement.</w:t>
       </w:r>
       <w:r>
         <w:t xml:space="preserve"> </w:t>
       </w:r>
-      <w:r>
-        <w:t>: cette variable décrit le type d’implantation de la station (parking public, voirie</w:t>
-      </w:r>
-      <w:r>
-        <w:t>, station dédiée à la recharge rapide etc.)</w:t>
-      </w:r>
-      <w:r>
-        <w:t>. Elle permet d’étudier la répartition géographique des bornes selon leur environnement d’installation</w:t>
-      </w:r>
-      <w:r>
-        <w:t>.</w:t>
-      </w:r>
-    </w:p>
-    <w:p>
-      <w:r>
-        <w:t>puissance_nominale : cette variable renseigne la puissance maximale délivrée par la borne de recharge. Elle permet de distinguer les bornes normales, rapides, très rapides et ultra-rapides afin d’analyser leur distribution sur le territoire.</w:t>
-      </w:r>
     </w:p>
     <w:p/>
     <w:p>
       <w:r>
-        <w:t>Ces variables ont été sélectionnées car elles répondent directement aux objectifs du besoin client : visualiser la répartition spatiale des bornes selon leur implantation et leur puissance, ainsi que leur densité géographique.</w:t>
+        <w:t>2</w:t>
+      </w:r>
+      <w:r>
+        <w:t>. Filtrage géographique</w:t>
+      </w:r>
+    </w:p>
+    <w:p>
+      <w:r>
+        <w:t xml:space="preserve">   Un filtrage a été appliqué afin de conserver uniquement les bornes situées en France métropolitaine. Cette opération permet d’éliminer </w:t>
+      </w:r>
+      <w:r>
+        <w:t>les bornes</w:t>
+      </w:r>
+      <w:r>
+        <w:t xml:space="preserve"> situées hors de la zone d’étude.</w:t>
+      </w:r>
+    </w:p>
+    <w:p/>
+    <w:p>
+      <w:r>
+        <w:t>3</w:t>
+      </w:r>
+      <w:r>
+        <w:t>. Création de catégories de puissance</w:t>
+      </w:r>
+    </w:p>
+    <w:p>
+      <w:r>
+        <w:t xml:space="preserve">   Les puissances nominales ont été regroupées en quatre catégories :</w:t>
+      </w:r>
+    </w:p>
+    <w:p>
+      <w:r>
+        <w:t xml:space="preserve">   * Normale ≤ 22 kW</w:t>
+      </w:r>
+    </w:p>
+    <w:p>
+      <w:r>
+        <w:t xml:space="preserve">   * Rapide 23-50 kW</w:t>
+      </w:r>
+    </w:p>
+    <w:p>
+      <w:r>
+        <w:t xml:space="preserve">   * Très rapide 51-150 kW</w:t>
+      </w:r>
+    </w:p>
+    <w:p>
+      <w:r>
+        <w:t xml:space="preserve">   * Ultra rapide &gt; 150 kW</w:t>
+      </w:r>
+    </w:p>
+    <w:p>
+      <w:r>
+        <w:t xml:space="preserve">Cela permet une visualisation plus simple des différents niveaux de puissance. </w:t>
+      </w:r>
+      <w:r>
+        <w:t xml:space="preserve">Comme il n’y a que quatre catégories sur la carte, il n’y pas de surcharge de couleurs. </w:t>
       </w:r>
     </w:p>
     <w:p/>
     <w:p/>
     <w:p/>
     <w:p/>
-    <w:p/>
-    <w:p/>
-    <w:p>
-      <w:r>
+    <w:p>
+      <w:pPr>
         <w:rPr>
           <w:sz w:val="32"/>
           <w:szCs w:val="32"/>
         </w:rPr>
-        <w:lastRenderedPageBreak/>
-        <w:t xml:space="preserve">Justification des </w:t>
-      </w:r>
+      </w:pPr>
       <w:r>
         <w:rPr>
           <w:sz w:val="32"/>
           <w:szCs w:val="32"/>
         </w:rPr>
-        <w:t xml:space="preserve">choix des </w:t>
-      </w:r>
-      <w:r>
-        <w:rPr>
-          <w:sz w:val="32"/>
-          <w:szCs w:val="32"/>
-        </w:rPr>
-        <w:t>opérations de préparation des données</w:t>
+        <w:t>Justification des méthodes de création des cartes</w:t>
       </w:r>
     </w:p>
     <w:p/>
     <w:p>
       <w:r>
-        <w:t>Plusieurs opérations ont été réalisées</w:t>
-      </w:r>
-      <w:r>
-        <w:t xml:space="preserve"> afin de permettre une utilisation plus facile des données.</w:t>
-      </w:r>
-    </w:p>
-    <w:p/>
-    <w:p>
-      <w:r>
-        <w:t>1. Sélection des variables utiles</w:t>
-      </w:r>
-    </w:p>
-    <w:p>
-      <w:r>
-        <w:t xml:space="preserve">   Seules les variables nécessaires à la création des cartes ont été conservées afin de réduire la taille du jeu de données et d'améliorer les performances de traitement.</w:t>
-      </w:r>
-    </w:p>
-    <w:p/>
-    <w:p>
-      <w:r>
-        <w:t>2</w:t>
-      </w:r>
-      <w:r>
-        <w:t>. Conversion des coordonnées en format numérique</w:t>
-      </w:r>
-    </w:p>
-    <w:p>
-      <w:r>
-        <w:t xml:space="preserve">   Les variables de latitude et de longitude ont été converties au format numérique afin de permettre leur utilisation par les bibliothèques de visualisation géographique.</w:t>
-      </w:r>
-    </w:p>
-    <w:p/>
-    <w:p>
-      <w:r>
-        <w:t>3</w:t>
-      </w:r>
-      <w:r>
-        <w:t>. Filtrage géographique</w:t>
-      </w:r>
-    </w:p>
-    <w:p>
-      <w:r>
-        <w:t xml:space="preserve">   Un filtrage a été appliqué afin de conserver uniquement les bornes situées en France métropolitaine. Cette opération permet d’éliminer </w:t>
-      </w:r>
-      <w:r>
-        <w:t>les bornes</w:t>
-      </w:r>
-      <w:r>
-        <w:t xml:space="preserve"> situées hors de la zone d’étude.</w:t>
-      </w:r>
-    </w:p>
-    <w:p/>
-    <w:p>
-      <w:r>
-        <w:t>4</w:t>
-      </w:r>
-      <w:r>
-        <w:t>. Création de catégories de puissance</w:t>
-      </w:r>
-    </w:p>
-    <w:p>
-      <w:r>
-        <w:t xml:space="preserve">   Les puissances nominales ont été regroupées en quatre catégories :</w:t>
-      </w:r>
-    </w:p>
-    <w:p>
-      <w:r>
-        <w:t xml:space="preserve">   * Normale ≤ 22 kW</w:t>
-      </w:r>
-    </w:p>
-    <w:p>
-      <w:r>
-        <w:t xml:space="preserve">   * Rapide 23-50 kW</w:t>
-      </w:r>
-    </w:p>
-    <w:p>
-      <w:r>
-        <w:t xml:space="preserve">   * Très rapide 51-150 kW</w:t>
-      </w:r>
-    </w:p>
-    <w:p>
-      <w:r>
-        <w:t xml:space="preserve">   * Ultra rapide &gt; 150 kW</w:t>
-      </w:r>
-    </w:p>
-    <w:p>
-      <w:r>
-        <w:t xml:space="preserve">Cela permet une visualisation plus simple des différents niveaux de puissance. </w:t>
-      </w:r>
-      <w:r>
-        <w:t xml:space="preserve">Comme il n’y a que quatre catégories sur la carte, il n’y pas de surcharge de couleurs. </w:t>
-      </w:r>
-    </w:p>
-    <w:p/>
-    <w:p/>
-    <w:p/>
-    <w:p/>
-    <w:p>
-      <w:pPr>
-        <w:rPr>
-          <w:sz w:val="32"/>
-          <w:szCs w:val="32"/>
-        </w:rPr>
-      </w:pPr>
-      <w:r>
-        <w:rPr>
-          <w:sz w:val="32"/>
-          <w:szCs w:val="32"/>
-        </w:rPr>
         <w:lastRenderedPageBreak/>
-        <w:t>Justification des méthodes de création des cartes</w:t>
-      </w:r>
-    </w:p>
-    <w:p/>
-    <w:p>
-      <w:r>
         <w:t>Trois types de représentations cartographiques ont été réalisés.</w:t>
       </w:r>
     </w:p>
@@ -376,7 +392,23 @@
           <w:sz w:val="28"/>
           <w:szCs w:val="28"/>
         </w:rPr>
-        <w:t>Carte de chaleur (Heatmap)</w:t>
+        <w:t>Carte de chaleur (</w:t>
+      </w:r>
+      <w:proofErr w:type="spellStart"/>
+      <w:r>
+        <w:rPr>
+          <w:sz w:val="28"/>
+          <w:szCs w:val="28"/>
+        </w:rPr>
+        <w:t>Heatmap</w:t>
+      </w:r>
+      <w:proofErr w:type="spellEnd"/>
+      <w:r>
+        <w:rPr>
+          <w:sz w:val="28"/>
+          <w:szCs w:val="28"/>
+        </w:rPr>
+        <w:t>)</w:t>
       </w:r>
     </w:p>
     <w:p>
@@ -387,7 +419,7 @@
         <w:t>c</w:t>
       </w:r>
       <w:r>
-        <w:t>arte de chaleur a été utilisée pour représenter la densité spatiale des bornes de recharge. Les couleurs chaudes (jaune, orange, rouge) mettent en évidence les territoires les plus équipés tandis que les couleurs froides (bleu, cyan) correspondent aux zones moins denses.</w:t>
+        <w:t>arte de chaleur a été utilisée pour représenter la densité des bornes de recharge. Les couleurs chaudes (jaune, orange, rouge) mettent en évidence les territoires les plus équipés tandis que les couleurs froides (bleu, cyan) correspondent aux zones moins denses.</w:t>
       </w:r>
     </w:p>
     <w:p/>
@@ -419,13 +451,298 @@
       </w:r>
     </w:p>
     <w:p>
-      <w:pPr>
-        <w:rPr>
-          <w:sz w:val="36"/>
-          <w:szCs w:val="36"/>
-        </w:rPr>
-      </w:pPr>
-    </w:p>
+      <w:proofErr w:type="spellStart"/>
+      <w:r>
+        <w:t>Methode</w:t>
+      </w:r>
+      <w:proofErr w:type="spellEnd"/>
+      <w:r>
+        <w:t xml:space="preserve"> de coude Analyse complète des métriques</w:t>
+      </w:r>
+    </w:p>
+    <w:p>
+      <w:pPr>
+        <w:numPr>
+          <w:ilvl w:val="0"/>
+          <w:numId w:val="3"/>
+        </w:numPr>
+      </w:pPr>
+      <w:r>
+        <w:t>Coefficient de Silhouette</w:t>
+      </w:r>
+    </w:p>
+    <w:p>
+      <w:r>
+        <w:t>Rappel :</w:t>
+      </w:r>
+    </w:p>
+    <w:p>
+      <w:r>
+        <w:t>proche de 1 → excellent clustering proche de 0 → clusters qui se chevauchent négatif → mauvais clustering</w:t>
+      </w:r>
+    </w:p>
+    <w:p>
+      <w:r>
+        <w:t>Résultats :</w:t>
+      </w:r>
+    </w:p>
+    <w:p>
+      <w:r>
+        <w:t>K Silhouette 4 0.4729 5 0.5028 6 0.5013 12 0.4977</w:t>
+      </w:r>
+    </w:p>
+    <w:p>
+      <w:r>
+        <w:rPr>
+          <w:rFonts w:ascii="Segoe UI Emoji" w:hAnsi="Segoe UI Emoji" w:cs="Segoe UI Emoji"/>
+        </w:rPr>
+        <w:t>👉</w:t>
+      </w:r>
+      <w:r>
+        <w:t xml:space="preserve"> Le meilleur score est obtenu pour :</w:t>
+      </w:r>
+    </w:p>
+    <w:p>
+      <w:r>
+        <w:lastRenderedPageBreak/>
+        <w:t>K = 5</w:t>
+      </w:r>
+    </w:p>
+    <w:p>
+      <w:r>
+        <w:t>C'est un argument très fort.</w:t>
+      </w:r>
+    </w:p>
+    <w:p>
+      <w:pPr>
+        <w:numPr>
+          <w:ilvl w:val="0"/>
+          <w:numId w:val="4"/>
+        </w:numPr>
+      </w:pPr>
+      <w:r>
+        <w:t xml:space="preserve">Indice de </w:t>
+      </w:r>
+      <w:proofErr w:type="spellStart"/>
+      <w:r>
+        <w:t>Calinski-Harabasz</w:t>
+      </w:r>
+      <w:proofErr w:type="spellEnd"/>
+    </w:p>
+    <w:p>
+      <w:r>
+        <w:t>Rappel :</w:t>
+      </w:r>
+    </w:p>
+    <w:p>
+      <w:r>
+        <w:t>Plus la valeur est élevée, mieux les clusters sont : compacts à l'intérieur séparés entre eux</w:t>
+      </w:r>
+    </w:p>
+    <w:p>
+      <w:r>
+        <w:t>Résultats :</w:t>
+      </w:r>
+    </w:p>
+    <w:p>
+      <w:r>
+        <w:t>K Calinski 5 55424 10 58646 12 63581 15 64353</w:t>
+      </w:r>
+    </w:p>
+    <w:p>
+      <w:r>
+        <w:t>On constate que :</w:t>
+      </w:r>
+    </w:p>
+    <w:p>
+      <w:r>
+        <w:t>Le score augmente presque continuellement lorsque K augmente.</w:t>
+      </w:r>
+    </w:p>
+    <w:p>
+      <w:r>
+        <w:t>C'est un comportement classique.</w:t>
+      </w:r>
+    </w:p>
+    <w:p>
+      <w:r>
+        <w:t xml:space="preserve">Donc si on regardait uniquement </w:t>
+      </w:r>
+      <w:proofErr w:type="spellStart"/>
+      <w:r>
+        <w:t>Calinski</w:t>
+      </w:r>
+      <w:proofErr w:type="spellEnd"/>
+      <w:r>
+        <w:t>, on choisirait :</w:t>
+      </w:r>
+    </w:p>
+    <w:p>
+      <w:r>
+        <w:t>K = 15</w:t>
+      </w:r>
+    </w:p>
+    <w:p>
+      <w:r>
+        <w:t>Mais cela produirait beaucoup de clusters, difficiles à interpréter géographiquement.</w:t>
+      </w:r>
+    </w:p>
+    <w:p>
+      <w:r>
+        <w:rPr>
+          <w:rFonts w:ascii="Segoe UI Emoji" w:hAnsi="Segoe UI Emoji" w:cs="Segoe UI Emoji"/>
+        </w:rPr>
+        <w:t>👉</w:t>
+      </w:r>
+      <w:r>
+        <w:t xml:space="preserve"> C'est pourquoi Calinski ne doit pas être utilisé seul.</w:t>
+      </w:r>
+    </w:p>
+    <w:p>
+      <w:pPr>
+        <w:numPr>
+          <w:ilvl w:val="0"/>
+          <w:numId w:val="5"/>
+        </w:numPr>
+      </w:pPr>
+      <w:r>
+        <w:t>Indice de Davies-Bouldin</w:t>
+      </w:r>
+    </w:p>
+    <w:p>
+      <w:r>
+        <w:t>Rappel :</w:t>
+      </w:r>
+    </w:p>
+    <w:p>
+      <w:r>
+        <w:t>Plus petit = meilleur</w:t>
+      </w:r>
+    </w:p>
+    <w:p>
+      <w:r>
+        <w:t>Résultats :</w:t>
+      </w:r>
+    </w:p>
+    <w:p>
+      <w:r>
+        <w:t>K Davies 5 0.6905 11 0.6921 12 0.6785</w:t>
+      </w:r>
+    </w:p>
+    <w:p>
+      <w:r>
+        <w:t>Le meilleur score est :</w:t>
+      </w:r>
+    </w:p>
+    <w:p>
+      <w:r>
+        <w:t>K = 12</w:t>
+      </w:r>
+    </w:p>
+    <w:p>
+      <w:r>
+        <w:t>Mais l'amélioration par rapport à K=5 est faible :</w:t>
+      </w:r>
+    </w:p>
+    <w:p>
+      <w:r>
+        <w:t>0.6905 → 0.6785</w:t>
+      </w:r>
+    </w:p>
+    <w:p>
+      <w:r>
+        <w:t>Alors qu'on passe de :</w:t>
+      </w:r>
+    </w:p>
+    <w:p>
+      <w:r>
+        <w:t>5 clusters → 12 clusters</w:t>
+      </w:r>
+    </w:p>
+    <w:p>
+      <w:r>
+        <w:t>La perte en lisibilité n'est donc pas justifiée.</w:t>
+      </w:r>
+    </w:p>
+    <w:p>
+      <w:r>
+        <w:t xml:space="preserve">Analyse globale correcte Critère Meilleur K Méthode du coude 5 Silhouette 5 </w:t>
+      </w:r>
+      <w:proofErr w:type="spellStart"/>
+      <w:r>
+        <w:t>Calinski-Harabasz</w:t>
+      </w:r>
+      <w:proofErr w:type="spellEnd"/>
+      <w:r>
+        <w:t xml:space="preserve"> 15 Davies-Bouldin 12</w:t>
+      </w:r>
+    </w:p>
+    <w:p>
+      <w:r>
+        <w:lastRenderedPageBreak/>
+        <w:t>On observe que :</w:t>
+      </w:r>
+    </w:p>
+    <w:p>
+      <w:r>
+        <w:t xml:space="preserve">la méthode du coude indique K≈5 ; le coefficient de silhouette est maximal pour K=5 ; </w:t>
+      </w:r>
+      <w:proofErr w:type="spellStart"/>
+      <w:r>
+        <w:t>Calinski-Harabasz</w:t>
+      </w:r>
+      <w:proofErr w:type="spellEnd"/>
+      <w:r>
+        <w:t xml:space="preserve"> favorise des valeurs élevées de K ; Davies-Bouldin est minimal pour K=12 mais l'amélioration reste faible.</w:t>
+      </w:r>
+    </w:p>
+    <w:p>
+      <w:r>
+        <w:t>Ainsi :</w:t>
+      </w:r>
+    </w:p>
+    <w:p>
+      <w:r>
+        <w:t>K = 5</w:t>
+      </w:r>
+    </w:p>
+    <w:p>
+      <w:r>
+        <w:t>constitue le meilleur compromis entre :</w:t>
+      </w:r>
+    </w:p>
+    <w:p>
+      <w:r>
+        <w:t>qualité du clustering, interprétation géographique, simplicité de visualisation. Formulation rapport</w:t>
+      </w:r>
+    </w:p>
+    <w:p>
+      <w:r>
+        <w:t xml:space="preserve">Le choix du nombre de clusters a été réalisé à l'aide de la méthode du coude et de trois métriques d'évaluation. La méthode du coude montre une rupture de pente autour de K=5. Le coefficient de silhouette atteint sa valeur maximale pour K=5 (0,5028), indiquant une bonne séparation des groupes. Bien que l'indice de </w:t>
+      </w:r>
+      <w:proofErr w:type="spellStart"/>
+      <w:r>
+        <w:t>Calinski-Harabasz</w:t>
+      </w:r>
+      <w:proofErr w:type="spellEnd"/>
+      <w:r>
+        <w:t xml:space="preserve"> continue d'augmenter pour des valeurs de K plus élevées et que l'indice de Davies-Bouldin soit légèrement meilleur pour K=12, ces solutions produisent un découpage plus fin et moins interprétable. Le choix final s'est donc porté sur K=5, qui représente le meilleur compromis entre performance et lisibilité des clusters.</w:t>
+      </w:r>
+    </w:p>
+    <w:p>
+      <w:r>
+        <w:t xml:space="preserve">##################CARTE ##################### Répartition des bornes par cluster : cluster 0 14478 1 10690 2 7497 3 4971 4 7085 Name: count, </w:t>
+      </w:r>
+      <w:proofErr w:type="spellStart"/>
+      <w:r>
+        <w:t>dtype</w:t>
+      </w:r>
+      <w:proofErr w:type="spellEnd"/>
+      <w:r>
+        <w:t>: int64</w:t>
+      </w:r>
+    </w:p>
+    <w:p/>
     <w:p>
       <w:pPr>
         <w:rPr>
@@ -519,6 +836,345 @@
 <file path=word/numbering.xml><?xml version="1.0" encoding="utf-8"?>
 <w:numbering xmlns:wpc="http://schemas.microsoft.com/office/word/2010/wordprocessingCanvas" xmlns:cx="http://schemas.microsoft.com/office/drawing/2014/chartex" xmlns:cx1="http://schemas.microsoft.com/office/drawing/2015/9/8/chartex" xmlns:cx2="http://schemas.microsoft.com/office/drawing/2015/10/21/chartex" xmlns:cx3="http://schemas.microsoft.com/office/drawing/2016/5/9/chartex" xmlns:cx4="http://schemas.microsoft.com/office/drawing/2016/5/10/chartex" xmlns:cx5="http://schemas.microsoft.com/office/drawing/2016/5/11/chartex" xmlns:cx6="http://schemas.microsoft.com/office/drawing/2016/5/12/chartex" xmlns:cx7="http://schemas.microsoft.com/office/drawing/2016/5/13/chartex" xmlns:cx8="http://schemas.microsoft.com/office/drawing/2016/5/14/chartex" xmlns:mc="http://schemas.openxmlformats.org/markup-compatibility/2006" xmlns:aink="http://schemas.microsoft.com/office/drawing/2016/ink" xmlns:am3d="http://schemas.microsoft.com/office/drawing/2017/model3d" xmlns:o="urn:schemas-microsoft-com:office:office" xmlns:oel="http://schemas.microsoft.com/office/2019/extlst" xmlns:r="http://schemas.openxmlformats.org/officeDocument/2006/relationships" xmlns:m="http://schemas.openxmlformats.org/officeDocument/2006/math" xmlns:v="urn:schemas-microsoft-com:vml" xmlns:wp14="http://schemas.microsoft.com/office/word/2010/wordprocessingDrawing" xmlns:wp="http://schemas.openxmlformats.org/drawingml/2006/wordprocessingDrawing" xmlns:w10="urn:schemas-microsoft-com:office:word" xmlns:w="http://schemas.openxmlformats.org/wordprocessingml/2006/main" xmlns:w14="http://schemas.microsoft.com/office/word/2010/wordml" xmlns:w15="http://schemas.microsoft.com/office/word/2012/wordml" xmlns:w16cex="http://schemas.microsoft.com/office/word/2018/wordml/cex" xmlns:w16cid="http://schemas.microsoft.com/office/word/2016/wordml/cid" xmlns:w16="http://schemas.microsoft.com/office/word/2018/wordml" xmlns:w16du="http://schemas.microsoft.com/office/word/2023/wordml/word16du" xmlns:w16sdtdh="http://schemas.microsoft.com/office/word/2020/wordml/sdtdatahash" xmlns:w16sdtfl="http://schemas.microsoft.com/office/word/2024/wordml/sdtformatlock" xmlns:w16se="http://schemas.microsoft.com/office/word/2015/wordml/symex" xmlns:wpg="http://schemas.microsoft.com/office/word/2010/wordprocessingGroup" xmlns:wpi="http://schemas.microsoft.com/office/word/2010/wordprocessingInk" xmlns:wne="http://schemas.microsoft.com/office/word/2006/wordml" xmlns:wps="http://schemas.microsoft.com/office/word/2010/wordprocessingShape" mc:Ignorable="w14 w15 w16se w16cid w16 w16cex w16sdtdh w16sdtfl w16du wp14">
   <w:abstractNum w:abstractNumId="0" w15:restartNumberingAfterBreak="0">
+    <w:nsid w:val="13584A55"/>
+    <w:multiLevelType w:val="multilevel"/>
+    <w:tmpl w:val="D3F27F7C"/>
+    <w:lvl w:ilvl="0">
+      <w:start w:val="3"/>
+      <w:numFmt w:val="decimal"/>
+      <w:lvlText w:val="%1."/>
+      <w:lvlJc w:val="left"/>
+      <w:pPr>
+        <w:tabs>
+          <w:tab w:val="num" w:pos="720"/>
+        </w:tabs>
+        <w:ind w:left="720" w:hanging="360"/>
+      </w:pPr>
+    </w:lvl>
+    <w:lvl w:ilvl="1" w:tentative="1">
+      <w:start w:val="1"/>
+      <w:numFmt w:val="decimal"/>
+      <w:lvlText w:val="%2."/>
+      <w:lvlJc w:val="left"/>
+      <w:pPr>
+        <w:tabs>
+          <w:tab w:val="num" w:pos="1440"/>
+        </w:tabs>
+        <w:ind w:left="1440" w:hanging="360"/>
+      </w:pPr>
+    </w:lvl>
+    <w:lvl w:ilvl="2" w:tentative="1">
+      <w:start w:val="1"/>
+      <w:numFmt w:val="decimal"/>
+      <w:lvlText w:val="%3."/>
+      <w:lvlJc w:val="left"/>
+      <w:pPr>
+        <w:tabs>
+          <w:tab w:val="num" w:pos="2160"/>
+        </w:tabs>
+        <w:ind w:left="2160" w:hanging="360"/>
+      </w:pPr>
+    </w:lvl>
+    <w:lvl w:ilvl="3" w:tentative="1">
+      <w:start w:val="1"/>
+      <w:numFmt w:val="decimal"/>
+      <w:lvlText w:val="%4."/>
+      <w:lvlJc w:val="left"/>
+      <w:pPr>
+        <w:tabs>
+          <w:tab w:val="num" w:pos="2880"/>
+        </w:tabs>
+        <w:ind w:left="2880" w:hanging="360"/>
+      </w:pPr>
+    </w:lvl>
+    <w:lvl w:ilvl="4" w:tentative="1">
+      <w:start w:val="1"/>
+      <w:numFmt w:val="decimal"/>
+      <w:lvlText w:val="%5."/>
+      <w:lvlJc w:val="left"/>
+      <w:pPr>
+        <w:tabs>
+          <w:tab w:val="num" w:pos="3600"/>
+        </w:tabs>
+        <w:ind w:left="3600" w:hanging="360"/>
+      </w:pPr>
+    </w:lvl>
+    <w:lvl w:ilvl="5" w:tentative="1">
+      <w:start w:val="1"/>
+      <w:numFmt w:val="decimal"/>
+      <w:lvlText w:val="%6."/>
+      <w:lvlJc w:val="left"/>
+      <w:pPr>
+        <w:tabs>
+          <w:tab w:val="num" w:pos="4320"/>
+        </w:tabs>
+        <w:ind w:left="4320" w:hanging="360"/>
+      </w:pPr>
+    </w:lvl>
+    <w:lvl w:ilvl="6" w:tentative="1">
+      <w:start w:val="1"/>
+      <w:numFmt w:val="decimal"/>
+      <w:lvlText w:val="%7."/>
+      <w:lvlJc w:val="left"/>
+      <w:pPr>
+        <w:tabs>
+          <w:tab w:val="num" w:pos="5040"/>
+        </w:tabs>
+        <w:ind w:left="5040" w:hanging="360"/>
+      </w:pPr>
+    </w:lvl>
+    <w:lvl w:ilvl="7" w:tentative="1">
+      <w:start w:val="1"/>
+      <w:numFmt w:val="decimal"/>
+      <w:lvlText w:val="%8."/>
+      <w:lvlJc w:val="left"/>
+      <w:pPr>
+        <w:tabs>
+          <w:tab w:val="num" w:pos="5760"/>
+        </w:tabs>
+        <w:ind w:left="5760" w:hanging="360"/>
+      </w:pPr>
+    </w:lvl>
+    <w:lvl w:ilvl="8" w:tentative="1">
+      <w:start w:val="1"/>
+      <w:numFmt w:val="decimal"/>
+      <w:lvlText w:val="%9."/>
+      <w:lvlJc w:val="left"/>
+      <w:pPr>
+        <w:tabs>
+          <w:tab w:val="num" w:pos="6480"/>
+        </w:tabs>
+        <w:ind w:left="6480" w:hanging="360"/>
+      </w:pPr>
+    </w:lvl>
+  </w:abstractNum>
+  <w:abstractNum w:abstractNumId="1" w15:restartNumberingAfterBreak="0">
+    <w:nsid w:val="263F6E57"/>
+    <w:multiLevelType w:val="multilevel"/>
+    <w:tmpl w:val="7BAAA46A"/>
+    <w:lvl w:ilvl="0">
+      <w:start w:val="2"/>
+      <w:numFmt w:val="decimal"/>
+      <w:lvlText w:val="%1."/>
+      <w:lvlJc w:val="left"/>
+      <w:pPr>
+        <w:tabs>
+          <w:tab w:val="num" w:pos="720"/>
+        </w:tabs>
+        <w:ind w:left="720" w:hanging="360"/>
+      </w:pPr>
+    </w:lvl>
+    <w:lvl w:ilvl="1" w:tentative="1">
+      <w:start w:val="1"/>
+      <w:numFmt w:val="decimal"/>
+      <w:lvlText w:val="%2."/>
+      <w:lvlJc w:val="left"/>
+      <w:pPr>
+        <w:tabs>
+          <w:tab w:val="num" w:pos="1440"/>
+        </w:tabs>
+        <w:ind w:left="1440" w:hanging="360"/>
+      </w:pPr>
+    </w:lvl>
+    <w:lvl w:ilvl="2" w:tentative="1">
+      <w:start w:val="1"/>
+      <w:numFmt w:val="decimal"/>
+      <w:lvlText w:val="%3."/>
+      <w:lvlJc w:val="left"/>
+      <w:pPr>
+        <w:tabs>
+          <w:tab w:val="num" w:pos="2160"/>
+        </w:tabs>
+        <w:ind w:left="2160" w:hanging="360"/>
+      </w:pPr>
+    </w:lvl>
+    <w:lvl w:ilvl="3" w:tentative="1">
+      <w:start w:val="1"/>
+      <w:numFmt w:val="decimal"/>
+      <w:lvlText w:val="%4."/>
+      <w:lvlJc w:val="left"/>
+      <w:pPr>
+        <w:tabs>
+          <w:tab w:val="num" w:pos="2880"/>
+        </w:tabs>
+        <w:ind w:left="2880" w:hanging="360"/>
+      </w:pPr>
+    </w:lvl>
+    <w:lvl w:ilvl="4" w:tentative="1">
+      <w:start w:val="1"/>
+      <w:numFmt w:val="decimal"/>
+      <w:lvlText w:val="%5."/>
+      <w:lvlJc w:val="left"/>
+      <w:pPr>
+        <w:tabs>
+          <w:tab w:val="num" w:pos="3600"/>
+        </w:tabs>
+        <w:ind w:left="3600" w:hanging="360"/>
+      </w:pPr>
+    </w:lvl>
+    <w:lvl w:ilvl="5" w:tentative="1">
+      <w:start w:val="1"/>
+      <w:numFmt w:val="decimal"/>
+      <w:lvlText w:val="%6."/>
+      <w:lvlJc w:val="left"/>
+      <w:pPr>
+        <w:tabs>
+          <w:tab w:val="num" w:pos="4320"/>
+        </w:tabs>
+        <w:ind w:left="4320" w:hanging="360"/>
+      </w:pPr>
+    </w:lvl>
+    <w:lvl w:ilvl="6" w:tentative="1">
+      <w:start w:val="1"/>
+      <w:numFmt w:val="decimal"/>
+      <w:lvlText w:val="%7."/>
+      <w:lvlJc w:val="left"/>
+      <w:pPr>
+        <w:tabs>
+          <w:tab w:val="num" w:pos="5040"/>
+        </w:tabs>
+        <w:ind w:left="5040" w:hanging="360"/>
+      </w:pPr>
+    </w:lvl>
+    <w:lvl w:ilvl="7" w:tentative="1">
+      <w:start w:val="1"/>
+      <w:numFmt w:val="decimal"/>
+      <w:lvlText w:val="%8."/>
+      <w:lvlJc w:val="left"/>
+      <w:pPr>
+        <w:tabs>
+          <w:tab w:val="num" w:pos="5760"/>
+        </w:tabs>
+        <w:ind w:left="5760" w:hanging="360"/>
+      </w:pPr>
+    </w:lvl>
+    <w:lvl w:ilvl="8" w:tentative="1">
+      <w:start w:val="1"/>
+      <w:numFmt w:val="decimal"/>
+      <w:lvlText w:val="%9."/>
+      <w:lvlJc w:val="left"/>
+      <w:pPr>
+        <w:tabs>
+          <w:tab w:val="num" w:pos="6480"/>
+        </w:tabs>
+        <w:ind w:left="6480" w:hanging="360"/>
+      </w:pPr>
+    </w:lvl>
+  </w:abstractNum>
+  <w:abstractNum w:abstractNumId="2" w15:restartNumberingAfterBreak="0">
+    <w:nsid w:val="52FE183B"/>
+    <w:multiLevelType w:val="multilevel"/>
+    <w:tmpl w:val="6C50D63A"/>
+    <w:lvl w:ilvl="0">
+      <w:start w:val="1"/>
+      <w:numFmt w:val="decimal"/>
+      <w:lvlText w:val="%1."/>
+      <w:lvlJc w:val="left"/>
+      <w:pPr>
+        <w:tabs>
+          <w:tab w:val="num" w:pos="720"/>
+        </w:tabs>
+        <w:ind w:left="720" w:hanging="360"/>
+      </w:pPr>
+    </w:lvl>
+    <w:lvl w:ilvl="1" w:tentative="1">
+      <w:start w:val="1"/>
+      <w:numFmt w:val="decimal"/>
+      <w:lvlText w:val="%2."/>
+      <w:lvlJc w:val="left"/>
+      <w:pPr>
+        <w:tabs>
+          <w:tab w:val="num" w:pos="1440"/>
+        </w:tabs>
+        <w:ind w:left="1440" w:hanging="360"/>
+      </w:pPr>
+    </w:lvl>
+    <w:lvl w:ilvl="2" w:tentative="1">
+      <w:start w:val="1"/>
+      <w:numFmt w:val="decimal"/>
+      <w:lvlText w:val="%3."/>
+      <w:lvlJc w:val="left"/>
+      <w:pPr>
+        <w:tabs>
+          <w:tab w:val="num" w:pos="2160"/>
+        </w:tabs>
+        <w:ind w:left="2160" w:hanging="360"/>
+      </w:pPr>
+    </w:lvl>
+    <w:lvl w:ilvl="3" w:tentative="1">
+      <w:start w:val="1"/>
+      <w:numFmt w:val="decimal"/>
+      <w:lvlText w:val="%4."/>
+      <w:lvlJc w:val="left"/>
+      <w:pPr>
+        <w:tabs>
+          <w:tab w:val="num" w:pos="2880"/>
+        </w:tabs>
+        <w:ind w:left="2880" w:hanging="360"/>
+      </w:pPr>
+    </w:lvl>
+    <w:lvl w:ilvl="4" w:tentative="1">
+      <w:start w:val="1"/>
+      <w:numFmt w:val="decimal"/>
+      <w:lvlText w:val="%5."/>
+      <w:lvlJc w:val="left"/>
+      <w:pPr>
+        <w:tabs>
+          <w:tab w:val="num" w:pos="3600"/>
+        </w:tabs>
+        <w:ind w:left="3600" w:hanging="360"/>
+      </w:pPr>
+    </w:lvl>
+    <w:lvl w:ilvl="5" w:tentative="1">
+      <w:start w:val="1"/>
+      <w:numFmt w:val="decimal"/>
+      <w:lvlText w:val="%6."/>
+      <w:lvlJc w:val="left"/>
+      <w:pPr>
+        <w:tabs>
+          <w:tab w:val="num" w:pos="4320"/>
+        </w:tabs>
+        <w:ind w:left="4320" w:hanging="360"/>
+      </w:pPr>
+    </w:lvl>
+    <w:lvl w:ilvl="6" w:tentative="1">
+      <w:start w:val="1"/>
+      <w:numFmt w:val="decimal"/>
+      <w:lvlText w:val="%7."/>
+      <w:lvlJc w:val="left"/>
+      <w:pPr>
+        <w:tabs>
+          <w:tab w:val="num" w:pos="5040"/>
+        </w:tabs>
+        <w:ind w:left="5040" w:hanging="360"/>
+      </w:pPr>
+    </w:lvl>
+    <w:lvl w:ilvl="7" w:tentative="1">
+      <w:start w:val="1"/>
+      <w:numFmt w:val="decimal"/>
+      <w:lvlText w:val="%8."/>
+      <w:lvlJc w:val="left"/>
+      <w:pPr>
+        <w:tabs>
+          <w:tab w:val="num" w:pos="5760"/>
+        </w:tabs>
+        <w:ind w:left="5760" w:hanging="360"/>
+      </w:pPr>
+    </w:lvl>
+    <w:lvl w:ilvl="8" w:tentative="1">
+      <w:start w:val="1"/>
+      <w:numFmt w:val="decimal"/>
+      <w:lvlText w:val="%9."/>
+      <w:lvlJc w:val="left"/>
+      <w:pPr>
+        <w:tabs>
+          <w:tab w:val="num" w:pos="6480"/>
+        </w:tabs>
+        <w:ind w:left="6480" w:hanging="360"/>
+      </w:pPr>
+    </w:lvl>
+  </w:abstractNum>
+  <w:abstractNum w:abstractNumId="3" w15:restartNumberingAfterBreak="0">
     <w:nsid w:val="5B2A2C12"/>
     <w:multiLevelType w:val="multilevel"/>
     <w:tmpl w:val="E8720D9A"/>
@@ -667,7 +1323,7 @@
       </w:rPr>
     </w:lvl>
   </w:abstractNum>
-  <w:abstractNum w:abstractNumId="1" w15:restartNumberingAfterBreak="0">
+  <w:abstractNum w:abstractNumId="4" w15:restartNumberingAfterBreak="0">
     <w:nsid w:val="608F2716"/>
     <w:multiLevelType w:val="multilevel"/>
     <w:tmpl w:val="7918244C"/>
@@ -817,9 +1473,18 @@
     </w:lvl>
   </w:abstractNum>
   <w:num w:numId="1" w16cid:durableId="30040936">
+    <w:abstractNumId w:val="4"/>
+  </w:num>
+  <w:num w:numId="2" w16cid:durableId="92212808">
+    <w:abstractNumId w:val="3"/>
+  </w:num>
+  <w:num w:numId="3" w16cid:durableId="136070038">
+    <w:abstractNumId w:val="2"/>
+  </w:num>
+  <w:num w:numId="4" w16cid:durableId="1985500302">
     <w:abstractNumId w:val="1"/>
   </w:num>
-  <w:num w:numId="2" w16cid:durableId="92212808">
+  <w:num w:numId="5" w16cid:durableId="475336817">
     <w:abstractNumId w:val="0"/>
   </w:num>
 </w:numbering>

--- a/Rapport.docx
+++ b/Rapport.docx
@@ -6,115 +6,61 @@
       <w:pPr>
         <w:ind w:left="720"/>
         <w:jc w:val="right"/>
-      </w:pPr>
-      <w:r>
+        <w:rPr>
+          <w:sz w:val="22"/>
+          <w:szCs w:val="22"/>
+        </w:rPr>
+      </w:pPr>
+      <w:r>
+        <w:rPr>
+          <w:sz w:val="22"/>
+          <w:szCs w:val="22"/>
+        </w:rPr>
         <w:t>LE NECHET Manon</w:t>
       </w:r>
-    </w:p>
-    <w:p>
-      <w:pPr>
-        <w:ind w:left="720"/>
-        <w:jc w:val="right"/>
-      </w:pPr>
-      <w:r>
+      <w:r>
+        <w:rPr>
+          <w:sz w:val="22"/>
+          <w:szCs w:val="22"/>
+        </w:rPr>
+        <w:t xml:space="preserve">, </w:t>
+      </w:r>
+      <w:r>
+        <w:rPr>
+          <w:sz w:val="22"/>
+          <w:szCs w:val="22"/>
+        </w:rPr>
         <w:t>EL MATMOUR Aya</w:t>
       </w:r>
-    </w:p>
-    <w:p>
-      <w:pPr>
-        <w:ind w:left="720"/>
-        <w:jc w:val="right"/>
-      </w:pPr>
-      <w:r>
+      <w:r>
+        <w:rPr>
+          <w:sz w:val="22"/>
+          <w:szCs w:val="22"/>
+        </w:rPr>
+        <w:t xml:space="preserve">, </w:t>
+      </w:r>
+      <w:r>
+        <w:rPr>
+          <w:sz w:val="22"/>
+          <w:szCs w:val="22"/>
+        </w:rPr>
         <w:t>FORNER Caroline</w:t>
       </w:r>
     </w:p>
     <w:p>
       <w:pPr>
-        <w:jc w:val="right"/>
-      </w:pPr>
-    </w:p>
-    <w:p>
-      <w:pPr>
         <w:jc w:val="center"/>
         <w:rPr>
-          <w:sz w:val="52"/>
-          <w:szCs w:val="52"/>
-        </w:rPr>
-      </w:pPr>
-      <w:r>
-        <w:rPr>
-          <w:sz w:val="52"/>
-          <w:szCs w:val="52"/>
+          <w:sz w:val="48"/>
+          <w:szCs w:val="48"/>
+        </w:rPr>
+      </w:pPr>
+      <w:r>
+        <w:rPr>
+          <w:sz w:val="48"/>
+          <w:szCs w:val="48"/>
         </w:rPr>
         <w:t>Projet IA</w:t>
-      </w:r>
-    </w:p>
-    <w:p>
-      <w:pPr>
-        <w:rPr>
-          <w:sz w:val="36"/>
-          <w:szCs w:val="36"/>
-        </w:rPr>
-      </w:pPr>
-      <w:r>
-        <w:rPr>
-          <w:sz w:val="36"/>
-          <w:szCs w:val="36"/>
-        </w:rPr>
-        <w:t>1</w:t>
-      </w:r>
-      <w:r>
-        <w:rPr>
-          <w:sz w:val="36"/>
-          <w:szCs w:val="36"/>
-        </w:rPr>
-        <w:t xml:space="preserve"> – Description du jeu de données</w:t>
-      </w:r>
-    </w:p>
-    <w:p>
-      <w:pPr>
-        <w:rPr>
-          <w:sz w:val="36"/>
-          <w:szCs w:val="36"/>
-        </w:rPr>
-      </w:pPr>
-    </w:p>
-    <w:p>
-      <w:pPr>
-        <w:rPr>
-          <w:sz w:val="36"/>
-          <w:szCs w:val="36"/>
-        </w:rPr>
-      </w:pPr>
-    </w:p>
-    <w:p>
-      <w:pPr>
-        <w:rPr>
-          <w:sz w:val="36"/>
-          <w:szCs w:val="36"/>
-        </w:rPr>
-      </w:pPr>
-      <w:r>
-        <w:rPr>
-          <w:sz w:val="36"/>
-          <w:szCs w:val="36"/>
-        </w:rPr>
-        <w:t>1</w:t>
-      </w:r>
-      <w:r>
-        <w:rPr>
-          <w:sz w:val="36"/>
-          <w:szCs w:val="36"/>
-        </w:rPr>
-        <w:t xml:space="preserve"> - </w:t>
-      </w:r>
-      <w:r>
-        <w:rPr>
-          <w:sz w:val="36"/>
-          <w:szCs w:val="36"/>
-        </w:rPr>
-        <w:t>Visualisation sur carte</w:t>
       </w:r>
     </w:p>
     <w:p>
@@ -129,212 +75,65 @@
           <w:sz w:val="32"/>
           <w:szCs w:val="32"/>
         </w:rPr>
-        <w:t>Justification du choix des variables sélectionnées</w:t>
-      </w:r>
-    </w:p>
-    <w:p>
-      <w:r>
-        <w:t xml:space="preserve">((( </w:t>
-      </w:r>
-      <w:r>
-        <w:t>Pour permettre de visualiser les infrastructures de recharge pour véhicules électriques (IRVE), plusieurs variables ont été utilisés :</w:t>
-      </w:r>
-    </w:p>
-    <w:p>
-      <w:r>
-        <w:t xml:space="preserve"> </w:t>
-      </w:r>
-      <w:proofErr w:type="spellStart"/>
-      <w:r>
-        <w:t>consolidated_latitude</w:t>
-      </w:r>
-      <w:proofErr w:type="spellEnd"/>
-      <w:r>
-        <w:t xml:space="preserve"> et </w:t>
-      </w:r>
-      <w:proofErr w:type="spellStart"/>
-      <w:r>
-        <w:t>consolidated_longitude</w:t>
-      </w:r>
-      <w:proofErr w:type="spellEnd"/>
-      <w:r>
-        <w:t xml:space="preserve"> : ces variables contiennent les coordonnées GPS des bornes. Elles permettent de localiser géographiquement chaque borne de recharge sur le territoire français</w:t>
-      </w:r>
-    </w:p>
-    <w:p>
-      <w:proofErr w:type="spellStart"/>
-      <w:r>
-        <w:t>implantation_station</w:t>
-      </w:r>
-      <w:proofErr w:type="spellEnd"/>
-      <w:r>
-        <w:t xml:space="preserve"> : cette variable décrit le type d’implantation de la station (parking public, voirie, station dédiée à la recharge rapide etc.). Elle permet d’étudier la répartition géographique des bornes selon leur environnement d’installation.</w:t>
-      </w:r>
-    </w:p>
-    <w:p>
-      <w:proofErr w:type="spellStart"/>
-      <w:r>
-        <w:t>puissance_nominale</w:t>
-      </w:r>
-      <w:proofErr w:type="spellEnd"/>
-      <w:r>
-        <w:t xml:space="preserve"> : cette variable renseigne la puissance maximale délivrée par la borne de recharge. Elle permet de distinguer les bornes normales, rapides, très rapides et ultra-rapides afin d’analyser leur distribution sur le territoire.</w:t>
-      </w:r>
-    </w:p>
-    <w:p/>
-    <w:p>
-      <w:r>
-        <w:t>Ces variables ont été sélectionnées car elles répondent directement aux objectifs du besoin client : visualiser la répartition spatiale des bornes selon leur implantation et leur puissance, ainsi que leur densité géographique.</w:t>
-      </w:r>
-      <w:r>
-        <w:t xml:space="preserve"> ))) à enlever ??? </w:t>
-      </w:r>
-    </w:p>
-    <w:p/>
-    <w:p/>
-    <w:p/>
-    <w:p>
+        <w:t>1</w:t>
+      </w:r>
       <w:r>
         <w:rPr>
           <w:sz w:val="32"/>
           <w:szCs w:val="32"/>
         </w:rPr>
-        <w:lastRenderedPageBreak/>
-        <w:t xml:space="preserve">Justification des </w:t>
-      </w:r>
-      <w:r>
+        <w:t xml:space="preserve"> – Description du jeu de données</w:t>
+      </w:r>
+    </w:p>
+    <w:p>
+      <w:pPr>
+        <w:rPr>
+          <w:b/>
+          <w:bCs/>
+          <w:sz w:val="22"/>
+          <w:szCs w:val="22"/>
+        </w:rPr>
+      </w:pPr>
+      <w:r>
+        <w:rPr>
+          <w:b/>
+          <w:bCs/>
+          <w:sz w:val="22"/>
+          <w:szCs w:val="22"/>
+        </w:rPr>
+        <w:t>Il manque juste une introduction du sujet et du projet</w:t>
+      </w:r>
+    </w:p>
+    <w:p>
+      <w:pPr>
         <w:rPr>
           <w:sz w:val="32"/>
           <w:szCs w:val="32"/>
         </w:rPr>
-        <w:t xml:space="preserve">choix des </w:t>
-      </w:r>
-      <w:r>
+      </w:pPr>
+    </w:p>
+    <w:p>
+      <w:pPr>
         <w:rPr>
           <w:sz w:val="32"/>
           <w:szCs w:val="32"/>
         </w:rPr>
-        <w:t>opérations de préparation des données</w:t>
-      </w:r>
-    </w:p>
-    <w:p/>
-    <w:p>
-      <w:r>
-        <w:t>Plusieurs opérations ont été réalisées</w:t>
-      </w:r>
-      <w:r>
-        <w:t xml:space="preserve"> afin de permettre une utilisation plus facile des données.</w:t>
-      </w:r>
-    </w:p>
-    <w:p/>
-    <w:p>
-      <w:r>
-        <w:t>1. Sélection des variables utiles</w:t>
-      </w:r>
-    </w:p>
-    <w:p>
-      <w:r>
-        <w:t xml:space="preserve">   Seules les variables nécessaires à la création des cartes</w:t>
-      </w:r>
-      <w:r>
-        <w:t xml:space="preserve"> et des diagrammes</w:t>
-      </w:r>
-      <w:r>
-        <w:t xml:space="preserve"> ont été conservées afin de réduire la taille du jeu de données et d'améliorer les performances de traitement.</w:t>
-      </w:r>
-      <w:r>
-        <w:t xml:space="preserve"> </w:t>
-      </w:r>
-    </w:p>
-    <w:p/>
-    <w:p>
-      <w:r>
-        <w:t>2</w:t>
-      </w:r>
-      <w:r>
-        <w:t>. Filtrage géographique</w:t>
-      </w:r>
-    </w:p>
-    <w:p>
-      <w:r>
-        <w:t xml:space="preserve">   Un filtrage a été appliqué afin de conserver uniquement les bornes situées en France métropolitaine. Cette opération permet d’éliminer </w:t>
-      </w:r>
-      <w:r>
-        <w:t>les bornes</w:t>
-      </w:r>
-      <w:r>
-        <w:t xml:space="preserve"> situées hors de la zone d’étude.</w:t>
-      </w:r>
-    </w:p>
-    <w:p/>
-    <w:p>
-      <w:r>
-        <w:t>3</w:t>
-      </w:r>
-      <w:r>
-        <w:t>. Création de catégories de puissance</w:t>
-      </w:r>
-    </w:p>
-    <w:p>
-      <w:r>
-        <w:t xml:space="preserve">   Les puissances nominales ont été regroupées en quatre catégories :</w:t>
-      </w:r>
-    </w:p>
-    <w:p>
-      <w:r>
-        <w:t xml:space="preserve">   * Normale ≤ 22 kW</w:t>
-      </w:r>
-    </w:p>
-    <w:p>
-      <w:r>
-        <w:t xml:space="preserve">   * Rapide 23-50 kW</w:t>
-      </w:r>
-    </w:p>
-    <w:p>
-      <w:r>
-        <w:t xml:space="preserve">   * Très rapide 51-150 kW</w:t>
-      </w:r>
-    </w:p>
-    <w:p>
-      <w:r>
-        <w:t xml:space="preserve">   * Ultra rapide &gt; 150 kW</w:t>
-      </w:r>
-    </w:p>
-    <w:p>
-      <w:r>
-        <w:t xml:space="preserve">Cela permet une visualisation plus simple des différents niveaux de puissance. </w:t>
-      </w:r>
-      <w:r>
-        <w:t xml:space="preserve">Comme il n’y a que quatre catégories sur la carte, il n’y pas de surcharge de couleurs. </w:t>
-      </w:r>
-    </w:p>
-    <w:p/>
-    <w:p/>
-    <w:p/>
-    <w:p/>
-    <w:p>
-      <w:pPr>
+      </w:pPr>
+      <w:r>
         <w:rPr>
           <w:sz w:val="32"/>
           <w:szCs w:val="32"/>
         </w:rPr>
-      </w:pPr>
+        <w:t>1</w:t>
+      </w:r>
       <w:r>
         <w:rPr>
           <w:sz w:val="32"/>
           <w:szCs w:val="32"/>
         </w:rPr>
-        <w:t>Justification des méthodes de création des cartes</w:t>
-      </w:r>
-    </w:p>
-    <w:p/>
-    <w:p>
-      <w:r>
-        <w:lastRenderedPageBreak/>
-        <w:t>Trois types de représentations cartographiques ont été réalisés.</w:t>
-      </w:r>
-    </w:p>
-    <w:p/>
+        <w:t xml:space="preserve"> - Visualisation sur carte</w:t>
+      </w:r>
+    </w:p>
     <w:p>
       <w:pPr>
         <w:rPr>
@@ -347,169 +146,1625 @@
           <w:sz w:val="28"/>
           <w:szCs w:val="28"/>
         </w:rPr>
-        <w:t>Carte selon le type d’implantation</w:t>
-      </w:r>
-    </w:p>
-    <w:p>
-      <w:r>
-        <w:t>Une carte à points colorés a été utilisée afin de représenter chaque borne selon son type d’implantation. Cette représentation permet d’identifier rapidement les zones où certains types d’implantation sont plus fréquents.</w:t>
-      </w:r>
-    </w:p>
-    <w:p/>
-    <w:p>
-      <w:pPr>
+        <w:t>Justification du choix des variables sélectionnées</w:t>
+      </w:r>
+    </w:p>
+    <w:p>
+      <w:pPr>
+        <w:rPr>
+          <w:sz w:val="22"/>
+          <w:szCs w:val="22"/>
+        </w:rPr>
+      </w:pPr>
+      <w:r>
+        <w:rPr>
+          <w:sz w:val="22"/>
+          <w:szCs w:val="22"/>
+        </w:rPr>
+        <w:t xml:space="preserve"> </w:t>
+      </w:r>
+      <w:r>
+        <w:rPr>
+          <w:sz w:val="22"/>
+          <w:szCs w:val="22"/>
+        </w:rPr>
+        <w:t>Pour permettre de visualiser les infrastructures de recharge pour véhicules électriques (IRVE), plusieurs variables ont été utilisés :</w:t>
+      </w:r>
+      <w:r>
+        <w:rPr>
+          <w:sz w:val="22"/>
+          <w:szCs w:val="22"/>
+        </w:rPr>
+        <w:t xml:space="preserve"> </w:t>
+      </w:r>
+      <w:proofErr w:type="spellStart"/>
+      <w:r>
+        <w:rPr>
+          <w:sz w:val="22"/>
+          <w:szCs w:val="22"/>
+        </w:rPr>
+        <w:t>consolidate</w:t>
+      </w:r>
+      <w:r>
+        <w:rPr>
+          <w:sz w:val="22"/>
+          <w:szCs w:val="22"/>
+        </w:rPr>
+        <w:t>_latitude</w:t>
+      </w:r>
+      <w:proofErr w:type="spellEnd"/>
+      <w:r>
+        <w:rPr>
+          <w:sz w:val="22"/>
+          <w:szCs w:val="22"/>
+        </w:rPr>
+        <w:t xml:space="preserve">, </w:t>
+      </w:r>
+      <w:proofErr w:type="spellStart"/>
+      <w:r>
+        <w:rPr>
+          <w:sz w:val="22"/>
+          <w:szCs w:val="22"/>
+        </w:rPr>
+        <w:t>consolidated_longitude</w:t>
+      </w:r>
+      <w:proofErr w:type="spellEnd"/>
+      <w:r>
+        <w:rPr>
+          <w:sz w:val="22"/>
+          <w:szCs w:val="22"/>
+        </w:rPr>
+        <w:t xml:space="preserve">, </w:t>
+      </w:r>
+      <w:proofErr w:type="spellStart"/>
+      <w:r>
+        <w:rPr>
+          <w:sz w:val="22"/>
+          <w:szCs w:val="22"/>
+        </w:rPr>
+        <w:t>implantation_station</w:t>
+      </w:r>
+      <w:proofErr w:type="spellEnd"/>
+      <w:r>
+        <w:rPr>
+          <w:sz w:val="22"/>
+          <w:szCs w:val="22"/>
+        </w:rPr>
+        <w:t xml:space="preserve"> et </w:t>
+      </w:r>
+      <w:proofErr w:type="spellStart"/>
+      <w:r>
+        <w:rPr>
+          <w:sz w:val="22"/>
+          <w:szCs w:val="22"/>
+        </w:rPr>
+        <w:t>puissance_nominale</w:t>
+      </w:r>
+      <w:proofErr w:type="spellEnd"/>
+      <w:r>
+        <w:rPr>
+          <w:sz w:val="22"/>
+          <w:szCs w:val="22"/>
+        </w:rPr>
+        <w:t>.</w:t>
+      </w:r>
+    </w:p>
+    <w:p>
+      <w:pPr>
+        <w:rPr>
+          <w:sz w:val="22"/>
+          <w:szCs w:val="22"/>
+        </w:rPr>
+      </w:pPr>
+    </w:p>
+    <w:p>
+      <w:pPr>
+        <w:rPr>
+          <w:sz w:val="22"/>
+          <w:szCs w:val="22"/>
+        </w:rPr>
+      </w:pPr>
+      <w:r>
         <w:rPr>
           <w:sz w:val="28"/>
           <w:szCs w:val="28"/>
         </w:rPr>
-      </w:pPr>
+        <w:t xml:space="preserve">Justification des </w:t>
+      </w:r>
       <w:r>
         <w:rPr>
           <w:sz w:val="28"/>
           <w:szCs w:val="28"/>
         </w:rPr>
-        <w:t>Carte selon la puissance nominale</w:t>
-      </w:r>
-    </w:p>
-    <w:p>
-      <w:r>
-        <w:t>Une seconde carte à points colorés a été construite afin de représenter les différentes catégories de puissance. Les couleurs permettent de distinguer visuellement les bornes normales, rapides, très rapides et ultra-rapides</w:t>
-      </w:r>
-      <w:r>
-        <w:t>.</w:t>
-      </w:r>
-    </w:p>
-    <w:p/>
-    <w:p>
-      <w:pPr>
+        <w:t xml:space="preserve">choix des </w:t>
+      </w:r>
+      <w:r>
         <w:rPr>
           <w:sz w:val="28"/>
           <w:szCs w:val="28"/>
         </w:rPr>
-      </w:pPr>
-      <w:r>
+        <w:t>opérations de préparation des données</w:t>
+      </w:r>
+    </w:p>
+    <w:p>
+      <w:pPr>
+        <w:rPr>
+          <w:sz w:val="22"/>
+          <w:szCs w:val="22"/>
+        </w:rPr>
+      </w:pPr>
+      <w:r>
+        <w:rPr>
+          <w:sz w:val="22"/>
+          <w:szCs w:val="22"/>
+        </w:rPr>
+        <w:t xml:space="preserve">1. </w:t>
+      </w:r>
+      <w:r>
+        <w:rPr>
+          <w:sz w:val="22"/>
+          <w:szCs w:val="22"/>
+        </w:rPr>
+        <w:t xml:space="preserve"> Seules les variables nécessaires</w:t>
+      </w:r>
+      <w:r>
+        <w:rPr>
+          <w:sz w:val="22"/>
+          <w:szCs w:val="22"/>
+        </w:rPr>
+        <w:t xml:space="preserve"> à la création des cartes</w:t>
+      </w:r>
+      <w:r>
+        <w:rPr>
+          <w:sz w:val="22"/>
+          <w:szCs w:val="22"/>
+        </w:rPr>
+        <w:t xml:space="preserve"> et des diagrammes</w:t>
+      </w:r>
+      <w:r>
+        <w:rPr>
+          <w:sz w:val="22"/>
+          <w:szCs w:val="22"/>
+        </w:rPr>
+        <w:t xml:space="preserve"> ont été conservées afin de réduire la taille du jeu de données et d'améliorer les performances de traitement.</w:t>
+      </w:r>
+      <w:r>
+        <w:rPr>
+          <w:sz w:val="22"/>
+          <w:szCs w:val="22"/>
+        </w:rPr>
+        <w:t xml:space="preserve"> </w:t>
+      </w:r>
+    </w:p>
+    <w:p>
+      <w:pPr>
+        <w:rPr>
+          <w:sz w:val="22"/>
+          <w:szCs w:val="22"/>
+        </w:rPr>
+      </w:pPr>
+    </w:p>
+    <w:p>
+      <w:pPr>
+        <w:rPr>
+          <w:sz w:val="22"/>
+          <w:szCs w:val="22"/>
+        </w:rPr>
+      </w:pPr>
+      <w:r>
+        <w:rPr>
+          <w:sz w:val="22"/>
+          <w:szCs w:val="22"/>
+        </w:rPr>
+        <w:t>2</w:t>
+      </w:r>
+      <w:r>
+        <w:rPr>
+          <w:sz w:val="22"/>
+          <w:szCs w:val="22"/>
+        </w:rPr>
+        <w:t xml:space="preserve">. Un filtrage a été appliqué afin de conserver uniquement les bornes situées en France métropolitaine. Cette opération permet d’éliminer </w:t>
+      </w:r>
+      <w:r>
+        <w:rPr>
+          <w:sz w:val="22"/>
+          <w:szCs w:val="22"/>
+        </w:rPr>
+        <w:t>les bornes</w:t>
+      </w:r>
+      <w:r>
+        <w:rPr>
+          <w:sz w:val="22"/>
+          <w:szCs w:val="22"/>
+        </w:rPr>
+        <w:t xml:space="preserve"> situées hors de la zone d’étude</w:t>
+      </w:r>
+      <w:r>
+        <w:rPr>
+          <w:sz w:val="22"/>
+          <w:szCs w:val="22"/>
+        </w:rPr>
+        <w:t xml:space="preserve"> (déjà </w:t>
+      </w:r>
+      <w:r>
+        <w:rPr>
+          <w:sz w:val="22"/>
+          <w:szCs w:val="22"/>
+        </w:rPr>
+        <w:t>effectué dans la base de données</w:t>
+      </w:r>
+      <w:r>
+        <w:rPr>
+          <w:sz w:val="22"/>
+          <w:szCs w:val="22"/>
+        </w:rPr>
+        <w:t>)</w:t>
+      </w:r>
+    </w:p>
+    <w:p>
+      <w:pPr>
+        <w:rPr>
+          <w:sz w:val="22"/>
+          <w:szCs w:val="22"/>
+        </w:rPr>
+      </w:pPr>
+    </w:p>
+    <w:p>
+      <w:pPr>
+        <w:rPr>
+          <w:sz w:val="22"/>
+          <w:szCs w:val="22"/>
+        </w:rPr>
+      </w:pPr>
+      <w:r>
+        <w:rPr>
+          <w:sz w:val="22"/>
+          <w:szCs w:val="22"/>
+        </w:rPr>
+        <w:t xml:space="preserve">3. </w:t>
+      </w:r>
+      <w:r>
+        <w:rPr>
+          <w:sz w:val="22"/>
+          <w:szCs w:val="22"/>
+        </w:rPr>
+        <w:t>Les variables longitude et latitude étant originalement lu comme des caractères, elles ont été converties en numérique afin de pouvoir être utilisé</w:t>
+      </w:r>
+      <w:r>
+        <w:rPr>
+          <w:sz w:val="22"/>
+          <w:szCs w:val="22"/>
+        </w:rPr>
+        <w:t xml:space="preserve"> </w:t>
+      </w:r>
+      <w:r>
+        <w:rPr>
+          <w:sz w:val="22"/>
+          <w:szCs w:val="22"/>
+        </w:rPr>
+        <w:t xml:space="preserve">(déjà </w:t>
+      </w:r>
+      <w:r>
+        <w:rPr>
+          <w:sz w:val="22"/>
+          <w:szCs w:val="22"/>
+        </w:rPr>
+        <w:t>effectué dans la base de données</w:t>
+      </w:r>
+      <w:r>
+        <w:rPr>
+          <w:sz w:val="22"/>
+          <w:szCs w:val="22"/>
+        </w:rPr>
+        <w:t>)</w:t>
+      </w:r>
+    </w:p>
+    <w:p>
+      <w:pPr>
+        <w:rPr>
+          <w:sz w:val="22"/>
+          <w:szCs w:val="22"/>
+        </w:rPr>
+      </w:pPr>
+    </w:p>
+    <w:p>
+      <w:pPr>
+        <w:rPr>
+          <w:sz w:val="22"/>
+          <w:szCs w:val="22"/>
+        </w:rPr>
+      </w:pPr>
+      <w:r>
+        <w:rPr>
+          <w:sz w:val="22"/>
+          <w:szCs w:val="22"/>
+        </w:rPr>
+        <w:t>4</w:t>
+      </w:r>
+      <w:r>
+        <w:rPr>
+          <w:sz w:val="22"/>
+          <w:szCs w:val="22"/>
+        </w:rPr>
+        <w:t>. Création de catégories de puissance</w:t>
+      </w:r>
+    </w:p>
+    <w:p>
+      <w:pPr>
+        <w:rPr>
+          <w:sz w:val="22"/>
+          <w:szCs w:val="22"/>
+        </w:rPr>
+      </w:pPr>
+      <w:r>
+        <w:rPr>
+          <w:sz w:val="22"/>
+          <w:szCs w:val="22"/>
+        </w:rPr>
+        <w:t xml:space="preserve">   Les puissances nominales ont été regroupées en quatre catégories :</w:t>
+      </w:r>
+    </w:p>
+    <w:tbl>
+      <w:tblPr>
+        <w:tblStyle w:val="Grilledutableau"/>
+        <w:tblW w:w="0" w:type="auto"/>
+        <w:tblLook w:val="04A0" w:firstRow="1" w:lastRow="0" w:firstColumn="1" w:lastColumn="0" w:noHBand="0" w:noVBand="1"/>
+      </w:tblPr>
+      <w:tblGrid>
+        <w:gridCol w:w="2265"/>
+        <w:gridCol w:w="2265"/>
+        <w:gridCol w:w="2266"/>
+        <w:gridCol w:w="2266"/>
+      </w:tblGrid>
+      <w:tr>
+        <w:tc>
+          <w:tcPr>
+            <w:tcW w:w="2265" w:type="dxa"/>
+          </w:tcPr>
+          <w:p>
+            <w:pPr>
+              <w:rPr>
+                <w:sz w:val="22"/>
+                <w:szCs w:val="22"/>
+              </w:rPr>
+            </w:pPr>
+            <w:r>
+              <w:rPr>
+                <w:sz w:val="22"/>
+                <w:szCs w:val="22"/>
+              </w:rPr>
+              <w:t>Normale ≤ 22 kW</w:t>
+            </w:r>
+          </w:p>
+        </w:tc>
+        <w:tc>
+          <w:tcPr>
+            <w:tcW w:w="2265" w:type="dxa"/>
+          </w:tcPr>
+          <w:p>
+            <w:pPr>
+              <w:rPr>
+                <w:sz w:val="22"/>
+                <w:szCs w:val="22"/>
+              </w:rPr>
+            </w:pPr>
+            <w:r>
+              <w:rPr>
+                <w:sz w:val="22"/>
+                <w:szCs w:val="22"/>
+              </w:rPr>
+              <w:t>Rapide 23-50 kW</w:t>
+            </w:r>
+          </w:p>
+        </w:tc>
+        <w:tc>
+          <w:tcPr>
+            <w:tcW w:w="2266" w:type="dxa"/>
+          </w:tcPr>
+          <w:p>
+            <w:pPr>
+              <w:rPr>
+                <w:sz w:val="22"/>
+                <w:szCs w:val="22"/>
+              </w:rPr>
+            </w:pPr>
+            <w:r>
+              <w:rPr>
+                <w:sz w:val="22"/>
+                <w:szCs w:val="22"/>
+              </w:rPr>
+              <w:t>Très rapide 51-150 kW</w:t>
+            </w:r>
+          </w:p>
+        </w:tc>
+        <w:tc>
+          <w:tcPr>
+            <w:tcW w:w="2266" w:type="dxa"/>
+          </w:tcPr>
+          <w:p>
+            <w:pPr>
+              <w:rPr>
+                <w:sz w:val="22"/>
+                <w:szCs w:val="22"/>
+              </w:rPr>
+            </w:pPr>
+            <w:r>
+              <w:rPr>
+                <w:sz w:val="22"/>
+                <w:szCs w:val="22"/>
+              </w:rPr>
+              <w:t>Ultra rapide &gt; 150 kW</w:t>
+            </w:r>
+          </w:p>
+        </w:tc>
+      </w:tr>
+    </w:tbl>
+    <w:p>
+      <w:pPr>
+        <w:rPr>
+          <w:sz w:val="22"/>
+          <w:szCs w:val="22"/>
+        </w:rPr>
+      </w:pPr>
+    </w:p>
+    <w:p>
+      <w:pPr>
+        <w:rPr>
+          <w:sz w:val="22"/>
+          <w:szCs w:val="22"/>
+        </w:rPr>
+      </w:pPr>
+      <w:r>
+        <w:rPr>
+          <w:sz w:val="22"/>
+          <w:szCs w:val="22"/>
+        </w:rPr>
+        <w:t xml:space="preserve">Cela permet une visualisation plus simple des différents niveaux de puissance. </w:t>
+      </w:r>
+      <w:r>
+        <w:rPr>
+          <w:sz w:val="22"/>
+          <w:szCs w:val="22"/>
+        </w:rPr>
+        <w:t xml:space="preserve">Comme il n’y a que quatre catégories sur la carte, il n’y pas de surcharge de couleurs. </w:t>
+      </w:r>
+    </w:p>
+    <w:p>
+      <w:pPr>
+        <w:rPr>
+          <w:sz w:val="22"/>
+          <w:szCs w:val="22"/>
+        </w:rPr>
+      </w:pPr>
+    </w:p>
+    <w:p>
+      <w:pPr>
+        <w:rPr>
+          <w:sz w:val="22"/>
+          <w:szCs w:val="22"/>
+        </w:rPr>
+      </w:pPr>
+      <w:r>
+        <w:rPr>
+          <w:sz w:val="22"/>
+          <w:szCs w:val="22"/>
+        </w:rPr>
+        <w:lastRenderedPageBreak/>
+        <w:t>5. Réduction du nombre de</w:t>
+      </w:r>
+      <w:r>
+        <w:rPr>
+          <w:sz w:val="22"/>
+          <w:szCs w:val="22"/>
+        </w:rPr>
+        <w:t xml:space="preserve"> </w:t>
+      </w:r>
+      <w:r>
+        <w:rPr>
+          <w:sz w:val="22"/>
+          <w:szCs w:val="22"/>
+        </w:rPr>
+        <w:t>bornes</w:t>
+      </w:r>
+      <w:r>
+        <w:rPr>
+          <w:sz w:val="22"/>
+          <w:szCs w:val="22"/>
+        </w:rPr>
+        <w:t xml:space="preserve"> </w:t>
+      </w:r>
+    </w:p>
+    <w:p>
+      <w:pPr>
+        <w:rPr>
+          <w:sz w:val="22"/>
+          <w:szCs w:val="22"/>
+        </w:rPr>
+      </w:pPr>
+      <w:r>
+        <w:rPr>
+          <w:sz w:val="22"/>
+          <w:szCs w:val="22"/>
+        </w:rPr>
+        <w:t>Seul</w:t>
+      </w:r>
+      <w:r>
+        <w:rPr>
+          <w:sz w:val="22"/>
+          <w:szCs w:val="22"/>
+        </w:rPr>
+        <w:t>s</w:t>
+      </w:r>
+      <w:r>
+        <w:rPr>
+          <w:sz w:val="22"/>
+          <w:szCs w:val="22"/>
+        </w:rPr>
+        <w:t xml:space="preserve"> 5 000 lignes sont utilisé</w:t>
+      </w:r>
+      <w:r>
+        <w:rPr>
+          <w:sz w:val="22"/>
+          <w:szCs w:val="22"/>
+        </w:rPr>
+        <w:t>e</w:t>
+      </w:r>
+      <w:r>
+        <w:rPr>
+          <w:sz w:val="22"/>
+          <w:szCs w:val="22"/>
+        </w:rPr>
+        <w:t>s pour les carte</w:t>
+      </w:r>
+      <w:r>
+        <w:rPr>
+          <w:sz w:val="22"/>
+          <w:szCs w:val="22"/>
+        </w:rPr>
+        <w:t>s</w:t>
+      </w:r>
+      <w:r>
+        <w:rPr>
+          <w:sz w:val="22"/>
+          <w:szCs w:val="22"/>
+        </w:rPr>
+        <w:t xml:space="preserve">. Ces lignes sont </w:t>
+      </w:r>
+      <w:r>
+        <w:rPr>
+          <w:sz w:val="22"/>
+          <w:szCs w:val="22"/>
+        </w:rPr>
+        <w:t>choisies</w:t>
+      </w:r>
+      <w:r>
+        <w:rPr>
+          <w:sz w:val="22"/>
+          <w:szCs w:val="22"/>
+        </w:rPr>
+        <w:t xml:space="preserve"> aléatoirement</w:t>
+      </w:r>
+      <w:r>
+        <w:rPr>
+          <w:sz w:val="22"/>
+          <w:szCs w:val="22"/>
+        </w:rPr>
+        <w:t xml:space="preserve">. Cette modification nous offre une carte moins surchargée mais gardant les tendances générales.  </w:t>
+      </w:r>
+    </w:p>
+    <w:p>
+      <w:pPr>
+        <w:rPr>
+          <w:sz w:val="22"/>
+          <w:szCs w:val="22"/>
+        </w:rPr>
+      </w:pPr>
+      <w:r>
+        <w:rPr>
+          <w:sz w:val="22"/>
+          <w:szCs w:val="22"/>
+        </w:rPr>
+        <w:t>(Image</w:t>
+      </w:r>
+      <w:r>
+        <w:rPr>
+          <w:sz w:val="22"/>
+          <w:szCs w:val="22"/>
+        </w:rPr>
+        <w:t>s</w:t>
+      </w:r>
+      <w:r>
+        <w:rPr>
+          <w:sz w:val="22"/>
+          <w:szCs w:val="22"/>
+        </w:rPr>
+        <w:t xml:space="preserve"> à trouver dans le dossier Picture)</w:t>
+      </w:r>
+    </w:p>
+    <w:p>
+      <w:pPr>
+        <w:rPr>
+          <w:sz w:val="22"/>
+          <w:szCs w:val="22"/>
+        </w:rPr>
+      </w:pPr>
+    </w:p>
+    <w:p>
+      <w:pPr>
         <w:rPr>
           <w:sz w:val="28"/>
           <w:szCs w:val="28"/>
         </w:rPr>
-        <w:t>Carte de chaleur (</w:t>
-      </w:r>
-      <w:proofErr w:type="spellStart"/>
+      </w:pPr>
       <w:r>
         <w:rPr>
           <w:sz w:val="28"/>
           <w:szCs w:val="28"/>
         </w:rPr>
-        <w:t>Heatmap</w:t>
-      </w:r>
-      <w:proofErr w:type="spellEnd"/>
+        <w:t>Ju</w:t>
+      </w:r>
       <w:r>
         <w:rPr>
           <w:sz w:val="28"/>
           <w:szCs w:val="28"/>
         </w:rPr>
+        <w:t>stification des méthodes de création des cartes</w:t>
+      </w:r>
+    </w:p>
+    <w:p>
+      <w:pPr>
+        <w:rPr>
+          <w:sz w:val="22"/>
+          <w:szCs w:val="22"/>
+        </w:rPr>
+      </w:pPr>
+      <w:r>
+        <w:rPr>
+          <w:sz w:val="22"/>
+          <w:szCs w:val="22"/>
+        </w:rPr>
+        <w:t>Trois types de représentations cartographiques ont été réalisés.</w:t>
+      </w:r>
+    </w:p>
+    <w:p>
+      <w:r>
+        <w:t>Carte selon le type d’implantation</w:t>
+      </w:r>
+    </w:p>
+    <w:p>
+      <w:pPr>
+        <w:rPr>
+          <w:sz w:val="22"/>
+          <w:szCs w:val="22"/>
+        </w:rPr>
+      </w:pPr>
+      <w:r>
+        <w:rPr>
+          <w:sz w:val="22"/>
+          <w:szCs w:val="22"/>
+        </w:rPr>
+        <w:t>Une carte à points colorés a été utilisée afin de représenter chaque borne selon son type d’implantation. Cette représentation permet d’identifier rapidement les zones où certains types d’implantation sont plus fréquents.</w:t>
+      </w:r>
+    </w:p>
+    <w:p>
+      <w:pPr>
+        <w:rPr>
+          <w:sz w:val="22"/>
+          <w:szCs w:val="22"/>
+        </w:rPr>
+      </w:pPr>
+    </w:p>
+    <w:p>
+      <w:r>
+        <w:t>Carte selon la puissance nominale</w:t>
+      </w:r>
+    </w:p>
+    <w:p>
+      <w:pPr>
+        <w:rPr>
+          <w:sz w:val="22"/>
+          <w:szCs w:val="22"/>
+        </w:rPr>
+      </w:pPr>
+      <w:r>
+        <w:rPr>
+          <w:sz w:val="22"/>
+          <w:szCs w:val="22"/>
+        </w:rPr>
+        <w:t>Une seconde carte à points colorés a été construite afin de représenter les différentes catégories de puissance. Les couleurs permettent de distinguer visuellement les bornes normales, rapides, très rapides et ultra-rapides</w:t>
+      </w:r>
+      <w:r>
+        <w:rPr>
+          <w:sz w:val="22"/>
+          <w:szCs w:val="22"/>
+        </w:rPr>
+        <w:t>.</w:t>
+      </w:r>
+    </w:p>
+    <w:p>
+      <w:pPr>
+        <w:rPr>
+          <w:sz w:val="22"/>
+          <w:szCs w:val="22"/>
+        </w:rPr>
+      </w:pPr>
+    </w:p>
+    <w:p>
+      <w:r>
+        <w:t>Carte de chaleur (</w:t>
+      </w:r>
+      <w:proofErr w:type="spellStart"/>
+      <w:r>
+        <w:t>Heatmap</w:t>
+      </w:r>
+      <w:proofErr w:type="spellEnd"/>
+      <w:r>
         <w:t>)</w:t>
       </w:r>
     </w:p>
     <w:p>
-      <w:r>
+      <w:pPr>
+        <w:rPr>
+          <w:sz w:val="22"/>
+          <w:szCs w:val="22"/>
+        </w:rPr>
+      </w:pPr>
+      <w:r>
+        <w:rPr>
+          <w:sz w:val="22"/>
+          <w:szCs w:val="22"/>
+        </w:rPr>
         <w:t xml:space="preserve">Une </w:t>
       </w:r>
       <w:r>
+        <w:rPr>
+          <w:sz w:val="22"/>
+          <w:szCs w:val="22"/>
+        </w:rPr>
         <w:t>c</w:t>
       </w:r>
       <w:r>
+        <w:rPr>
+          <w:sz w:val="22"/>
+          <w:szCs w:val="22"/>
+        </w:rPr>
         <w:t>arte de chaleur a été utilisée pour représenter la densité des bornes de recharge. Les couleurs chaudes (jaune, orange, rouge) mettent en évidence les territoires les plus équipés tandis que les couleurs froides (bleu, cyan) correspondent aux zones moins denses.</w:t>
       </w:r>
     </w:p>
-    <w:p/>
-    <w:p>
-      <w:r>
+    <w:p>
+      <w:pPr>
+        <w:rPr>
+          <w:sz w:val="22"/>
+          <w:szCs w:val="22"/>
+        </w:rPr>
+      </w:pPr>
+    </w:p>
+    <w:p>
+      <w:pPr>
+        <w:rPr>
+          <w:sz w:val="22"/>
+          <w:szCs w:val="22"/>
+        </w:rPr>
+      </w:pPr>
+      <w:r>
+        <w:rPr>
+          <w:sz w:val="22"/>
+          <w:szCs w:val="22"/>
+        </w:rPr>
         <w:t>Cette représentation permet d’identifier rapidement les principaux pôles de déploiement des infrastructures de recharge en France, notamment autour des grandes métropoles et des axes de mobilité importants.</w:t>
       </w:r>
     </w:p>
     <w:p>
       <w:pPr>
         <w:rPr>
-          <w:sz w:val="36"/>
-          <w:szCs w:val="36"/>
-        </w:rPr>
-      </w:pPr>
-      <w:r>
-        <w:rPr>
-          <w:sz w:val="36"/>
-          <w:szCs w:val="36"/>
-        </w:rPr>
-        <w:t xml:space="preserve">2 - </w:t>
-      </w:r>
-      <w:r>
-        <w:rPr>
-          <w:sz w:val="36"/>
-          <w:szCs w:val="36"/>
-        </w:rPr>
-        <w:t>Clustering selon la position</w:t>
-      </w:r>
-    </w:p>
-    <w:p>
+          <w:sz w:val="22"/>
+          <w:szCs w:val="22"/>
+        </w:rPr>
+      </w:pPr>
+    </w:p>
+    <w:p>
+      <w:pPr>
+        <w:rPr>
+          <w:sz w:val="22"/>
+          <w:szCs w:val="22"/>
+        </w:rPr>
+      </w:pPr>
+      <w:r>
+        <w:rPr>
+          <w:sz w:val="22"/>
+          <w:szCs w:val="22"/>
+        </w:rPr>
+        <w:t xml:space="preserve">Pour créer les cartes, nous avons utilisé la </w:t>
+      </w:r>
       <w:proofErr w:type="spellStart"/>
       <w:r>
-        <w:t>Methode</w:t>
+        <w:rPr>
+          <w:sz w:val="22"/>
+          <w:szCs w:val="22"/>
+        </w:rPr>
+        <w:t>biblothèque</w:t>
       </w:r>
       <w:proofErr w:type="spellEnd"/>
       <w:r>
-        <w:t xml:space="preserve"> de coude Analyse complète des métriques</w:t>
-      </w:r>
-    </w:p>
-    <w:p>
-      <w:pPr>
+        <w:rPr>
+          <w:sz w:val="22"/>
+          <w:szCs w:val="22"/>
+        </w:rPr>
+        <w:t xml:space="preserve"> </w:t>
+      </w:r>
+      <w:proofErr w:type="spellStart"/>
+      <w:r>
+        <w:rPr>
+          <w:sz w:val="22"/>
+          <w:szCs w:val="22"/>
+        </w:rPr>
+        <w:t>leaflet</w:t>
+      </w:r>
+      <w:proofErr w:type="spellEnd"/>
+      <w:r>
+        <w:rPr>
+          <w:sz w:val="22"/>
+          <w:szCs w:val="22"/>
+        </w:rPr>
+        <w:t xml:space="preserve"> car elle a été vu en cours et nous semblait la plus simple à utiliser. </w:t>
+      </w:r>
+    </w:p>
+    <w:p>
+      <w:pPr>
+        <w:rPr>
+          <w:sz w:val="22"/>
+          <w:szCs w:val="22"/>
+        </w:rPr>
+      </w:pPr>
+    </w:p>
+    <w:p>
+      <w:pPr>
+        <w:rPr>
+          <w:sz w:val="32"/>
+          <w:szCs w:val="32"/>
+        </w:rPr>
+      </w:pPr>
+      <w:r>
+        <w:rPr>
+          <w:sz w:val="32"/>
+          <w:szCs w:val="32"/>
+        </w:rPr>
+        <w:t>2 - Clustering selon la position</w:t>
+      </w:r>
+    </w:p>
+    <w:p>
+      <w:pPr>
+        <w:rPr>
+          <w:sz w:val="22"/>
+          <w:szCs w:val="22"/>
+        </w:rPr>
+      </w:pPr>
+      <w:r>
+        <w:rPr>
+          <w:sz w:val="22"/>
+          <w:szCs w:val="22"/>
+        </w:rPr>
+        <w:t xml:space="preserve">L’objectif du besoin client 2 est de partitionner de manière optimal les bornes de recharge selon leur position géographique. </w:t>
+      </w:r>
+    </w:p>
+    <w:p>
+      <w:r>
+        <w:t>Justification des variables sélectionnées</w:t>
+      </w:r>
+    </w:p>
+    <w:p>
+      <w:pPr>
+        <w:rPr>
+          <w:sz w:val="22"/>
+          <w:szCs w:val="22"/>
+        </w:rPr>
+      </w:pPr>
+      <w:r>
+        <w:rPr>
+          <w:sz w:val="22"/>
+          <w:szCs w:val="22"/>
+        </w:rPr>
+        <w:lastRenderedPageBreak/>
+        <w:t>Comme le groupement des</w:t>
+      </w:r>
+      <w:r>
+        <w:rPr>
+          <w:sz w:val="22"/>
+          <w:szCs w:val="22"/>
+        </w:rPr>
+        <w:t xml:space="preserve"> bornes se fait uniquement en fonction de </w:t>
+      </w:r>
+      <w:r>
+        <w:rPr>
+          <w:sz w:val="22"/>
+          <w:szCs w:val="22"/>
+        </w:rPr>
+        <w:t>leur</w:t>
+      </w:r>
+      <w:r>
+        <w:rPr>
+          <w:sz w:val="22"/>
+          <w:szCs w:val="22"/>
+        </w:rPr>
+        <w:t xml:space="preserve"> position géographique, </w:t>
+      </w:r>
+      <w:r>
+        <w:rPr>
+          <w:sz w:val="22"/>
+          <w:szCs w:val="22"/>
+        </w:rPr>
+        <w:t>s</w:t>
+      </w:r>
+      <w:r>
+        <w:rPr>
+          <w:sz w:val="22"/>
+          <w:szCs w:val="22"/>
+        </w:rPr>
+        <w:t>eul</w:t>
+      </w:r>
+      <w:r>
+        <w:rPr>
+          <w:sz w:val="22"/>
+          <w:szCs w:val="22"/>
+        </w:rPr>
+        <w:t>e</w:t>
+      </w:r>
+      <w:r>
+        <w:rPr>
+          <w:sz w:val="22"/>
+          <w:szCs w:val="22"/>
+        </w:rPr>
+        <w:t>s</w:t>
+      </w:r>
+      <w:r>
+        <w:rPr>
+          <w:sz w:val="22"/>
+          <w:szCs w:val="22"/>
+        </w:rPr>
+        <w:t xml:space="preserve"> les variables</w:t>
+      </w:r>
+      <w:r>
+        <w:rPr>
+          <w:sz w:val="22"/>
+          <w:szCs w:val="22"/>
+        </w:rPr>
+        <w:t xml:space="preserve"> </w:t>
+      </w:r>
+      <w:proofErr w:type="spellStart"/>
+      <w:r>
+        <w:rPr>
+          <w:sz w:val="22"/>
+          <w:szCs w:val="22"/>
+        </w:rPr>
+        <w:t>consolidated_longitude</w:t>
+      </w:r>
+      <w:proofErr w:type="spellEnd"/>
+      <w:r>
+        <w:rPr>
+          <w:sz w:val="22"/>
+          <w:szCs w:val="22"/>
+        </w:rPr>
+        <w:t xml:space="preserve"> et </w:t>
+      </w:r>
+      <w:proofErr w:type="spellStart"/>
+      <w:r>
+        <w:rPr>
+          <w:sz w:val="22"/>
+          <w:szCs w:val="22"/>
+        </w:rPr>
+        <w:t>consolidated_latitude</w:t>
+      </w:r>
+      <w:proofErr w:type="spellEnd"/>
+      <w:r>
+        <w:rPr>
+          <w:sz w:val="22"/>
+          <w:szCs w:val="22"/>
+        </w:rPr>
+        <w:t xml:space="preserve"> ont été </w:t>
+      </w:r>
+      <w:r>
+        <w:rPr>
+          <w:sz w:val="22"/>
+          <w:szCs w:val="22"/>
+        </w:rPr>
+        <w:t>conservé</w:t>
+      </w:r>
+      <w:r>
+        <w:rPr>
+          <w:sz w:val="22"/>
+          <w:szCs w:val="22"/>
+        </w:rPr>
+        <w:t>e</w:t>
+      </w:r>
+      <w:r>
+        <w:rPr>
+          <w:sz w:val="22"/>
+          <w:szCs w:val="22"/>
+        </w:rPr>
+        <w:t>s</w:t>
+      </w:r>
+      <w:r>
+        <w:rPr>
+          <w:sz w:val="22"/>
+          <w:szCs w:val="22"/>
+        </w:rPr>
+        <w:t xml:space="preserve">.   </w:t>
+      </w:r>
+    </w:p>
+    <w:p>
+      <w:r>
+        <w:t xml:space="preserve">Justification du modèle de clustering </w:t>
+      </w:r>
+    </w:p>
+    <w:p>
+      <w:pPr>
+        <w:rPr>
+          <w:sz w:val="22"/>
+          <w:szCs w:val="22"/>
+        </w:rPr>
+      </w:pPr>
+      <w:r>
+        <w:rPr>
+          <w:sz w:val="22"/>
+          <w:szCs w:val="22"/>
+        </w:rPr>
+        <w:t>Pour effectuer le clustering, nous avons utilisé le modèle K-</w:t>
+      </w:r>
+      <w:proofErr w:type="spellStart"/>
+      <w:r>
+        <w:rPr>
+          <w:sz w:val="22"/>
+          <w:szCs w:val="22"/>
+        </w:rPr>
+        <w:t>mean</w:t>
+      </w:r>
+      <w:proofErr w:type="spellEnd"/>
+      <w:r>
+        <w:rPr>
+          <w:sz w:val="22"/>
+          <w:szCs w:val="22"/>
+        </w:rPr>
+        <w:t xml:space="preserve"> car il a été étudié en cours. Etant plus expérimenté sur ce modèle, nous avons préféré l’utiliser. </w:t>
+      </w:r>
+    </w:p>
+    <w:p>
+      <w:r>
+        <w:t>Fonctionnement du K-</w:t>
+      </w:r>
+      <w:proofErr w:type="spellStart"/>
+      <w:r>
+        <w:t>mean</w:t>
+      </w:r>
+      <w:proofErr w:type="spellEnd"/>
+    </w:p>
+    <w:p>
+      <w:pPr>
+        <w:rPr>
+          <w:sz w:val="22"/>
+          <w:szCs w:val="22"/>
+        </w:rPr>
+      </w:pPr>
+      <w:r>
+        <w:rPr>
+          <w:sz w:val="22"/>
+          <w:szCs w:val="22"/>
+        </w:rPr>
+        <w:t>L’objectif de K-</w:t>
+      </w:r>
+      <w:proofErr w:type="spellStart"/>
+      <w:r>
+        <w:rPr>
+          <w:sz w:val="22"/>
+          <w:szCs w:val="22"/>
+        </w:rPr>
+        <w:t>mean</w:t>
+      </w:r>
+      <w:proofErr w:type="spellEnd"/>
+      <w:r>
+        <w:rPr>
+          <w:sz w:val="22"/>
+          <w:szCs w:val="22"/>
+        </w:rPr>
+        <w:t xml:space="preserve"> est de créer des groupes homogènes à partir de données. Le nombre de groupes dépend de ce qui est spécifié par l’utilisateur du modèle. </w:t>
+      </w:r>
+    </w:p>
+    <w:p>
+      <w:pPr>
+        <w:rPr>
+          <w:sz w:val="22"/>
+          <w:szCs w:val="22"/>
+        </w:rPr>
+      </w:pPr>
+      <w:r>
+        <w:rPr>
+          <w:sz w:val="22"/>
+          <w:szCs w:val="22"/>
+        </w:rPr>
+        <w:t xml:space="preserve">Une fois le nombre de groupes choisis, un même nombre de centroïdes sont placés aléatoirement parmi les données. </w:t>
+      </w:r>
+    </w:p>
+    <w:p>
+      <w:pPr>
+        <w:rPr>
+          <w:sz w:val="22"/>
+          <w:szCs w:val="22"/>
+        </w:rPr>
+      </w:pPr>
+      <w:r>
+        <w:rPr>
+          <w:sz w:val="22"/>
+          <w:szCs w:val="22"/>
+        </w:rPr>
+        <w:t xml:space="preserve">L’algorithme mesure alors la distance entre chaque point et chaque centroïde. Le point le plus proche d’un centroïde est affecté à son groupe. </w:t>
+      </w:r>
+    </w:p>
+    <w:p>
+      <w:pPr>
+        <w:rPr>
+          <w:sz w:val="22"/>
+          <w:szCs w:val="22"/>
+        </w:rPr>
+      </w:pPr>
+      <w:r>
+        <w:rPr>
+          <w:sz w:val="22"/>
+          <w:szCs w:val="22"/>
+        </w:rPr>
+        <w:t xml:space="preserve">Une fois chaque point associé à un groupe, on déplace le centroïde afin </w:t>
+      </w:r>
+      <w:r>
+        <w:rPr>
+          <w:sz w:val="22"/>
+          <w:szCs w:val="22"/>
+        </w:rPr>
+        <w:t>qui soit au milieu de son groupe.</w:t>
+      </w:r>
+    </w:p>
+    <w:p>
+      <w:pPr>
+        <w:rPr>
+          <w:sz w:val="22"/>
+          <w:szCs w:val="22"/>
+        </w:rPr>
+      </w:pPr>
+      <w:r>
+        <w:rPr>
+          <w:sz w:val="22"/>
+          <w:szCs w:val="22"/>
+        </w:rPr>
+        <w:t>Puis on recommence l’association point-centroïde jusqu’à ce que les centroïdes ne bougent plus et que les points ne changent plus de groupes. Ici, nous avons limité cette itération à 10, afin d’avoir un résultat relativement précis tout en limitant le temps de traitement.</w:t>
+      </w:r>
+    </w:p>
+    <w:p>
+      <w:pPr>
+        <w:rPr>
+          <w:sz w:val="22"/>
+          <w:szCs w:val="22"/>
+        </w:rPr>
+      </w:pPr>
+    </w:p>
+    <w:p>
+      <w:r>
+        <w:t>Justification du choix des métriques + discussions des résultats obtenus</w:t>
+      </w:r>
+    </w:p>
+    <w:p>
+      <w:pPr>
+        <w:rPr>
+          <w:sz w:val="22"/>
+          <w:szCs w:val="22"/>
+        </w:rPr>
+      </w:pPr>
+      <w:r>
+        <w:rPr>
+          <w:sz w:val="22"/>
+          <w:szCs w:val="22"/>
+        </w:rPr>
+        <w:t xml:space="preserve">Afin de trouver la valeur de K la plus optimale pour </w:t>
+      </w:r>
+      <w:r>
+        <w:rPr>
+          <w:sz w:val="22"/>
+          <w:szCs w:val="22"/>
+        </w:rPr>
+        <w:t xml:space="preserve">le clustering, plusieurs méthodes ont été utilisées : </w:t>
+      </w:r>
+    </w:p>
+    <w:p>
+      <w:pPr>
+        <w:pStyle w:val="Paragraphedeliste"/>
         <w:numPr>
           <w:ilvl w:val="0"/>
-          <w:numId w:val="3"/>
+          <w:numId w:val="6"/>
         </w:numPr>
-      </w:pPr>
-      <w:r>
-        <w:t>Coefficient de Silhouette</w:t>
-      </w:r>
-    </w:p>
-    <w:p>
-      <w:r>
-        <w:t>Rappel :</w:t>
-      </w:r>
-    </w:p>
-    <w:p>
-      <w:r>
+        <w:rPr>
+          <w:sz w:val="22"/>
+          <w:szCs w:val="22"/>
+        </w:rPr>
+      </w:pPr>
+      <w:r>
+        <w:rPr>
+          <w:sz w:val="22"/>
+          <w:szCs w:val="22"/>
+        </w:rPr>
+        <w:t xml:space="preserve">La méthode du coude </w:t>
+      </w:r>
+    </w:p>
+    <w:p>
+      <w:pPr>
+        <w:pStyle w:val="Paragraphedeliste"/>
+        <w:numPr>
+          <w:ilvl w:val="0"/>
+          <w:numId w:val="6"/>
+        </w:numPr>
+        <w:rPr>
+          <w:sz w:val="22"/>
+          <w:szCs w:val="22"/>
+        </w:rPr>
+      </w:pPr>
+      <w:r>
+        <w:rPr>
+          <w:sz w:val="22"/>
+          <w:szCs w:val="22"/>
+        </w:rPr>
+        <w:t xml:space="preserve">Le coefficient de Silhouette </w:t>
+      </w:r>
+    </w:p>
+    <w:p>
+      <w:pPr>
+        <w:pStyle w:val="Paragraphedeliste"/>
+        <w:numPr>
+          <w:ilvl w:val="0"/>
+          <w:numId w:val="6"/>
+        </w:numPr>
+        <w:rPr>
+          <w:sz w:val="22"/>
+          <w:szCs w:val="22"/>
+        </w:rPr>
+      </w:pPr>
+      <w:r>
+        <w:rPr>
+          <w:sz w:val="22"/>
+          <w:szCs w:val="22"/>
+        </w:rPr>
+        <w:t xml:space="preserve">L’indice de </w:t>
+      </w:r>
+      <w:proofErr w:type="spellStart"/>
+      <w:r>
+        <w:rPr>
+          <w:sz w:val="22"/>
+          <w:szCs w:val="22"/>
+        </w:rPr>
+        <w:t>Calinski-Harabasz</w:t>
+      </w:r>
+      <w:proofErr w:type="spellEnd"/>
+    </w:p>
+    <w:p>
+      <w:pPr>
+        <w:pStyle w:val="Paragraphedeliste"/>
+        <w:numPr>
+          <w:ilvl w:val="0"/>
+          <w:numId w:val="6"/>
+        </w:numPr>
+        <w:rPr>
+          <w:sz w:val="22"/>
+          <w:szCs w:val="22"/>
+        </w:rPr>
+      </w:pPr>
+      <w:r>
+        <w:rPr>
+          <w:sz w:val="22"/>
+          <w:szCs w:val="22"/>
+        </w:rPr>
+        <w:t xml:space="preserve">L’indice de </w:t>
+      </w:r>
+      <w:r>
+        <w:rPr>
+          <w:sz w:val="22"/>
+          <w:szCs w:val="22"/>
+        </w:rPr>
+        <w:t>Davies-Bouldin</w:t>
+      </w:r>
+    </w:p>
+    <w:p>
+      <w:pPr>
+        <w:ind w:left="360"/>
+        <w:rPr>
+          <w:sz w:val="22"/>
+          <w:szCs w:val="22"/>
+        </w:rPr>
+      </w:pPr>
+    </w:p>
+    <w:p>
+      <w:r>
+        <w:t>La méthode du coude</w:t>
+      </w:r>
+    </w:p>
+    <w:p>
+      <w:pPr>
+        <w:rPr>
+          <w:sz w:val="22"/>
+          <w:szCs w:val="22"/>
+        </w:rPr>
+      </w:pPr>
+      <w:r>
+        <w:rPr>
+          <w:sz w:val="22"/>
+          <w:szCs w:val="22"/>
+        </w:rPr>
+        <w:t xml:space="preserve">La méthode du coude consiste à mesurer la distance euclidienne entre chaque </w:t>
+      </w:r>
+      <w:r>
+        <w:rPr>
+          <w:sz w:val="22"/>
+          <w:szCs w:val="22"/>
+        </w:rPr>
+        <w:t>borne de recharge</w:t>
+      </w:r>
+      <w:r>
+        <w:rPr>
+          <w:sz w:val="22"/>
+          <w:szCs w:val="22"/>
+        </w:rPr>
+        <w:t xml:space="preserve"> et le centre de son cluster pour un certain nombre de K. </w:t>
+      </w:r>
+      <w:r>
+        <w:rPr>
+          <w:sz w:val="22"/>
+          <w:szCs w:val="22"/>
+        </w:rPr>
+        <w:t>Pour chaque valeur de K, o</w:t>
+      </w:r>
+      <w:r>
+        <w:rPr>
+          <w:sz w:val="22"/>
+          <w:szCs w:val="22"/>
+        </w:rPr>
+        <w:t xml:space="preserve">n calcule l’inertie du modèle </w:t>
+      </w:r>
+      <w:r>
+        <w:rPr>
+          <w:sz w:val="22"/>
+          <w:szCs w:val="22"/>
+        </w:rPr>
+        <w:t>(la somme des distances au carré)</w:t>
+      </w:r>
+      <w:r>
+        <w:rPr>
+          <w:sz w:val="22"/>
+          <w:szCs w:val="22"/>
+        </w:rPr>
+        <w:t xml:space="preserve">.  </w:t>
+      </w:r>
+    </w:p>
+    <w:p>
+      <w:pPr>
+        <w:rPr>
+          <w:sz w:val="22"/>
+          <w:szCs w:val="22"/>
+        </w:rPr>
+      </w:pPr>
+      <w:r>
+        <w:rPr>
+          <w:sz w:val="22"/>
+          <w:szCs w:val="22"/>
+        </w:rPr>
+        <w:t>On obtient alors ce graphique :</w:t>
+      </w:r>
+    </w:p>
+    <w:p>
+      <w:pPr>
+        <w:ind w:left="360"/>
+        <w:rPr>
+          <w:sz w:val="22"/>
+          <w:szCs w:val="22"/>
+        </w:rPr>
+      </w:pPr>
+      <w:r>
+        <w:rPr>
+          <w:noProof/>
+          <w:sz w:val="22"/>
+          <w:szCs w:val="22"/>
+        </w:rPr>
+        <w:lastRenderedPageBreak/>
+        <w:drawing>
+          <wp:inline distT="0" distB="0" distL="0" distR="0" wp14:anchorId="0F3BFF01" wp14:editId="546E8911">
+            <wp:extent cx="5760720" cy="3600450"/>
+            <wp:effectExtent l="0" t="0" r="0" b="0"/>
+            <wp:docPr id="2100346781" name="Image 1"/>
+            <wp:cNvGraphicFramePr>
+              <a:graphicFrameLocks xmlns:a="http://schemas.openxmlformats.org/drawingml/2006/main" noChangeAspect="1"/>
+            </wp:cNvGraphicFramePr>
+            <a:graphic xmlns:a="http://schemas.openxmlformats.org/drawingml/2006/main">
+              <a:graphicData uri="http://schemas.openxmlformats.org/drawingml/2006/picture">
+                <pic:pic xmlns:pic="http://schemas.openxmlformats.org/drawingml/2006/picture">
+                  <pic:nvPicPr>
+                    <pic:cNvPr id="0" name="Picture 1"/>
+                    <pic:cNvPicPr>
+                      <a:picLocks noChangeAspect="1" noChangeArrowheads="1"/>
+                    </pic:cNvPicPr>
+                  </pic:nvPicPr>
+                  <pic:blipFill>
+                    <a:blip r:embed="rId7">
+                      <a:extLst>
+                        <a:ext uri="{28A0092B-C50C-407E-A947-70E740481C1C}">
+                          <a14:useLocalDpi xmlns:a14="http://schemas.microsoft.com/office/drawing/2010/main" val="0"/>
+                        </a:ext>
+                      </a:extLst>
+                    </a:blip>
+                    <a:srcRect/>
+                    <a:stretch>
+                      <a:fillRect/>
+                    </a:stretch>
+                  </pic:blipFill>
+                  <pic:spPr bwMode="auto">
+                    <a:xfrm>
+                      <a:off x="0" y="0"/>
+                      <a:ext cx="5760720" cy="3600450"/>
+                    </a:xfrm>
+                    <a:prstGeom prst="rect">
+                      <a:avLst/>
+                    </a:prstGeom>
+                    <a:noFill/>
+                    <a:ln>
+                      <a:noFill/>
+                    </a:ln>
+                  </pic:spPr>
+                </pic:pic>
+              </a:graphicData>
+            </a:graphic>
+          </wp:inline>
+        </w:drawing>
+      </w:r>
+    </w:p>
+    <w:p>
+      <w:pPr>
+        <w:rPr>
+          <w:sz w:val="22"/>
+          <w:szCs w:val="22"/>
+        </w:rPr>
+      </w:pPr>
+      <w:r>
+        <w:rPr>
+          <w:sz w:val="22"/>
+          <w:szCs w:val="22"/>
+        </w:rPr>
+        <w:t xml:space="preserve">Nous voyons que la courbe se casse au niveau du K = 5. Ainsi, le K optimal </w:t>
+      </w:r>
+      <w:r>
+        <w:rPr>
+          <w:sz w:val="22"/>
+          <w:szCs w:val="22"/>
+        </w:rPr>
+        <w:t xml:space="preserve">selon la méthode du coude est </w:t>
+      </w:r>
+      <w:r>
+        <w:rPr>
+          <w:sz w:val="22"/>
+          <w:szCs w:val="22"/>
+        </w:rPr>
+        <w:t>5.</w:t>
+      </w:r>
+    </w:p>
+    <w:p>
+      <w:pPr>
+        <w:rPr>
+          <w:sz w:val="22"/>
+          <w:szCs w:val="22"/>
+        </w:rPr>
+      </w:pPr>
+    </w:p>
+    <w:p>
+      <w:r>
+        <w:t>Le c</w:t>
+      </w:r>
+      <w:r>
+        <w:t>oefficient de Silhouette</w:t>
+      </w:r>
+    </w:p>
+    <w:p>
+      <w:pPr>
+        <w:rPr>
+          <w:sz w:val="22"/>
+          <w:szCs w:val="22"/>
+        </w:rPr>
+      </w:pPr>
+      <w:r>
+        <w:rPr>
+          <w:sz w:val="22"/>
+          <w:szCs w:val="22"/>
+        </w:rPr>
+        <w:t>Pour calculer le coefficient de Sil</w:t>
+      </w:r>
+    </w:p>
+    <w:p>
+      <w:pPr>
+        <w:rPr>
+          <w:sz w:val="22"/>
+          <w:szCs w:val="22"/>
+        </w:rPr>
+      </w:pPr>
+      <w:r>
+        <w:rPr>
+          <w:sz w:val="22"/>
+          <w:szCs w:val="22"/>
+        </w:rPr>
         <w:t>proche de 1 → excellent clustering proche de 0 → clusters qui se chevauchent négatif → mauvais clustering</w:t>
       </w:r>
     </w:p>
     <w:p>
-      <w:r>
+      <w:pPr>
+        <w:rPr>
+          <w:sz w:val="22"/>
+          <w:szCs w:val="22"/>
+        </w:rPr>
+      </w:pPr>
+      <w:r>
+        <w:rPr>
+          <w:sz w:val="22"/>
+          <w:szCs w:val="22"/>
+        </w:rPr>
         <w:t>Résultats :</w:t>
       </w:r>
     </w:p>
     <w:p>
-      <w:r>
-        <w:t>K Silhouette 4 0.4729 5 0.5028 6 0.5013 12 0.4977</w:t>
-      </w:r>
-    </w:p>
-    <w:p>
+      <w:pPr>
+        <w:rPr>
+          <w:sz w:val="22"/>
+          <w:szCs w:val="22"/>
+        </w:rPr>
+      </w:pPr>
+    </w:p>
+    <w:p>
+      <w:pPr>
+        <w:rPr>
+          <w:sz w:val="22"/>
+          <w:szCs w:val="22"/>
+        </w:rPr>
+      </w:pPr>
       <w:r>
         <w:rPr>
           <w:rFonts w:ascii="Segoe UI Emoji" w:hAnsi="Segoe UI Emoji" w:cs="Segoe UI Emoji"/>
+          <w:sz w:val="22"/>
+          <w:szCs w:val="22"/>
         </w:rPr>
         <w:t>👉</w:t>
       </w:r>
       <w:r>
+        <w:rPr>
+          <w:sz w:val="22"/>
+          <w:szCs w:val="22"/>
+        </w:rPr>
         <w:t xml:space="preserve"> Le meilleur score est obtenu pour :</w:t>
       </w:r>
     </w:p>
     <w:p>
-      <w:r>
-        <w:lastRenderedPageBreak/>
+      <w:pPr>
+        <w:rPr>
+          <w:sz w:val="22"/>
+          <w:szCs w:val="22"/>
+        </w:rPr>
+      </w:pPr>
+      <w:r>
+        <w:rPr>
+          <w:sz w:val="22"/>
+          <w:szCs w:val="22"/>
+        </w:rPr>
         <w:t>K = 5</w:t>
       </w:r>
     </w:p>
     <w:p>
-      <w:r>
+      <w:pPr>
+        <w:rPr>
+          <w:sz w:val="22"/>
+          <w:szCs w:val="22"/>
+        </w:rPr>
+      </w:pPr>
+      <w:r>
+        <w:rPr>
+          <w:sz w:val="22"/>
+          <w:szCs w:val="22"/>
+        </w:rPr>
         <w:t>C'est un argument très fort.</w:t>
       </w:r>
     </w:p>
@@ -519,82 +1774,215 @@
           <w:ilvl w:val="0"/>
           <w:numId w:val="4"/>
         </w:numPr>
-      </w:pPr>
-      <w:r>
+        <w:rPr>
+          <w:sz w:val="22"/>
+          <w:szCs w:val="22"/>
+        </w:rPr>
+      </w:pPr>
+      <w:r>
+        <w:rPr>
+          <w:sz w:val="22"/>
+          <w:szCs w:val="22"/>
+        </w:rPr>
         <w:t xml:space="preserve">Indice de </w:t>
       </w:r>
       <w:proofErr w:type="spellStart"/>
       <w:r>
+        <w:rPr>
+          <w:sz w:val="22"/>
+          <w:szCs w:val="22"/>
+        </w:rPr>
         <w:t>Calinski-Harabasz</w:t>
       </w:r>
       <w:proofErr w:type="spellEnd"/>
     </w:p>
     <w:p>
-      <w:r>
+      <w:pPr>
+        <w:rPr>
+          <w:sz w:val="22"/>
+          <w:szCs w:val="22"/>
+        </w:rPr>
+      </w:pPr>
+      <w:r>
+        <w:rPr>
+          <w:sz w:val="22"/>
+          <w:szCs w:val="22"/>
+        </w:rPr>
         <w:t>Rappel :</w:t>
       </w:r>
     </w:p>
     <w:p>
-      <w:r>
+      <w:pPr>
+        <w:rPr>
+          <w:sz w:val="22"/>
+          <w:szCs w:val="22"/>
+        </w:rPr>
+      </w:pPr>
+      <w:r>
+        <w:rPr>
+          <w:sz w:val="22"/>
+          <w:szCs w:val="22"/>
+        </w:rPr>
         <w:t>Plus la valeur est élevée, mieux les clusters sont : compacts à l'intérieur séparés entre eux</w:t>
       </w:r>
     </w:p>
     <w:p>
-      <w:r>
+      <w:pPr>
+        <w:rPr>
+          <w:sz w:val="22"/>
+          <w:szCs w:val="22"/>
+        </w:rPr>
+      </w:pPr>
+      <w:r>
+        <w:rPr>
+          <w:sz w:val="22"/>
+          <w:szCs w:val="22"/>
+        </w:rPr>
         <w:t>Résultats :</w:t>
       </w:r>
     </w:p>
     <w:p>
-      <w:r>
+      <w:pPr>
+        <w:rPr>
+          <w:sz w:val="22"/>
+          <w:szCs w:val="22"/>
+        </w:rPr>
+      </w:pPr>
+      <w:r>
+        <w:rPr>
+          <w:sz w:val="22"/>
+          <w:szCs w:val="22"/>
+        </w:rPr>
         <w:t>K Calinski 5 55424 10 58646 12 63581 15 64353</w:t>
       </w:r>
     </w:p>
     <w:p>
-      <w:r>
+      <w:pPr>
+        <w:rPr>
+          <w:sz w:val="22"/>
+          <w:szCs w:val="22"/>
+        </w:rPr>
+      </w:pPr>
+      <w:r>
+        <w:rPr>
+          <w:sz w:val="22"/>
+          <w:szCs w:val="22"/>
+        </w:rPr>
         <w:t>On constate que :</w:t>
       </w:r>
     </w:p>
     <w:p>
-      <w:r>
+      <w:pPr>
+        <w:rPr>
+          <w:sz w:val="22"/>
+          <w:szCs w:val="22"/>
+        </w:rPr>
+      </w:pPr>
+      <w:r>
+        <w:rPr>
+          <w:sz w:val="22"/>
+          <w:szCs w:val="22"/>
+        </w:rPr>
+        <w:lastRenderedPageBreak/>
         <w:t>Le score augmente presque continuellement lorsque K augmente.</w:t>
       </w:r>
     </w:p>
     <w:p>
-      <w:r>
+      <w:pPr>
+        <w:rPr>
+          <w:sz w:val="22"/>
+          <w:szCs w:val="22"/>
+        </w:rPr>
+      </w:pPr>
+      <w:r>
+        <w:rPr>
+          <w:sz w:val="22"/>
+          <w:szCs w:val="22"/>
+        </w:rPr>
         <w:t>C'est un comportement classique.</w:t>
       </w:r>
     </w:p>
     <w:p>
-      <w:r>
+      <w:pPr>
+        <w:rPr>
+          <w:sz w:val="22"/>
+          <w:szCs w:val="22"/>
+        </w:rPr>
+      </w:pPr>
+      <w:r>
+        <w:rPr>
+          <w:sz w:val="22"/>
+          <w:szCs w:val="22"/>
+        </w:rPr>
         <w:t xml:space="preserve">Donc si on regardait uniquement </w:t>
       </w:r>
       <w:proofErr w:type="spellStart"/>
       <w:r>
+        <w:rPr>
+          <w:sz w:val="22"/>
+          <w:szCs w:val="22"/>
+        </w:rPr>
         <w:t>Calinski</w:t>
       </w:r>
       <w:proofErr w:type="spellEnd"/>
       <w:r>
+        <w:rPr>
+          <w:sz w:val="22"/>
+          <w:szCs w:val="22"/>
+        </w:rPr>
         <w:t>, on choisirait :</w:t>
       </w:r>
     </w:p>
     <w:p>
-      <w:r>
+      <w:pPr>
+        <w:rPr>
+          <w:sz w:val="22"/>
+          <w:szCs w:val="22"/>
+        </w:rPr>
+      </w:pPr>
+      <w:r>
+        <w:rPr>
+          <w:sz w:val="22"/>
+          <w:szCs w:val="22"/>
+        </w:rPr>
         <w:t>K = 15</w:t>
       </w:r>
     </w:p>
     <w:p>
-      <w:r>
+      <w:pPr>
+        <w:rPr>
+          <w:sz w:val="22"/>
+          <w:szCs w:val="22"/>
+        </w:rPr>
+      </w:pPr>
+      <w:r>
+        <w:rPr>
+          <w:sz w:val="22"/>
+          <w:szCs w:val="22"/>
+        </w:rPr>
         <w:t>Mais cela produirait beaucoup de clusters, difficiles à interpréter géographiquement.</w:t>
       </w:r>
     </w:p>
     <w:p>
+      <w:pPr>
+        <w:rPr>
+          <w:sz w:val="22"/>
+          <w:szCs w:val="22"/>
+        </w:rPr>
+      </w:pPr>
       <w:r>
         <w:rPr>
           <w:rFonts w:ascii="Segoe UI Emoji" w:hAnsi="Segoe UI Emoji" w:cs="Segoe UI Emoji"/>
+          <w:sz w:val="22"/>
+          <w:szCs w:val="22"/>
         </w:rPr>
         <w:t>👉</w:t>
       </w:r>
       <w:r>
+        <w:rPr>
+          <w:sz w:val="22"/>
+          <w:szCs w:val="22"/>
+        </w:rPr>
         <w:t xml:space="preserve"> C'est pourquoi Calinski ne doit pas être utilisé seul.</w:t>
       </w:r>
     </w:p>
@@ -604,226 +1992,439 @@
           <w:ilvl w:val="0"/>
           <w:numId w:val="5"/>
         </w:numPr>
-      </w:pPr>
-      <w:r>
+        <w:rPr>
+          <w:sz w:val="22"/>
+          <w:szCs w:val="22"/>
+        </w:rPr>
+      </w:pPr>
+      <w:r>
+        <w:rPr>
+          <w:sz w:val="22"/>
+          <w:szCs w:val="22"/>
+        </w:rPr>
         <w:t>Indice de Davies-Bouldin</w:t>
       </w:r>
     </w:p>
     <w:p>
-      <w:r>
+      <w:pPr>
+        <w:rPr>
+          <w:sz w:val="22"/>
+          <w:szCs w:val="22"/>
+        </w:rPr>
+      </w:pPr>
+      <w:r>
+        <w:rPr>
+          <w:sz w:val="22"/>
+          <w:szCs w:val="22"/>
+        </w:rPr>
         <w:t>Rappel :</w:t>
       </w:r>
     </w:p>
     <w:p>
-      <w:r>
+      <w:pPr>
+        <w:rPr>
+          <w:sz w:val="22"/>
+          <w:szCs w:val="22"/>
+        </w:rPr>
+      </w:pPr>
+      <w:r>
+        <w:rPr>
+          <w:sz w:val="22"/>
+          <w:szCs w:val="22"/>
+        </w:rPr>
         <w:t>Plus petit = meilleur</w:t>
       </w:r>
     </w:p>
     <w:p>
-      <w:r>
+      <w:pPr>
+        <w:rPr>
+          <w:sz w:val="22"/>
+          <w:szCs w:val="22"/>
+        </w:rPr>
+      </w:pPr>
+      <w:r>
+        <w:rPr>
+          <w:sz w:val="22"/>
+          <w:szCs w:val="22"/>
+        </w:rPr>
         <w:t>Résultats :</w:t>
       </w:r>
     </w:p>
     <w:p>
-      <w:r>
+      <w:pPr>
+        <w:rPr>
+          <w:sz w:val="22"/>
+          <w:szCs w:val="22"/>
+        </w:rPr>
+      </w:pPr>
+      <w:r>
+        <w:rPr>
+          <w:sz w:val="22"/>
+          <w:szCs w:val="22"/>
+        </w:rPr>
         <w:t>K Davies 5 0.6905 11 0.6921 12 0.6785</w:t>
       </w:r>
     </w:p>
     <w:p>
-      <w:r>
+      <w:pPr>
+        <w:rPr>
+          <w:sz w:val="22"/>
+          <w:szCs w:val="22"/>
+        </w:rPr>
+      </w:pPr>
+      <w:r>
+        <w:rPr>
+          <w:sz w:val="22"/>
+          <w:szCs w:val="22"/>
+        </w:rPr>
         <w:t>Le meilleur score est :</w:t>
       </w:r>
     </w:p>
     <w:p>
-      <w:r>
+      <w:pPr>
+        <w:rPr>
+          <w:sz w:val="22"/>
+          <w:szCs w:val="22"/>
+        </w:rPr>
+      </w:pPr>
+      <w:r>
+        <w:rPr>
+          <w:sz w:val="22"/>
+          <w:szCs w:val="22"/>
+        </w:rPr>
         <w:t>K = 12</w:t>
       </w:r>
     </w:p>
     <w:p>
-      <w:r>
+      <w:pPr>
+        <w:rPr>
+          <w:sz w:val="22"/>
+          <w:szCs w:val="22"/>
+        </w:rPr>
+      </w:pPr>
+      <w:r>
+        <w:rPr>
+          <w:sz w:val="22"/>
+          <w:szCs w:val="22"/>
+        </w:rPr>
         <w:t>Mais l'amélioration par rapport à K=5 est faible :</w:t>
       </w:r>
     </w:p>
     <w:p>
-      <w:r>
+      <w:pPr>
+        <w:rPr>
+          <w:sz w:val="22"/>
+          <w:szCs w:val="22"/>
+        </w:rPr>
+      </w:pPr>
+      <w:r>
+        <w:rPr>
+          <w:sz w:val="22"/>
+          <w:szCs w:val="22"/>
+        </w:rPr>
         <w:t>0.6905 → 0.6785</w:t>
       </w:r>
     </w:p>
     <w:p>
-      <w:r>
+      <w:pPr>
+        <w:rPr>
+          <w:sz w:val="22"/>
+          <w:szCs w:val="22"/>
+        </w:rPr>
+      </w:pPr>
+      <w:r>
+        <w:rPr>
+          <w:sz w:val="22"/>
+          <w:szCs w:val="22"/>
+        </w:rPr>
         <w:t>Alors qu'on passe de :</w:t>
       </w:r>
     </w:p>
     <w:p>
-      <w:r>
+      <w:pPr>
+        <w:rPr>
+          <w:sz w:val="22"/>
+          <w:szCs w:val="22"/>
+        </w:rPr>
+      </w:pPr>
+      <w:r>
+        <w:rPr>
+          <w:sz w:val="22"/>
+          <w:szCs w:val="22"/>
+        </w:rPr>
         <w:t>5 clusters → 12 clusters</w:t>
       </w:r>
     </w:p>
     <w:p>
-      <w:r>
+      <w:pPr>
+        <w:rPr>
+          <w:sz w:val="22"/>
+          <w:szCs w:val="22"/>
+        </w:rPr>
+      </w:pPr>
+      <w:r>
+        <w:rPr>
+          <w:sz w:val="22"/>
+          <w:szCs w:val="22"/>
+        </w:rPr>
         <w:t>La perte en lisibilité n'est donc pas justifiée.</w:t>
       </w:r>
     </w:p>
     <w:p>
-      <w:r>
+      <w:pPr>
+        <w:rPr>
+          <w:sz w:val="22"/>
+          <w:szCs w:val="22"/>
+        </w:rPr>
+      </w:pPr>
+      <w:r>
+        <w:rPr>
+          <w:sz w:val="22"/>
+          <w:szCs w:val="22"/>
+        </w:rPr>
         <w:t xml:space="preserve">Analyse globale correcte Critère Meilleur K Méthode du coude 5 Silhouette 5 </w:t>
       </w:r>
       <w:proofErr w:type="spellStart"/>
       <w:r>
+        <w:rPr>
+          <w:sz w:val="22"/>
+          <w:szCs w:val="22"/>
+        </w:rPr>
         <w:t>Calinski-Harabasz</w:t>
       </w:r>
       <w:proofErr w:type="spellEnd"/>
       <w:r>
+        <w:rPr>
+          <w:sz w:val="22"/>
+          <w:szCs w:val="22"/>
+        </w:rPr>
         <w:t xml:space="preserve"> 15 Davies-Bouldin 12</w:t>
       </w:r>
     </w:p>
     <w:p>
-      <w:r>
+      <w:pPr>
+        <w:rPr>
+          <w:sz w:val="22"/>
+          <w:szCs w:val="22"/>
+        </w:rPr>
+      </w:pPr>
+      <w:r>
+        <w:rPr>
+          <w:sz w:val="22"/>
+          <w:szCs w:val="22"/>
+        </w:rPr>
+        <w:t>On observe que :</w:t>
+      </w:r>
+    </w:p>
+    <w:p>
+      <w:pPr>
+        <w:rPr>
+          <w:sz w:val="22"/>
+          <w:szCs w:val="22"/>
+        </w:rPr>
+      </w:pPr>
+      <w:r>
+        <w:rPr>
+          <w:sz w:val="22"/>
+          <w:szCs w:val="22"/>
+        </w:rPr>
+        <w:t xml:space="preserve">la méthode du coude indique K≈5 ; le coefficient de silhouette est maximal pour K=5 ; </w:t>
+      </w:r>
+      <w:proofErr w:type="spellStart"/>
+      <w:r>
+        <w:rPr>
+          <w:sz w:val="22"/>
+          <w:szCs w:val="22"/>
+        </w:rPr>
+        <w:t>Calinski-Harabasz</w:t>
+      </w:r>
+      <w:proofErr w:type="spellEnd"/>
+      <w:r>
+        <w:rPr>
+          <w:sz w:val="22"/>
+          <w:szCs w:val="22"/>
+        </w:rPr>
+        <w:t xml:space="preserve"> favorise des valeurs élevées de K ; Davies-Bouldin est minimal pour K=12 mais l'amélioration reste faible.</w:t>
+      </w:r>
+    </w:p>
+    <w:p>
+      <w:pPr>
+        <w:rPr>
+          <w:sz w:val="22"/>
+          <w:szCs w:val="22"/>
+        </w:rPr>
+      </w:pPr>
+      <w:r>
+        <w:rPr>
+          <w:sz w:val="22"/>
+          <w:szCs w:val="22"/>
+        </w:rPr>
+        <w:t>Ainsi :</w:t>
+      </w:r>
+    </w:p>
+    <w:p>
+      <w:pPr>
+        <w:rPr>
+          <w:sz w:val="22"/>
+          <w:szCs w:val="22"/>
+        </w:rPr>
+      </w:pPr>
+      <w:r>
+        <w:rPr>
+          <w:sz w:val="22"/>
+          <w:szCs w:val="22"/>
+        </w:rPr>
+        <w:t>K = 5</w:t>
+      </w:r>
+    </w:p>
+    <w:p>
+      <w:pPr>
+        <w:rPr>
+          <w:sz w:val="22"/>
+          <w:szCs w:val="22"/>
+        </w:rPr>
+      </w:pPr>
+      <w:r>
+        <w:rPr>
+          <w:sz w:val="22"/>
+          <w:szCs w:val="22"/>
+        </w:rPr>
+        <w:t>constitue le meilleur compromis entre :</w:t>
+      </w:r>
+    </w:p>
+    <w:p>
+      <w:pPr>
+        <w:rPr>
+          <w:sz w:val="22"/>
+          <w:szCs w:val="22"/>
+        </w:rPr>
+      </w:pPr>
+      <w:r>
+        <w:rPr>
+          <w:sz w:val="22"/>
+          <w:szCs w:val="22"/>
+        </w:rPr>
+        <w:t>qualité du clustering, interprétation géographique, simplicité de visualisation. Formulation rapport</w:t>
+      </w:r>
+    </w:p>
+    <w:p>
+      <w:pPr>
+        <w:rPr>
+          <w:sz w:val="22"/>
+          <w:szCs w:val="22"/>
+        </w:rPr>
+      </w:pPr>
+      <w:r>
+        <w:rPr>
+          <w:sz w:val="22"/>
+          <w:szCs w:val="22"/>
+        </w:rPr>
+        <w:t xml:space="preserve">Le choix du nombre de clusters a été réalisé à l'aide de la méthode du coude et de trois métriques d'évaluation. La méthode du coude montre une rupture de pente autour de K=5. Le coefficient de silhouette atteint sa valeur maximale pour K=5 (0,5028), indiquant une bonne </w:t>
+      </w:r>
+      <w:r>
+        <w:rPr>
+          <w:sz w:val="22"/>
+          <w:szCs w:val="22"/>
+        </w:rPr>
         <w:lastRenderedPageBreak/>
-        <w:t>On observe que :</w:t>
-      </w:r>
-    </w:p>
-    <w:p>
-      <w:r>
-        <w:t xml:space="preserve">la méthode du coude indique K≈5 ; le coefficient de silhouette est maximal pour K=5 ; </w:t>
+        <w:t xml:space="preserve">séparation des groupes. Bien que l'indice de </w:t>
       </w:r>
       <w:proofErr w:type="spellStart"/>
       <w:r>
+        <w:rPr>
+          <w:sz w:val="22"/>
+          <w:szCs w:val="22"/>
+        </w:rPr>
         <w:t>Calinski-Harabasz</w:t>
       </w:r>
       <w:proofErr w:type="spellEnd"/>
       <w:r>
-        <w:t xml:space="preserve"> favorise des valeurs élevées de K ; Davies-Bouldin est minimal pour K=12 mais l'amélioration reste faible.</w:t>
-      </w:r>
-    </w:p>
-    <w:p>
-      <w:r>
-        <w:t>Ainsi :</w:t>
-      </w:r>
-    </w:p>
-    <w:p>
-      <w:r>
-        <w:t>K = 5</w:t>
-      </w:r>
-    </w:p>
-    <w:p>
-      <w:r>
-        <w:t>constitue le meilleur compromis entre :</w:t>
-      </w:r>
-    </w:p>
-    <w:p>
-      <w:r>
-        <w:t>qualité du clustering, interprétation géographique, simplicité de visualisation. Formulation rapport</w:t>
-      </w:r>
-    </w:p>
-    <w:p>
-      <w:r>
-        <w:t xml:space="preserve">Le choix du nombre de clusters a été réalisé à l'aide de la méthode du coude et de trois métriques d'évaluation. La méthode du coude montre une rupture de pente autour de K=5. Le coefficient de silhouette atteint sa valeur maximale pour K=5 (0,5028), indiquant une bonne séparation des groupes. Bien que l'indice de </w:t>
+        <w:rPr>
+          <w:sz w:val="22"/>
+          <w:szCs w:val="22"/>
+        </w:rPr>
+        <w:t xml:space="preserve"> continue d'augmenter pour des valeurs de K plus élevées et que l'indice de Davies-Bouldin soit légèrement meilleur pour K=12, ces solutions produisent un découpage plus fin et moins interprétable. Le choix final s'est donc porté sur K=5, qui représente le meilleur compromis entre performance et lisibilité des clusters.</w:t>
+      </w:r>
+    </w:p>
+    <w:p>
+      <w:pPr>
+        <w:rPr>
+          <w:sz w:val="22"/>
+          <w:szCs w:val="22"/>
+        </w:rPr>
+      </w:pPr>
+      <w:r>
+        <w:rPr>
+          <w:sz w:val="22"/>
+          <w:szCs w:val="22"/>
+        </w:rPr>
+        <w:t xml:space="preserve">##################CARTE ##################### Répartition des bornes par cluster : cluster 0 14478 1 10690 2 7497 3 4971 4 7085 Name: count, </w:t>
       </w:r>
       <w:proofErr w:type="spellStart"/>
       <w:r>
-        <w:t>Calinski-Harabasz</w:t>
+        <w:rPr>
+          <w:sz w:val="22"/>
+          <w:szCs w:val="22"/>
+        </w:rPr>
+        <w:t>dtype</w:t>
       </w:r>
       <w:proofErr w:type="spellEnd"/>
       <w:r>
-        <w:t xml:space="preserve"> continue d'augmenter pour des valeurs de K plus élevées et que l'indice de Davies-Bouldin soit légèrement meilleur pour K=12, ces solutions produisent un découpage plus fin et moins interprétable. Le choix final s'est donc porté sur K=5, qui représente le meilleur compromis entre performance et lisibilité des clusters.</w:t>
-      </w:r>
-    </w:p>
-    <w:p>
-      <w:r>
-        <w:t xml:space="preserve">##################CARTE ##################### Répartition des bornes par cluster : cluster 0 14478 1 10690 2 7497 3 4971 4 7085 Name: count, </w:t>
-      </w:r>
-      <w:proofErr w:type="spellStart"/>
-      <w:r>
-        <w:t>dtype</w:t>
-      </w:r>
-      <w:proofErr w:type="spellEnd"/>
-      <w:r>
+        <w:rPr>
+          <w:sz w:val="22"/>
+          <w:szCs w:val="22"/>
+        </w:rPr>
         <w:t>: int64</w:t>
       </w:r>
     </w:p>
-    <w:p/>
-    <w:p>
-      <w:pPr>
-        <w:rPr>
-          <w:sz w:val="36"/>
-          <w:szCs w:val="36"/>
-        </w:rPr>
-      </w:pPr>
-      <w:r>
-        <w:rPr>
-          <w:sz w:val="36"/>
-          <w:szCs w:val="36"/>
-        </w:rPr>
-        <w:t xml:space="preserve">3 - </w:t>
-      </w:r>
-      <w:r>
-        <w:rPr>
-          <w:sz w:val="36"/>
-          <w:szCs w:val="36"/>
-        </w:rPr>
-        <w:t>Modèle de prédiction du type</w:t>
-      </w:r>
-      <w:r>
-        <w:rPr>
-          <w:sz w:val="36"/>
-          <w:szCs w:val="36"/>
-        </w:rPr>
-        <w:t xml:space="preserve"> </w:t>
-      </w:r>
-      <w:r>
-        <w:rPr>
-          <w:sz w:val="36"/>
-          <w:szCs w:val="36"/>
-        </w:rPr>
-        <w:t>d’implantation</w:t>
-      </w:r>
-    </w:p>
-    <w:p>
-      <w:pPr>
-        <w:rPr>
-          <w:sz w:val="36"/>
-          <w:szCs w:val="36"/>
-        </w:rPr>
-      </w:pPr>
-    </w:p>
-    <w:p>
-      <w:pPr>
-        <w:rPr>
-          <w:sz w:val="36"/>
-          <w:szCs w:val="36"/>
-        </w:rPr>
-      </w:pPr>
-      <w:r>
-        <w:rPr>
-          <w:sz w:val="36"/>
-          <w:szCs w:val="36"/>
-        </w:rPr>
-        <w:t xml:space="preserve">4 - </w:t>
-      </w:r>
-      <w:r>
-        <w:rPr>
-          <w:sz w:val="36"/>
-          <w:szCs w:val="36"/>
-        </w:rPr>
-        <w:t>Modèle de prédiction de la puissance</w:t>
-      </w:r>
-      <w:r>
-        <w:rPr>
-          <w:sz w:val="36"/>
-          <w:szCs w:val="36"/>
-        </w:rPr>
-        <w:t xml:space="preserve"> </w:t>
-      </w:r>
-      <w:r>
-        <w:rPr>
-          <w:sz w:val="36"/>
-          <w:szCs w:val="36"/>
-        </w:rPr>
-        <w:t>nominale</w:t>
+    <w:p>
+      <w:pPr>
+        <w:rPr>
+          <w:sz w:val="22"/>
+          <w:szCs w:val="22"/>
+        </w:rPr>
+      </w:pPr>
+    </w:p>
+    <w:p>
+      <w:pPr>
+        <w:rPr>
+          <w:sz w:val="32"/>
+          <w:szCs w:val="32"/>
+        </w:rPr>
+      </w:pPr>
+      <w:r>
+        <w:rPr>
+          <w:sz w:val="32"/>
+          <w:szCs w:val="32"/>
+        </w:rPr>
+        <w:t>3 - Modèle de prédiction du type d’implantation</w:t>
+      </w:r>
+    </w:p>
+    <w:p>
+      <w:pPr>
+        <w:rPr>
+          <w:sz w:val="32"/>
+          <w:szCs w:val="32"/>
+        </w:rPr>
+      </w:pPr>
+    </w:p>
+    <w:p>
+      <w:pPr>
+        <w:rPr>
+          <w:sz w:val="32"/>
+          <w:szCs w:val="32"/>
+        </w:rPr>
+      </w:pPr>
+      <w:r>
+        <w:rPr>
+          <w:sz w:val="32"/>
+          <w:szCs w:val="32"/>
+        </w:rPr>
+        <w:t>4 - Modèle de prédiction de la puissance nominale</w:t>
       </w:r>
     </w:p>
     <w:sectPr>
+      <w:headerReference w:type="default" r:id="rId8"/>
       <w:pgSz w:w="11906" w:h="16838"/>
       <w:pgMar w:top="1417" w:right="1417" w:bottom="1417" w:left="1417" w:header="708" w:footer="708" w:gutter="0"/>
       <w:cols w:space="708"/>
@@ -831,6 +2432,66 @@
     </w:sectPr>
   </w:body>
 </w:document>
+</file>
+
+<file path=word/endnotes.xml><?xml version="1.0" encoding="utf-8"?>
+<w:endnotes xmlns:wpc="http://schemas.microsoft.com/office/word/2010/wordprocessingCanvas" xmlns:cx="http://schemas.microsoft.com/office/drawing/2014/chartex" xmlns:cx1="http://schemas.microsoft.com/office/drawing/2015/9/8/chartex" xmlns:cx2="http://schemas.microsoft.com/office/drawing/2015/10/21/chartex" xmlns:cx3="http://schemas.microsoft.com/office/drawing/2016/5/9/chartex" xmlns:cx4="http://schemas.microsoft.com/office/drawing/2016/5/10/chartex" xmlns:cx5="http://schemas.microsoft.com/office/drawing/2016/5/11/chartex" xmlns:cx6="http://schemas.microsoft.com/office/drawing/2016/5/12/chartex" xmlns:cx7="http://schemas.microsoft.com/office/drawing/2016/5/13/chartex" xmlns:cx8="http://schemas.microsoft.com/office/drawing/2016/5/14/chartex" xmlns:mc="http://schemas.openxmlformats.org/markup-compatibility/2006" xmlns:aink="http://schemas.microsoft.com/office/drawing/2016/ink" xmlns:am3d="http://schemas.microsoft.com/office/drawing/2017/model3d" xmlns:o="urn:schemas-microsoft-com:office:office" xmlns:oel="http://schemas.microsoft.com/office/2019/extlst" xmlns:r="http://schemas.openxmlformats.org/officeDocument/2006/relationships" xmlns:m="http://schemas.openxmlformats.org/officeDocument/2006/math" xmlns:v="urn:schemas-microsoft-com:vml" xmlns:wp14="http://schemas.microsoft.com/office/word/2010/wordprocessingDrawing" xmlns:wp="http://schemas.openxmlformats.org/drawingml/2006/wordprocessingDrawing" xmlns:w10="urn:schemas-microsoft-com:office:word" xmlns:w="http://schemas.openxmlformats.org/wordprocessingml/2006/main" xmlns:w14="http://schemas.microsoft.com/office/word/2010/wordml" xmlns:w15="http://schemas.microsoft.com/office/word/2012/wordml" xmlns:w16cex="http://schemas.microsoft.com/office/word/2018/wordml/cex" xmlns:w16cid="http://schemas.microsoft.com/office/word/2016/wordml/cid" xmlns:w16="http://schemas.microsoft.com/office/word/2018/wordml" xmlns:w16du="http://schemas.microsoft.com/office/word/2023/wordml/word16du" xmlns:w16sdtdh="http://schemas.microsoft.com/office/word/2020/wordml/sdtdatahash" xmlns:w16sdtfl="http://schemas.microsoft.com/office/word/2024/wordml/sdtformatlock" xmlns:w16se="http://schemas.microsoft.com/office/word/2015/wordml/symex" xmlns:wpg="http://schemas.microsoft.com/office/word/2010/wordprocessingGroup" xmlns:wpi="http://schemas.microsoft.com/office/word/2010/wordprocessingInk" xmlns:wne="http://schemas.microsoft.com/office/word/2006/wordml" xmlns:wps="http://schemas.microsoft.com/office/word/2010/wordprocessingShape" mc:Ignorable="w14 w15 w16se w16cid w16 w16cex w16sdtdh w16sdtfl w16du wp14">
+  <w:endnote w:type="separator" w:id="-1">
+    <w:p>
+      <w:pPr>
+        <w:spacing w:after="0" w:line="240" w:lineRule="auto"/>
+      </w:pPr>
+      <w:r>
+        <w:separator/>
+      </w:r>
+    </w:p>
+  </w:endnote>
+  <w:endnote w:type="continuationSeparator" w:id="0">
+    <w:p>
+      <w:pPr>
+        <w:spacing w:after="0" w:line="240" w:lineRule="auto"/>
+      </w:pPr>
+      <w:r>
+        <w:continuationSeparator/>
+      </w:r>
+    </w:p>
+  </w:endnote>
+</w:endnotes>
+</file>
+
+<file path=word/footnotes.xml><?xml version="1.0" encoding="utf-8"?>
+<w:footnotes xmlns:wpc="http://schemas.microsoft.com/office/word/2010/wordprocessingCanvas" xmlns:cx="http://schemas.microsoft.com/office/drawing/2014/chartex" xmlns:cx1="http://schemas.microsoft.com/office/drawing/2015/9/8/chartex" xmlns:cx2="http://schemas.microsoft.com/office/drawing/2015/10/21/chartex" xmlns:cx3="http://schemas.microsoft.com/office/drawing/2016/5/9/chartex" xmlns:cx4="http://schemas.microsoft.com/office/drawing/2016/5/10/chartex" xmlns:cx5="http://schemas.microsoft.com/office/drawing/2016/5/11/chartex" xmlns:cx6="http://schemas.microsoft.com/office/drawing/2016/5/12/chartex" xmlns:cx7="http://schemas.microsoft.com/office/drawing/2016/5/13/chartex" xmlns:cx8="http://schemas.microsoft.com/office/drawing/2016/5/14/chartex" xmlns:mc="http://schemas.openxmlformats.org/markup-compatibility/2006" xmlns:aink="http://schemas.microsoft.com/office/drawing/2016/ink" xmlns:am3d="http://schemas.microsoft.com/office/drawing/2017/model3d" xmlns:o="urn:schemas-microsoft-com:office:office" xmlns:oel="http://schemas.microsoft.com/office/2019/extlst" xmlns:r="http://schemas.openxmlformats.org/officeDocument/2006/relationships" xmlns:m="http://schemas.openxmlformats.org/officeDocument/2006/math" xmlns:v="urn:schemas-microsoft-com:vml" xmlns:wp14="http://schemas.microsoft.com/office/word/2010/wordprocessingDrawing" xmlns:wp="http://schemas.openxmlformats.org/drawingml/2006/wordprocessingDrawing" xmlns:w10="urn:schemas-microsoft-com:office:word" xmlns:w="http://schemas.openxmlformats.org/wordprocessingml/2006/main" xmlns:w14="http://schemas.microsoft.com/office/word/2010/wordml" xmlns:w15="http://schemas.microsoft.com/office/word/2012/wordml" xmlns:w16cex="http://schemas.microsoft.com/office/word/2018/wordml/cex" xmlns:w16cid="http://schemas.microsoft.com/office/word/2016/wordml/cid" xmlns:w16="http://schemas.microsoft.com/office/word/2018/wordml" xmlns:w16du="http://schemas.microsoft.com/office/word/2023/wordml/word16du" xmlns:w16sdtdh="http://schemas.microsoft.com/office/word/2020/wordml/sdtdatahash" xmlns:w16sdtfl="http://schemas.microsoft.com/office/word/2024/wordml/sdtformatlock" xmlns:w16se="http://schemas.microsoft.com/office/word/2015/wordml/symex" xmlns:wpg="http://schemas.microsoft.com/office/word/2010/wordprocessingGroup" xmlns:wpi="http://schemas.microsoft.com/office/word/2010/wordprocessingInk" xmlns:wne="http://schemas.microsoft.com/office/word/2006/wordml" xmlns:wps="http://schemas.microsoft.com/office/word/2010/wordprocessingShape" mc:Ignorable="w14 w15 w16se w16cid w16 w16cex w16sdtdh w16sdtfl w16du wp14">
+  <w:footnote w:type="separator" w:id="-1">
+    <w:p>
+      <w:pPr>
+        <w:spacing w:after="0" w:line="240" w:lineRule="auto"/>
+      </w:pPr>
+      <w:r>
+        <w:separator/>
+      </w:r>
+    </w:p>
+  </w:footnote>
+  <w:footnote w:type="continuationSeparator" w:id="0">
+    <w:p>
+      <w:pPr>
+        <w:spacing w:after="0" w:line="240" w:lineRule="auto"/>
+      </w:pPr>
+      <w:r>
+        <w:continuationSeparator/>
+      </w:r>
+    </w:p>
+  </w:footnote>
+</w:footnotes>
+</file>
+
+<file path=word/header1.xml><?xml version="1.0" encoding="utf-8"?>
+<w:hdr xmlns:wpc="http://schemas.microsoft.com/office/word/2010/wordprocessingCanvas" xmlns:cx="http://schemas.microsoft.com/office/drawing/2014/chartex" xmlns:cx1="http://schemas.microsoft.com/office/drawing/2015/9/8/chartex" xmlns:cx2="http://schemas.microsoft.com/office/drawing/2015/10/21/chartex" xmlns:cx3="http://schemas.microsoft.com/office/drawing/2016/5/9/chartex" xmlns:cx4="http://schemas.microsoft.com/office/drawing/2016/5/10/chartex" xmlns:cx5="http://schemas.microsoft.com/office/drawing/2016/5/11/chartex" xmlns:cx6="http://schemas.microsoft.com/office/drawing/2016/5/12/chartex" xmlns:cx7="http://schemas.microsoft.com/office/drawing/2016/5/13/chartex" xmlns:cx8="http://schemas.microsoft.com/office/drawing/2016/5/14/chartex" xmlns:mc="http://schemas.openxmlformats.org/markup-compatibility/2006" xmlns:aink="http://schemas.microsoft.com/office/drawing/2016/ink" xmlns:am3d="http://schemas.microsoft.com/office/drawing/2017/model3d" xmlns:o="urn:schemas-microsoft-com:office:office" xmlns:oel="http://schemas.microsoft.com/office/2019/extlst" xmlns:r="http://schemas.openxmlformats.org/officeDocument/2006/relationships" xmlns:m="http://schemas.openxmlformats.org/officeDocument/2006/math" xmlns:v="urn:schemas-microsoft-com:vml" xmlns:wp14="http://schemas.microsoft.com/office/word/2010/wordprocessingDrawing" xmlns:wp="http://schemas.openxmlformats.org/drawingml/2006/wordprocessingDrawing" xmlns:w10="urn:schemas-microsoft-com:office:word" xmlns:w="http://schemas.openxmlformats.org/wordprocessingml/2006/main" xmlns:w14="http://schemas.microsoft.com/office/word/2010/wordml" xmlns:w15="http://schemas.microsoft.com/office/word/2012/wordml" xmlns:w16cex="http://schemas.microsoft.com/office/word/2018/wordml/cex" xmlns:w16cid="http://schemas.microsoft.com/office/word/2016/wordml/cid" xmlns:w16="http://schemas.microsoft.com/office/word/2018/wordml" xmlns:w16du="http://schemas.microsoft.com/office/word/2023/wordml/word16du" xmlns:w16sdtdh="http://schemas.microsoft.com/office/word/2020/wordml/sdtdatahash" xmlns:w16sdtfl="http://schemas.microsoft.com/office/word/2024/wordml/sdtformatlock" xmlns:w16se="http://schemas.microsoft.com/office/word/2015/wordml/symex" xmlns:wpg="http://schemas.microsoft.com/office/word/2010/wordprocessingGroup" xmlns:wpi="http://schemas.microsoft.com/office/word/2010/wordprocessingInk" xmlns:wne="http://schemas.microsoft.com/office/word/2006/wordml" xmlns:wps="http://schemas.microsoft.com/office/word/2010/wordprocessingShape" mc:Ignorable="w14 w15 w16se w16cid w16 w16cex w16sdtdh w16sdtfl w16du wp14">
+  <w:p>
+    <w:pPr>
+      <w:pStyle w:val="En-tte"/>
+    </w:pPr>
+  </w:p>
+</w:hdr>
 </file>
 
 <file path=word/numbering.xml><?xml version="1.0" encoding="utf-8"?>
@@ -1062,6 +2723,119 @@
     </w:lvl>
   </w:abstractNum>
   <w:abstractNum w:abstractNumId="2" w15:restartNumberingAfterBreak="0">
+    <w:nsid w:val="2870051B"/>
+    <w:multiLevelType w:val="hybridMultilevel"/>
+    <w:tmpl w:val="D50E2F2C"/>
+    <w:lvl w:ilvl="0" w:tplc="3B324C84">
+      <w:start w:val="3"/>
+      <w:numFmt w:val="bullet"/>
+      <w:lvlText w:val="-"/>
+      <w:lvlJc w:val="left"/>
+      <w:pPr>
+        <w:ind w:left="720" w:hanging="360"/>
+      </w:pPr>
+      <w:rPr>
+        <w:rFonts w:ascii="Aptos" w:eastAsiaTheme="minorHAnsi" w:hAnsi="Aptos" w:cstheme="minorBidi" w:hint="default"/>
+      </w:rPr>
+    </w:lvl>
+    <w:lvl w:ilvl="1" w:tplc="040C0003" w:tentative="1">
+      <w:start w:val="1"/>
+      <w:numFmt w:val="bullet"/>
+      <w:lvlText w:val="o"/>
+      <w:lvlJc w:val="left"/>
+      <w:pPr>
+        <w:ind w:left="1440" w:hanging="360"/>
+      </w:pPr>
+      <w:rPr>
+        <w:rFonts w:ascii="Courier New" w:hAnsi="Courier New" w:cs="Courier New" w:hint="default"/>
+      </w:rPr>
+    </w:lvl>
+    <w:lvl w:ilvl="2" w:tplc="040C0005" w:tentative="1">
+      <w:start w:val="1"/>
+      <w:numFmt w:val="bullet"/>
+      <w:lvlText w:val=""/>
+      <w:lvlJc w:val="left"/>
+      <w:pPr>
+        <w:ind w:left="2160" w:hanging="360"/>
+      </w:pPr>
+      <w:rPr>
+        <w:rFonts w:ascii="Wingdings" w:hAnsi="Wingdings" w:hint="default"/>
+      </w:rPr>
+    </w:lvl>
+    <w:lvl w:ilvl="3" w:tplc="040C0001" w:tentative="1">
+      <w:start w:val="1"/>
+      <w:numFmt w:val="bullet"/>
+      <w:lvlText w:val=""/>
+      <w:lvlJc w:val="left"/>
+      <w:pPr>
+        <w:ind w:left="2880" w:hanging="360"/>
+      </w:pPr>
+      <w:rPr>
+        <w:rFonts w:ascii="Symbol" w:hAnsi="Symbol" w:hint="default"/>
+      </w:rPr>
+    </w:lvl>
+    <w:lvl w:ilvl="4" w:tplc="040C0003" w:tentative="1">
+      <w:start w:val="1"/>
+      <w:numFmt w:val="bullet"/>
+      <w:lvlText w:val="o"/>
+      <w:lvlJc w:val="left"/>
+      <w:pPr>
+        <w:ind w:left="3600" w:hanging="360"/>
+      </w:pPr>
+      <w:rPr>
+        <w:rFonts w:ascii="Courier New" w:hAnsi="Courier New" w:cs="Courier New" w:hint="default"/>
+      </w:rPr>
+    </w:lvl>
+    <w:lvl w:ilvl="5" w:tplc="040C0005" w:tentative="1">
+      <w:start w:val="1"/>
+      <w:numFmt w:val="bullet"/>
+      <w:lvlText w:val=""/>
+      <w:lvlJc w:val="left"/>
+      <w:pPr>
+        <w:ind w:left="4320" w:hanging="360"/>
+      </w:pPr>
+      <w:rPr>
+        <w:rFonts w:ascii="Wingdings" w:hAnsi="Wingdings" w:hint="default"/>
+      </w:rPr>
+    </w:lvl>
+    <w:lvl w:ilvl="6" w:tplc="040C0001" w:tentative="1">
+      <w:start w:val="1"/>
+      <w:numFmt w:val="bullet"/>
+      <w:lvlText w:val=""/>
+      <w:lvlJc w:val="left"/>
+      <w:pPr>
+        <w:ind w:left="5040" w:hanging="360"/>
+      </w:pPr>
+      <w:rPr>
+        <w:rFonts w:ascii="Symbol" w:hAnsi="Symbol" w:hint="default"/>
+      </w:rPr>
+    </w:lvl>
+    <w:lvl w:ilvl="7" w:tplc="040C0003" w:tentative="1">
+      <w:start w:val="1"/>
+      <w:numFmt w:val="bullet"/>
+      <w:lvlText w:val="o"/>
+      <w:lvlJc w:val="left"/>
+      <w:pPr>
+        <w:ind w:left="5760" w:hanging="360"/>
+      </w:pPr>
+      <w:rPr>
+        <w:rFonts w:ascii="Courier New" w:hAnsi="Courier New" w:cs="Courier New" w:hint="default"/>
+      </w:rPr>
+    </w:lvl>
+    <w:lvl w:ilvl="8" w:tplc="040C0005" w:tentative="1">
+      <w:start w:val="1"/>
+      <w:numFmt w:val="bullet"/>
+      <w:lvlText w:val=""/>
+      <w:lvlJc w:val="left"/>
+      <w:pPr>
+        <w:ind w:left="6480" w:hanging="360"/>
+      </w:pPr>
+      <w:rPr>
+        <w:rFonts w:ascii="Wingdings" w:hAnsi="Wingdings" w:hint="default"/>
+      </w:rPr>
+    </w:lvl>
+  </w:abstractNum>
+  <w:abstractNum w:abstractNumId="3" w15:restartNumberingAfterBreak="0">
     <w:nsid w:val="52FE183B"/>
     <w:multiLevelType w:val="multilevel"/>
     <w:tmpl w:val="6C50D63A"/>
@@ -1174,7 +2948,7 @@
       </w:pPr>
     </w:lvl>
   </w:abstractNum>
-  <w:abstractNum w:abstractNumId="3" w15:restartNumberingAfterBreak="0">
+  <w:abstractNum w:abstractNumId="4" w15:restartNumberingAfterBreak="0">
     <w:nsid w:val="5B2A2C12"/>
     <w:multiLevelType w:val="multilevel"/>
     <w:tmpl w:val="E8720D9A"/>
@@ -1323,7 +3097,7 @@
       </w:rPr>
     </w:lvl>
   </w:abstractNum>
-  <w:abstractNum w:abstractNumId="4" w15:restartNumberingAfterBreak="0">
+  <w:abstractNum w:abstractNumId="5" w15:restartNumberingAfterBreak="0">
     <w:nsid w:val="608F2716"/>
     <w:multiLevelType w:val="multilevel"/>
     <w:tmpl w:val="7918244C"/>
@@ -1473,19 +3247,22 @@
     </w:lvl>
   </w:abstractNum>
   <w:num w:numId="1" w16cid:durableId="30040936">
+    <w:abstractNumId w:val="5"/>
+  </w:num>
+  <w:num w:numId="2" w16cid:durableId="92212808">
     <w:abstractNumId w:val="4"/>
   </w:num>
-  <w:num w:numId="2" w16cid:durableId="92212808">
+  <w:num w:numId="3" w16cid:durableId="136070038">
     <w:abstractNumId w:val="3"/>
-  </w:num>
-  <w:num w:numId="3" w16cid:durableId="136070038">
-    <w:abstractNumId w:val="2"/>
   </w:num>
   <w:num w:numId="4" w16cid:durableId="1985500302">
     <w:abstractNumId w:val="1"/>
   </w:num>
   <w:num w:numId="5" w16cid:durableId="475336817">
     <w:abstractNumId w:val="0"/>
+  </w:num>
+  <w:num w:numId="6" w16cid:durableId="1852137658">
+    <w:abstractNumId w:val="2"/>
   </w:num>
 </w:numbering>
 </file>
@@ -2406,6 +4183,69 @@
       <w:spacing w:val="5"/>
     </w:rPr>
   </w:style>
+  <w:style w:type="table" w:styleId="Grilledutableau">
+    <w:name w:val="Table Grid"/>
+    <w:basedOn w:val="TableauNormal"/>
+    <w:uiPriority w:val="39"/>
+    <w:rsid w:val="0008018C"/>
+    <w:pPr>
+      <w:spacing w:after="0" w:line="240" w:lineRule="auto"/>
+    </w:pPr>
+    <w:tblPr>
+      <w:tblBorders>
+        <w:top w:val="single" w:sz="4" w:space="0" w:color="auto"/>
+        <w:left w:val="single" w:sz="4" w:space="0" w:color="auto"/>
+        <w:bottom w:val="single" w:sz="4" w:space="0" w:color="auto"/>
+        <w:right w:val="single" w:sz="4" w:space="0" w:color="auto"/>
+        <w:insideH w:val="single" w:sz="4" w:space="0" w:color="auto"/>
+        <w:insideV w:val="single" w:sz="4" w:space="0" w:color="auto"/>
+      </w:tblBorders>
+    </w:tblPr>
+  </w:style>
+  <w:style w:type="paragraph" w:styleId="En-tte">
+    <w:name w:val="header"/>
+    <w:basedOn w:val="Normal"/>
+    <w:link w:val="En-tteCar"/>
+    <w:uiPriority w:val="99"/>
+    <w:unhideWhenUsed/>
+    <w:rsid w:val="00C7003A"/>
+    <w:pPr>
+      <w:tabs>
+        <w:tab w:val="center" w:pos="4536"/>
+        <w:tab w:val="right" w:pos="9072"/>
+      </w:tabs>
+      <w:spacing w:after="0" w:line="240" w:lineRule="auto"/>
+    </w:pPr>
+  </w:style>
+  <w:style w:type="character" w:customStyle="1" w:styleId="En-tteCar">
+    <w:name w:val="En-tête Car"/>
+    <w:basedOn w:val="Policepardfaut"/>
+    <w:link w:val="En-tte"/>
+    <w:uiPriority w:val="99"/>
+    <w:rsid w:val="00C7003A"/>
+  </w:style>
+  <w:style w:type="paragraph" w:styleId="Pieddepage">
+    <w:name w:val="footer"/>
+    <w:basedOn w:val="Normal"/>
+    <w:link w:val="PieddepageCar"/>
+    <w:uiPriority w:val="99"/>
+    <w:unhideWhenUsed/>
+    <w:rsid w:val="00C7003A"/>
+    <w:pPr>
+      <w:tabs>
+        <w:tab w:val="center" w:pos="4536"/>
+        <w:tab w:val="right" w:pos="9072"/>
+      </w:tabs>
+      <w:spacing w:after="0" w:line="240" w:lineRule="auto"/>
+    </w:pPr>
+  </w:style>
+  <w:style w:type="character" w:customStyle="1" w:styleId="PieddepageCar">
+    <w:name w:val="Pied de page Car"/>
+    <w:basedOn w:val="Policepardfaut"/>
+    <w:link w:val="Pieddepage"/>
+    <w:uiPriority w:val="99"/>
+    <w:rsid w:val="00C7003A"/>
+  </w:style>
 </w:styles>
 </file>
 

--- a/Rapport.docx
+++ b/Rapport.docx
@@ -4,7 +4,6 @@
   <w:body>
     <w:p>
       <w:pPr>
-        <w:ind w:left="720"/>
         <w:jc w:val="right"/>
         <w:rPr>
           <w:sz w:val="22"/>
@@ -16,15 +15,106 @@
           <w:sz w:val="22"/>
           <w:szCs w:val="22"/>
         </w:rPr>
-        <w:t>LE NECHET Manon</w:t>
-      </w:r>
-      <w:r>
-        <w:rPr>
-          <w:sz w:val="22"/>
-          <w:szCs w:val="22"/>
-        </w:rPr>
-        <w:t xml:space="preserve">, </w:t>
-      </w:r>
+        <w:drawing>
+          <wp:anchor distT="0" distB="0" distL="114300" distR="114300" simplePos="0" relativeHeight="251658240" behindDoc="0" locked="0" layoutInCell="1" allowOverlap="1" wp14:anchorId="43BB070B" wp14:editId="757934A3">
+            <wp:simplePos x="0" y="0"/>
+            <wp:positionH relativeFrom="column">
+              <wp:posOffset>-305435</wp:posOffset>
+            </wp:positionH>
+            <wp:positionV relativeFrom="paragraph">
+              <wp:posOffset>0</wp:posOffset>
+            </wp:positionV>
+            <wp:extent cx="2134800" cy="972000"/>
+            <wp:effectExtent l="0" t="0" r="0" b="0"/>
+            <wp:wrapSquare wrapText="bothSides"/>
+            <wp:docPr id="80977990" name="Image 1"/>
+            <wp:cNvGraphicFramePr>
+              <a:graphicFrameLocks xmlns:a="http://schemas.openxmlformats.org/drawingml/2006/main" noChangeAspect="1"/>
+            </wp:cNvGraphicFramePr>
+            <a:graphic xmlns:a="http://schemas.openxmlformats.org/drawingml/2006/main">
+              <a:graphicData uri="http://schemas.openxmlformats.org/drawingml/2006/picture">
+                <pic:pic xmlns:pic="http://schemas.openxmlformats.org/drawingml/2006/picture">
+                  <pic:nvPicPr>
+                    <pic:cNvPr id="80977990" name=""/>
+                    <pic:cNvPicPr/>
+                  </pic:nvPicPr>
+                  <pic:blipFill>
+                    <a:blip r:embed="rId8">
+                      <a:extLst>
+                        <a:ext uri="{28A0092B-C50C-407E-A947-70E740481C1C}">
+                          <a14:useLocalDpi xmlns:a14="http://schemas.microsoft.com/office/drawing/2010/main" val="0"/>
+                        </a:ext>
+                      </a:extLst>
+                    </a:blip>
+                    <a:stretch>
+                      <a:fillRect/>
+                    </a:stretch>
+                  </pic:blipFill>
+                  <pic:spPr>
+                    <a:xfrm>
+                      <a:off x="0" y="0"/>
+                      <a:ext cx="2134800" cy="972000"/>
+                    </a:xfrm>
+                    <a:prstGeom prst="rect">
+                      <a:avLst/>
+                    </a:prstGeom>
+                  </pic:spPr>
+                </pic:pic>
+              </a:graphicData>
+            </a:graphic>
+            <wp14:sizeRelH relativeFrom="margin">
+              <wp14:pctWidth>0</wp14:pctWidth>
+            </wp14:sizeRelH>
+            <wp14:sizeRelV relativeFrom="margin">
+              <wp14:pctHeight>0</wp14:pctHeight>
+            </wp14:sizeRelV>
+          </wp:anchor>
+        </w:drawing>
+      </w:r>
+      <w:r>
+        <w:rPr>
+          <w:sz w:val="22"/>
+          <w:szCs w:val="22"/>
+        </w:rPr>
+        <w:t>L</w:t>
+      </w:r>
+      <w:r>
+        <w:rPr>
+          <w:sz w:val="22"/>
+          <w:szCs w:val="22"/>
+        </w:rPr>
+        <w:t>E N</w:t>
+      </w:r>
+      <w:r>
+        <w:rPr>
+          <w:sz w:val="22"/>
+          <w:szCs w:val="22"/>
+        </w:rPr>
+        <w:t xml:space="preserve">ECHET </w:t>
+      </w:r>
+      <w:r>
+        <w:rPr>
+          <w:sz w:val="22"/>
+          <w:szCs w:val="22"/>
+        </w:rPr>
+        <w:t xml:space="preserve"> </w:t>
+      </w:r>
+      <w:r>
+        <w:rPr>
+          <w:sz w:val="22"/>
+          <w:szCs w:val="22"/>
+        </w:rPr>
+        <w:t>Manon</w:t>
+      </w:r>
+    </w:p>
+    <w:p>
+      <w:pPr>
+        <w:jc w:val="right"/>
+        <w:rPr>
+          <w:sz w:val="22"/>
+          <w:szCs w:val="22"/>
+        </w:rPr>
+      </w:pPr>
       <w:r>
         <w:rPr>
           <w:sz w:val="22"/>
@@ -32,12 +122,28 @@
         </w:rPr>
         <w:t>EL MATMOUR Aya</w:t>
       </w:r>
-      <w:r>
-        <w:rPr>
-          <w:sz w:val="22"/>
-          <w:szCs w:val="22"/>
-        </w:rPr>
-        <w:t xml:space="preserve">, </w:t>
+    </w:p>
+    <w:p>
+      <w:pPr>
+        <w:jc w:val="right"/>
+        <w:rPr>
+          <w:sz w:val="22"/>
+          <w:szCs w:val="22"/>
+        </w:rPr>
+      </w:pPr>
+      <w:r>
+        <w:rPr>
+          <w:sz w:val="22"/>
+          <w:szCs w:val="22"/>
+        </w:rPr>
+        <w:t xml:space="preserve"> </w:t>
+      </w:r>
+      <w:r>
+        <w:rPr>
+          <w:sz w:val="22"/>
+          <w:szCs w:val="22"/>
+        </w:rPr>
+        <w:t xml:space="preserve"> </w:t>
       </w:r>
       <w:r>
         <w:rPr>
@@ -49,18 +155,232 @@
     </w:p>
     <w:p>
       <w:pPr>
+        <w:rPr>
+          <w:sz w:val="22"/>
+          <w:szCs w:val="22"/>
+        </w:rPr>
+      </w:pPr>
+      <w:r>
+        <w:rPr>
+          <w:sz w:val="22"/>
+          <w:szCs w:val="22"/>
+        </w:rPr>
+        <w:t xml:space="preserve">  </w:t>
+      </w:r>
+    </w:p>
+    <w:p>
+      <w:pPr>
         <w:jc w:val="center"/>
+        <w:rPr>
+          <w:b/>
+          <w:bCs/>
+          <w:sz w:val="72"/>
+          <w:szCs w:val="72"/>
+        </w:rPr>
+      </w:pPr>
+    </w:p>
+    <w:p>
+      <w:pPr>
+        <w:jc w:val="center"/>
+        <w:rPr>
+          <w:b/>
+          <w:bCs/>
+          <w:sz w:val="72"/>
+          <w:szCs w:val="72"/>
+        </w:rPr>
+      </w:pPr>
+      <w:r>
+        <w:rPr>
+          <w:b/>
+          <w:bCs/>
+          <w:sz w:val="72"/>
+          <w:szCs w:val="72"/>
+        </w:rPr>
+        <w:t>Projet IA</w:t>
+      </w:r>
+    </w:p>
+    <w:p>
+      <w:pPr>
         <w:rPr>
           <w:sz w:val="48"/>
           <w:szCs w:val="48"/>
         </w:rPr>
       </w:pPr>
-      <w:r>
+    </w:p>
+    <w:p>
+      <w:pPr>
         <w:rPr>
           <w:sz w:val="48"/>
           <w:szCs w:val="48"/>
         </w:rPr>
-        <w:t>Projet IA</w:t>
+      </w:pPr>
+    </w:p>
+    <w:p>
+      <w:pPr>
+        <w:rPr>
+          <w:sz w:val="48"/>
+          <w:szCs w:val="48"/>
+        </w:rPr>
+      </w:pPr>
+    </w:p>
+    <w:p>
+      <w:pPr>
+        <w:jc w:val="center"/>
+        <w:rPr>
+          <w:sz w:val="48"/>
+          <w:szCs w:val="48"/>
+        </w:rPr>
+      </w:pPr>
+      <w:r>
+        <w:rPr>
+          <w:sz w:val="48"/>
+          <w:szCs w:val="48"/>
+        </w:rPr>
+        <w:t xml:space="preserve">Utilisation d’une base de données dans le cadre d’un projet d’apprentissage automatique. </w:t>
+      </w:r>
+    </w:p>
+    <w:p>
+      <w:pPr>
+        <w:jc w:val="center"/>
+        <w:rPr>
+          <w:sz w:val="48"/>
+          <w:szCs w:val="48"/>
+        </w:rPr>
+      </w:pPr>
+    </w:p>
+    <w:p>
+      <w:pPr>
+        <w:jc w:val="center"/>
+        <w:rPr>
+          <w:sz w:val="48"/>
+          <w:szCs w:val="48"/>
+        </w:rPr>
+      </w:pPr>
+    </w:p>
+    <w:p>
+      <w:pPr>
+        <w:jc w:val="center"/>
+        <w:rPr>
+          <w:sz w:val="48"/>
+          <w:szCs w:val="48"/>
+        </w:rPr>
+      </w:pPr>
+    </w:p>
+    <w:p>
+      <w:pPr>
+        <w:jc w:val="center"/>
+        <w:rPr>
+          <w:sz w:val="48"/>
+          <w:szCs w:val="48"/>
+        </w:rPr>
+      </w:pPr>
+    </w:p>
+    <w:p>
+      <w:pPr>
+        <w:jc w:val="center"/>
+        <w:rPr>
+          <w:sz w:val="48"/>
+          <w:szCs w:val="48"/>
+        </w:rPr>
+      </w:pPr>
+    </w:p>
+    <w:p>
+      <w:pPr>
+        <w:jc w:val="center"/>
+        <w:rPr>
+          <w:sz w:val="48"/>
+          <w:szCs w:val="48"/>
+        </w:rPr>
+      </w:pPr>
+    </w:p>
+    <w:p>
+      <w:pPr>
+        <w:jc w:val="center"/>
+        <w:rPr>
+          <w:sz w:val="48"/>
+          <w:szCs w:val="48"/>
+        </w:rPr>
+      </w:pPr>
+    </w:p>
+    <w:p>
+      <w:pPr>
+        <w:jc w:val="center"/>
+        <w:rPr>
+          <w:sz w:val="48"/>
+          <w:szCs w:val="48"/>
+        </w:rPr>
+      </w:pPr>
+    </w:p>
+    <w:p>
+      <w:pPr>
+        <w:jc w:val="center"/>
+        <w:rPr>
+          <w:sz w:val="48"/>
+          <w:szCs w:val="48"/>
+        </w:rPr>
+      </w:pPr>
+      <w:r>
+        <w:rPr>
+          <w:sz w:val="48"/>
+          <w:szCs w:val="48"/>
+        </w:rPr>
+        <w:t>A faire : Gantt, sommaire, mise en page, intro, manque info pour analyse 3 + demande avis pour justification de donnée 4</w:t>
+      </w:r>
+    </w:p>
+    <w:p>
+      <w:pPr>
+        <w:jc w:val="center"/>
+        <w:rPr>
+          <w:sz w:val="48"/>
+          <w:szCs w:val="48"/>
+        </w:rPr>
+      </w:pPr>
+    </w:p>
+    <w:p>
+      <w:pPr>
+        <w:jc w:val="center"/>
+        <w:rPr>
+          <w:sz w:val="48"/>
+          <w:szCs w:val="48"/>
+        </w:rPr>
+      </w:pPr>
+    </w:p>
+    <w:p>
+      <w:pPr>
+        <w:rPr>
+          <w:b/>
+          <w:bCs/>
+          <w:sz w:val="22"/>
+          <w:szCs w:val="22"/>
+        </w:rPr>
+      </w:pPr>
+      <w:r>
+        <w:rPr>
+          <w:b/>
+          <w:bCs/>
+          <w:sz w:val="22"/>
+          <w:szCs w:val="22"/>
+        </w:rPr>
+        <w:t>Il manque juste une introduction du sujet et du projet</w:t>
+      </w:r>
+    </w:p>
+    <w:p>
+      <w:pPr>
+        <w:rPr>
+          <w:b/>
+          <w:bCs/>
+          <w:sz w:val="22"/>
+          <w:szCs w:val="22"/>
+        </w:rPr>
+      </w:pPr>
+      <w:r>
+        <w:rPr>
+          <w:b/>
+          <w:bCs/>
+          <w:sz w:val="22"/>
+          <w:szCs w:val="22"/>
+        </w:rPr>
+        <w:t>L’objectif de ce projet est de générer des modèles à partir du jeu de données précédemment étudié afin d’en prédire des variables</w:t>
       </w:r>
     </w:p>
     <w:p>
@@ -70,182 +390,69 @@
           <w:szCs w:val="32"/>
         </w:rPr>
       </w:pPr>
-      <w:r>
-        <w:rPr>
-          <w:sz w:val="32"/>
-          <w:szCs w:val="32"/>
-        </w:rPr>
+    </w:p>
+    <w:p>
+      <w:pPr>
+        <w:pStyle w:val="Titre1"/>
+      </w:pPr>
+      <w:r>
         <w:t>1</w:t>
       </w:r>
       <w:r>
-        <w:rPr>
-          <w:sz w:val="32"/>
-          <w:szCs w:val="32"/>
-        </w:rPr>
-        <w:t xml:space="preserve"> – Description du jeu de données</w:t>
-      </w:r>
-    </w:p>
-    <w:p>
-      <w:pPr>
-        <w:rPr>
-          <w:b/>
-          <w:bCs/>
-          <w:sz w:val="22"/>
-          <w:szCs w:val="22"/>
-        </w:rPr>
-      </w:pPr>
-      <w:r>
-        <w:rPr>
-          <w:b/>
-          <w:bCs/>
-          <w:sz w:val="22"/>
-          <w:szCs w:val="22"/>
-        </w:rPr>
-        <w:t>Il manque juste une introduction du sujet et du projet</w:t>
-      </w:r>
-    </w:p>
-    <w:p>
-      <w:pPr>
-        <w:rPr>
-          <w:sz w:val="32"/>
-          <w:szCs w:val="32"/>
-        </w:rPr>
-      </w:pPr>
-    </w:p>
-    <w:p>
-      <w:pPr>
-        <w:rPr>
-          <w:sz w:val="32"/>
-          <w:szCs w:val="32"/>
-        </w:rPr>
-      </w:pPr>
-      <w:r>
-        <w:rPr>
-          <w:sz w:val="32"/>
-          <w:szCs w:val="32"/>
-        </w:rPr>
-        <w:t>1</w:t>
-      </w:r>
-      <w:r>
-        <w:rPr>
-          <w:sz w:val="32"/>
-          <w:szCs w:val="32"/>
-        </w:rPr>
         <w:t xml:space="preserve"> - Visualisation sur carte</w:t>
       </w:r>
     </w:p>
     <w:p>
       <w:pPr>
-        <w:rPr>
-          <w:sz w:val="28"/>
-          <w:szCs w:val="28"/>
-        </w:rPr>
-      </w:pPr>
-      <w:r>
-        <w:rPr>
-          <w:sz w:val="28"/>
-          <w:szCs w:val="28"/>
-        </w:rPr>
+        <w:pStyle w:val="Titre2"/>
+      </w:pPr>
+      <w:r>
         <w:t>Justification du choix des variables sélectionnées</w:t>
       </w:r>
     </w:p>
     <w:p>
-      <w:pPr>
-        <w:rPr>
-          <w:sz w:val="22"/>
-          <w:szCs w:val="22"/>
-        </w:rPr>
-      </w:pPr>
-      <w:r>
-        <w:rPr>
-          <w:sz w:val="22"/>
-          <w:szCs w:val="22"/>
-        </w:rPr>
+      <w:r>
         <w:t xml:space="preserve"> </w:t>
       </w:r>
       <w:r>
-        <w:rPr>
-          <w:sz w:val="22"/>
-          <w:szCs w:val="22"/>
-        </w:rPr>
         <w:t>Pour permettre de visualiser les infrastructures de recharge pour véhicules électriques (IRVE), plusieurs variables ont été utilisés :</w:t>
       </w:r>
       <w:r>
-        <w:rPr>
-          <w:sz w:val="22"/>
-          <w:szCs w:val="22"/>
-        </w:rPr>
         <w:t xml:space="preserve"> </w:t>
       </w:r>
       <w:proofErr w:type="spellStart"/>
       <w:r>
-        <w:rPr>
-          <w:sz w:val="22"/>
-          <w:szCs w:val="22"/>
-        </w:rPr>
         <w:t>consolidate</w:t>
       </w:r>
       <w:r>
-        <w:rPr>
-          <w:sz w:val="22"/>
-          <w:szCs w:val="22"/>
-        </w:rPr>
         <w:t>_latitude</w:t>
       </w:r>
       <w:proofErr w:type="spellEnd"/>
       <w:r>
-        <w:rPr>
-          <w:sz w:val="22"/>
-          <w:szCs w:val="22"/>
-        </w:rPr>
         <w:t xml:space="preserve">, </w:t>
       </w:r>
       <w:proofErr w:type="spellStart"/>
       <w:r>
-        <w:rPr>
-          <w:sz w:val="22"/>
-          <w:szCs w:val="22"/>
-        </w:rPr>
         <w:t>consolidated_longitude</w:t>
       </w:r>
       <w:proofErr w:type="spellEnd"/>
       <w:r>
-        <w:rPr>
-          <w:sz w:val="22"/>
-          <w:szCs w:val="22"/>
-        </w:rPr>
         <w:t xml:space="preserve">, </w:t>
       </w:r>
       <w:proofErr w:type="spellStart"/>
       <w:r>
-        <w:rPr>
-          <w:sz w:val="22"/>
-          <w:szCs w:val="22"/>
-        </w:rPr>
         <w:t>implantation_station</w:t>
       </w:r>
       <w:proofErr w:type="spellEnd"/>
       <w:r>
-        <w:rPr>
-          <w:sz w:val="22"/>
-          <w:szCs w:val="22"/>
-        </w:rPr>
         <w:t xml:space="preserve"> et </w:t>
       </w:r>
       <w:proofErr w:type="spellStart"/>
       <w:r>
-        <w:rPr>
-          <w:sz w:val="22"/>
-          <w:szCs w:val="22"/>
-        </w:rPr>
         <w:t>puissance_nominale</w:t>
       </w:r>
       <w:proofErr w:type="spellEnd"/>
       <w:r>
-        <w:rPr>
-          <w:sz w:val="22"/>
-          <w:szCs w:val="22"/>
-        </w:rPr>
         <w:t>.</w:t>
       </w:r>
     </w:p>
@@ -259,248 +466,93 @@
     </w:p>
     <w:p>
       <w:pPr>
-        <w:rPr>
-          <w:sz w:val="22"/>
-          <w:szCs w:val="22"/>
-        </w:rPr>
-      </w:pPr>
-      <w:r>
-        <w:rPr>
-          <w:sz w:val="28"/>
-          <w:szCs w:val="28"/>
-        </w:rPr>
+        <w:pStyle w:val="Titre2"/>
+        <w:rPr>
+          <w:sz w:val="22"/>
+          <w:szCs w:val="22"/>
+        </w:rPr>
+      </w:pPr>
+      <w:r>
         <w:t xml:space="preserve">Justification des </w:t>
       </w:r>
       <w:r>
-        <w:rPr>
-          <w:sz w:val="28"/>
-          <w:szCs w:val="28"/>
-        </w:rPr>
         <w:t xml:space="preserve">choix des </w:t>
       </w:r>
       <w:r>
-        <w:rPr>
-          <w:sz w:val="28"/>
-          <w:szCs w:val="28"/>
-        </w:rPr>
         <w:t>opérations de préparation des données</w:t>
       </w:r>
     </w:p>
     <w:p>
-      <w:pPr>
-        <w:rPr>
-          <w:sz w:val="22"/>
-          <w:szCs w:val="22"/>
-        </w:rPr>
-      </w:pPr>
-      <w:r>
-        <w:rPr>
-          <w:sz w:val="22"/>
-          <w:szCs w:val="22"/>
-        </w:rPr>
+      <w:r>
         <w:t xml:space="preserve">1. </w:t>
       </w:r>
       <w:r>
-        <w:rPr>
-          <w:sz w:val="22"/>
-          <w:szCs w:val="22"/>
-        </w:rPr>
         <w:t xml:space="preserve"> Seules les variables nécessaires</w:t>
       </w:r>
       <w:r>
-        <w:rPr>
-          <w:sz w:val="22"/>
-          <w:szCs w:val="22"/>
-        </w:rPr>
         <w:t xml:space="preserve"> à la création des cartes</w:t>
       </w:r>
       <w:r>
-        <w:rPr>
-          <w:sz w:val="22"/>
-          <w:szCs w:val="22"/>
-        </w:rPr>
         <w:t xml:space="preserve"> et des diagrammes</w:t>
       </w:r>
       <w:r>
-        <w:rPr>
-          <w:sz w:val="22"/>
-          <w:szCs w:val="22"/>
-        </w:rPr>
         <w:t xml:space="preserve"> ont été conservées afin de réduire la taille du jeu de données et d'améliorer les performances de traitement.</w:t>
       </w:r>
       <w:r>
-        <w:rPr>
-          <w:sz w:val="22"/>
-          <w:szCs w:val="22"/>
-        </w:rPr>
         <w:t xml:space="preserve"> </w:t>
       </w:r>
     </w:p>
-    <w:p>
-      <w:pPr>
-        <w:rPr>
-          <w:sz w:val="22"/>
-          <w:szCs w:val="22"/>
-        </w:rPr>
-      </w:pPr>
-    </w:p>
-    <w:p>
-      <w:pPr>
-        <w:rPr>
-          <w:sz w:val="22"/>
-          <w:szCs w:val="22"/>
-        </w:rPr>
-      </w:pPr>
-      <w:r>
-        <w:rPr>
-          <w:sz w:val="22"/>
-          <w:szCs w:val="22"/>
-        </w:rPr>
+    <w:p/>
+    <w:p>
+      <w:r>
+        <w:lastRenderedPageBreak/>
         <w:t>2</w:t>
       </w:r>
       <w:r>
-        <w:rPr>
-          <w:sz w:val="22"/>
-          <w:szCs w:val="22"/>
-        </w:rPr>
         <w:t xml:space="preserve">. Un filtrage a été appliqué afin de conserver uniquement les bornes situées en France métropolitaine. Cette opération permet d’éliminer </w:t>
       </w:r>
       <w:r>
-        <w:rPr>
-          <w:sz w:val="22"/>
-          <w:szCs w:val="22"/>
-        </w:rPr>
         <w:t>les bornes</w:t>
       </w:r>
       <w:r>
-        <w:rPr>
-          <w:sz w:val="22"/>
-          <w:szCs w:val="22"/>
-        </w:rPr>
         <w:t xml:space="preserve"> situées hors de la zone d’étude</w:t>
       </w:r>
       <w:r>
-        <w:rPr>
-          <w:sz w:val="22"/>
-          <w:szCs w:val="22"/>
-        </w:rPr>
         <w:t xml:space="preserve"> (déjà </w:t>
       </w:r>
       <w:r>
-        <w:rPr>
-          <w:sz w:val="22"/>
-          <w:szCs w:val="22"/>
-        </w:rPr>
         <w:t>effectué dans la base de données</w:t>
       </w:r>
       <w:r>
-        <w:rPr>
-          <w:sz w:val="22"/>
-          <w:szCs w:val="22"/>
-        </w:rPr>
         <w:t>)</w:t>
       </w:r>
     </w:p>
-    <w:p>
-      <w:pPr>
-        <w:rPr>
-          <w:sz w:val="22"/>
-          <w:szCs w:val="22"/>
-        </w:rPr>
-      </w:pPr>
-    </w:p>
-    <w:p>
-      <w:pPr>
-        <w:rPr>
-          <w:sz w:val="22"/>
-          <w:szCs w:val="22"/>
-        </w:rPr>
-      </w:pPr>
-      <w:r>
-        <w:rPr>
-          <w:sz w:val="22"/>
-          <w:szCs w:val="22"/>
-        </w:rPr>
+    <w:p/>
+    <w:p>
+      <w:r>
         <w:t xml:space="preserve">3. </w:t>
       </w:r>
       <w:r>
-        <w:rPr>
-          <w:sz w:val="22"/>
-          <w:szCs w:val="22"/>
-        </w:rPr>
         <w:t>Les variables longitude et latitude étant originalement lu comme des caractères, elles ont été converties en numérique afin de pouvoir être utilisé</w:t>
       </w:r>
       <w:r>
-        <w:rPr>
-          <w:sz w:val="22"/>
-          <w:szCs w:val="22"/>
-        </w:rPr>
         <w:t xml:space="preserve"> </w:t>
       </w:r>
       <w:r>
-        <w:rPr>
-          <w:sz w:val="22"/>
-          <w:szCs w:val="22"/>
-        </w:rPr>
-        <w:t xml:space="preserve">(déjà </w:t>
-      </w:r>
-      <w:r>
-        <w:rPr>
-          <w:sz w:val="22"/>
-          <w:szCs w:val="22"/>
-        </w:rPr>
-        <w:t>effectué dans la base de données</w:t>
-      </w:r>
-      <w:r>
-        <w:rPr>
-          <w:sz w:val="22"/>
-          <w:szCs w:val="22"/>
-        </w:rPr>
-        <w:t>)</w:t>
-      </w:r>
-    </w:p>
-    <w:p>
-      <w:pPr>
-        <w:rPr>
-          <w:sz w:val="22"/>
-          <w:szCs w:val="22"/>
-        </w:rPr>
-      </w:pPr>
-    </w:p>
-    <w:p>
-      <w:pPr>
-        <w:rPr>
-          <w:sz w:val="22"/>
-          <w:szCs w:val="22"/>
-        </w:rPr>
-      </w:pPr>
-      <w:r>
-        <w:rPr>
-          <w:sz w:val="22"/>
-          <w:szCs w:val="22"/>
-        </w:rPr>
+        <w:t>(déjà effectué dans la base de données)</w:t>
+      </w:r>
+    </w:p>
+    <w:p/>
+    <w:p>
+      <w:r>
         <w:t>4</w:t>
       </w:r>
       <w:r>
-        <w:rPr>
-          <w:sz w:val="22"/>
-          <w:szCs w:val="22"/>
-        </w:rPr>
         <w:t>. Création de catégories de puissance</w:t>
       </w:r>
     </w:p>
     <w:p>
-      <w:pPr>
-        <w:rPr>
-          <w:sz w:val="22"/>
-          <w:szCs w:val="22"/>
-        </w:rPr>
-      </w:pPr>
-      <w:r>
-        <w:rPr>
-          <w:sz w:val="22"/>
-          <w:szCs w:val="22"/>
-        </w:rPr>
+      <w:r>
         <w:t xml:space="preserve">   Les puissances nominales ont été regroupées en quatre catégories :</w:t>
       </w:r>
     </w:p>
@@ -522,17 +574,7 @@
             <w:tcW w:w="2265" w:type="dxa"/>
           </w:tcPr>
           <w:p>
-            <w:pPr>
-              <w:rPr>
-                <w:sz w:val="22"/>
-                <w:szCs w:val="22"/>
-              </w:rPr>
-            </w:pPr>
-            <w:r>
-              <w:rPr>
-                <w:sz w:val="22"/>
-                <w:szCs w:val="22"/>
-              </w:rPr>
+            <w:r>
               <w:t>Normale ≤ 22 kW</w:t>
             </w:r>
           </w:p>
@@ -542,17 +584,7 @@
             <w:tcW w:w="2265" w:type="dxa"/>
           </w:tcPr>
           <w:p>
-            <w:pPr>
-              <w:rPr>
-                <w:sz w:val="22"/>
-                <w:szCs w:val="22"/>
-              </w:rPr>
-            </w:pPr>
-            <w:r>
-              <w:rPr>
-                <w:sz w:val="22"/>
-                <w:szCs w:val="22"/>
-              </w:rPr>
+            <w:r>
               <w:t>Rapide 23-50 kW</w:t>
             </w:r>
           </w:p>
@@ -562,17 +594,7 @@
             <w:tcW w:w="2266" w:type="dxa"/>
           </w:tcPr>
           <w:p>
-            <w:pPr>
-              <w:rPr>
-                <w:sz w:val="22"/>
-                <w:szCs w:val="22"/>
-              </w:rPr>
-            </w:pPr>
-            <w:r>
-              <w:rPr>
-                <w:sz w:val="22"/>
-                <w:szCs w:val="22"/>
-              </w:rPr>
+            <w:r>
               <w:t>Très rapide 51-150 kW</w:t>
             </w:r>
           </w:p>
@@ -582,75 +604,287 @@
             <w:tcW w:w="2266" w:type="dxa"/>
           </w:tcPr>
           <w:p>
-            <w:pPr>
-              <w:rPr>
-                <w:sz w:val="22"/>
-                <w:szCs w:val="22"/>
-              </w:rPr>
-            </w:pPr>
-            <w:r>
-              <w:rPr>
-                <w:sz w:val="22"/>
-                <w:szCs w:val="22"/>
-              </w:rPr>
+            <w:r>
               <w:t>Ultra rapide &gt; 150 kW</w:t>
             </w:r>
           </w:p>
         </w:tc>
       </w:tr>
     </w:tbl>
-    <w:p>
-      <w:pPr>
-        <w:rPr>
-          <w:sz w:val="22"/>
-          <w:szCs w:val="22"/>
-        </w:rPr>
-      </w:pPr>
-    </w:p>
-    <w:p>
-      <w:pPr>
-        <w:rPr>
-          <w:sz w:val="22"/>
-          <w:szCs w:val="22"/>
-        </w:rPr>
-      </w:pPr>
-      <w:r>
-        <w:rPr>
-          <w:sz w:val="22"/>
-          <w:szCs w:val="22"/>
-        </w:rPr>
+    <w:p/>
+    <w:p>
+      <w:r>
         <w:t xml:space="preserve">Cela permet une visualisation plus simple des différents niveaux de puissance. </w:t>
       </w:r>
       <w:r>
-        <w:rPr>
-          <w:sz w:val="22"/>
-          <w:szCs w:val="22"/>
-        </w:rPr>
         <w:t xml:space="preserve">Comme il n’y a que quatre catégories sur la carte, il n’y pas de surcharge de couleurs. </w:t>
       </w:r>
     </w:p>
-    <w:p>
-      <w:pPr>
-        <w:rPr>
-          <w:sz w:val="22"/>
-          <w:szCs w:val="22"/>
-        </w:rPr>
-      </w:pPr>
-    </w:p>
-    <w:p>
-      <w:pPr>
-        <w:rPr>
-          <w:sz w:val="22"/>
-          <w:szCs w:val="22"/>
-        </w:rPr>
-      </w:pPr>
-      <w:r>
-        <w:rPr>
-          <w:sz w:val="22"/>
-          <w:szCs w:val="22"/>
-        </w:rPr>
+    <w:p/>
+    <w:p>
+      <w:r>
+        <w:t>5. Réduction du nombre de</w:t>
+      </w:r>
+      <w:r>
+        <w:t xml:space="preserve"> </w:t>
+      </w:r>
+      <w:r>
+        <w:t>bornes</w:t>
+      </w:r>
+      <w:r>
+        <w:t xml:space="preserve"> </w:t>
+      </w:r>
+    </w:p>
+    <w:p>
+      <w:r>
+        <w:t>Seul</w:t>
+      </w:r>
+      <w:r>
+        <w:t>s</w:t>
+      </w:r>
+      <w:r>
+        <w:t xml:space="preserve"> 5 000 lignes sont utilisé</w:t>
+      </w:r>
+      <w:r>
+        <w:t>e</w:t>
+      </w:r>
+      <w:r>
+        <w:t>s pour les carte</w:t>
+      </w:r>
+      <w:r>
+        <w:t>s</w:t>
+      </w:r>
+      <w:r>
+        <w:t xml:space="preserve">. Ces lignes sont </w:t>
+      </w:r>
+      <w:r>
+        <w:t>choisies</w:t>
+      </w:r>
+      <w:r>
+        <w:t xml:space="preserve"> aléatoirement</w:t>
+      </w:r>
+      <w:r>
+        <w:t xml:space="preserve">. Cette modification nous offre une carte moins surchargée mais gardant les tendances générales.  </w:t>
+      </w:r>
+    </w:p>
+    <w:p>
+      <w:pPr>
+        <w:rPr>
+          <w:sz w:val="22"/>
+          <w:szCs w:val="22"/>
+        </w:rPr>
+      </w:pPr>
+      <w:r>
+        <w:t>(</w:t>
+      </w:r>
+      <w:hyperlink r:id="rId9" w:history="1">
+        <w:r>
+          <w:rPr>
+            <w:rStyle w:val="Lienhypertexte"/>
+          </w:rPr>
+          <w:t>Image</w:t>
+        </w:r>
+        <w:r>
+          <w:rPr>
+            <w:rStyle w:val="Lienhypertexte"/>
+          </w:rPr>
+          <w:t>s</w:t>
+        </w:r>
+      </w:hyperlink>
+      <w:r>
+        <w:t xml:space="preserve"> à trouver dans le dossier Picture)</w:t>
+      </w:r>
+    </w:p>
+    <w:p>
+      <w:pPr>
+        <w:rPr>
+          <w:sz w:val="22"/>
+          <w:szCs w:val="22"/>
+        </w:rPr>
+      </w:pPr>
+    </w:p>
+    <w:p>
+      <w:pPr>
+        <w:pStyle w:val="Titre2"/>
+      </w:pPr>
+      <w:r>
+        <w:t>Ju</w:t>
+      </w:r>
+      <w:r>
+        <w:t>stification des méthodes de création des cartes</w:t>
+      </w:r>
+    </w:p>
+    <w:p>
+      <w:pPr>
+        <w:rPr>
+          <w:sz w:val="22"/>
+          <w:szCs w:val="22"/>
+        </w:rPr>
+      </w:pPr>
+      <w:r>
+        <w:rPr>
+          <w:sz w:val="22"/>
+          <w:szCs w:val="22"/>
+        </w:rPr>
+        <w:t>Pour la carte, on a choisi Leaflet. C'est un outil super efficace, léger et très fluide. Comme on l'a étudié en cours, on le maîtrisait bien, ce qui nous a permis d'avancer plus vite et de nous concentrer sur le reste du projet sans perdre de temps.</w:t>
+      </w:r>
+    </w:p>
+    <w:p>
+      <w:pPr>
+        <w:rPr>
+          <w:sz w:val="22"/>
+          <w:szCs w:val="22"/>
+        </w:rPr>
+      </w:pPr>
+      <w:r>
+        <w:rPr>
+          <w:sz w:val="22"/>
+          <w:szCs w:val="22"/>
+        </w:rPr>
+        <w:t xml:space="preserve">Pour créer les cartes, nous avons utilisé la </w:t>
+      </w:r>
+      <w:proofErr w:type="spellStart"/>
+      <w:r>
+        <w:rPr>
+          <w:sz w:val="22"/>
+          <w:szCs w:val="22"/>
+        </w:rPr>
+        <w:t>biblothèque</w:t>
+      </w:r>
+      <w:proofErr w:type="spellEnd"/>
+      <w:r>
+        <w:rPr>
+          <w:sz w:val="22"/>
+          <w:szCs w:val="22"/>
+        </w:rPr>
+        <w:t xml:space="preserve"> </w:t>
+      </w:r>
+      <w:proofErr w:type="spellStart"/>
+      <w:r>
+        <w:rPr>
+          <w:sz w:val="22"/>
+          <w:szCs w:val="22"/>
+        </w:rPr>
+        <w:t>leaflet</w:t>
+      </w:r>
+      <w:proofErr w:type="spellEnd"/>
+      <w:r>
+        <w:rPr>
+          <w:sz w:val="22"/>
+          <w:szCs w:val="22"/>
+        </w:rPr>
+        <w:t xml:space="preserve"> car elle a été vu en cours et nous semblait la plus simple à utiliser. </w:t>
+      </w:r>
+    </w:p>
+    <w:p>
+      <w:pPr>
+        <w:rPr>
+          <w:sz w:val="22"/>
+          <w:szCs w:val="22"/>
+        </w:rPr>
+      </w:pPr>
+    </w:p>
+    <w:p>
+      <w:pPr>
+        <w:pStyle w:val="Titre1"/>
+      </w:pPr>
+      <w:r>
+        <w:t>2 - Clustering selon la position</w:t>
+      </w:r>
+    </w:p>
+    <w:p>
+      <w:pPr>
+        <w:rPr>
+          <w:sz w:val="22"/>
+          <w:szCs w:val="22"/>
+        </w:rPr>
+      </w:pPr>
+      <w:r>
+        <w:rPr>
+          <w:sz w:val="22"/>
+          <w:szCs w:val="22"/>
+        </w:rPr>
+        <w:t xml:space="preserve">L’objectif du besoin client 2 est de partitionner de manière optimal les bornes de recharge selon leur position géographique. </w:t>
+      </w:r>
+    </w:p>
+    <w:p>
+      <w:pPr>
+        <w:pStyle w:val="Titre2"/>
+      </w:pPr>
+      <w:r>
         <w:lastRenderedPageBreak/>
-        <w:t>5. Réduction du nombre de</w:t>
+        <w:t>Justification des variables sélectionnées</w:t>
+      </w:r>
+    </w:p>
+    <w:p>
+      <w:pPr>
+        <w:rPr>
+          <w:sz w:val="22"/>
+          <w:szCs w:val="22"/>
+        </w:rPr>
+      </w:pPr>
+      <w:r>
+        <w:rPr>
+          <w:sz w:val="22"/>
+          <w:szCs w:val="22"/>
+        </w:rPr>
+        <w:t>Comme le groupement des</w:t>
+      </w:r>
+      <w:r>
+        <w:rPr>
+          <w:sz w:val="22"/>
+          <w:szCs w:val="22"/>
+        </w:rPr>
+        <w:t xml:space="preserve"> bornes se fait uniquement en fonction de </w:t>
+      </w:r>
+      <w:r>
+        <w:rPr>
+          <w:sz w:val="22"/>
+          <w:szCs w:val="22"/>
+        </w:rPr>
+        <w:t>leur</w:t>
+      </w:r>
+      <w:r>
+        <w:rPr>
+          <w:sz w:val="22"/>
+          <w:szCs w:val="22"/>
+        </w:rPr>
+        <w:t xml:space="preserve"> position géographique, </w:t>
+      </w:r>
+      <w:r>
+        <w:rPr>
+          <w:sz w:val="22"/>
+          <w:szCs w:val="22"/>
+        </w:rPr>
+        <w:t>s</w:t>
+      </w:r>
+      <w:r>
+        <w:rPr>
+          <w:sz w:val="22"/>
+          <w:szCs w:val="22"/>
+        </w:rPr>
+        <w:t>eul</w:t>
+      </w:r>
+      <w:r>
+        <w:rPr>
+          <w:sz w:val="22"/>
+          <w:szCs w:val="22"/>
+        </w:rPr>
+        <w:t>e</w:t>
+      </w:r>
+      <w:r>
+        <w:rPr>
+          <w:sz w:val="22"/>
+          <w:szCs w:val="22"/>
+        </w:rPr>
+        <w:t>s</w:t>
+      </w:r>
+      <w:r>
+        <w:rPr>
+          <w:sz w:val="22"/>
+          <w:szCs w:val="22"/>
+        </w:rPr>
+        <w:t xml:space="preserve"> les variables</w:t>
       </w:r>
       <w:r>
         <w:rPr>
@@ -659,34 +893,51 @@
         </w:rPr>
         <w:t xml:space="preserve"> </w:t>
       </w:r>
-      <w:r>
-        <w:rPr>
-          <w:sz w:val="22"/>
-          <w:szCs w:val="22"/>
-        </w:rPr>
-        <w:t>bornes</w:t>
-      </w:r>
-      <w:r>
-        <w:rPr>
-          <w:sz w:val="22"/>
-          <w:szCs w:val="22"/>
-        </w:rPr>
-        <w:t xml:space="preserve"> </w:t>
-      </w:r>
-    </w:p>
-    <w:p>
-      <w:pPr>
-        <w:rPr>
-          <w:sz w:val="22"/>
-          <w:szCs w:val="22"/>
-        </w:rPr>
-      </w:pPr>
-      <w:r>
-        <w:rPr>
-          <w:sz w:val="22"/>
-          <w:szCs w:val="22"/>
-        </w:rPr>
-        <w:t>Seul</w:t>
+      <w:proofErr w:type="spellStart"/>
+      <w:r>
+        <w:rPr>
+          <w:sz w:val="22"/>
+          <w:szCs w:val="22"/>
+        </w:rPr>
+        <w:t>consolidated_longitude</w:t>
+      </w:r>
+      <w:proofErr w:type="spellEnd"/>
+      <w:r>
+        <w:rPr>
+          <w:sz w:val="22"/>
+          <w:szCs w:val="22"/>
+        </w:rPr>
+        <w:t xml:space="preserve"> et </w:t>
+      </w:r>
+      <w:proofErr w:type="spellStart"/>
+      <w:r>
+        <w:rPr>
+          <w:sz w:val="22"/>
+          <w:szCs w:val="22"/>
+        </w:rPr>
+        <w:t>consolidated_latitude</w:t>
+      </w:r>
+      <w:proofErr w:type="spellEnd"/>
+      <w:r>
+        <w:rPr>
+          <w:sz w:val="22"/>
+          <w:szCs w:val="22"/>
+        </w:rPr>
+        <w:t xml:space="preserve"> ont été </w:t>
+      </w:r>
+      <w:r>
+        <w:rPr>
+          <w:sz w:val="22"/>
+          <w:szCs w:val="22"/>
+        </w:rPr>
+        <w:t>conservé</w:t>
+      </w:r>
+      <w:r>
+        <w:rPr>
+          <w:sz w:val="22"/>
+          <w:szCs w:val="22"/>
+        </w:rPr>
+        <w:t>e</w:t>
       </w:r>
       <w:r>
         <w:rPr>
@@ -700,297 +951,74 @@
           <w:sz w:val="22"/>
           <w:szCs w:val="22"/>
         </w:rPr>
-        <w:t xml:space="preserve"> 5 000 lignes sont utilisé</w:t>
-      </w:r>
-      <w:r>
-        <w:rPr>
-          <w:sz w:val="22"/>
-          <w:szCs w:val="22"/>
-        </w:rPr>
-        <w:t>e</w:t>
-      </w:r>
-      <w:r>
-        <w:rPr>
-          <w:sz w:val="22"/>
-          <w:szCs w:val="22"/>
-        </w:rPr>
-        <w:t>s pour les carte</w:t>
-      </w:r>
-      <w:r>
-        <w:rPr>
-          <w:sz w:val="22"/>
-          <w:szCs w:val="22"/>
-        </w:rPr>
-        <w:t>s</w:t>
-      </w:r>
-      <w:r>
-        <w:rPr>
-          <w:sz w:val="22"/>
-          <w:szCs w:val="22"/>
-        </w:rPr>
-        <w:t xml:space="preserve">. Ces lignes sont </w:t>
-      </w:r>
-      <w:r>
-        <w:rPr>
-          <w:sz w:val="22"/>
-          <w:szCs w:val="22"/>
-        </w:rPr>
-        <w:t>choisies</w:t>
-      </w:r>
-      <w:r>
-        <w:rPr>
-          <w:sz w:val="22"/>
-          <w:szCs w:val="22"/>
-        </w:rPr>
-        <w:t xml:space="preserve"> aléatoirement</w:t>
-      </w:r>
-      <w:r>
-        <w:rPr>
-          <w:sz w:val="22"/>
-          <w:szCs w:val="22"/>
-        </w:rPr>
-        <w:t xml:space="preserve">. Cette modification nous offre une carte moins surchargée mais gardant les tendances générales.  </w:t>
-      </w:r>
-    </w:p>
-    <w:p>
-      <w:pPr>
-        <w:rPr>
-          <w:sz w:val="22"/>
-          <w:szCs w:val="22"/>
-        </w:rPr>
-      </w:pPr>
-      <w:r>
-        <w:rPr>
-          <w:sz w:val="22"/>
-          <w:szCs w:val="22"/>
-        </w:rPr>
-        <w:t>(Image</w:t>
-      </w:r>
-      <w:r>
-        <w:rPr>
-          <w:sz w:val="22"/>
-          <w:szCs w:val="22"/>
-        </w:rPr>
-        <w:t>s</w:t>
-      </w:r>
-      <w:r>
-        <w:rPr>
-          <w:sz w:val="22"/>
-          <w:szCs w:val="22"/>
-        </w:rPr>
-        <w:t xml:space="preserve"> à trouver dans le dossier Picture)</w:t>
-      </w:r>
-    </w:p>
-    <w:p>
-      <w:pPr>
-        <w:rPr>
-          <w:sz w:val="22"/>
-          <w:szCs w:val="22"/>
-        </w:rPr>
-      </w:pPr>
-    </w:p>
-    <w:p>
-      <w:pPr>
-        <w:rPr>
-          <w:sz w:val="28"/>
-          <w:szCs w:val="28"/>
-        </w:rPr>
-      </w:pPr>
-      <w:r>
-        <w:rPr>
-          <w:sz w:val="28"/>
-          <w:szCs w:val="28"/>
-        </w:rPr>
-        <w:t>Ju</w:t>
-      </w:r>
-      <w:r>
-        <w:rPr>
-          <w:sz w:val="28"/>
-          <w:szCs w:val="28"/>
-        </w:rPr>
-        <w:t>stification des méthodes de création des cartes</w:t>
-      </w:r>
-    </w:p>
-    <w:p>
-      <w:pPr>
-        <w:rPr>
-          <w:sz w:val="22"/>
-          <w:szCs w:val="22"/>
-        </w:rPr>
-      </w:pPr>
-      <w:r>
-        <w:rPr>
-          <w:sz w:val="22"/>
-          <w:szCs w:val="22"/>
-        </w:rPr>
-        <w:t>Trois types de représentations cartographiques ont été réalisés.</w:t>
-      </w:r>
-    </w:p>
-    <w:p>
-      <w:r>
-        <w:t>Carte selon le type d’implantation</w:t>
-      </w:r>
-    </w:p>
-    <w:p>
-      <w:pPr>
-        <w:rPr>
-          <w:sz w:val="22"/>
-          <w:szCs w:val="22"/>
-        </w:rPr>
-      </w:pPr>
-      <w:r>
-        <w:rPr>
-          <w:sz w:val="22"/>
-          <w:szCs w:val="22"/>
-        </w:rPr>
-        <w:t>Une carte à points colorés a été utilisée afin de représenter chaque borne selon son type d’implantation. Cette représentation permet d’identifier rapidement les zones où certains types d’implantation sont plus fréquents.</w:t>
-      </w:r>
-    </w:p>
-    <w:p>
-      <w:pPr>
-        <w:rPr>
-          <w:sz w:val="22"/>
-          <w:szCs w:val="22"/>
-        </w:rPr>
-      </w:pPr>
-    </w:p>
-    <w:p>
-      <w:r>
-        <w:t>Carte selon la puissance nominale</w:t>
-      </w:r>
-    </w:p>
-    <w:p>
-      <w:pPr>
-        <w:rPr>
-          <w:sz w:val="22"/>
-          <w:szCs w:val="22"/>
-        </w:rPr>
-      </w:pPr>
-      <w:r>
-        <w:rPr>
-          <w:sz w:val="22"/>
-          <w:szCs w:val="22"/>
-        </w:rPr>
-        <w:t>Une seconde carte à points colorés a été construite afin de représenter les différentes catégories de puissance. Les couleurs permettent de distinguer visuellement les bornes normales, rapides, très rapides et ultra-rapides</w:t>
-      </w:r>
-      <w:r>
-        <w:rPr>
-          <w:sz w:val="22"/>
-          <w:szCs w:val="22"/>
-        </w:rPr>
-        <w:t>.</w:t>
-      </w:r>
-    </w:p>
-    <w:p>
-      <w:pPr>
-        <w:rPr>
-          <w:sz w:val="22"/>
-          <w:szCs w:val="22"/>
-        </w:rPr>
-      </w:pPr>
-    </w:p>
-    <w:p>
-      <w:r>
-        <w:t>Carte de chaleur (</w:t>
+        <w:t xml:space="preserve">.   </w:t>
+      </w:r>
+    </w:p>
+    <w:p>
+      <w:pPr>
+        <w:pStyle w:val="Titre2"/>
+      </w:pPr>
+      <w:r>
+        <w:t xml:space="preserve">Justification du modèle de clustering </w:t>
+      </w:r>
+    </w:p>
+    <w:p>
+      <w:pPr>
+        <w:rPr>
+          <w:sz w:val="22"/>
+          <w:szCs w:val="22"/>
+        </w:rPr>
+      </w:pPr>
+      <w:r>
+        <w:rPr>
+          <w:sz w:val="22"/>
+          <w:szCs w:val="22"/>
+        </w:rPr>
+        <w:t>Pour effectuer le clustering, nous avons utilisé le modèle K-</w:t>
       </w:r>
       <w:proofErr w:type="spellStart"/>
       <w:r>
-        <w:t>Heatmap</w:t>
+        <w:rPr>
+          <w:sz w:val="22"/>
+          <w:szCs w:val="22"/>
+        </w:rPr>
+        <w:t>mean</w:t>
       </w:r>
       <w:proofErr w:type="spellEnd"/>
       <w:r>
-        <w:t>)</w:t>
-      </w:r>
-    </w:p>
-    <w:p>
-      <w:pPr>
-        <w:rPr>
-          <w:sz w:val="22"/>
-          <w:szCs w:val="22"/>
-        </w:rPr>
-      </w:pPr>
-      <w:r>
-        <w:rPr>
-          <w:sz w:val="22"/>
-          <w:szCs w:val="22"/>
-        </w:rPr>
-        <w:t xml:space="preserve">Une </w:t>
-      </w:r>
-      <w:r>
-        <w:rPr>
-          <w:sz w:val="22"/>
-          <w:szCs w:val="22"/>
-        </w:rPr>
-        <w:t>c</w:t>
-      </w:r>
-      <w:r>
-        <w:rPr>
-          <w:sz w:val="22"/>
-          <w:szCs w:val="22"/>
-        </w:rPr>
-        <w:t>arte de chaleur a été utilisée pour représenter la densité des bornes de recharge. Les couleurs chaudes (jaune, orange, rouge) mettent en évidence les territoires les plus équipés tandis que les couleurs froides (bleu, cyan) correspondent aux zones moins denses.</w:t>
-      </w:r>
-    </w:p>
-    <w:p>
-      <w:pPr>
-        <w:rPr>
-          <w:sz w:val="22"/>
-          <w:szCs w:val="22"/>
-        </w:rPr>
-      </w:pPr>
-    </w:p>
-    <w:p>
-      <w:pPr>
-        <w:rPr>
-          <w:sz w:val="22"/>
-          <w:szCs w:val="22"/>
-        </w:rPr>
-      </w:pPr>
-      <w:r>
-        <w:rPr>
-          <w:sz w:val="22"/>
-          <w:szCs w:val="22"/>
-        </w:rPr>
-        <w:t>Cette représentation permet d’identifier rapidement les principaux pôles de déploiement des infrastructures de recharge en France, notamment autour des grandes métropoles et des axes de mobilité importants.</w:t>
-      </w:r>
-    </w:p>
-    <w:p>
-      <w:pPr>
-        <w:rPr>
-          <w:sz w:val="22"/>
-          <w:szCs w:val="22"/>
-        </w:rPr>
-      </w:pPr>
-    </w:p>
-    <w:p>
-      <w:pPr>
-        <w:rPr>
-          <w:sz w:val="22"/>
-          <w:szCs w:val="22"/>
-        </w:rPr>
-      </w:pPr>
-      <w:r>
-        <w:rPr>
-          <w:sz w:val="22"/>
-          <w:szCs w:val="22"/>
-        </w:rPr>
-        <w:t xml:space="preserve">Pour créer les cartes, nous avons utilisé la </w:t>
+        <w:rPr>
+          <w:sz w:val="22"/>
+          <w:szCs w:val="22"/>
+        </w:rPr>
+        <w:t xml:space="preserve"> car il a été étudié en cours. Etant plus expérimenté sur ce modèle, nous avons préféré l’utiliser. </w:t>
+      </w:r>
+    </w:p>
+    <w:p>
+      <w:pPr>
+        <w:pStyle w:val="Titre3"/>
+      </w:pPr>
+      <w:r>
+        <w:t>Fonctionnement du K-</w:t>
       </w:r>
       <w:proofErr w:type="spellStart"/>
       <w:r>
-        <w:rPr>
-          <w:sz w:val="22"/>
-          <w:szCs w:val="22"/>
-        </w:rPr>
-        <w:t>biblothèque</w:t>
+        <w:t>mean</w:t>
       </w:r>
       <w:proofErr w:type="spellEnd"/>
-      <w:r>
-        <w:rPr>
-          <w:sz w:val="22"/>
-          <w:szCs w:val="22"/>
-        </w:rPr>
-        <w:t xml:space="preserve"> </w:t>
+    </w:p>
+    <w:p>
+      <w:pPr>
+        <w:rPr>
+          <w:sz w:val="22"/>
+          <w:szCs w:val="22"/>
+        </w:rPr>
+      </w:pPr>
+      <w:r>
+        <w:rPr>
+          <w:sz w:val="22"/>
+          <w:szCs w:val="22"/>
+        </w:rPr>
+        <w:t>L’objectif de K-</w:t>
       </w:r>
       <w:proofErr w:type="spellStart"/>
       <w:r>
@@ -998,7 +1026,7 @@
           <w:sz w:val="22"/>
           <w:szCs w:val="22"/>
         </w:rPr>
-        <w:t>leaflet</w:t>
+        <w:t>mean</w:t>
       </w:r>
       <w:proofErr w:type="spellEnd"/>
       <w:r>
@@ -1006,51 +1034,472 @@
           <w:sz w:val="22"/>
           <w:szCs w:val="22"/>
         </w:rPr>
-        <w:t xml:space="preserve"> car elle a été vu en cours et nous semblait la plus simple à utiliser. </w:t>
-      </w:r>
-    </w:p>
-    <w:p>
-      <w:pPr>
-        <w:rPr>
-          <w:sz w:val="22"/>
-          <w:szCs w:val="22"/>
-        </w:rPr>
-      </w:pPr>
-    </w:p>
-    <w:p>
-      <w:pPr>
-        <w:rPr>
-          <w:sz w:val="32"/>
-          <w:szCs w:val="32"/>
-        </w:rPr>
-      </w:pPr>
-      <w:r>
-        <w:rPr>
-          <w:sz w:val="32"/>
-          <w:szCs w:val="32"/>
-        </w:rPr>
-        <w:t>2 - Clustering selon la position</w:t>
-      </w:r>
-    </w:p>
-    <w:p>
-      <w:pPr>
-        <w:rPr>
-          <w:sz w:val="22"/>
-          <w:szCs w:val="22"/>
-        </w:rPr>
-      </w:pPr>
-      <w:r>
-        <w:rPr>
-          <w:sz w:val="22"/>
-          <w:szCs w:val="22"/>
-        </w:rPr>
-        <w:t xml:space="preserve">L’objectif du besoin client 2 est de partitionner de manière optimal les bornes de recharge selon leur position géographique. </w:t>
-      </w:r>
-    </w:p>
-    <w:p>
-      <w:r>
-        <w:t>Justification des variables sélectionnées</w:t>
-      </w:r>
+        <w:t xml:space="preserve"> est de créer des groupes homogènes à partir de données. Le nombre de groupes dépend de ce qui est spécifié par l’utilisateur du modèle. </w:t>
+      </w:r>
+    </w:p>
+    <w:p>
+      <w:pPr>
+        <w:rPr>
+          <w:sz w:val="22"/>
+          <w:szCs w:val="22"/>
+        </w:rPr>
+      </w:pPr>
+      <w:r>
+        <w:rPr>
+          <w:sz w:val="22"/>
+          <w:szCs w:val="22"/>
+        </w:rPr>
+        <w:t xml:space="preserve">Une fois le nombre de groupes choisis, un même nombre de centroïdes sont placés aléatoirement parmi les données. </w:t>
+      </w:r>
+    </w:p>
+    <w:p>
+      <w:pPr>
+        <w:rPr>
+          <w:sz w:val="22"/>
+          <w:szCs w:val="22"/>
+        </w:rPr>
+      </w:pPr>
+      <w:r>
+        <w:rPr>
+          <w:sz w:val="22"/>
+          <w:szCs w:val="22"/>
+        </w:rPr>
+        <w:t xml:space="preserve">L’algorithme mesure alors la distance entre chaque point et chaque centroïde. Le point le plus proche d’un centroïde est affecté à son groupe. </w:t>
+      </w:r>
+    </w:p>
+    <w:p>
+      <w:pPr>
+        <w:rPr>
+          <w:sz w:val="22"/>
+          <w:szCs w:val="22"/>
+        </w:rPr>
+      </w:pPr>
+      <w:r>
+        <w:rPr>
+          <w:sz w:val="22"/>
+          <w:szCs w:val="22"/>
+        </w:rPr>
+        <w:t xml:space="preserve">Une fois chaque point associé à un groupe, on déplace le centroïde afin </w:t>
+      </w:r>
+      <w:r>
+        <w:rPr>
+          <w:sz w:val="22"/>
+          <w:szCs w:val="22"/>
+        </w:rPr>
+        <w:t>qui soit au milieu de son groupe.</w:t>
+      </w:r>
+    </w:p>
+    <w:p>
+      <w:pPr>
+        <w:rPr>
+          <w:sz w:val="22"/>
+          <w:szCs w:val="22"/>
+        </w:rPr>
+      </w:pPr>
+      <w:r>
+        <w:rPr>
+          <w:sz w:val="22"/>
+          <w:szCs w:val="22"/>
+        </w:rPr>
+        <w:t>Puis on recommence l’association point-centroïde jusqu’à ce que les centroïdes ne bougent plus et que les points ne changent plus de groupes. Ici, nous avons limité cette itération à 10, afin d’avoir un résultat relativement précis tout en limitant le temps de traitement.</w:t>
+      </w:r>
+    </w:p>
+    <w:p>
+      <w:pPr>
+        <w:rPr>
+          <w:sz w:val="22"/>
+          <w:szCs w:val="22"/>
+        </w:rPr>
+      </w:pPr>
+    </w:p>
+    <w:p>
+      <w:pPr>
+        <w:pStyle w:val="Titre2"/>
+      </w:pPr>
+      <w:r>
+        <w:t xml:space="preserve">Justification du choix des métriques </w:t>
+      </w:r>
+    </w:p>
+    <w:p>
+      <w:pPr>
+        <w:rPr>
+          <w:sz w:val="22"/>
+          <w:szCs w:val="22"/>
+        </w:rPr>
+      </w:pPr>
+      <w:r>
+        <w:rPr>
+          <w:sz w:val="22"/>
+          <w:szCs w:val="22"/>
+        </w:rPr>
+        <w:t xml:space="preserve">Afin de trouver la valeur de K la plus optimale pour </w:t>
+      </w:r>
+      <w:r>
+        <w:rPr>
+          <w:sz w:val="22"/>
+          <w:szCs w:val="22"/>
+        </w:rPr>
+        <w:t xml:space="preserve">le clustering, plusieurs méthodes ont été utilisées : </w:t>
+      </w:r>
+    </w:p>
+    <w:p>
+      <w:pPr>
+        <w:pStyle w:val="Paragraphedeliste"/>
+        <w:rPr>
+          <w:sz w:val="22"/>
+          <w:szCs w:val="22"/>
+        </w:rPr>
+      </w:pPr>
+    </w:p>
+    <w:tbl>
+      <w:tblPr>
+        <w:tblStyle w:val="Grilledutableau"/>
+        <w:tblW w:w="0" w:type="auto"/>
+        <w:tblInd w:w="720" w:type="dxa"/>
+        <w:tblLook w:val="04A0" w:firstRow="1" w:lastRow="0" w:firstColumn="1" w:lastColumn="0" w:noHBand="0" w:noVBand="1"/>
+      </w:tblPr>
+      <w:tblGrid>
+        <w:gridCol w:w="4138"/>
+        <w:gridCol w:w="4204"/>
+      </w:tblGrid>
+      <w:tr>
+        <w:tc>
+          <w:tcPr>
+            <w:tcW w:w="4531" w:type="dxa"/>
+          </w:tcPr>
+          <w:p>
+            <w:pPr>
+              <w:pStyle w:val="Paragraphedeliste"/>
+              <w:ind w:left="0"/>
+              <w:rPr>
+                <w:sz w:val="22"/>
+                <w:szCs w:val="22"/>
+              </w:rPr>
+            </w:pPr>
+            <w:r>
+              <w:rPr>
+                <w:rFonts w:ascii="Aptos" w:hAnsi="Aptos"/>
+                <w:color w:val="000000"/>
+                <w:sz w:val="22"/>
+                <w:szCs w:val="22"/>
+                <w:shd w:val="clear" w:color="auto" w:fill="FFFFFF"/>
+              </w:rPr>
+              <w:t>Les métriques utilisées</w:t>
+            </w:r>
+          </w:p>
+        </w:tc>
+        <w:tc>
+          <w:tcPr>
+            <w:tcW w:w="4531" w:type="dxa"/>
+          </w:tcPr>
+          <w:p>
+            <w:pPr>
+              <w:pStyle w:val="Paragraphedeliste"/>
+              <w:ind w:left="0"/>
+              <w:rPr>
+                <w:sz w:val="22"/>
+                <w:szCs w:val="22"/>
+              </w:rPr>
+            </w:pPr>
+            <w:r>
+              <w:rPr>
+                <w:rFonts w:ascii="Aptos" w:hAnsi="Aptos"/>
+                <w:color w:val="000000"/>
+                <w:sz w:val="22"/>
+                <w:szCs w:val="22"/>
+                <w:shd w:val="clear" w:color="auto" w:fill="FFFFFF"/>
+              </w:rPr>
+              <w:t>Fonctionnement</w:t>
+            </w:r>
+          </w:p>
+        </w:tc>
+      </w:tr>
+      <w:tr>
+        <w:tc>
+          <w:tcPr>
+            <w:tcW w:w="4531" w:type="dxa"/>
+          </w:tcPr>
+          <w:p>
+            <w:pPr>
+              <w:rPr>
+                <w:sz w:val="22"/>
+                <w:szCs w:val="22"/>
+              </w:rPr>
+            </w:pPr>
+            <w:r>
+              <w:rPr>
+                <w:sz w:val="22"/>
+                <w:szCs w:val="22"/>
+              </w:rPr>
+              <w:t xml:space="preserve">La méthode du coude </w:t>
+            </w:r>
+          </w:p>
+          <w:p>
+            <w:pPr>
+              <w:pStyle w:val="Paragraphedeliste"/>
+              <w:ind w:left="0"/>
+              <w:rPr>
+                <w:sz w:val="22"/>
+                <w:szCs w:val="22"/>
+              </w:rPr>
+            </w:pPr>
+          </w:p>
+        </w:tc>
+        <w:tc>
+          <w:tcPr>
+            <w:tcW w:w="4531" w:type="dxa"/>
+          </w:tcPr>
+          <w:p>
+            <w:pPr>
+              <w:pStyle w:val="Paragraphedeliste"/>
+              <w:ind w:left="0"/>
+              <w:rPr>
+                <w:sz w:val="22"/>
+                <w:szCs w:val="22"/>
+              </w:rPr>
+            </w:pPr>
+            <w:r>
+              <w:rPr>
+                <w:rFonts w:ascii="Aptos" w:hAnsi="Aptos"/>
+                <w:color w:val="000000"/>
+                <w:sz w:val="22"/>
+                <w:szCs w:val="22"/>
+                <w:shd w:val="clear" w:color="auto" w:fill="FFFFFF"/>
+              </w:rPr>
+              <w:t>Calcule l’inertie (la somme au carré des distances) pour chaque K</w:t>
+            </w:r>
+          </w:p>
+        </w:tc>
+      </w:tr>
+      <w:tr>
+        <w:tc>
+          <w:tcPr>
+            <w:tcW w:w="4531" w:type="dxa"/>
+          </w:tcPr>
+          <w:p>
+            <w:pPr>
+              <w:rPr>
+                <w:sz w:val="22"/>
+                <w:szCs w:val="22"/>
+              </w:rPr>
+            </w:pPr>
+            <w:r>
+              <w:rPr>
+                <w:sz w:val="22"/>
+                <w:szCs w:val="22"/>
+              </w:rPr>
+              <w:t xml:space="preserve">Le coefficient de Silhouette </w:t>
+            </w:r>
+          </w:p>
+          <w:p>
+            <w:pPr>
+              <w:pStyle w:val="Paragraphedeliste"/>
+              <w:ind w:left="0"/>
+              <w:rPr>
+                <w:sz w:val="22"/>
+                <w:szCs w:val="22"/>
+              </w:rPr>
+            </w:pPr>
+          </w:p>
+        </w:tc>
+        <w:tc>
+          <w:tcPr>
+            <w:tcW w:w="4531" w:type="dxa"/>
+          </w:tcPr>
+          <w:p>
+            <w:pPr>
+              <w:pStyle w:val="Paragraphedeliste"/>
+              <w:ind w:left="0"/>
+              <w:rPr>
+                <w:sz w:val="22"/>
+                <w:szCs w:val="22"/>
+              </w:rPr>
+            </w:pPr>
+            <w:r>
+              <w:rPr>
+                <w:rFonts w:ascii="Aptos" w:hAnsi="Aptos"/>
+                <w:color w:val="000000"/>
+                <w:sz w:val="22"/>
+                <w:szCs w:val="22"/>
+                <w:shd w:val="clear" w:color="auto" w:fill="FFFFFF"/>
+              </w:rPr>
+              <w:t>Compare la distance entre les points d’un même cluster et les points des autres clusters</w:t>
+            </w:r>
+            <w:r>
+              <w:rPr>
+                <w:rFonts w:ascii="Aptos" w:hAnsi="Aptos"/>
+                <w:color w:val="000000"/>
+                <w:sz w:val="22"/>
+                <w:szCs w:val="22"/>
+                <w:shd w:val="clear" w:color="auto" w:fill="FFFFFF"/>
+              </w:rPr>
+              <w:t>.</w:t>
+            </w:r>
+          </w:p>
+        </w:tc>
+      </w:tr>
+      <w:tr>
+        <w:tc>
+          <w:tcPr>
+            <w:tcW w:w="4531" w:type="dxa"/>
+          </w:tcPr>
+          <w:p>
+            <w:pPr>
+              <w:rPr>
+                <w:sz w:val="22"/>
+                <w:szCs w:val="22"/>
+              </w:rPr>
+            </w:pPr>
+            <w:r>
+              <w:rPr>
+                <w:sz w:val="22"/>
+                <w:szCs w:val="22"/>
+              </w:rPr>
+              <w:t xml:space="preserve">L’indice de </w:t>
+            </w:r>
+            <w:proofErr w:type="spellStart"/>
+            <w:r>
+              <w:rPr>
+                <w:sz w:val="22"/>
+                <w:szCs w:val="22"/>
+              </w:rPr>
+              <w:t>Calinski-Harabasz</w:t>
+            </w:r>
+            <w:proofErr w:type="spellEnd"/>
+          </w:p>
+          <w:p>
+            <w:pPr>
+              <w:pStyle w:val="Paragraphedeliste"/>
+              <w:ind w:left="0"/>
+              <w:rPr>
+                <w:sz w:val="22"/>
+                <w:szCs w:val="22"/>
+              </w:rPr>
+            </w:pPr>
+          </w:p>
+        </w:tc>
+        <w:tc>
+          <w:tcPr>
+            <w:tcW w:w="4531" w:type="dxa"/>
+          </w:tcPr>
+          <w:p>
+            <w:pPr>
+              <w:pStyle w:val="Paragraphedeliste"/>
+              <w:ind w:left="0"/>
+              <w:rPr>
+                <w:sz w:val="22"/>
+                <w:szCs w:val="22"/>
+              </w:rPr>
+            </w:pPr>
+            <w:r>
+              <w:rPr>
+                <w:rFonts w:ascii="Aptos" w:hAnsi="Aptos"/>
+                <w:color w:val="000000"/>
+                <w:sz w:val="22"/>
+                <w:szCs w:val="22"/>
+                <w:shd w:val="clear" w:color="auto" w:fill="FFFFFF"/>
+              </w:rPr>
+              <w:t xml:space="preserve">Calcule </w:t>
+            </w:r>
+            <w:r>
+              <w:rPr>
+                <w:rFonts w:ascii="Aptos" w:hAnsi="Aptos"/>
+                <w:color w:val="000000"/>
+                <w:sz w:val="22"/>
+                <w:szCs w:val="22"/>
+                <w:shd w:val="clear" w:color="auto" w:fill="FFFFFF"/>
+              </w:rPr>
+              <w:t>le rapport entre la variance inter-groupes et la variance intra-group</w:t>
+            </w:r>
+            <w:r>
+              <w:rPr>
+                <w:rFonts w:ascii="Aptos" w:hAnsi="Aptos"/>
+                <w:color w:val="000000"/>
+                <w:sz w:val="22"/>
+                <w:szCs w:val="22"/>
+                <w:shd w:val="clear" w:color="auto" w:fill="FFFFFF"/>
+              </w:rPr>
+              <w:t>e</w:t>
+            </w:r>
+          </w:p>
+        </w:tc>
+      </w:tr>
+      <w:tr>
+        <w:tc>
+          <w:tcPr>
+            <w:tcW w:w="4531" w:type="dxa"/>
+          </w:tcPr>
+          <w:p>
+            <w:pPr>
+              <w:rPr>
+                <w:sz w:val="22"/>
+                <w:szCs w:val="22"/>
+              </w:rPr>
+            </w:pPr>
+            <w:r>
+              <w:rPr>
+                <w:sz w:val="22"/>
+                <w:szCs w:val="22"/>
+              </w:rPr>
+              <w:t>L’indice de Davies-Bouldin</w:t>
+            </w:r>
+          </w:p>
+          <w:p>
+            <w:pPr>
+              <w:pStyle w:val="Paragraphedeliste"/>
+              <w:ind w:left="0"/>
+              <w:rPr>
+                <w:sz w:val="22"/>
+                <w:szCs w:val="22"/>
+              </w:rPr>
+            </w:pPr>
+          </w:p>
+        </w:tc>
+        <w:tc>
+          <w:tcPr>
+            <w:tcW w:w="4531" w:type="dxa"/>
+          </w:tcPr>
+          <w:p>
+            <w:pPr>
+              <w:pStyle w:val="Paragraphedeliste"/>
+              <w:ind w:left="0"/>
+              <w:rPr>
+                <w:sz w:val="22"/>
+                <w:szCs w:val="22"/>
+              </w:rPr>
+            </w:pPr>
+            <w:r>
+              <w:rPr>
+                <w:rFonts w:ascii="Aptos" w:hAnsi="Aptos"/>
+                <w:color w:val="000000"/>
+                <w:sz w:val="22"/>
+                <w:szCs w:val="22"/>
+                <w:shd w:val="clear" w:color="auto" w:fill="FFFFFF"/>
+              </w:rPr>
+              <w:t xml:space="preserve">Calcule la </w:t>
+            </w:r>
+            <w:r>
+              <w:rPr>
+                <w:rFonts w:ascii="Aptos" w:hAnsi="Aptos"/>
+                <w:color w:val="000000"/>
+                <w:sz w:val="22"/>
+                <w:szCs w:val="22"/>
+                <w:shd w:val="clear" w:color="auto" w:fill="FFFFFF"/>
+              </w:rPr>
+              <w:t>moyenne du rapport maximal entre la distance d'un point au centre de son groupe et la distance entre deux centres de groupes.</w:t>
+            </w:r>
+          </w:p>
+        </w:tc>
+      </w:tr>
+    </w:tbl>
+    <w:p>
+      <w:pPr>
+        <w:pStyle w:val="Paragraphedeliste"/>
+        <w:rPr>
+          <w:sz w:val="22"/>
+          <w:szCs w:val="22"/>
+        </w:rPr>
+      </w:pPr>
     </w:p>
     <w:p>
       <w:pPr>
@@ -1065,512 +1514,33 @@
           <w:szCs w:val="22"/>
         </w:rPr>
         <w:lastRenderedPageBreak/>
-        <w:t>Comme le groupement des</w:t>
-      </w:r>
-      <w:r>
-        <w:rPr>
-          <w:sz w:val="22"/>
-          <w:szCs w:val="22"/>
-        </w:rPr>
-        <w:t xml:space="preserve"> bornes se fait uniquement en fonction de </w:t>
-      </w:r>
-      <w:r>
-        <w:rPr>
-          <w:sz w:val="22"/>
-          <w:szCs w:val="22"/>
-        </w:rPr>
-        <w:t>leur</w:t>
-      </w:r>
-      <w:r>
-        <w:rPr>
-          <w:sz w:val="22"/>
-          <w:szCs w:val="22"/>
-        </w:rPr>
-        <w:t xml:space="preserve"> position géographique, </w:t>
-      </w:r>
-      <w:r>
-        <w:rPr>
-          <w:sz w:val="22"/>
-          <w:szCs w:val="22"/>
-        </w:rPr>
-        <w:t>s</w:t>
-      </w:r>
-      <w:r>
-        <w:rPr>
-          <w:sz w:val="22"/>
-          <w:szCs w:val="22"/>
-        </w:rPr>
-        <w:t>eul</w:t>
-      </w:r>
-      <w:r>
-        <w:rPr>
-          <w:sz w:val="22"/>
-          <w:szCs w:val="22"/>
-        </w:rPr>
-        <w:t>e</w:t>
-      </w:r>
-      <w:r>
-        <w:rPr>
-          <w:sz w:val="22"/>
-          <w:szCs w:val="22"/>
-        </w:rPr>
-        <w:t>s</w:t>
-      </w:r>
-      <w:r>
-        <w:rPr>
-          <w:sz w:val="22"/>
-          <w:szCs w:val="22"/>
-        </w:rPr>
-        <w:t xml:space="preserve"> les variables</w:t>
-      </w:r>
-      <w:r>
-        <w:rPr>
-          <w:sz w:val="22"/>
-          <w:szCs w:val="22"/>
-        </w:rPr>
-        <w:t xml:space="preserve"> </w:t>
-      </w:r>
-      <w:proofErr w:type="spellStart"/>
-      <w:r>
-        <w:rPr>
-          <w:sz w:val="22"/>
-          <w:szCs w:val="22"/>
-        </w:rPr>
-        <w:t>consolidated_longitude</w:t>
-      </w:r>
-      <w:proofErr w:type="spellEnd"/>
-      <w:r>
-        <w:rPr>
-          <w:sz w:val="22"/>
-          <w:szCs w:val="22"/>
-        </w:rPr>
-        <w:t xml:space="preserve"> et </w:t>
-      </w:r>
-      <w:proofErr w:type="spellStart"/>
-      <w:r>
-        <w:rPr>
-          <w:sz w:val="22"/>
-          <w:szCs w:val="22"/>
-        </w:rPr>
-        <w:t>consolidated_latitude</w:t>
-      </w:r>
-      <w:proofErr w:type="spellEnd"/>
-      <w:r>
-        <w:rPr>
-          <w:sz w:val="22"/>
-          <w:szCs w:val="22"/>
-        </w:rPr>
-        <w:t xml:space="preserve"> ont été </w:t>
-      </w:r>
-      <w:r>
-        <w:rPr>
-          <w:sz w:val="22"/>
-          <w:szCs w:val="22"/>
-        </w:rPr>
-        <w:t>conservé</w:t>
-      </w:r>
-      <w:r>
-        <w:rPr>
-          <w:sz w:val="22"/>
-          <w:szCs w:val="22"/>
-        </w:rPr>
-        <w:t>e</w:t>
-      </w:r>
-      <w:r>
-        <w:rPr>
-          <w:sz w:val="22"/>
-          <w:szCs w:val="22"/>
-        </w:rPr>
-        <w:t>s</w:t>
-      </w:r>
-      <w:r>
-        <w:rPr>
-          <w:sz w:val="22"/>
-          <w:szCs w:val="22"/>
-        </w:rPr>
-        <w:t xml:space="preserve">.   </w:t>
-      </w:r>
-    </w:p>
-    <w:p>
-      <w:r>
-        <w:t xml:space="preserve">Justification du modèle de clustering </w:t>
-      </w:r>
-    </w:p>
-    <w:p>
-      <w:pPr>
-        <w:rPr>
-          <w:sz w:val="22"/>
-          <w:szCs w:val="22"/>
-        </w:rPr>
-      </w:pPr>
-      <w:r>
-        <w:rPr>
-          <w:sz w:val="22"/>
-          <w:szCs w:val="22"/>
-        </w:rPr>
-        <w:t>Pour effectuer le clustering, nous avons utilisé le modèle K-</w:t>
-      </w:r>
-      <w:proofErr w:type="spellStart"/>
-      <w:r>
-        <w:rPr>
-          <w:sz w:val="22"/>
-          <w:szCs w:val="22"/>
-        </w:rPr>
-        <w:t>mean</w:t>
-      </w:r>
-      <w:proofErr w:type="spellEnd"/>
-      <w:r>
-        <w:rPr>
-          <w:sz w:val="22"/>
-          <w:szCs w:val="22"/>
-        </w:rPr>
-        <w:t xml:space="preserve"> car il a été étudié en cours. Etant plus expérimenté sur ce modèle, nous avons préféré l’utiliser. </w:t>
-      </w:r>
-    </w:p>
-    <w:p>
-      <w:r>
-        <w:t>Fonctionnement du K-</w:t>
-      </w:r>
-      <w:proofErr w:type="spellStart"/>
-      <w:r>
-        <w:t>mean</w:t>
-      </w:r>
-      <w:proofErr w:type="spellEnd"/>
-    </w:p>
-    <w:p>
-      <w:pPr>
-        <w:rPr>
-          <w:sz w:val="22"/>
-          <w:szCs w:val="22"/>
-        </w:rPr>
-      </w:pPr>
-      <w:r>
-        <w:rPr>
-          <w:sz w:val="22"/>
-          <w:szCs w:val="22"/>
-        </w:rPr>
-        <w:t>L’objectif de K-</w:t>
-      </w:r>
-      <w:proofErr w:type="spellStart"/>
-      <w:r>
-        <w:rPr>
-          <w:sz w:val="22"/>
-          <w:szCs w:val="22"/>
-        </w:rPr>
-        <w:t>mean</w:t>
-      </w:r>
-      <w:proofErr w:type="spellEnd"/>
-      <w:r>
-        <w:rPr>
-          <w:sz w:val="22"/>
-          <w:szCs w:val="22"/>
-        </w:rPr>
-        <w:t xml:space="preserve"> est de créer des groupes homogènes à partir de données. Le nombre de groupes dépend de ce qui est spécifié par l’utilisateur du modèle. </w:t>
-      </w:r>
-    </w:p>
-    <w:p>
-      <w:pPr>
-        <w:rPr>
-          <w:sz w:val="22"/>
-          <w:szCs w:val="22"/>
-        </w:rPr>
-      </w:pPr>
-      <w:r>
-        <w:rPr>
-          <w:sz w:val="22"/>
-          <w:szCs w:val="22"/>
-        </w:rPr>
-        <w:t xml:space="preserve">Une fois le nombre de groupes choisis, un même nombre de centroïdes sont placés aléatoirement parmi les données. </w:t>
-      </w:r>
-    </w:p>
-    <w:p>
-      <w:pPr>
-        <w:rPr>
-          <w:sz w:val="22"/>
-          <w:szCs w:val="22"/>
-        </w:rPr>
-      </w:pPr>
-      <w:r>
-        <w:rPr>
-          <w:sz w:val="22"/>
-          <w:szCs w:val="22"/>
-        </w:rPr>
-        <w:t xml:space="preserve">L’algorithme mesure alors la distance entre chaque point et chaque centroïde. Le point le plus proche d’un centroïde est affecté à son groupe. </w:t>
-      </w:r>
-    </w:p>
-    <w:p>
-      <w:pPr>
-        <w:rPr>
-          <w:sz w:val="22"/>
-          <w:szCs w:val="22"/>
-        </w:rPr>
-      </w:pPr>
-      <w:r>
-        <w:rPr>
-          <w:sz w:val="22"/>
-          <w:szCs w:val="22"/>
-        </w:rPr>
-        <w:t xml:space="preserve">Une fois chaque point associé à un groupe, on déplace le centroïde afin </w:t>
-      </w:r>
-      <w:r>
-        <w:rPr>
-          <w:sz w:val="22"/>
-          <w:szCs w:val="22"/>
-        </w:rPr>
-        <w:t>qui soit au milieu de son groupe.</w:t>
-      </w:r>
-    </w:p>
-    <w:p>
-      <w:pPr>
-        <w:rPr>
-          <w:sz w:val="22"/>
-          <w:szCs w:val="22"/>
-        </w:rPr>
-      </w:pPr>
-      <w:r>
-        <w:rPr>
-          <w:sz w:val="22"/>
-          <w:szCs w:val="22"/>
-        </w:rPr>
-        <w:t>Puis on recommence l’association point-centroïde jusqu’à ce que les centroïdes ne bougent plus et que les points ne changent plus de groupes. Ici, nous avons limité cette itération à 10, afin d’avoir un résultat relativement précis tout en limitant le temps de traitement.</w:t>
-      </w:r>
-    </w:p>
-    <w:p>
-      <w:pPr>
-        <w:rPr>
-          <w:sz w:val="22"/>
-          <w:szCs w:val="22"/>
-        </w:rPr>
-      </w:pPr>
-    </w:p>
-    <w:p>
-      <w:r>
-        <w:t>Justification du choix des métriques + discussions des résultats obtenus</w:t>
-      </w:r>
-    </w:p>
-    <w:p>
-      <w:pPr>
-        <w:rPr>
-          <w:sz w:val="22"/>
-          <w:szCs w:val="22"/>
-        </w:rPr>
-      </w:pPr>
-      <w:r>
-        <w:rPr>
-          <w:sz w:val="22"/>
-          <w:szCs w:val="22"/>
-        </w:rPr>
-        <w:t xml:space="preserve">Afin de trouver la valeur de K la plus optimale pour </w:t>
-      </w:r>
-      <w:r>
-        <w:rPr>
-          <w:sz w:val="22"/>
-          <w:szCs w:val="22"/>
-        </w:rPr>
-        <w:t xml:space="preserve">le clustering, plusieurs méthodes ont été utilisées : </w:t>
-      </w:r>
-    </w:p>
-    <w:p>
-      <w:pPr>
-        <w:pStyle w:val="Paragraphedeliste"/>
-        <w:numPr>
-          <w:ilvl w:val="0"/>
-          <w:numId w:val="6"/>
-        </w:numPr>
-        <w:rPr>
-          <w:sz w:val="22"/>
-          <w:szCs w:val="22"/>
-        </w:rPr>
-      </w:pPr>
-      <w:r>
-        <w:rPr>
-          <w:sz w:val="22"/>
-          <w:szCs w:val="22"/>
-        </w:rPr>
-        <w:t xml:space="preserve">La méthode du coude </w:t>
-      </w:r>
-    </w:p>
-    <w:p>
-      <w:pPr>
-        <w:pStyle w:val="Paragraphedeliste"/>
-        <w:numPr>
-          <w:ilvl w:val="0"/>
-          <w:numId w:val="6"/>
-        </w:numPr>
-        <w:rPr>
-          <w:sz w:val="22"/>
-          <w:szCs w:val="22"/>
-        </w:rPr>
-      </w:pPr>
-      <w:r>
-        <w:rPr>
-          <w:sz w:val="22"/>
-          <w:szCs w:val="22"/>
-        </w:rPr>
-        <w:t xml:space="preserve">Le coefficient de Silhouette </w:t>
-      </w:r>
-    </w:p>
-    <w:p>
-      <w:pPr>
-        <w:pStyle w:val="Paragraphedeliste"/>
-        <w:numPr>
-          <w:ilvl w:val="0"/>
-          <w:numId w:val="6"/>
-        </w:numPr>
-        <w:rPr>
-          <w:sz w:val="22"/>
-          <w:szCs w:val="22"/>
-        </w:rPr>
-      </w:pPr>
-      <w:r>
-        <w:rPr>
-          <w:sz w:val="22"/>
-          <w:szCs w:val="22"/>
-        </w:rPr>
-        <w:t xml:space="preserve">L’indice de </w:t>
-      </w:r>
-      <w:proofErr w:type="spellStart"/>
-      <w:r>
-        <w:rPr>
-          <w:sz w:val="22"/>
-          <w:szCs w:val="22"/>
-        </w:rPr>
-        <w:t>Calinski-Harabasz</w:t>
-      </w:r>
-      <w:proofErr w:type="spellEnd"/>
-    </w:p>
-    <w:p>
-      <w:pPr>
-        <w:pStyle w:val="Paragraphedeliste"/>
-        <w:numPr>
-          <w:ilvl w:val="0"/>
-          <w:numId w:val="6"/>
-        </w:numPr>
-        <w:rPr>
-          <w:sz w:val="22"/>
-          <w:szCs w:val="22"/>
-        </w:rPr>
-      </w:pPr>
-      <w:r>
-        <w:rPr>
-          <w:sz w:val="22"/>
-          <w:szCs w:val="22"/>
-        </w:rPr>
-        <w:t xml:space="preserve">L’indice de </w:t>
-      </w:r>
-      <w:r>
-        <w:rPr>
-          <w:sz w:val="22"/>
-          <w:szCs w:val="22"/>
-        </w:rPr>
-        <w:t>Davies-Bouldin</w:t>
-      </w:r>
-    </w:p>
-    <w:p>
-      <w:pPr>
-        <w:ind w:left="360"/>
-        <w:rPr>
-          <w:sz w:val="22"/>
-          <w:szCs w:val="22"/>
-        </w:rPr>
-      </w:pPr>
-    </w:p>
-    <w:p>
-      <w:r>
+        <w:t xml:space="preserve">Comme les métriques utilisés n’ont pas le même fonctionnement, s’ils convergent tous vers la même valeur, on peut supposer que cette valeur est optimale. </w:t>
+      </w:r>
+    </w:p>
+    <w:p>
+      <w:pPr>
+        <w:pStyle w:val="Titre3"/>
+      </w:pPr>
+      <w:r>
+        <w:t>Les résultats obtenus</w:t>
+      </w:r>
+    </w:p>
+    <w:p>
+      <w:r>
+        <w:rPr>
+          <w:rStyle w:val="Titre4Car"/>
+        </w:rPr>
         <w:t>La méthode du coude</w:t>
       </w:r>
-    </w:p>
-    <w:p>
-      <w:pPr>
-        <w:rPr>
-          <w:sz w:val="22"/>
-          <w:szCs w:val="22"/>
-        </w:rPr>
-      </w:pPr>
-      <w:r>
-        <w:rPr>
-          <w:sz w:val="22"/>
-          <w:szCs w:val="22"/>
-        </w:rPr>
-        <w:t xml:space="preserve">La méthode du coude consiste à mesurer la distance euclidienne entre chaque </w:t>
-      </w:r>
-      <w:r>
-        <w:rPr>
-          <w:sz w:val="22"/>
-          <w:szCs w:val="22"/>
-        </w:rPr>
-        <w:t>borne de recharge</w:t>
-      </w:r>
-      <w:r>
-        <w:rPr>
-          <w:sz w:val="22"/>
-          <w:szCs w:val="22"/>
-        </w:rPr>
-        <w:t xml:space="preserve"> et le centre de son cluster pour un certain nombre de K. </w:t>
-      </w:r>
-      <w:r>
-        <w:rPr>
-          <w:sz w:val="22"/>
-          <w:szCs w:val="22"/>
-        </w:rPr>
-        <w:t>Pour chaque valeur de K, o</w:t>
-      </w:r>
-      <w:r>
-        <w:rPr>
-          <w:sz w:val="22"/>
-          <w:szCs w:val="22"/>
-        </w:rPr>
-        <w:t xml:space="preserve">n calcule l’inertie du modèle </w:t>
-      </w:r>
-      <w:r>
-        <w:rPr>
-          <w:sz w:val="22"/>
-          <w:szCs w:val="22"/>
-        </w:rPr>
-        <w:t>(la somme des distances au carré)</w:t>
-      </w:r>
-      <w:r>
-        <w:rPr>
-          <w:sz w:val="22"/>
-          <w:szCs w:val="22"/>
-        </w:rPr>
-        <w:t xml:space="preserve">.  </w:t>
-      </w:r>
-    </w:p>
-    <w:p>
-      <w:pPr>
-        <w:rPr>
-          <w:sz w:val="22"/>
-          <w:szCs w:val="22"/>
-        </w:rPr>
-      </w:pPr>
-      <w:r>
-        <w:rPr>
-          <w:sz w:val="22"/>
-          <w:szCs w:val="22"/>
-        </w:rPr>
-        <w:t>On obtient alors ce graphique :</w:t>
-      </w:r>
-    </w:p>
-    <w:p>
-      <w:pPr>
-        <w:ind w:left="360"/>
-        <w:rPr>
-          <w:sz w:val="22"/>
-          <w:szCs w:val="22"/>
-        </w:rPr>
-      </w:pPr>
-      <w:r>
-        <w:rPr>
-          <w:noProof/>
-          <w:sz w:val="22"/>
-          <w:szCs w:val="22"/>
-        </w:rPr>
-        <w:lastRenderedPageBreak/>
+      <w:r>
+        <w:rPr>
+          <w:sz w:val="22"/>
+          <w:szCs w:val="22"/>
+        </w:rPr>
         <w:drawing>
-          <wp:inline distT="0" distB="0" distL="0" distR="0" wp14:anchorId="0F3BFF01" wp14:editId="546E8911">
-            <wp:extent cx="5760720" cy="3600450"/>
-            <wp:effectExtent l="0" t="0" r="0" b="0"/>
+          <wp:inline distT="0" distB="0" distL="0" distR="0" wp14:anchorId="0F3BFF01" wp14:editId="79F6F9B2">
+            <wp:extent cx="5175504" cy="3234690"/>
+            <wp:effectExtent l="0" t="0" r="6350" b="3810"/>
             <wp:docPr id="2100346781" name="Image 1"/>
             <wp:cNvGraphicFramePr>
               <a:graphicFrameLocks xmlns:a="http://schemas.openxmlformats.org/drawingml/2006/main" noChangeAspect="1"/>
@@ -1585,7 +1555,7 @@
                     </pic:cNvPicPr>
                   </pic:nvPicPr>
                   <pic:blipFill>
-                    <a:blip r:embed="rId7">
+                    <a:blip r:embed="rId10">
                       <a:extLst>
                         <a:ext uri="{28A0092B-C50C-407E-A947-70E740481C1C}">
                           <a14:useLocalDpi xmlns:a14="http://schemas.microsoft.com/office/drawing/2010/main" val="0"/>
@@ -1600,7 +1570,7 @@
                   <pic:spPr bwMode="auto">
                     <a:xfrm>
                       <a:off x="0" y="0"/>
-                      <a:ext cx="5760720" cy="3600450"/>
+                      <a:ext cx="5184891" cy="3240557"/>
                     </a:xfrm>
                     <a:prstGeom prst="rect">
                       <a:avLst/>
@@ -1655,6 +1625,9 @@
       </w:pPr>
     </w:p>
     <w:p>
+      <w:pPr>
+        <w:pStyle w:val="Titre4"/>
+      </w:pPr>
       <w:r>
         <w:t>Le c</w:t>
       </w:r>
@@ -1674,105 +1647,1256 @@
           <w:sz w:val="22"/>
           <w:szCs w:val="22"/>
         </w:rPr>
-        <w:t>Pour calculer le coefficient de Sil</w:t>
-      </w:r>
-    </w:p>
-    <w:p>
-      <w:pPr>
-        <w:rPr>
-          <w:sz w:val="22"/>
-          <w:szCs w:val="22"/>
-        </w:rPr>
-      </w:pPr>
-      <w:r>
-        <w:rPr>
-          <w:sz w:val="22"/>
-          <w:szCs w:val="22"/>
-        </w:rPr>
-        <w:t>proche de 1 → excellent clustering proche de 0 → clusters qui se chevauchent négatif → mauvais clustering</w:t>
-      </w:r>
-    </w:p>
-    <w:p>
-      <w:pPr>
-        <w:rPr>
-          <w:sz w:val="22"/>
-          <w:szCs w:val="22"/>
-        </w:rPr>
-      </w:pPr>
-      <w:r>
-        <w:rPr>
-          <w:sz w:val="22"/>
-          <w:szCs w:val="22"/>
-        </w:rPr>
         <w:t>Résultats :</w:t>
       </w:r>
-    </w:p>
-    <w:p>
-      <w:pPr>
-        <w:rPr>
-          <w:sz w:val="22"/>
-          <w:szCs w:val="22"/>
-        </w:rPr>
-      </w:pPr>
-    </w:p>
-    <w:p>
-      <w:pPr>
-        <w:rPr>
-          <w:sz w:val="22"/>
-          <w:szCs w:val="22"/>
-        </w:rPr>
-      </w:pPr>
-      <w:r>
-        <w:rPr>
-          <w:rFonts w:ascii="Segoe UI Emoji" w:hAnsi="Segoe UI Emoji" w:cs="Segoe UI Emoji"/>
-          <w:sz w:val="22"/>
-          <w:szCs w:val="22"/>
-        </w:rPr>
-        <w:t>👉</w:t>
-      </w:r>
-      <w:r>
-        <w:rPr>
-          <w:sz w:val="22"/>
-          <w:szCs w:val="22"/>
-        </w:rPr>
-        <w:t xml:space="preserve"> Le meilleur score est obtenu pour :</w:t>
-      </w:r>
-    </w:p>
-    <w:p>
-      <w:pPr>
-        <w:rPr>
-          <w:sz w:val="22"/>
-          <w:szCs w:val="22"/>
-        </w:rPr>
-      </w:pPr>
-      <w:r>
-        <w:rPr>
-          <w:sz w:val="22"/>
-          <w:szCs w:val="22"/>
-        </w:rPr>
-        <w:t>K = 5</w:t>
-      </w:r>
-    </w:p>
-    <w:p>
-      <w:pPr>
-        <w:rPr>
-          <w:sz w:val="22"/>
-          <w:szCs w:val="22"/>
-        </w:rPr>
-      </w:pPr>
-      <w:r>
-        <w:rPr>
-          <w:sz w:val="22"/>
-          <w:szCs w:val="22"/>
-        </w:rPr>
-        <w:t>C'est un argument très fort.</w:t>
-      </w:r>
-    </w:p>
-    <w:p>
-      <w:pPr>
+      <w:r>
+        <w:t xml:space="preserve"> </w:t>
+      </w:r>
+    </w:p>
+    <w:tbl>
+      <w:tblPr>
+        <w:tblStyle w:val="Grilledutableau"/>
+        <w:tblW w:w="0" w:type="auto"/>
+        <w:tblLook w:val="04A0" w:firstRow="1" w:lastRow="0" w:firstColumn="1" w:lastColumn="0" w:noHBand="0" w:noVBand="1"/>
+      </w:tblPr>
+      <w:tblGrid>
+        <w:gridCol w:w="4531"/>
+        <w:gridCol w:w="4531"/>
+      </w:tblGrid>
+      <w:tr>
+        <w:tc>
+          <w:tcPr>
+            <w:tcW w:w="4531" w:type="dxa"/>
+          </w:tcPr>
+          <w:p>
+            <w:pPr>
+              <w:rPr>
+                <w:sz w:val="22"/>
+                <w:szCs w:val="22"/>
+              </w:rPr>
+            </w:pPr>
+            <w:r>
+              <w:rPr>
+                <w:sz w:val="22"/>
+                <w:szCs w:val="22"/>
+              </w:rPr>
+              <w:t>K</w:t>
+            </w:r>
+          </w:p>
+        </w:tc>
+        <w:tc>
+          <w:tcPr>
+            <w:tcW w:w="4531" w:type="dxa"/>
+          </w:tcPr>
+          <w:p>
+            <w:pPr>
+              <w:rPr>
+                <w:sz w:val="22"/>
+                <w:szCs w:val="22"/>
+              </w:rPr>
+            </w:pPr>
+            <w:r>
+              <w:rPr>
+                <w:sz w:val="22"/>
+                <w:szCs w:val="22"/>
+              </w:rPr>
+              <w:t>Silhouette</w:t>
+            </w:r>
+          </w:p>
+        </w:tc>
+      </w:tr>
+      <w:tr>
+        <w:tc>
+          <w:tcPr>
+            <w:tcW w:w="4531" w:type="dxa"/>
+          </w:tcPr>
+          <w:p>
+            <w:pPr>
+              <w:rPr>
+                <w:sz w:val="22"/>
+                <w:szCs w:val="22"/>
+              </w:rPr>
+            </w:pPr>
+            <w:r>
+              <w:rPr>
+                <w:sz w:val="22"/>
+                <w:szCs w:val="22"/>
+              </w:rPr>
+              <w:t>4</w:t>
+            </w:r>
+          </w:p>
+        </w:tc>
+        <w:tc>
+          <w:tcPr>
+            <w:tcW w:w="4531" w:type="dxa"/>
+          </w:tcPr>
+          <w:p>
+            <w:pPr>
+              <w:rPr>
+                <w:sz w:val="22"/>
+                <w:szCs w:val="22"/>
+              </w:rPr>
+            </w:pPr>
+            <w:r>
+              <w:rPr>
+                <w:sz w:val="22"/>
+                <w:szCs w:val="22"/>
+              </w:rPr>
+              <w:t>0.</w:t>
+            </w:r>
+            <w:r>
+              <w:rPr>
+                <w:sz w:val="22"/>
+                <w:szCs w:val="22"/>
+              </w:rPr>
+              <w:t>4729</w:t>
+            </w:r>
+          </w:p>
+        </w:tc>
+      </w:tr>
+      <w:tr>
+        <w:tc>
+          <w:tcPr>
+            <w:tcW w:w="4531" w:type="dxa"/>
+          </w:tcPr>
+          <w:p>
+            <w:pPr>
+              <w:rPr>
+                <w:sz w:val="22"/>
+                <w:szCs w:val="22"/>
+              </w:rPr>
+            </w:pPr>
+            <w:r>
+              <w:rPr>
+                <w:sz w:val="22"/>
+                <w:szCs w:val="22"/>
+              </w:rPr>
+              <w:t>5</w:t>
+            </w:r>
+          </w:p>
+        </w:tc>
+        <w:tc>
+          <w:tcPr>
+            <w:tcW w:w="4531" w:type="dxa"/>
+          </w:tcPr>
+          <w:p>
+            <w:pPr>
+              <w:rPr>
+                <w:sz w:val="22"/>
+                <w:szCs w:val="22"/>
+              </w:rPr>
+            </w:pPr>
+            <w:r>
+              <w:rPr>
+                <w:sz w:val="22"/>
+                <w:szCs w:val="22"/>
+              </w:rPr>
+              <w:t>0.5028</w:t>
+            </w:r>
+          </w:p>
+        </w:tc>
+      </w:tr>
+      <w:tr>
+        <w:tc>
+          <w:tcPr>
+            <w:tcW w:w="4531" w:type="dxa"/>
+          </w:tcPr>
+          <w:p>
+            <w:pPr>
+              <w:rPr>
+                <w:sz w:val="22"/>
+                <w:szCs w:val="22"/>
+              </w:rPr>
+            </w:pPr>
+            <w:r>
+              <w:rPr>
+                <w:sz w:val="22"/>
+                <w:szCs w:val="22"/>
+              </w:rPr>
+              <w:t>6</w:t>
+            </w:r>
+          </w:p>
+        </w:tc>
+        <w:tc>
+          <w:tcPr>
+            <w:tcW w:w="4531" w:type="dxa"/>
+          </w:tcPr>
+          <w:p>
+            <w:pPr>
+              <w:rPr>
+                <w:sz w:val="22"/>
+                <w:szCs w:val="22"/>
+              </w:rPr>
+            </w:pPr>
+            <w:r>
+              <w:rPr>
+                <w:sz w:val="22"/>
+                <w:szCs w:val="22"/>
+              </w:rPr>
+              <w:t>0.5013</w:t>
+            </w:r>
+          </w:p>
+        </w:tc>
+      </w:tr>
+      <w:tr>
+        <w:tc>
+          <w:tcPr>
+            <w:tcW w:w="4531" w:type="dxa"/>
+          </w:tcPr>
+          <w:p>
+            <w:pPr>
+              <w:rPr>
+                <w:sz w:val="22"/>
+                <w:szCs w:val="22"/>
+              </w:rPr>
+            </w:pPr>
+            <w:r>
+              <w:rPr>
+                <w:sz w:val="22"/>
+                <w:szCs w:val="22"/>
+              </w:rPr>
+              <w:t>12</w:t>
+            </w:r>
+          </w:p>
+        </w:tc>
+        <w:tc>
+          <w:tcPr>
+            <w:tcW w:w="4531" w:type="dxa"/>
+          </w:tcPr>
+          <w:p>
+            <w:pPr>
+              <w:rPr>
+                <w:sz w:val="22"/>
+                <w:szCs w:val="22"/>
+              </w:rPr>
+            </w:pPr>
+            <w:r>
+              <w:rPr>
+                <w:sz w:val="22"/>
+                <w:szCs w:val="22"/>
+              </w:rPr>
+              <w:t>0.4977</w:t>
+            </w:r>
+          </w:p>
+        </w:tc>
+      </w:tr>
+    </w:tbl>
+    <w:p>
+      <w:pPr>
+        <w:rPr>
+          <w:sz w:val="22"/>
+          <w:szCs w:val="22"/>
+        </w:rPr>
+      </w:pPr>
+    </w:p>
+    <w:p>
+      <w:pPr>
+        <w:rPr>
+          <w:sz w:val="22"/>
+          <w:szCs w:val="22"/>
+        </w:rPr>
+      </w:pPr>
+      <w:r>
+        <w:rPr>
+          <w:sz w:val="22"/>
+          <w:szCs w:val="22"/>
+        </w:rPr>
+        <w:t xml:space="preserve">On remarque que le coefficient de silhouette est le plus élevé pour K = 5, </w:t>
+      </w:r>
+      <w:r>
+        <w:rPr>
+          <w:sz w:val="22"/>
+          <w:szCs w:val="22"/>
+        </w:rPr>
+        <w:t>indiquant une bonne séparation des groupes</w:t>
+      </w:r>
+      <w:r>
+        <w:rPr>
+          <w:sz w:val="22"/>
+          <w:szCs w:val="22"/>
+        </w:rPr>
+        <w:t xml:space="preserve"> pour ce nombre de cluster</w:t>
+      </w:r>
+      <w:r>
+        <w:rPr>
+          <w:sz w:val="22"/>
+          <w:szCs w:val="22"/>
+        </w:rPr>
+        <w:t>.</w:t>
+      </w:r>
+      <w:r>
+        <w:rPr>
+          <w:sz w:val="22"/>
+          <w:szCs w:val="22"/>
+        </w:rPr>
+        <w:t xml:space="preserve"> </w:t>
+      </w:r>
+    </w:p>
+    <w:p>
+      <w:pPr>
+        <w:pStyle w:val="Titre4"/>
+      </w:pPr>
+      <w:r>
+        <w:t xml:space="preserve">Indice de </w:t>
+      </w:r>
+      <w:proofErr w:type="spellStart"/>
+      <w:r>
+        <w:t>Calinski-Harabasz</w:t>
+      </w:r>
+      <w:proofErr w:type="spellEnd"/>
+    </w:p>
+    <w:p>
+      <w:pPr>
+        <w:rPr>
+          <w:sz w:val="22"/>
+          <w:szCs w:val="22"/>
+        </w:rPr>
+      </w:pPr>
+      <w:r>
+        <w:rPr>
+          <w:sz w:val="22"/>
+          <w:szCs w:val="22"/>
+        </w:rPr>
+        <w:t>Résultats :</w:t>
+      </w:r>
+    </w:p>
+    <w:tbl>
+      <w:tblPr>
+        <w:tblStyle w:val="Grilledutableau"/>
+        <w:tblW w:w="0" w:type="auto"/>
+        <w:tblLook w:val="04A0" w:firstRow="1" w:lastRow="0" w:firstColumn="1" w:lastColumn="0" w:noHBand="0" w:noVBand="1"/>
+      </w:tblPr>
+      <w:tblGrid>
+        <w:gridCol w:w="4531"/>
+        <w:gridCol w:w="4531"/>
+      </w:tblGrid>
+      <w:tr>
+        <w:tc>
+          <w:tcPr>
+            <w:tcW w:w="4531" w:type="dxa"/>
+          </w:tcPr>
+          <w:p>
+            <w:pPr>
+              <w:rPr>
+                <w:sz w:val="22"/>
+                <w:szCs w:val="22"/>
+              </w:rPr>
+            </w:pPr>
+            <w:r>
+              <w:rPr>
+                <w:sz w:val="22"/>
+                <w:szCs w:val="22"/>
+              </w:rPr>
+              <w:t>K</w:t>
+            </w:r>
+          </w:p>
+        </w:tc>
+        <w:tc>
+          <w:tcPr>
+            <w:tcW w:w="4531" w:type="dxa"/>
+          </w:tcPr>
+          <w:p>
+            <w:pPr>
+              <w:rPr>
+                <w:sz w:val="22"/>
+                <w:szCs w:val="22"/>
+              </w:rPr>
+            </w:pPr>
+            <w:r>
+              <w:rPr>
+                <w:sz w:val="22"/>
+                <w:szCs w:val="22"/>
+              </w:rPr>
+              <w:t>Calinski</w:t>
+            </w:r>
+          </w:p>
+        </w:tc>
+      </w:tr>
+      <w:tr>
+        <w:tc>
+          <w:tcPr>
+            <w:tcW w:w="4531" w:type="dxa"/>
+          </w:tcPr>
+          <w:p>
+            <w:pPr>
+              <w:rPr>
+                <w:sz w:val="22"/>
+                <w:szCs w:val="22"/>
+              </w:rPr>
+            </w:pPr>
+            <w:r>
+              <w:rPr>
+                <w:sz w:val="22"/>
+                <w:szCs w:val="22"/>
+              </w:rPr>
+              <w:t>5</w:t>
+            </w:r>
+          </w:p>
+        </w:tc>
+        <w:tc>
+          <w:tcPr>
+            <w:tcW w:w="4531" w:type="dxa"/>
+          </w:tcPr>
+          <w:p>
+            <w:pPr>
+              <w:rPr>
+                <w:sz w:val="22"/>
+                <w:szCs w:val="22"/>
+              </w:rPr>
+            </w:pPr>
+            <w:r>
+              <w:rPr>
+                <w:sz w:val="22"/>
+                <w:szCs w:val="22"/>
+              </w:rPr>
+              <w:t>55424</w:t>
+            </w:r>
+          </w:p>
+        </w:tc>
+      </w:tr>
+      <w:tr>
+        <w:tc>
+          <w:tcPr>
+            <w:tcW w:w="4531" w:type="dxa"/>
+          </w:tcPr>
+          <w:p>
+            <w:pPr>
+              <w:rPr>
+                <w:sz w:val="22"/>
+                <w:szCs w:val="22"/>
+              </w:rPr>
+            </w:pPr>
+            <w:r>
+              <w:rPr>
+                <w:sz w:val="22"/>
+                <w:szCs w:val="22"/>
+              </w:rPr>
+              <w:t>1</w:t>
+            </w:r>
+            <w:r>
+              <w:rPr>
+                <w:sz w:val="22"/>
+                <w:szCs w:val="22"/>
+              </w:rPr>
+              <w:t>0</w:t>
+            </w:r>
+          </w:p>
+        </w:tc>
+        <w:tc>
+          <w:tcPr>
+            <w:tcW w:w="4531" w:type="dxa"/>
+          </w:tcPr>
+          <w:p>
+            <w:pPr>
+              <w:rPr>
+                <w:sz w:val="22"/>
+                <w:szCs w:val="22"/>
+              </w:rPr>
+            </w:pPr>
+            <w:r>
+              <w:rPr>
+                <w:sz w:val="22"/>
+                <w:szCs w:val="22"/>
+              </w:rPr>
+              <w:t>58646</w:t>
+            </w:r>
+          </w:p>
+        </w:tc>
+      </w:tr>
+      <w:tr>
+        <w:tc>
+          <w:tcPr>
+            <w:tcW w:w="4531" w:type="dxa"/>
+          </w:tcPr>
+          <w:p>
+            <w:pPr>
+              <w:rPr>
+                <w:sz w:val="22"/>
+                <w:szCs w:val="22"/>
+              </w:rPr>
+            </w:pPr>
+            <w:r>
+              <w:rPr>
+                <w:sz w:val="22"/>
+                <w:szCs w:val="22"/>
+              </w:rPr>
+              <w:t>12</w:t>
+            </w:r>
+          </w:p>
+        </w:tc>
+        <w:tc>
+          <w:tcPr>
+            <w:tcW w:w="4531" w:type="dxa"/>
+          </w:tcPr>
+          <w:p>
+            <w:pPr>
+              <w:rPr>
+                <w:sz w:val="22"/>
+                <w:szCs w:val="22"/>
+              </w:rPr>
+            </w:pPr>
+            <w:r>
+              <w:rPr>
+                <w:sz w:val="22"/>
+                <w:szCs w:val="22"/>
+              </w:rPr>
+              <w:t>63581</w:t>
+            </w:r>
+          </w:p>
+        </w:tc>
+      </w:tr>
+      <w:tr>
+        <w:tc>
+          <w:tcPr>
+            <w:tcW w:w="4531" w:type="dxa"/>
+          </w:tcPr>
+          <w:p>
+            <w:pPr>
+              <w:rPr>
+                <w:sz w:val="22"/>
+                <w:szCs w:val="22"/>
+              </w:rPr>
+            </w:pPr>
+            <w:r>
+              <w:rPr>
+                <w:sz w:val="22"/>
+                <w:szCs w:val="22"/>
+              </w:rPr>
+              <w:t>15</w:t>
+            </w:r>
+          </w:p>
+        </w:tc>
+        <w:tc>
+          <w:tcPr>
+            <w:tcW w:w="4531" w:type="dxa"/>
+          </w:tcPr>
+          <w:p>
+            <w:pPr>
+              <w:rPr>
+                <w:sz w:val="22"/>
+                <w:szCs w:val="22"/>
+              </w:rPr>
+            </w:pPr>
+            <w:r>
+              <w:rPr>
+                <w:sz w:val="22"/>
+                <w:szCs w:val="22"/>
+              </w:rPr>
+              <w:t>64353</w:t>
+            </w:r>
+          </w:p>
+        </w:tc>
+      </w:tr>
+    </w:tbl>
+    <w:p>
+      <w:pPr>
+        <w:rPr>
+          <w:sz w:val="22"/>
+          <w:szCs w:val="22"/>
+        </w:rPr>
+      </w:pPr>
+    </w:p>
+    <w:p>
+      <w:pPr>
+        <w:rPr>
+          <w:sz w:val="22"/>
+          <w:szCs w:val="22"/>
+        </w:rPr>
+      </w:pPr>
+      <w:r>
+        <w:rPr>
+          <w:sz w:val="22"/>
+          <w:szCs w:val="22"/>
+        </w:rPr>
+        <w:t xml:space="preserve">On constate que </w:t>
+      </w:r>
+      <w:r>
+        <w:rPr>
+          <w:sz w:val="22"/>
+          <w:szCs w:val="22"/>
+        </w:rPr>
+        <w:t>l</w:t>
+      </w:r>
+      <w:r>
+        <w:rPr>
+          <w:sz w:val="22"/>
+          <w:szCs w:val="22"/>
+        </w:rPr>
+        <w:t>e score augmente presque continuellement lorsque K augmente.</w:t>
+      </w:r>
+    </w:p>
+    <w:p>
+      <w:pPr>
+        <w:rPr>
+          <w:sz w:val="22"/>
+          <w:szCs w:val="22"/>
+        </w:rPr>
+      </w:pPr>
+      <w:r>
+        <w:rPr>
+          <w:sz w:val="22"/>
+          <w:szCs w:val="22"/>
+        </w:rPr>
+        <w:t xml:space="preserve">Donc si on regardait uniquement </w:t>
+      </w:r>
+      <w:proofErr w:type="spellStart"/>
+      <w:r>
+        <w:rPr>
+          <w:sz w:val="22"/>
+          <w:szCs w:val="22"/>
+        </w:rPr>
+        <w:t>Calinski</w:t>
+      </w:r>
+      <w:proofErr w:type="spellEnd"/>
+      <w:r>
+        <w:rPr>
+          <w:sz w:val="22"/>
+          <w:szCs w:val="22"/>
+        </w:rPr>
+        <w:t>, on choisirait K = 15</w:t>
+      </w:r>
+      <w:r>
+        <w:rPr>
+          <w:sz w:val="22"/>
+          <w:szCs w:val="22"/>
+        </w:rPr>
+        <w:t xml:space="preserve"> m</w:t>
+      </w:r>
+      <w:r>
+        <w:rPr>
+          <w:sz w:val="22"/>
+          <w:szCs w:val="22"/>
+        </w:rPr>
+        <w:t>ais cela produirait beaucoup de clusters, difficiles à interpréter géographiquement.</w:t>
+      </w:r>
+    </w:p>
+    <w:p>
+      <w:pPr>
+        <w:pStyle w:val="Titre4"/>
+        <w:rPr>
+          <w:sz w:val="22"/>
+          <w:szCs w:val="22"/>
+        </w:rPr>
+      </w:pPr>
+      <w:r>
+        <w:t>Indice de Davies-Bouldin</w:t>
+      </w:r>
+      <w:r>
+        <w:rPr>
+          <w:sz w:val="22"/>
+          <w:szCs w:val="22"/>
+        </w:rPr>
+        <w:t xml:space="preserve"> </w:t>
+      </w:r>
+    </w:p>
+    <w:p>
+      <w:pPr>
+        <w:rPr>
+          <w:sz w:val="22"/>
+          <w:szCs w:val="22"/>
+        </w:rPr>
+      </w:pPr>
+      <w:r>
+        <w:rPr>
+          <w:sz w:val="22"/>
+          <w:szCs w:val="22"/>
+        </w:rPr>
+        <w:t xml:space="preserve">Résultats : </w:t>
+      </w:r>
+    </w:p>
+    <w:tbl>
+      <w:tblPr>
+        <w:tblStyle w:val="Grilledutableau"/>
+        <w:tblW w:w="0" w:type="auto"/>
+        <w:tblLook w:val="04A0" w:firstRow="1" w:lastRow="0" w:firstColumn="1" w:lastColumn="0" w:noHBand="0" w:noVBand="1"/>
+      </w:tblPr>
+      <w:tblGrid>
+        <w:gridCol w:w="4531"/>
+        <w:gridCol w:w="4531"/>
+      </w:tblGrid>
+      <w:tr>
+        <w:tc>
+          <w:tcPr>
+            <w:tcW w:w="4531" w:type="dxa"/>
+          </w:tcPr>
+          <w:p>
+            <w:pPr>
+              <w:rPr>
+                <w:sz w:val="22"/>
+                <w:szCs w:val="22"/>
+              </w:rPr>
+            </w:pPr>
+            <w:r>
+              <w:rPr>
+                <w:sz w:val="22"/>
+                <w:szCs w:val="22"/>
+              </w:rPr>
+              <w:t>K</w:t>
+            </w:r>
+          </w:p>
+        </w:tc>
+        <w:tc>
+          <w:tcPr>
+            <w:tcW w:w="4531" w:type="dxa"/>
+          </w:tcPr>
+          <w:p>
+            <w:pPr>
+              <w:rPr>
+                <w:sz w:val="22"/>
+                <w:szCs w:val="22"/>
+              </w:rPr>
+            </w:pPr>
+            <w:r>
+              <w:rPr>
+                <w:sz w:val="22"/>
+                <w:szCs w:val="22"/>
+              </w:rPr>
+              <w:t>Davies</w:t>
+            </w:r>
+          </w:p>
+        </w:tc>
+      </w:tr>
+      <w:tr>
+        <w:tc>
+          <w:tcPr>
+            <w:tcW w:w="4531" w:type="dxa"/>
+          </w:tcPr>
+          <w:p>
+            <w:pPr>
+              <w:rPr>
+                <w:sz w:val="22"/>
+                <w:szCs w:val="22"/>
+              </w:rPr>
+            </w:pPr>
+            <w:r>
+              <w:rPr>
+                <w:sz w:val="22"/>
+                <w:szCs w:val="22"/>
+              </w:rPr>
+              <w:t>5</w:t>
+            </w:r>
+          </w:p>
+        </w:tc>
+        <w:tc>
+          <w:tcPr>
+            <w:tcW w:w="4531" w:type="dxa"/>
+          </w:tcPr>
+          <w:p>
+            <w:pPr>
+              <w:rPr>
+                <w:sz w:val="22"/>
+                <w:szCs w:val="22"/>
+              </w:rPr>
+            </w:pPr>
+            <w:r>
+              <w:rPr>
+                <w:sz w:val="22"/>
+                <w:szCs w:val="22"/>
+              </w:rPr>
+              <w:t>0.6905</w:t>
+            </w:r>
+          </w:p>
+        </w:tc>
+      </w:tr>
+      <w:tr>
+        <w:tc>
+          <w:tcPr>
+            <w:tcW w:w="4531" w:type="dxa"/>
+          </w:tcPr>
+          <w:p>
+            <w:pPr>
+              <w:rPr>
+                <w:sz w:val="22"/>
+                <w:szCs w:val="22"/>
+              </w:rPr>
+            </w:pPr>
+            <w:r>
+              <w:rPr>
+                <w:sz w:val="22"/>
+                <w:szCs w:val="22"/>
+              </w:rPr>
+              <w:t>11</w:t>
+            </w:r>
+          </w:p>
+        </w:tc>
+        <w:tc>
+          <w:tcPr>
+            <w:tcW w:w="4531" w:type="dxa"/>
+          </w:tcPr>
+          <w:p>
+            <w:pPr>
+              <w:rPr>
+                <w:sz w:val="22"/>
+                <w:szCs w:val="22"/>
+              </w:rPr>
+            </w:pPr>
+            <w:r>
+              <w:rPr>
+                <w:sz w:val="22"/>
+                <w:szCs w:val="22"/>
+              </w:rPr>
+              <w:t>0.6921</w:t>
+            </w:r>
+          </w:p>
+        </w:tc>
+      </w:tr>
+      <w:tr>
+        <w:trPr>
+          <w:trHeight w:val="234"/>
+        </w:trPr>
+        <w:tc>
+          <w:tcPr>
+            <w:tcW w:w="4531" w:type="dxa"/>
+          </w:tcPr>
+          <w:p>
+            <w:pPr>
+              <w:spacing w:after="160" w:line="278" w:lineRule="auto"/>
+              <w:rPr>
+                <w:sz w:val="22"/>
+                <w:szCs w:val="22"/>
+              </w:rPr>
+            </w:pPr>
+            <w:r>
+              <w:rPr>
+                <w:sz w:val="22"/>
+                <w:szCs w:val="22"/>
+              </w:rPr>
+              <w:t xml:space="preserve">12 </w:t>
+            </w:r>
+          </w:p>
+        </w:tc>
+        <w:tc>
+          <w:tcPr>
+            <w:tcW w:w="4531" w:type="dxa"/>
+          </w:tcPr>
+          <w:p>
+            <w:pPr>
+              <w:rPr>
+                <w:sz w:val="22"/>
+                <w:szCs w:val="22"/>
+              </w:rPr>
+            </w:pPr>
+            <w:r>
+              <w:rPr>
+                <w:sz w:val="22"/>
+                <w:szCs w:val="22"/>
+              </w:rPr>
+              <w:t>0.6785</w:t>
+            </w:r>
+          </w:p>
+        </w:tc>
+      </w:tr>
+    </w:tbl>
+    <w:p>
+      <w:pPr>
+        <w:rPr>
+          <w:sz w:val="22"/>
+          <w:szCs w:val="22"/>
+        </w:rPr>
+      </w:pPr>
+    </w:p>
+    <w:p>
+      <w:pPr>
+        <w:rPr>
+          <w:sz w:val="22"/>
+          <w:szCs w:val="22"/>
+        </w:rPr>
+      </w:pPr>
+      <w:r>
+        <w:rPr>
+          <w:sz w:val="22"/>
+          <w:szCs w:val="22"/>
+        </w:rPr>
+        <w:t xml:space="preserve">L’indice le plus faible est pour </w:t>
+      </w:r>
+      <w:r>
+        <w:rPr>
+          <w:sz w:val="22"/>
+          <w:szCs w:val="22"/>
+        </w:rPr>
+        <w:t>K = 12</w:t>
+      </w:r>
+      <w:r>
+        <w:rPr>
+          <w:sz w:val="22"/>
+          <w:szCs w:val="22"/>
+        </w:rPr>
+        <w:t xml:space="preserve"> m</w:t>
+      </w:r>
+      <w:r>
+        <w:rPr>
+          <w:sz w:val="22"/>
+          <w:szCs w:val="22"/>
+        </w:rPr>
+        <w:t>ais l'amélioration par rapport à K</w:t>
+      </w:r>
+      <w:r>
+        <w:rPr>
+          <w:sz w:val="22"/>
+          <w:szCs w:val="22"/>
+        </w:rPr>
+        <w:t xml:space="preserve"> </w:t>
+      </w:r>
+      <w:r>
+        <w:rPr>
+          <w:sz w:val="22"/>
+          <w:szCs w:val="22"/>
+        </w:rPr>
+        <w:t>=</w:t>
+      </w:r>
+      <w:r>
+        <w:rPr>
+          <w:sz w:val="22"/>
+          <w:szCs w:val="22"/>
+        </w:rPr>
+        <w:t xml:space="preserve"> </w:t>
+      </w:r>
+      <w:r>
+        <w:rPr>
+          <w:sz w:val="22"/>
+          <w:szCs w:val="22"/>
+        </w:rPr>
+        <w:t xml:space="preserve">5 est faible </w:t>
+      </w:r>
+      <w:r>
+        <w:rPr>
+          <w:sz w:val="22"/>
+          <w:szCs w:val="22"/>
+        </w:rPr>
+        <w:t>(</w:t>
+      </w:r>
+      <w:r>
+        <w:rPr>
+          <w:sz w:val="22"/>
+          <w:szCs w:val="22"/>
+        </w:rPr>
+        <w:t>0.6905 → 0.6785</w:t>
+      </w:r>
+      <w:r>
+        <w:rPr>
+          <w:sz w:val="22"/>
+          <w:szCs w:val="22"/>
+        </w:rPr>
+        <w:t xml:space="preserve">). </w:t>
+      </w:r>
+      <w:r>
+        <w:rPr>
+          <w:sz w:val="22"/>
+          <w:szCs w:val="22"/>
+        </w:rPr>
+        <w:t>La perte en lisibilité n'est donc pas justifiée.</w:t>
+      </w:r>
+    </w:p>
+    <w:p>
+      <w:pPr>
+        <w:rPr>
+          <w:sz w:val="22"/>
+          <w:szCs w:val="22"/>
+        </w:rPr>
+      </w:pPr>
+      <w:r>
+        <w:rPr>
+          <w:sz w:val="22"/>
+          <w:szCs w:val="22"/>
+        </w:rPr>
+        <w:t xml:space="preserve">Analyse globale correcte Critère Meilleur K Méthode du coude 5 Silhouette 5 </w:t>
+      </w:r>
+      <w:proofErr w:type="spellStart"/>
+      <w:r>
+        <w:rPr>
+          <w:sz w:val="22"/>
+          <w:szCs w:val="22"/>
+        </w:rPr>
+        <w:t>Calinski-Harabasz</w:t>
+      </w:r>
+      <w:proofErr w:type="spellEnd"/>
+      <w:r>
+        <w:rPr>
+          <w:sz w:val="22"/>
+          <w:szCs w:val="22"/>
+        </w:rPr>
+        <w:t xml:space="preserve"> 15 Davies-Bouldin 12</w:t>
+      </w:r>
+    </w:p>
+    <w:p>
+      <w:pPr>
+        <w:rPr>
+          <w:sz w:val="22"/>
+          <w:szCs w:val="22"/>
+        </w:rPr>
+      </w:pPr>
+      <w:r>
+        <w:rPr>
+          <w:sz w:val="22"/>
+          <w:szCs w:val="22"/>
+        </w:rPr>
+        <w:t xml:space="preserve">On observe que la méthode du coude </w:t>
+      </w:r>
+      <w:r>
+        <w:rPr>
+          <w:sz w:val="22"/>
+          <w:szCs w:val="22"/>
+        </w:rPr>
+        <w:t>et</w:t>
+      </w:r>
+      <w:r>
+        <w:rPr>
+          <w:sz w:val="22"/>
+          <w:szCs w:val="22"/>
+        </w:rPr>
+        <w:t xml:space="preserve"> le coefficient de silhouette</w:t>
+      </w:r>
+      <w:r>
+        <w:rPr>
+          <w:sz w:val="22"/>
+          <w:szCs w:val="22"/>
+        </w:rPr>
+        <w:t xml:space="preserve"> donne un K optimal égale à 5. L’indice de</w:t>
+      </w:r>
+      <w:r>
+        <w:rPr>
+          <w:sz w:val="22"/>
+          <w:szCs w:val="22"/>
+        </w:rPr>
+        <w:t xml:space="preserve"> </w:t>
+      </w:r>
+      <w:proofErr w:type="spellStart"/>
+      <w:r>
+        <w:rPr>
+          <w:sz w:val="22"/>
+          <w:szCs w:val="22"/>
+        </w:rPr>
+        <w:t>Calinski-Harabasz</w:t>
+      </w:r>
+      <w:proofErr w:type="spellEnd"/>
+      <w:r>
+        <w:rPr>
+          <w:sz w:val="22"/>
+          <w:szCs w:val="22"/>
+        </w:rPr>
+        <w:t xml:space="preserve"> </w:t>
+      </w:r>
+      <w:r>
+        <w:rPr>
+          <w:sz w:val="22"/>
+          <w:szCs w:val="22"/>
+        </w:rPr>
+        <w:t>nous donne plutôt un K = 15</w:t>
+      </w:r>
+      <w:r>
+        <w:rPr>
+          <w:sz w:val="22"/>
+          <w:szCs w:val="22"/>
+        </w:rPr>
+        <w:t xml:space="preserve"> </w:t>
+      </w:r>
+      <w:r>
+        <w:rPr>
+          <w:sz w:val="22"/>
+          <w:szCs w:val="22"/>
+        </w:rPr>
+        <w:t>tandis que l’indice</w:t>
+      </w:r>
+      <w:r>
+        <w:rPr>
+          <w:sz w:val="22"/>
+          <w:szCs w:val="22"/>
+        </w:rPr>
+        <w:t xml:space="preserve"> Davies-Bouldin est minimal pour K=12</w:t>
+      </w:r>
+      <w:r>
+        <w:rPr>
+          <w:sz w:val="22"/>
+          <w:szCs w:val="22"/>
+        </w:rPr>
+        <w:t>, cependant l’amélioration entre K = 5 et K = 12 est faible.</w:t>
+      </w:r>
+    </w:p>
+    <w:p>
+      <w:pPr>
+        <w:rPr>
+          <w:sz w:val="22"/>
+          <w:szCs w:val="22"/>
+        </w:rPr>
+      </w:pPr>
+      <w:r>
+        <w:rPr>
+          <w:sz w:val="22"/>
+          <w:szCs w:val="22"/>
+        </w:rPr>
+        <w:t xml:space="preserve">Ainsi, il a finalement été décidé que le nombre de cluster soit fixé à 5. Cela nous permet d’avoir une bonne séparation des données tout en gardant une interprétation et une visualisation des données plus simples.    </w:t>
+      </w:r>
+    </w:p>
+    <w:p>
+      <w:pPr>
+        <w:pStyle w:val="Titre1"/>
+      </w:pPr>
+      <w:r>
+        <w:t>3 - Modèle de prédiction du type d’implantation</w:t>
+      </w:r>
+    </w:p>
+    <w:p>
+      <w:pPr>
+        <w:rPr>
+          <w:sz w:val="32"/>
+          <w:szCs w:val="32"/>
+        </w:rPr>
+      </w:pPr>
+      <w:r>
+        <w:rPr>
+          <w:rStyle w:val="Titre2Car"/>
+        </w:rPr>
+        <w:t>Justification du choix des variables</w:t>
+      </w:r>
+      <w:r>
+        <w:rPr>
+          <w:sz w:val="32"/>
+          <w:szCs w:val="32"/>
+        </w:rPr>
+        <w:t xml:space="preserve"> </w:t>
+      </w:r>
+      <w:r>
+        <w:drawing>
+          <wp:inline distT="0" distB="0" distL="0" distR="0" wp14:anchorId="4E5179E6" wp14:editId="00F6FADB">
+            <wp:extent cx="5760720" cy="1775460"/>
+            <wp:effectExtent l="0" t="0" r="0" b="0"/>
+            <wp:docPr id="1677498790" name="Image 6"/>
+            <wp:cNvGraphicFramePr>
+              <a:graphicFrameLocks xmlns:a="http://schemas.openxmlformats.org/drawingml/2006/main" noChangeAspect="1"/>
+            </wp:cNvGraphicFramePr>
+            <a:graphic xmlns:a="http://schemas.openxmlformats.org/drawingml/2006/main">
+              <a:graphicData uri="http://schemas.openxmlformats.org/drawingml/2006/picture">
+                <pic:pic xmlns:pic="http://schemas.openxmlformats.org/drawingml/2006/picture">
+                  <pic:nvPicPr>
+                    <pic:cNvPr id="0" name="Picture 11"/>
+                    <pic:cNvPicPr>
+                      <a:picLocks noChangeAspect="1" noChangeArrowheads="1"/>
+                    </pic:cNvPicPr>
+                  </pic:nvPicPr>
+                  <pic:blipFill>
+                    <a:blip r:embed="rId11" cstate="print">
+                      <a:extLst>
+                        <a:ext uri="{28A0092B-C50C-407E-A947-70E740481C1C}">
+                          <a14:useLocalDpi xmlns:a14="http://schemas.microsoft.com/office/drawing/2010/main" val="0"/>
+                        </a:ext>
+                      </a:extLst>
+                    </a:blip>
+                    <a:srcRect/>
+                    <a:stretch>
+                      <a:fillRect/>
+                    </a:stretch>
+                  </pic:blipFill>
+                  <pic:spPr bwMode="auto">
+                    <a:xfrm>
+                      <a:off x="0" y="0"/>
+                      <a:ext cx="5760720" cy="1775460"/>
+                    </a:xfrm>
+                    <a:prstGeom prst="rect">
+                      <a:avLst/>
+                    </a:prstGeom>
+                    <a:noFill/>
+                    <a:ln>
+                      <a:noFill/>
+                    </a:ln>
+                  </pic:spPr>
+                </pic:pic>
+              </a:graphicData>
+            </a:graphic>
+          </wp:inline>
+        </w:drawing>
+      </w:r>
+    </w:p>
+    <w:p>
+      <w:pPr>
+        <w:rPr>
+          <w:sz w:val="32"/>
+          <w:szCs w:val="32"/>
+        </w:rPr>
+      </w:pPr>
+      <w:r>
+        <w:lastRenderedPageBreak/>
+        <w:drawing>
+          <wp:inline distT="0" distB="0" distL="0" distR="0" wp14:anchorId="435E628E" wp14:editId="068D976E">
+            <wp:extent cx="5760720" cy="2618740"/>
+            <wp:effectExtent l="0" t="0" r="0" b="0"/>
+            <wp:docPr id="656046010" name="Image 4"/>
+            <wp:cNvGraphicFramePr>
+              <a:graphicFrameLocks xmlns:a="http://schemas.openxmlformats.org/drawingml/2006/main" noChangeAspect="1"/>
+            </wp:cNvGraphicFramePr>
+            <a:graphic xmlns:a="http://schemas.openxmlformats.org/drawingml/2006/main">
+              <a:graphicData uri="http://schemas.openxmlformats.org/drawingml/2006/picture">
+                <pic:pic xmlns:pic="http://schemas.openxmlformats.org/drawingml/2006/picture">
+                  <pic:nvPicPr>
+                    <pic:cNvPr id="0" name="Picture 7"/>
+                    <pic:cNvPicPr>
+                      <a:picLocks noChangeAspect="1" noChangeArrowheads="1"/>
+                    </pic:cNvPicPr>
+                  </pic:nvPicPr>
+                  <pic:blipFill>
+                    <a:blip r:embed="rId12" cstate="print">
+                      <a:extLst>
+                        <a:ext uri="{28A0092B-C50C-407E-A947-70E740481C1C}">
+                          <a14:useLocalDpi xmlns:a14="http://schemas.microsoft.com/office/drawing/2010/main" val="0"/>
+                        </a:ext>
+                      </a:extLst>
+                    </a:blip>
+                    <a:srcRect/>
+                    <a:stretch>
+                      <a:fillRect/>
+                    </a:stretch>
+                  </pic:blipFill>
+                  <pic:spPr bwMode="auto">
+                    <a:xfrm>
+                      <a:off x="0" y="0"/>
+                      <a:ext cx="5760720" cy="2618740"/>
+                    </a:xfrm>
+                    <a:prstGeom prst="rect">
+                      <a:avLst/>
+                    </a:prstGeom>
+                    <a:noFill/>
+                    <a:ln>
+                      <a:noFill/>
+                    </a:ln>
+                  </pic:spPr>
+                </pic:pic>
+              </a:graphicData>
+            </a:graphic>
+          </wp:inline>
+        </w:drawing>
+      </w:r>
+    </w:p>
+    <w:p>
+      <w:pPr>
+        <w:pStyle w:val="Titre2"/>
+      </w:pPr>
+      <w:r>
+        <w:t>Justification du choix des modèles de classification</w:t>
+      </w:r>
+    </w:p>
+    <w:p>
+      <w:pPr>
+        <w:pStyle w:val="FirstParagraph"/>
+        <w:rPr>
+          <w:sz w:val="22"/>
+          <w:szCs w:val="22"/>
+          <w:lang w:val="fr-FR"/>
+        </w:rPr>
+      </w:pPr>
+      <w:r>
+        <w:rPr>
+          <w:sz w:val="22"/>
+          <w:szCs w:val="22"/>
+          <w:lang w:val="fr-FR"/>
+        </w:rPr>
+        <w:t>Deux modèles de classification ont été comparés :</w:t>
+      </w:r>
+    </w:p>
+    <w:p>
+      <w:pPr>
+        <w:pStyle w:val="Paragraphedeliste"/>
         <w:numPr>
           <w:ilvl w:val="0"/>
-          <w:numId w:val="4"/>
+          <w:numId w:val="7"/>
         </w:numPr>
         <w:rPr>
           <w:sz w:val="22"/>
@@ -1784,604 +2908,230 @@
           <w:sz w:val="22"/>
           <w:szCs w:val="22"/>
         </w:rPr>
-        <w:t xml:space="preserve">Indice de </w:t>
-      </w:r>
-      <w:proofErr w:type="spellStart"/>
-      <w:r>
-        <w:rPr>
-          <w:sz w:val="22"/>
-          <w:szCs w:val="22"/>
-        </w:rPr>
-        <w:t>Calinski-Harabasz</w:t>
-      </w:r>
-      <w:proofErr w:type="spellEnd"/>
-    </w:p>
-    <w:p>
-      <w:pPr>
-        <w:rPr>
-          <w:sz w:val="22"/>
-          <w:szCs w:val="22"/>
-        </w:rPr>
-      </w:pPr>
-      <w:r>
-        <w:rPr>
-          <w:sz w:val="22"/>
-          <w:szCs w:val="22"/>
-        </w:rPr>
-        <w:t>Rappel :</w:t>
-      </w:r>
-    </w:p>
-    <w:p>
-      <w:pPr>
-        <w:rPr>
-          <w:sz w:val="22"/>
-          <w:szCs w:val="22"/>
-        </w:rPr>
-      </w:pPr>
-      <w:r>
-        <w:rPr>
-          <w:sz w:val="22"/>
-          <w:szCs w:val="22"/>
-        </w:rPr>
-        <w:t>Plus la valeur est élevée, mieux les clusters sont : compacts à l'intérieur séparés entre eux</w:t>
-      </w:r>
-    </w:p>
-    <w:p>
-      <w:pPr>
-        <w:rPr>
-          <w:sz w:val="22"/>
-          <w:szCs w:val="22"/>
-        </w:rPr>
-      </w:pPr>
-      <w:r>
-        <w:rPr>
-          <w:sz w:val="22"/>
-          <w:szCs w:val="22"/>
-        </w:rPr>
-        <w:t>Résultats :</w:t>
-      </w:r>
-    </w:p>
-    <w:p>
-      <w:pPr>
-        <w:rPr>
-          <w:sz w:val="22"/>
-          <w:szCs w:val="22"/>
-        </w:rPr>
-      </w:pPr>
-      <w:r>
-        <w:rPr>
-          <w:sz w:val="22"/>
-          <w:szCs w:val="22"/>
-        </w:rPr>
-        <w:t>K Calinski 5 55424 10 58646 12 63581 15 64353</w:t>
-      </w:r>
-    </w:p>
-    <w:p>
-      <w:pPr>
-        <w:rPr>
-          <w:sz w:val="22"/>
-          <w:szCs w:val="22"/>
-        </w:rPr>
-      </w:pPr>
-      <w:r>
-        <w:rPr>
-          <w:sz w:val="22"/>
-          <w:szCs w:val="22"/>
-        </w:rPr>
-        <w:t>On constate que :</w:t>
-      </w:r>
-    </w:p>
-    <w:p>
-      <w:pPr>
-        <w:rPr>
-          <w:sz w:val="22"/>
-          <w:szCs w:val="22"/>
-        </w:rPr>
-      </w:pPr>
-      <w:r>
-        <w:rPr>
-          <w:sz w:val="22"/>
-          <w:szCs w:val="22"/>
-        </w:rPr>
-        <w:lastRenderedPageBreak/>
-        <w:t>Le score augmente presque continuellement lorsque K augmente.</w:t>
-      </w:r>
-    </w:p>
-    <w:p>
-      <w:pPr>
-        <w:rPr>
-          <w:sz w:val="22"/>
-          <w:szCs w:val="22"/>
-        </w:rPr>
-      </w:pPr>
-      <w:r>
-        <w:rPr>
-          <w:sz w:val="22"/>
-          <w:szCs w:val="22"/>
-        </w:rPr>
-        <w:t>C'est un comportement classique.</w:t>
-      </w:r>
-    </w:p>
-    <w:p>
-      <w:pPr>
-        <w:rPr>
-          <w:sz w:val="22"/>
-          <w:szCs w:val="22"/>
-        </w:rPr>
-      </w:pPr>
-      <w:r>
-        <w:rPr>
-          <w:sz w:val="22"/>
-          <w:szCs w:val="22"/>
-        </w:rPr>
-        <w:t xml:space="preserve">Donc si on regardait uniquement </w:t>
-      </w:r>
-      <w:proofErr w:type="spellStart"/>
-      <w:r>
-        <w:rPr>
-          <w:sz w:val="22"/>
-          <w:szCs w:val="22"/>
-        </w:rPr>
-        <w:t>Calinski</w:t>
-      </w:r>
-      <w:proofErr w:type="spellEnd"/>
-      <w:r>
-        <w:rPr>
-          <w:sz w:val="22"/>
-          <w:szCs w:val="22"/>
-        </w:rPr>
-        <w:t>, on choisirait :</w:t>
-      </w:r>
-    </w:p>
-    <w:p>
-      <w:pPr>
-        <w:rPr>
-          <w:sz w:val="22"/>
-          <w:szCs w:val="22"/>
-        </w:rPr>
-      </w:pPr>
-      <w:r>
-        <w:rPr>
-          <w:sz w:val="22"/>
-          <w:szCs w:val="22"/>
-        </w:rPr>
-        <w:t>K = 15</w:t>
-      </w:r>
-    </w:p>
-    <w:p>
-      <w:pPr>
-        <w:rPr>
-          <w:sz w:val="22"/>
-          <w:szCs w:val="22"/>
-        </w:rPr>
-      </w:pPr>
-      <w:r>
-        <w:rPr>
-          <w:sz w:val="22"/>
-          <w:szCs w:val="22"/>
-        </w:rPr>
-        <w:t>Mais cela produirait beaucoup de clusters, difficiles à interpréter géographiquement.</w:t>
-      </w:r>
-    </w:p>
-    <w:p>
-      <w:pPr>
-        <w:rPr>
-          <w:sz w:val="22"/>
-          <w:szCs w:val="22"/>
-        </w:rPr>
-      </w:pPr>
-      <w:r>
-        <w:rPr>
-          <w:rFonts w:ascii="Segoe UI Emoji" w:hAnsi="Segoe UI Emoji" w:cs="Segoe UI Emoji"/>
-          <w:sz w:val="22"/>
-          <w:szCs w:val="22"/>
-        </w:rPr>
-        <w:t>👉</w:t>
-      </w:r>
-      <w:r>
-        <w:rPr>
-          <w:sz w:val="22"/>
-          <w:szCs w:val="22"/>
-        </w:rPr>
-        <w:t xml:space="preserve"> C'est pourquoi Calinski ne doit pas être utilisé seul.</w:t>
-      </w:r>
-    </w:p>
-    <w:p>
-      <w:pPr>
+        <w:t>Régression logistique multinomiale</w:t>
+      </w:r>
+    </w:p>
+    <w:p>
+      <w:pPr>
+        <w:pStyle w:val="Compact"/>
         <w:numPr>
           <w:ilvl w:val="0"/>
-          <w:numId w:val="5"/>
+          <w:numId w:val="7"/>
         </w:numPr>
         <w:rPr>
           <w:sz w:val="22"/>
           <w:szCs w:val="22"/>
-        </w:rPr>
-      </w:pPr>
-      <w:r>
-        <w:rPr>
-          <w:sz w:val="22"/>
-          <w:szCs w:val="22"/>
-        </w:rPr>
-        <w:t>Indice de Davies-Bouldin</w:t>
-      </w:r>
-    </w:p>
-    <w:p>
-      <w:pPr>
-        <w:rPr>
-          <w:sz w:val="22"/>
-          <w:szCs w:val="22"/>
-        </w:rPr>
-      </w:pPr>
-      <w:r>
-        <w:rPr>
-          <w:sz w:val="22"/>
-          <w:szCs w:val="22"/>
-        </w:rPr>
-        <w:t>Rappel :</w:t>
-      </w:r>
-    </w:p>
-    <w:p>
-      <w:pPr>
-        <w:rPr>
-          <w:sz w:val="22"/>
-          <w:szCs w:val="22"/>
-        </w:rPr>
-      </w:pPr>
-      <w:r>
-        <w:rPr>
-          <w:sz w:val="22"/>
-          <w:szCs w:val="22"/>
-        </w:rPr>
-        <w:t>Plus petit = meilleur</w:t>
-      </w:r>
-    </w:p>
-    <w:p>
-      <w:pPr>
-        <w:rPr>
-          <w:sz w:val="22"/>
-          <w:szCs w:val="22"/>
-        </w:rPr>
-      </w:pPr>
-      <w:r>
-        <w:rPr>
-          <w:sz w:val="22"/>
-          <w:szCs w:val="22"/>
-        </w:rPr>
-        <w:t>Résultats :</w:t>
-      </w:r>
-    </w:p>
-    <w:p>
-      <w:pPr>
-        <w:rPr>
-          <w:sz w:val="22"/>
-          <w:szCs w:val="22"/>
-        </w:rPr>
-      </w:pPr>
-      <w:r>
-        <w:rPr>
-          <w:sz w:val="22"/>
-          <w:szCs w:val="22"/>
-        </w:rPr>
-        <w:t>K Davies 5 0.6905 11 0.6921 12 0.6785</w:t>
-      </w:r>
-    </w:p>
-    <w:p>
-      <w:pPr>
-        <w:rPr>
-          <w:sz w:val="22"/>
-          <w:szCs w:val="22"/>
-        </w:rPr>
-      </w:pPr>
-      <w:r>
-        <w:rPr>
-          <w:sz w:val="22"/>
-          <w:szCs w:val="22"/>
-        </w:rPr>
-        <w:t>Le meilleur score est :</w:t>
-      </w:r>
-    </w:p>
-    <w:p>
-      <w:pPr>
-        <w:rPr>
-          <w:sz w:val="22"/>
-          <w:szCs w:val="22"/>
-        </w:rPr>
-      </w:pPr>
-      <w:r>
-        <w:rPr>
-          <w:sz w:val="22"/>
-          <w:szCs w:val="22"/>
-        </w:rPr>
-        <w:t>K = 12</w:t>
-      </w:r>
-    </w:p>
-    <w:p>
-      <w:pPr>
-        <w:rPr>
-          <w:sz w:val="22"/>
-          <w:szCs w:val="22"/>
-        </w:rPr>
-      </w:pPr>
-      <w:r>
-        <w:rPr>
-          <w:sz w:val="22"/>
-          <w:szCs w:val="22"/>
-        </w:rPr>
-        <w:t>Mais l'amélioration par rapport à K=5 est faible :</w:t>
-      </w:r>
-    </w:p>
-    <w:p>
-      <w:pPr>
-        <w:rPr>
-          <w:sz w:val="22"/>
-          <w:szCs w:val="22"/>
-        </w:rPr>
-      </w:pPr>
-      <w:r>
-        <w:rPr>
-          <w:sz w:val="22"/>
-          <w:szCs w:val="22"/>
-        </w:rPr>
-        <w:t>0.6905 → 0.6785</w:t>
-      </w:r>
-    </w:p>
-    <w:p>
-      <w:pPr>
-        <w:rPr>
-          <w:sz w:val="22"/>
-          <w:szCs w:val="22"/>
-        </w:rPr>
-      </w:pPr>
-      <w:r>
-        <w:rPr>
-          <w:sz w:val="22"/>
-          <w:szCs w:val="22"/>
-        </w:rPr>
-        <w:t>Alors qu'on passe de :</w:t>
-      </w:r>
-    </w:p>
-    <w:p>
-      <w:pPr>
-        <w:rPr>
-          <w:sz w:val="22"/>
-          <w:szCs w:val="22"/>
-        </w:rPr>
-      </w:pPr>
-      <w:r>
-        <w:rPr>
-          <w:sz w:val="22"/>
-          <w:szCs w:val="22"/>
-        </w:rPr>
-        <w:t>5 clusters → 12 clusters</w:t>
-      </w:r>
-    </w:p>
-    <w:p>
-      <w:pPr>
-        <w:rPr>
-          <w:sz w:val="22"/>
-          <w:szCs w:val="22"/>
-        </w:rPr>
-      </w:pPr>
-      <w:r>
-        <w:rPr>
-          <w:sz w:val="22"/>
-          <w:szCs w:val="22"/>
-        </w:rPr>
-        <w:t>La perte en lisibilité n'est donc pas justifiée.</w:t>
-      </w:r>
-    </w:p>
-    <w:p>
-      <w:pPr>
-        <w:rPr>
-          <w:sz w:val="22"/>
-          <w:szCs w:val="22"/>
-        </w:rPr>
-      </w:pPr>
-      <w:r>
-        <w:rPr>
-          <w:sz w:val="22"/>
-          <w:szCs w:val="22"/>
-        </w:rPr>
-        <w:t xml:space="preserve">Analyse globale correcte Critère Meilleur K Méthode du coude 5 Silhouette 5 </w:t>
+          <w:lang w:val="fr-FR"/>
+        </w:rPr>
+      </w:pPr>
+      <w:r>
+        <w:rPr>
+          <w:sz w:val="22"/>
+          <w:szCs w:val="22"/>
+          <w:lang w:val="fr-FR"/>
+        </w:rPr>
+        <w:t>Random Forest</w:t>
+      </w:r>
+    </w:p>
+    <w:p>
+      <w:pPr>
+        <w:pStyle w:val="Compact"/>
+        <w:rPr>
+          <w:sz w:val="22"/>
+          <w:szCs w:val="22"/>
+          <w:lang w:val="fr-FR"/>
+        </w:rPr>
+      </w:pPr>
+    </w:p>
+    <w:p>
+      <w:pPr>
+        <w:pStyle w:val="Compact"/>
+        <w:rPr>
+          <w:sz w:val="22"/>
+          <w:szCs w:val="22"/>
+          <w:lang w:val="fr-FR"/>
+        </w:rPr>
+      </w:pPr>
+      <w:r>
+        <w:rPr>
+          <w:sz w:val="22"/>
+          <w:szCs w:val="22"/>
+          <w:lang w:val="fr-FR"/>
+        </w:rPr>
+        <w:t xml:space="preserve">La </w:t>
       </w:r>
       <w:proofErr w:type="spellStart"/>
       <w:r>
         <w:rPr>
           <w:sz w:val="22"/>
           <w:szCs w:val="22"/>
-        </w:rPr>
-        <w:t>Calinski-Harabasz</w:t>
+          <w:lang w:val="fr-FR"/>
+        </w:rPr>
+        <w:t>regression</w:t>
       </w:r>
       <w:proofErr w:type="spellEnd"/>
       <w:r>
         <w:rPr>
           <w:sz w:val="22"/>
           <w:szCs w:val="22"/>
-        </w:rPr>
-        <w:t xml:space="preserve"> 15 Davies-Bouldin 12</w:t>
-      </w:r>
-    </w:p>
-    <w:p>
-      <w:pPr>
-        <w:rPr>
-          <w:sz w:val="22"/>
-          <w:szCs w:val="22"/>
-        </w:rPr>
-      </w:pPr>
-      <w:r>
-        <w:rPr>
-          <w:sz w:val="22"/>
-          <w:szCs w:val="22"/>
-        </w:rPr>
-        <w:t>On observe que :</w:t>
-      </w:r>
-    </w:p>
-    <w:p>
-      <w:pPr>
-        <w:rPr>
-          <w:sz w:val="22"/>
-          <w:szCs w:val="22"/>
-        </w:rPr>
-      </w:pPr>
-      <w:r>
-        <w:rPr>
-          <w:sz w:val="22"/>
-          <w:szCs w:val="22"/>
-        </w:rPr>
-        <w:t xml:space="preserve">la méthode du coude indique K≈5 ; le coefficient de silhouette est maximal pour K=5 ; </w:t>
+          <w:lang w:val="fr-FR"/>
+        </w:rPr>
+        <w:t xml:space="preserve"> logistique est un modèle qui utilise la fonction logistique pour calculer l’équation qui </w:t>
       </w:r>
       <w:proofErr w:type="spellStart"/>
       <w:r>
         <w:rPr>
           <w:sz w:val="22"/>
           <w:szCs w:val="22"/>
-        </w:rPr>
-        <w:t>Calinski-Harabasz</w:t>
+          <w:lang w:val="fr-FR"/>
+        </w:rPr>
+        <w:t>relit</w:t>
       </w:r>
       <w:proofErr w:type="spellEnd"/>
       <w:r>
         <w:rPr>
           <w:sz w:val="22"/>
           <w:szCs w:val="22"/>
-        </w:rPr>
-        <w:t xml:space="preserve"> favorise des valeurs élevées de K ; Davies-Bouldin est minimal pour K=12 mais l'amélioration reste faible.</w:t>
-      </w:r>
-    </w:p>
-    <w:p>
-      <w:pPr>
-        <w:rPr>
-          <w:sz w:val="22"/>
-          <w:szCs w:val="22"/>
-        </w:rPr>
-      </w:pPr>
-      <w:r>
-        <w:rPr>
-          <w:sz w:val="22"/>
-          <w:szCs w:val="22"/>
-        </w:rPr>
-        <w:t>Ainsi :</w:t>
-      </w:r>
-    </w:p>
-    <w:p>
-      <w:pPr>
-        <w:rPr>
-          <w:sz w:val="22"/>
-          <w:szCs w:val="22"/>
-        </w:rPr>
-      </w:pPr>
-      <w:r>
-        <w:rPr>
-          <w:sz w:val="22"/>
-          <w:szCs w:val="22"/>
-        </w:rPr>
-        <w:t>K = 5</w:t>
-      </w:r>
-    </w:p>
-    <w:p>
-      <w:pPr>
-        <w:rPr>
-          <w:sz w:val="22"/>
-          <w:szCs w:val="22"/>
-        </w:rPr>
-      </w:pPr>
-      <w:r>
-        <w:rPr>
-          <w:sz w:val="22"/>
-          <w:szCs w:val="22"/>
-        </w:rPr>
-        <w:t>constitue le meilleur compromis entre :</w:t>
-      </w:r>
-    </w:p>
-    <w:p>
-      <w:pPr>
-        <w:rPr>
-          <w:sz w:val="22"/>
-          <w:szCs w:val="22"/>
-        </w:rPr>
-      </w:pPr>
-      <w:r>
-        <w:rPr>
-          <w:sz w:val="22"/>
-          <w:szCs w:val="22"/>
-        </w:rPr>
-        <w:t>qualité du clustering, interprétation géographique, simplicité de visualisation. Formulation rapport</w:t>
-      </w:r>
-    </w:p>
-    <w:p>
-      <w:pPr>
-        <w:rPr>
-          <w:sz w:val="22"/>
-          <w:szCs w:val="22"/>
-        </w:rPr>
-      </w:pPr>
-      <w:r>
-        <w:rPr>
-          <w:sz w:val="22"/>
-          <w:szCs w:val="22"/>
-        </w:rPr>
-        <w:t xml:space="preserve">Le choix du nombre de clusters a été réalisé à l'aide de la méthode du coude et de trois métriques d'évaluation. La méthode du coude montre une rupture de pente autour de K=5. Le coefficient de silhouette atteint sa valeur maximale pour K=5 (0,5028), indiquant une bonne </w:t>
-      </w:r>
-      <w:r>
-        <w:rPr>
-          <w:sz w:val="22"/>
-          <w:szCs w:val="22"/>
-        </w:rPr>
-        <w:lastRenderedPageBreak/>
-        <w:t xml:space="preserve">séparation des groupes. Bien que l'indice de </w:t>
+          <w:lang w:val="fr-FR"/>
+        </w:rPr>
+        <w:t xml:space="preserve"> les caractéristiques au </w:t>
       </w:r>
       <w:proofErr w:type="spellStart"/>
       <w:r>
         <w:rPr>
           <w:sz w:val="22"/>
           <w:szCs w:val="22"/>
-        </w:rPr>
-        <w:t>Calinski-Harabasz</w:t>
+          <w:lang w:val="fr-FR"/>
+        </w:rPr>
+        <w:t>target</w:t>
       </w:r>
       <w:proofErr w:type="spellEnd"/>
       <w:r>
         <w:rPr>
           <w:sz w:val="22"/>
           <w:szCs w:val="22"/>
-        </w:rPr>
-        <w:t xml:space="preserve"> continue d'augmenter pour des valeurs de K plus élevées et que l'indice de Davies-Bouldin soit légèrement meilleur pour K=12, ces solutions produisent un découpage plus fin et moins interprétable. Le choix final s'est donc porté sur K=5, qui représente le meilleur compromis entre performance et lisibilité des clusters.</w:t>
-      </w:r>
-    </w:p>
-    <w:p>
-      <w:pPr>
-        <w:rPr>
-          <w:sz w:val="22"/>
-          <w:szCs w:val="22"/>
-        </w:rPr>
-      </w:pPr>
-      <w:r>
-        <w:rPr>
-          <w:sz w:val="22"/>
-          <w:szCs w:val="22"/>
-        </w:rPr>
-        <w:t xml:space="preserve">##################CARTE ##################### Répartition des bornes par cluster : cluster 0 14478 1 10690 2 7497 3 4971 4 7085 Name: count, </w:t>
+          <w:lang w:val="fr-FR"/>
+        </w:rPr>
+        <w:t xml:space="preserve">. </w:t>
+      </w:r>
+    </w:p>
+    <w:p>
+      <w:pPr>
+        <w:pStyle w:val="Compact"/>
+        <w:rPr>
+          <w:sz w:val="22"/>
+          <w:szCs w:val="22"/>
+          <w:lang w:val="fr-FR"/>
+        </w:rPr>
+      </w:pPr>
+      <w:r>
+        <w:rPr>
+          <w:sz w:val="22"/>
+          <w:szCs w:val="22"/>
+          <w:lang w:val="fr-FR"/>
+        </w:rPr>
+        <w:t xml:space="preserve">Dans un premier temps, le modèle choisit une classe comme référence. Ensuite, il va construire un modèle logistique qui compare la classe de référence à chaque autre classe. A partir de ces résultats, il calcule les probabilités pour chaque classes individuellement. Celle qui a la probabilité la plus élevée est la classe prédite par le modèle. </w:t>
+      </w:r>
+    </w:p>
+    <w:p>
+      <w:pPr>
+        <w:pStyle w:val="Compact"/>
+        <w:rPr>
+          <w:sz w:val="22"/>
+          <w:szCs w:val="22"/>
+          <w:lang w:val="fr-FR"/>
+        </w:rPr>
+      </w:pPr>
+    </w:p>
+    <w:p>
+      <w:pPr>
+        <w:pStyle w:val="Compact"/>
+        <w:rPr>
+          <w:sz w:val="22"/>
+          <w:szCs w:val="22"/>
+          <w:lang w:val="fr-FR"/>
+        </w:rPr>
+      </w:pPr>
+      <w:r>
+        <w:rPr>
+          <w:sz w:val="22"/>
+          <w:szCs w:val="22"/>
+          <w:lang w:val="fr-FR"/>
+        </w:rPr>
+        <w:t xml:space="preserve">Le Random </w:t>
       </w:r>
       <w:proofErr w:type="spellStart"/>
       <w:r>
         <w:rPr>
           <w:sz w:val="22"/>
           <w:szCs w:val="22"/>
-        </w:rPr>
-        <w:t>dtype</w:t>
+          <w:lang w:val="fr-FR"/>
+        </w:rPr>
+        <w:t>forest</w:t>
       </w:r>
       <w:proofErr w:type="spellEnd"/>
       <w:r>
         <w:rPr>
           <w:sz w:val="22"/>
           <w:szCs w:val="22"/>
-        </w:rPr>
-        <w:t>: int64</w:t>
-      </w:r>
-    </w:p>
-    <w:p>
-      <w:pPr>
-        <w:rPr>
-          <w:sz w:val="22"/>
-          <w:szCs w:val="22"/>
+          <w:lang w:val="fr-FR"/>
+        </w:rPr>
+        <w:t> est un modèle qui construit plusieurs arbres de décision en parallèle, chacun sur un sous-échantillon aléatoire des données d’entraînes.</w:t>
+      </w:r>
+    </w:p>
+    <w:p>
+      <w:pPr>
+        <w:pStyle w:val="Compact"/>
+        <w:rPr>
+          <w:sz w:val="22"/>
+          <w:szCs w:val="22"/>
+          <w:lang w:val="fr-FR"/>
+        </w:rPr>
+      </w:pPr>
+      <w:r>
+        <w:rPr>
+          <w:sz w:val="22"/>
+          <w:szCs w:val="22"/>
+          <w:lang w:val="fr-FR"/>
+        </w:rPr>
+        <w:t xml:space="preserve">Chaque arbre produit sa propre prédiction, puis le modèle combine ces prédictions par vote majoritaire. </w:t>
+      </w:r>
+    </w:p>
+    <w:p>
+      <w:pPr>
+        <w:pStyle w:val="Compact"/>
+        <w:rPr>
+          <w:sz w:val="22"/>
+          <w:szCs w:val="22"/>
+          <w:lang w:val="fr-FR"/>
+        </w:rPr>
+      </w:pPr>
+      <w:r>
+        <w:rPr>
+          <w:sz w:val="22"/>
+          <w:szCs w:val="22"/>
+          <w:lang w:val="fr-FR"/>
+        </w:rPr>
+        <w:t xml:space="preserve">Un arbre de prédiction est un modèle simple qui va poser des questions successives qui séparent au mieux les classes, jusqu’à arriver à une prédiction </w:t>
+      </w:r>
+    </w:p>
+    <w:p>
+      <w:pPr>
+        <w:pStyle w:val="Compact"/>
+        <w:rPr>
+          <w:sz w:val="22"/>
+          <w:szCs w:val="22"/>
+          <w:lang w:val="fr-FR"/>
+        </w:rPr>
+      </w:pPr>
+    </w:p>
+    <w:p>
+      <w:pPr>
+        <w:pStyle w:val="Compact"/>
+        <w:rPr>
+          <w:sz w:val="22"/>
+          <w:szCs w:val="22"/>
+          <w:lang w:val="fr-FR"/>
         </w:rPr>
       </w:pPr>
     </w:p>
@@ -2397,7 +3147,7 @@
           <w:sz w:val="32"/>
           <w:szCs w:val="32"/>
         </w:rPr>
-        <w:t>3 - Modèle de prédiction du type d’implantation</w:t>
+        <w:t>Justifier le choix des métriques et discuter les résultats obtenus (tableau + graphes)</w:t>
       </w:r>
     </w:p>
     <w:p>
@@ -2407,6 +3157,57 @@
           <w:szCs w:val="32"/>
         </w:rPr>
       </w:pPr>
+      <w:r>
+        <w:lastRenderedPageBreak/>
+        <w:drawing>
+          <wp:inline distT="0" distB="0" distL="0" distR="0" wp14:anchorId="6D15807B" wp14:editId="27F6A6F0">
+            <wp:extent cx="5760720" cy="3602355"/>
+            <wp:effectExtent l="0" t="0" r="0" b="0"/>
+            <wp:docPr id="1413466419" name="Image 5"/>
+            <wp:cNvGraphicFramePr>
+              <a:graphicFrameLocks xmlns:a="http://schemas.openxmlformats.org/drawingml/2006/main" noChangeAspect="1"/>
+            </wp:cNvGraphicFramePr>
+            <a:graphic xmlns:a="http://schemas.openxmlformats.org/drawingml/2006/main">
+              <a:graphicData uri="http://schemas.openxmlformats.org/drawingml/2006/picture">
+                <pic:pic xmlns:pic="http://schemas.openxmlformats.org/drawingml/2006/picture">
+                  <pic:nvPicPr>
+                    <pic:cNvPr id="0" name="Picture 9"/>
+                    <pic:cNvPicPr>
+                      <a:picLocks noChangeAspect="1" noChangeArrowheads="1"/>
+                    </pic:cNvPicPr>
+                  </pic:nvPicPr>
+                  <pic:blipFill>
+                    <a:blip r:embed="rId13">
+                      <a:extLst>
+                        <a:ext uri="{28A0092B-C50C-407E-A947-70E740481C1C}">
+                          <a14:useLocalDpi xmlns:a14="http://schemas.microsoft.com/office/drawing/2010/main" val="0"/>
+                        </a:ext>
+                      </a:extLst>
+                    </a:blip>
+                    <a:srcRect/>
+                    <a:stretch>
+                      <a:fillRect/>
+                    </a:stretch>
+                  </pic:blipFill>
+                  <pic:spPr bwMode="auto">
+                    <a:xfrm>
+                      <a:off x="0" y="0"/>
+                      <a:ext cx="5760720" cy="3602355"/>
+                    </a:xfrm>
+                    <a:prstGeom prst="rect">
+                      <a:avLst/>
+                    </a:prstGeom>
+                    <a:noFill/>
+                    <a:ln>
+                      <a:noFill/>
+                    </a:ln>
+                  </pic:spPr>
+                </pic:pic>
+              </a:graphicData>
+            </a:graphic>
+          </wp:inline>
+        </w:drawing>
+      </w:r>
     </w:p>
     <w:p>
       <w:pPr>
@@ -2415,16 +3216,2833 @@
           <w:szCs w:val="32"/>
         </w:rPr>
       </w:pPr>
-      <w:r>
-        <w:rPr>
-          <w:sz w:val="32"/>
-          <w:szCs w:val="32"/>
-        </w:rPr>
+    </w:p>
+    <w:p>
+      <w:pPr>
+        <w:pStyle w:val="Titre1"/>
+      </w:pPr>
+      <w:r>
         <w:t>4 - Modèle de prédiction de la puissance nominale</w:t>
       </w:r>
     </w:p>
+    <w:p>
+      <w:pPr>
+        <w:pStyle w:val="Titre2"/>
+      </w:pPr>
+      <w:r>
+        <w:t xml:space="preserve">Justifier le choix des variables sélectionnées </w:t>
+      </w:r>
+    </w:p>
+    <w:tbl>
+      <w:tblPr>
+        <w:tblStyle w:val="Grilledutableau"/>
+        <w:tblW w:w="9296" w:type="dxa"/>
+        <w:tblLook w:val="04A0" w:firstRow="1" w:lastRow="0" w:firstColumn="1" w:lastColumn="0" w:noHBand="0" w:noVBand="1"/>
+      </w:tblPr>
+      <w:tblGrid>
+        <w:gridCol w:w="2972"/>
+        <w:gridCol w:w="6324"/>
+      </w:tblGrid>
+      <w:tr>
+        <w:trPr>
+          <w:trHeight w:val="299"/>
+        </w:trPr>
+        <w:tc>
+          <w:tcPr>
+            <w:tcW w:w="2972" w:type="dxa"/>
+          </w:tcPr>
+          <w:p>
+            <w:r>
+              <w:t>Variable</w:t>
+            </w:r>
+          </w:p>
+        </w:tc>
+        <w:tc>
+          <w:tcPr>
+            <w:tcW w:w="6324" w:type="dxa"/>
+          </w:tcPr>
+          <w:p>
+            <w:r>
+              <w:t>Pourquoi ?</w:t>
+            </w:r>
+          </w:p>
+        </w:tc>
+      </w:tr>
+      <w:tr>
+        <w:trPr>
+          <w:trHeight w:val="299"/>
+        </w:trPr>
+        <w:tc>
+          <w:tcPr>
+            <w:tcW w:w="2972" w:type="dxa"/>
+          </w:tcPr>
+          <w:p>
+            <w:proofErr w:type="spellStart"/>
+            <w:r>
+              <w:t>Implantation_station</w:t>
+            </w:r>
+            <w:proofErr w:type="spellEnd"/>
+          </w:p>
+        </w:tc>
+        <w:tc>
+          <w:tcPr>
+            <w:tcW w:w="6324" w:type="dxa"/>
+          </w:tcPr>
+          <w:p>
+            <w:r>
+              <w:t xml:space="preserve">Selon l’endroit, les attendus ne sont pas les mêmes et la puissance de la borne s’en retrouve différente  </w:t>
+            </w:r>
+          </w:p>
+        </w:tc>
+      </w:tr>
+      <w:tr>
+        <w:trPr>
+          <w:trHeight w:val="287"/>
+        </w:trPr>
+        <w:tc>
+          <w:tcPr>
+            <w:tcW w:w="2972" w:type="dxa"/>
+          </w:tcPr>
+          <w:p>
+            <w:proofErr w:type="spellStart"/>
+            <w:r>
+              <w:t>nbre_pdc</w:t>
+            </w:r>
+            <w:proofErr w:type="spellEnd"/>
+          </w:p>
+        </w:tc>
+        <w:tc>
+          <w:tcPr>
+            <w:tcW w:w="6324" w:type="dxa"/>
+          </w:tcPr>
+          <w:p>
+            <w:r>
+              <w:t>Les stations avec beaucoup de points de charges sont souvent plus puissantes</w:t>
+            </w:r>
+          </w:p>
+        </w:tc>
+      </w:tr>
+      <w:tr>
+        <w:trPr>
+          <w:trHeight w:val="299"/>
+        </w:trPr>
+        <w:tc>
+          <w:tcPr>
+            <w:tcW w:w="2972" w:type="dxa"/>
+          </w:tcPr>
+          <w:p>
+            <w:proofErr w:type="spellStart"/>
+            <w:r>
+              <w:t>Prise_type_X</w:t>
+            </w:r>
+            <w:proofErr w:type="spellEnd"/>
+          </w:p>
+        </w:tc>
+        <w:tc>
+          <w:tcPr>
+            <w:tcW w:w="6324" w:type="dxa"/>
+          </w:tcPr>
+          <w:p>
+            <w:r>
+              <w:t>La puissance délivrée dépend du type de prise</w:t>
+            </w:r>
+          </w:p>
+        </w:tc>
+      </w:tr>
+      <w:tr>
+        <w:trPr>
+          <w:trHeight w:val="299"/>
+        </w:trPr>
+        <w:tc>
+          <w:tcPr>
+            <w:tcW w:w="2972" w:type="dxa"/>
+          </w:tcPr>
+          <w:p>
+            <w:r>
+              <w:t>gratuit</w:t>
+            </w:r>
+          </w:p>
+        </w:tc>
+        <w:tc>
+          <w:tcPr>
+            <w:tcW w:w="6324" w:type="dxa"/>
+          </w:tcPr>
+          <w:p>
+            <w:r>
+              <w:t>Les bornes gratuites sont souvent moins puissantes que les bornes payante</w:t>
+            </w:r>
+          </w:p>
+        </w:tc>
+      </w:tr>
+      <w:tr>
+        <w:trPr>
+          <w:trHeight w:val="54"/>
+        </w:trPr>
+        <w:tc>
+          <w:tcPr>
+            <w:tcW w:w="2972" w:type="dxa"/>
+          </w:tcPr>
+          <w:p>
+            <w:proofErr w:type="spellStart"/>
+            <w:r>
+              <w:t>Consolidated_latitude</w:t>
+            </w:r>
+            <w:proofErr w:type="spellEnd"/>
+          </w:p>
+        </w:tc>
+        <w:tc>
+          <w:tcPr>
+            <w:tcW w:w="6324" w:type="dxa"/>
+          </w:tcPr>
+          <w:p>
+            <w:r>
+              <w:t>Relié à l’emplacement géographique de la borne, elle-même relié au type d’implantation</w:t>
+            </w:r>
+          </w:p>
+        </w:tc>
+      </w:tr>
+      <w:tr>
+        <w:trPr>
+          <w:trHeight w:val="287"/>
+        </w:trPr>
+        <w:tc>
+          <w:tcPr>
+            <w:tcW w:w="2972" w:type="dxa"/>
+          </w:tcPr>
+          <w:p>
+            <w:proofErr w:type="spellStart"/>
+            <w:r>
+              <w:t>Consolidated_longitude</w:t>
+            </w:r>
+            <w:proofErr w:type="spellEnd"/>
+          </w:p>
+        </w:tc>
+        <w:tc>
+          <w:tcPr>
+            <w:tcW w:w="6324" w:type="dxa"/>
+          </w:tcPr>
+          <w:p>
+            <w:r>
+              <w:t>Relié à l’emplacement géographique de la borne, elle-même relié au type d’implantation</w:t>
+            </w:r>
+          </w:p>
+        </w:tc>
+      </w:tr>
+    </w:tbl>
+    <w:p/>
+    <w:p>
+      <w:r>
+        <w:lastRenderedPageBreak/>
+        <w:drawing>
+          <wp:inline distT="0" distB="0" distL="0" distR="0" wp14:anchorId="33A9A636" wp14:editId="2F7DC223">
+            <wp:extent cx="5760720" cy="3822700"/>
+            <wp:effectExtent l="0" t="0" r="0" b="6350"/>
+            <wp:docPr id="551507677" name="Image 8"/>
+            <wp:cNvGraphicFramePr>
+              <a:graphicFrameLocks xmlns:a="http://schemas.openxmlformats.org/drawingml/2006/main" noChangeAspect="1"/>
+            </wp:cNvGraphicFramePr>
+            <a:graphic xmlns:a="http://schemas.openxmlformats.org/drawingml/2006/main">
+              <a:graphicData uri="http://schemas.openxmlformats.org/drawingml/2006/picture">
+                <pic:pic xmlns:pic="http://schemas.openxmlformats.org/drawingml/2006/picture">
+                  <pic:nvPicPr>
+                    <pic:cNvPr id="0" name="Picture 18"/>
+                    <pic:cNvPicPr>
+                      <a:picLocks noChangeAspect="1" noChangeArrowheads="1"/>
+                    </pic:cNvPicPr>
+                  </pic:nvPicPr>
+                  <pic:blipFill>
+                    <a:blip r:embed="rId14" cstate="print">
+                      <a:extLst>
+                        <a:ext uri="{28A0092B-C50C-407E-A947-70E740481C1C}">
+                          <a14:useLocalDpi xmlns:a14="http://schemas.microsoft.com/office/drawing/2010/main" val="0"/>
+                        </a:ext>
+                      </a:extLst>
+                    </a:blip>
+                    <a:srcRect/>
+                    <a:stretch>
+                      <a:fillRect/>
+                    </a:stretch>
+                  </pic:blipFill>
+                  <pic:spPr bwMode="auto">
+                    <a:xfrm>
+                      <a:off x="0" y="0"/>
+                      <a:ext cx="5760720" cy="3822700"/>
+                    </a:xfrm>
+                    <a:prstGeom prst="rect">
+                      <a:avLst/>
+                    </a:prstGeom>
+                    <a:noFill/>
+                    <a:ln>
+                      <a:noFill/>
+                    </a:ln>
+                  </pic:spPr>
+                </pic:pic>
+              </a:graphicData>
+            </a:graphic>
+          </wp:inline>
+        </w:drawing>
+      </w:r>
+    </w:p>
+    <w:p/>
+    <w:p>
+      <w:pPr>
+        <w:pStyle w:val="Titre2"/>
+      </w:pPr>
+      <w:r>
+        <w:t xml:space="preserve">Justifier le choix du modèle de classification </w:t>
+      </w:r>
+    </w:p>
+    <w:p>
+      <w:pPr>
+        <w:pStyle w:val="FirstParagraph"/>
+        <w:rPr>
+          <w:sz w:val="22"/>
+          <w:szCs w:val="22"/>
+          <w:lang w:val="fr-FR"/>
+        </w:rPr>
+      </w:pPr>
+      <w:r>
+        <w:rPr>
+          <w:sz w:val="22"/>
+          <w:szCs w:val="22"/>
+          <w:lang w:val="fr-FR"/>
+        </w:rPr>
+        <w:t>Deux modèles de classification ont été comparés :</w:t>
+      </w:r>
+    </w:p>
+    <w:p>
+      <w:pPr>
+        <w:pStyle w:val="Paragraphedeliste"/>
+        <w:numPr>
+          <w:ilvl w:val="0"/>
+          <w:numId w:val="7"/>
+        </w:numPr>
+        <w:rPr>
+          <w:sz w:val="22"/>
+          <w:szCs w:val="22"/>
+        </w:rPr>
+      </w:pPr>
+      <w:r>
+        <w:rPr>
+          <w:sz w:val="22"/>
+          <w:szCs w:val="22"/>
+        </w:rPr>
+        <w:t>Régression logistique multinomiale</w:t>
+      </w:r>
+    </w:p>
+    <w:p>
+      <w:pPr>
+        <w:pStyle w:val="Compact"/>
+        <w:numPr>
+          <w:ilvl w:val="0"/>
+          <w:numId w:val="7"/>
+        </w:numPr>
+        <w:rPr>
+          <w:sz w:val="22"/>
+          <w:szCs w:val="22"/>
+          <w:lang w:val="fr-FR"/>
+        </w:rPr>
+      </w:pPr>
+      <w:r>
+        <w:rPr>
+          <w:sz w:val="22"/>
+          <w:szCs w:val="22"/>
+          <w:lang w:val="fr-FR"/>
+        </w:rPr>
+        <w:t>Random Forest</w:t>
+      </w:r>
+    </w:p>
+    <w:p>
+      <w:pPr>
+        <w:pStyle w:val="Compact"/>
+        <w:rPr>
+          <w:sz w:val="22"/>
+          <w:szCs w:val="22"/>
+          <w:lang w:val="fr-FR"/>
+        </w:rPr>
+      </w:pPr>
+      <w:r>
+        <w:rPr>
+          <w:sz w:val="22"/>
+          <w:szCs w:val="22"/>
+          <w:lang w:val="fr-FR"/>
+        </w:rPr>
+        <w:t>Le fonctionnement a été décrit plus tôt, dans le besoin 3.</w:t>
+      </w:r>
+    </w:p>
+    <w:p/>
+    <w:p>
+      <w:pPr>
+        <w:pStyle w:val="Titre2"/>
+      </w:pPr>
+      <w:r>
+        <w:t xml:space="preserve"> Justifier le choix des métriques et </w:t>
+      </w:r>
+      <w:r>
+        <w:t>analyse des résultats</w:t>
+      </w:r>
+      <w:r>
+        <w:t xml:space="preserve"> </w:t>
+      </w:r>
+    </w:p>
+    <w:p>
+      <w:pPr>
+        <w:pStyle w:val="Titre3"/>
+      </w:pPr>
+      <w:proofErr w:type="spellStart"/>
+      <w:r>
+        <w:t>Accuracy</w:t>
+      </w:r>
+      <w:proofErr w:type="spellEnd"/>
+    </w:p>
+    <w:p>
+      <w:pPr>
+        <w:rPr>
+          <w:sz w:val="22"/>
+          <w:szCs w:val="22"/>
+        </w:rPr>
+      </w:pPr>
+      <w:r>
+        <w:rPr>
+          <w:sz w:val="22"/>
+          <w:szCs w:val="22"/>
+        </w:rPr>
+        <w:t>L’</w:t>
+      </w:r>
+      <w:proofErr w:type="spellStart"/>
+      <w:r>
+        <w:rPr>
+          <w:sz w:val="22"/>
+          <w:szCs w:val="22"/>
+        </w:rPr>
+        <w:t>accuracy</w:t>
+      </w:r>
+      <w:proofErr w:type="spellEnd"/>
+      <w:r>
+        <w:rPr>
+          <w:sz w:val="22"/>
+          <w:szCs w:val="22"/>
+        </w:rPr>
+        <w:t xml:space="preserve"> mesure la proportion totale de prédictions correctes réalisées par le modèle.</w:t>
+      </w:r>
+    </w:p>
+    <w:p>
+      <w:pPr>
+        <w:rPr>
+          <w:sz w:val="22"/>
+          <w:szCs w:val="22"/>
+        </w:rPr>
+      </w:pPr>
+      <w:r>
+        <w:rPr>
+          <w:sz w:val="22"/>
+          <w:szCs w:val="22"/>
+        </w:rPr>
+        <w:t xml:space="preserve">Résultats obtenus </w:t>
+      </w:r>
+    </w:p>
+    <w:tbl>
+      <w:tblPr>
+        <w:tblStyle w:val="Grilledutableau"/>
+        <w:tblW w:w="0" w:type="auto"/>
+        <w:tblLook w:val="04A0" w:firstRow="1" w:lastRow="0" w:firstColumn="1" w:lastColumn="0" w:noHBand="0" w:noVBand="1"/>
+      </w:tblPr>
+      <w:tblGrid>
+        <w:gridCol w:w="4531"/>
+        <w:gridCol w:w="4531"/>
+      </w:tblGrid>
+      <w:tr>
+        <w:tc>
+          <w:tcPr>
+            <w:tcW w:w="4531" w:type="dxa"/>
+          </w:tcPr>
+          <w:p>
+            <w:pPr>
+              <w:rPr>
+                <w:sz w:val="22"/>
+                <w:szCs w:val="22"/>
+              </w:rPr>
+            </w:pPr>
+            <w:r>
+              <w:t>Modèle</w:t>
+            </w:r>
+          </w:p>
+        </w:tc>
+        <w:tc>
+          <w:tcPr>
+            <w:tcW w:w="4531" w:type="dxa"/>
+          </w:tcPr>
+          <w:p>
+            <w:pPr>
+              <w:rPr>
+                <w:sz w:val="22"/>
+                <w:szCs w:val="22"/>
+              </w:rPr>
+            </w:pPr>
+            <w:proofErr w:type="spellStart"/>
+            <w:r>
+              <w:t>Accuracy</w:t>
+            </w:r>
+            <w:proofErr w:type="spellEnd"/>
+          </w:p>
+        </w:tc>
+      </w:tr>
+      <w:tr>
+        <w:tc>
+          <w:tcPr>
+            <w:tcW w:w="4531" w:type="dxa"/>
+          </w:tcPr>
+          <w:p>
+            <w:pPr>
+              <w:rPr>
+                <w:sz w:val="22"/>
+                <w:szCs w:val="22"/>
+              </w:rPr>
+            </w:pPr>
+            <w:r>
+              <w:t>Régression Logistique</w:t>
+            </w:r>
+          </w:p>
+        </w:tc>
+        <w:tc>
+          <w:tcPr>
+            <w:tcW w:w="4531" w:type="dxa"/>
+          </w:tcPr>
+          <w:p>
+            <w:pPr>
+              <w:rPr>
+                <w:sz w:val="22"/>
+                <w:szCs w:val="22"/>
+              </w:rPr>
+            </w:pPr>
+            <w:r>
+              <w:t>72,64 %</w:t>
+            </w:r>
+          </w:p>
+        </w:tc>
+      </w:tr>
+      <w:tr>
+        <w:tc>
+          <w:tcPr>
+            <w:tcW w:w="4531" w:type="dxa"/>
+          </w:tcPr>
+          <w:p>
+            <w:pPr>
+              <w:rPr>
+                <w:sz w:val="22"/>
+                <w:szCs w:val="22"/>
+              </w:rPr>
+            </w:pPr>
+            <w:r>
+              <w:t>Random Forest</w:t>
+            </w:r>
+          </w:p>
+        </w:tc>
+        <w:tc>
+          <w:tcPr>
+            <w:tcW w:w="4531" w:type="dxa"/>
+          </w:tcPr>
+          <w:p>
+            <w:pPr>
+              <w:rPr>
+                <w:sz w:val="22"/>
+                <w:szCs w:val="22"/>
+              </w:rPr>
+            </w:pPr>
+            <w:r>
+              <w:t>86,33 %</w:t>
+            </w:r>
+          </w:p>
+        </w:tc>
+      </w:tr>
+      <w:tr>
+        <w:tc>
+          <w:tcPr>
+            <w:tcW w:w="4531" w:type="dxa"/>
+          </w:tcPr>
+          <w:p>
+            <w:pPr>
+              <w:rPr>
+                <w:sz w:val="22"/>
+                <w:szCs w:val="22"/>
+              </w:rPr>
+            </w:pPr>
+            <w:r>
+              <w:t>Random Forest optimisé (</w:t>
+            </w:r>
+            <w:proofErr w:type="spellStart"/>
+            <w:r>
+              <w:t>GridSearchCV</w:t>
+            </w:r>
+            <w:proofErr w:type="spellEnd"/>
+            <w:r>
+              <w:t>)</w:t>
+            </w:r>
+          </w:p>
+        </w:tc>
+        <w:tc>
+          <w:tcPr>
+            <w:tcW w:w="4531" w:type="dxa"/>
+          </w:tcPr>
+          <w:p>
+            <w:pPr>
+              <w:rPr>
+                <w:sz w:val="22"/>
+                <w:szCs w:val="22"/>
+              </w:rPr>
+            </w:pPr>
+            <w:r>
+              <w:t>86,</w:t>
+            </w:r>
+            <w:r>
+              <w:t>40</w:t>
+            </w:r>
+            <w:r>
+              <w:t>%</w:t>
+            </w:r>
+          </w:p>
+        </w:tc>
+      </w:tr>
+    </w:tbl>
+    <w:p>
+      <w:pPr>
+        <w:pStyle w:val="Corpsdetexte"/>
+        <w:rPr>
+          <w:sz w:val="22"/>
+          <w:szCs w:val="22"/>
+          <w:lang w:val="fr-FR"/>
+        </w:rPr>
+      </w:pPr>
+      <w:r>
+        <w:rPr>
+          <w:sz w:val="22"/>
+          <w:szCs w:val="22"/>
+          <w:lang w:val="fr-FR"/>
+        </w:rPr>
+        <w:t>Le Random Forest présente une amélioration significative par rapport à la Régression Logistique.</w:t>
+      </w:r>
+    </w:p>
+    <w:p>
+      <w:pPr>
+        <w:pStyle w:val="Titre3"/>
+      </w:pPr>
+      <w:bookmarkStart w:id="0" w:name="precision"/>
+      <w:proofErr w:type="spellStart"/>
+      <w:r>
+        <w:lastRenderedPageBreak/>
+        <w:t>Precision</w:t>
+      </w:r>
+      <w:proofErr w:type="spellEnd"/>
+    </w:p>
+    <w:p>
+      <w:pPr>
+        <w:pStyle w:val="FirstParagraph"/>
+        <w:rPr>
+          <w:sz w:val="22"/>
+          <w:szCs w:val="22"/>
+          <w:lang w:val="fr-FR"/>
+        </w:rPr>
+      </w:pPr>
+      <w:r>
+        <w:rPr>
+          <w:sz w:val="22"/>
+          <w:szCs w:val="22"/>
+          <w:lang w:val="fr-FR"/>
+        </w:rPr>
+        <w:t>La précision mesure la proportion de prédictions correctes parmi les prédictions effectuées pour une classe donnée.</w:t>
+      </w:r>
+    </w:p>
+    <w:p>
+      <w:pPr>
+        <w:pStyle w:val="Corpsdetexte"/>
+        <w:rPr>
+          <w:lang w:val="fr-FR"/>
+        </w:rPr>
+      </w:pPr>
+    </w:p>
+    <w:tbl>
+      <w:tblPr>
+        <w:tblStyle w:val="Grilledutableau"/>
+        <w:tblW w:w="0" w:type="auto"/>
+        <w:tblLook w:val="04A0" w:firstRow="1" w:lastRow="0" w:firstColumn="1" w:lastColumn="0" w:noHBand="0" w:noVBand="1"/>
+      </w:tblPr>
+      <w:tblGrid>
+        <w:gridCol w:w="4531"/>
+        <w:gridCol w:w="4531"/>
+      </w:tblGrid>
+      <w:tr>
+        <w:tc>
+          <w:tcPr>
+            <w:tcW w:w="9062" w:type="dxa"/>
+            <w:gridSpan w:val="2"/>
+          </w:tcPr>
+          <w:p>
+            <w:pPr>
+              <w:jc w:val="center"/>
+            </w:pPr>
+            <w:r>
+              <w:t>Régression logistique</w:t>
+            </w:r>
+          </w:p>
+        </w:tc>
+      </w:tr>
+      <w:tr>
+        <w:tc>
+          <w:tcPr>
+            <w:tcW w:w="4531" w:type="dxa"/>
+          </w:tcPr>
+          <w:p>
+            <w:pPr>
+              <w:rPr>
+                <w:sz w:val="22"/>
+                <w:szCs w:val="22"/>
+              </w:rPr>
+            </w:pPr>
+            <w:r>
+              <w:t>Normal</w:t>
+            </w:r>
+          </w:p>
+        </w:tc>
+        <w:tc>
+          <w:tcPr>
+            <w:tcW w:w="4531" w:type="dxa"/>
+          </w:tcPr>
+          <w:p>
+            <w:pPr>
+              <w:rPr>
+                <w:sz w:val="22"/>
+                <w:szCs w:val="22"/>
+              </w:rPr>
+            </w:pPr>
+            <w:r>
+              <w:rPr>
+                <w:sz w:val="22"/>
+                <w:szCs w:val="22"/>
+              </w:rPr>
+              <w:t>80 %</w:t>
+            </w:r>
+          </w:p>
+        </w:tc>
+      </w:tr>
+      <w:tr>
+        <w:tc>
+          <w:tcPr>
+            <w:tcW w:w="4531" w:type="dxa"/>
+          </w:tcPr>
+          <w:p>
+            <w:pPr>
+              <w:rPr>
+                <w:sz w:val="22"/>
+                <w:szCs w:val="22"/>
+              </w:rPr>
+            </w:pPr>
+            <w:r>
+              <w:t>Rapide</w:t>
+            </w:r>
+          </w:p>
+        </w:tc>
+        <w:tc>
+          <w:tcPr>
+            <w:tcW w:w="4531" w:type="dxa"/>
+          </w:tcPr>
+          <w:p>
+            <w:pPr>
+              <w:rPr>
+                <w:sz w:val="22"/>
+                <w:szCs w:val="22"/>
+              </w:rPr>
+            </w:pPr>
+            <w:r>
+              <w:t>75</w:t>
+            </w:r>
+            <w:r>
+              <w:t xml:space="preserve"> %</w:t>
+            </w:r>
+          </w:p>
+        </w:tc>
+      </w:tr>
+      <w:tr>
+        <w:tc>
+          <w:tcPr>
+            <w:tcW w:w="4531" w:type="dxa"/>
+          </w:tcPr>
+          <w:p>
+            <w:pPr>
+              <w:rPr>
+                <w:sz w:val="22"/>
+                <w:szCs w:val="22"/>
+              </w:rPr>
+            </w:pPr>
+            <w:r>
+              <w:t>Très rapide</w:t>
+            </w:r>
+          </w:p>
+        </w:tc>
+        <w:tc>
+          <w:tcPr>
+            <w:tcW w:w="4531" w:type="dxa"/>
+          </w:tcPr>
+          <w:p>
+            <w:pPr>
+              <w:rPr>
+                <w:sz w:val="22"/>
+                <w:szCs w:val="22"/>
+              </w:rPr>
+            </w:pPr>
+            <w:r>
+              <w:t>54</w:t>
+            </w:r>
+            <w:r>
+              <w:t xml:space="preserve"> %</w:t>
+            </w:r>
+          </w:p>
+        </w:tc>
+      </w:tr>
+      <w:tr>
+        <w:trPr>
+          <w:trHeight w:val="63"/>
+        </w:trPr>
+        <w:tc>
+          <w:tcPr>
+            <w:tcW w:w="4531" w:type="dxa"/>
+          </w:tcPr>
+          <w:p>
+            <w:pPr>
+              <w:rPr>
+                <w:sz w:val="22"/>
+                <w:szCs w:val="22"/>
+              </w:rPr>
+            </w:pPr>
+            <w:r>
+              <w:t>Ultra rapide</w:t>
+            </w:r>
+          </w:p>
+        </w:tc>
+        <w:tc>
+          <w:tcPr>
+            <w:tcW w:w="4531" w:type="dxa"/>
+          </w:tcPr>
+          <w:p>
+            <w:pPr>
+              <w:rPr>
+                <w:sz w:val="22"/>
+                <w:szCs w:val="22"/>
+              </w:rPr>
+            </w:pPr>
+            <w:r>
+              <w:t>51</w:t>
+            </w:r>
+            <w:r>
+              <w:t xml:space="preserve"> %</w:t>
+            </w:r>
+          </w:p>
+        </w:tc>
+      </w:tr>
+    </w:tbl>
+    <w:p>
+      <w:pPr>
+        <w:pStyle w:val="Corpsdetexte"/>
+        <w:rPr>
+          <w:lang w:val="fr-FR"/>
+        </w:rPr>
+      </w:pPr>
+    </w:p>
+    <w:tbl>
+      <w:tblPr>
+        <w:tblStyle w:val="Grilledutableau"/>
+        <w:tblW w:w="0" w:type="auto"/>
+        <w:tblLook w:val="04A0" w:firstRow="1" w:lastRow="0" w:firstColumn="1" w:lastColumn="0" w:noHBand="0" w:noVBand="1"/>
+      </w:tblPr>
+      <w:tblGrid>
+        <w:gridCol w:w="4531"/>
+        <w:gridCol w:w="4531"/>
+      </w:tblGrid>
+      <w:tr>
+        <w:tc>
+          <w:tcPr>
+            <w:tcW w:w="9062" w:type="dxa"/>
+            <w:gridSpan w:val="2"/>
+          </w:tcPr>
+          <w:p>
+            <w:pPr>
+              <w:jc w:val="center"/>
+            </w:pPr>
+            <w:r>
+              <w:t>R</w:t>
+            </w:r>
+            <w:r>
+              <w:t xml:space="preserve">andom </w:t>
+            </w:r>
+            <w:proofErr w:type="spellStart"/>
+            <w:r>
+              <w:t>forest</w:t>
+            </w:r>
+            <w:proofErr w:type="spellEnd"/>
+            <w:r>
+              <w:t xml:space="preserve"> </w:t>
+            </w:r>
+          </w:p>
+        </w:tc>
+      </w:tr>
+      <w:tr>
+        <w:tc>
+          <w:tcPr>
+            <w:tcW w:w="4531" w:type="dxa"/>
+          </w:tcPr>
+          <w:p>
+            <w:pPr>
+              <w:rPr>
+                <w:sz w:val="22"/>
+                <w:szCs w:val="22"/>
+              </w:rPr>
+            </w:pPr>
+            <w:r>
+              <w:t>Normal</w:t>
+            </w:r>
+          </w:p>
+        </w:tc>
+        <w:tc>
+          <w:tcPr>
+            <w:tcW w:w="4531" w:type="dxa"/>
+          </w:tcPr>
+          <w:p>
+            <w:pPr>
+              <w:rPr>
+                <w:sz w:val="22"/>
+                <w:szCs w:val="22"/>
+              </w:rPr>
+            </w:pPr>
+            <w:r>
+              <w:rPr>
+                <w:sz w:val="22"/>
+                <w:szCs w:val="22"/>
+              </w:rPr>
+              <w:t>94</w:t>
+            </w:r>
+            <w:r>
+              <w:rPr>
+                <w:sz w:val="22"/>
+                <w:szCs w:val="22"/>
+              </w:rPr>
+              <w:t xml:space="preserve"> %</w:t>
+            </w:r>
+          </w:p>
+        </w:tc>
+      </w:tr>
+      <w:tr>
+        <w:tc>
+          <w:tcPr>
+            <w:tcW w:w="4531" w:type="dxa"/>
+          </w:tcPr>
+          <w:p>
+            <w:pPr>
+              <w:rPr>
+                <w:sz w:val="22"/>
+                <w:szCs w:val="22"/>
+              </w:rPr>
+            </w:pPr>
+            <w:r>
+              <w:t>Rapide</w:t>
+            </w:r>
+          </w:p>
+        </w:tc>
+        <w:tc>
+          <w:tcPr>
+            <w:tcW w:w="4531" w:type="dxa"/>
+          </w:tcPr>
+          <w:p>
+            <w:pPr>
+              <w:rPr>
+                <w:sz w:val="22"/>
+                <w:szCs w:val="22"/>
+              </w:rPr>
+            </w:pPr>
+            <w:r>
+              <w:t>84</w:t>
+            </w:r>
+            <w:r>
+              <w:t xml:space="preserve"> %</w:t>
+            </w:r>
+          </w:p>
+        </w:tc>
+      </w:tr>
+      <w:tr>
+        <w:tc>
+          <w:tcPr>
+            <w:tcW w:w="4531" w:type="dxa"/>
+          </w:tcPr>
+          <w:p>
+            <w:pPr>
+              <w:rPr>
+                <w:sz w:val="22"/>
+                <w:szCs w:val="22"/>
+              </w:rPr>
+            </w:pPr>
+            <w:r>
+              <w:t>Très rapide</w:t>
+            </w:r>
+          </w:p>
+        </w:tc>
+        <w:tc>
+          <w:tcPr>
+            <w:tcW w:w="4531" w:type="dxa"/>
+          </w:tcPr>
+          <w:p>
+            <w:pPr>
+              <w:rPr>
+                <w:sz w:val="22"/>
+                <w:szCs w:val="22"/>
+              </w:rPr>
+            </w:pPr>
+            <w:r>
+              <w:t>73</w:t>
+            </w:r>
+            <w:r>
+              <w:t xml:space="preserve"> %</w:t>
+            </w:r>
+          </w:p>
+        </w:tc>
+      </w:tr>
+      <w:tr>
+        <w:trPr>
+          <w:trHeight w:val="63"/>
+        </w:trPr>
+        <w:tc>
+          <w:tcPr>
+            <w:tcW w:w="4531" w:type="dxa"/>
+          </w:tcPr>
+          <w:p>
+            <w:pPr>
+              <w:rPr>
+                <w:sz w:val="22"/>
+                <w:szCs w:val="22"/>
+              </w:rPr>
+            </w:pPr>
+            <w:r>
+              <w:t>Ultra rapide</w:t>
+            </w:r>
+          </w:p>
+        </w:tc>
+        <w:tc>
+          <w:tcPr>
+            <w:tcW w:w="4531" w:type="dxa"/>
+          </w:tcPr>
+          <w:p>
+            <w:pPr>
+              <w:rPr>
+                <w:sz w:val="22"/>
+                <w:szCs w:val="22"/>
+              </w:rPr>
+            </w:pPr>
+            <w:r>
+              <w:t>69</w:t>
+            </w:r>
+            <w:r>
+              <w:t xml:space="preserve"> %</w:t>
+            </w:r>
+          </w:p>
+        </w:tc>
+      </w:tr>
+    </w:tbl>
+    <w:p>
+      <w:pPr>
+        <w:pStyle w:val="Corpsdetexte"/>
+        <w:rPr>
+          <w:lang w:val="fr-FR"/>
+        </w:rPr>
+      </w:pPr>
+    </w:p>
+    <w:tbl>
+      <w:tblPr>
+        <w:tblStyle w:val="Grilledutableau"/>
+        <w:tblW w:w="0" w:type="auto"/>
+        <w:tblLook w:val="04A0" w:firstRow="1" w:lastRow="0" w:firstColumn="1" w:lastColumn="0" w:noHBand="0" w:noVBand="1"/>
+      </w:tblPr>
+      <w:tblGrid>
+        <w:gridCol w:w="4531"/>
+        <w:gridCol w:w="4531"/>
+      </w:tblGrid>
+      <w:tr>
+        <w:tc>
+          <w:tcPr>
+            <w:tcW w:w="9062" w:type="dxa"/>
+            <w:gridSpan w:val="2"/>
+          </w:tcPr>
+          <w:p>
+            <w:pPr>
+              <w:jc w:val="center"/>
+            </w:pPr>
+            <w:r>
+              <w:t>Random Forest optimisé (</w:t>
+            </w:r>
+            <w:proofErr w:type="spellStart"/>
+            <w:r>
+              <w:t>GridSearchCV</w:t>
+            </w:r>
+            <w:proofErr w:type="spellEnd"/>
+            <w:r>
+              <w:t>)</w:t>
+            </w:r>
+          </w:p>
+        </w:tc>
+      </w:tr>
+      <w:tr>
+        <w:tc>
+          <w:tcPr>
+            <w:tcW w:w="4531" w:type="dxa"/>
+          </w:tcPr>
+          <w:p>
+            <w:pPr>
+              <w:rPr>
+                <w:sz w:val="22"/>
+                <w:szCs w:val="22"/>
+              </w:rPr>
+            </w:pPr>
+            <w:r>
+              <w:t>Normal</w:t>
+            </w:r>
+          </w:p>
+        </w:tc>
+        <w:tc>
+          <w:tcPr>
+            <w:tcW w:w="4531" w:type="dxa"/>
+          </w:tcPr>
+          <w:p>
+            <w:pPr>
+              <w:rPr>
+                <w:sz w:val="22"/>
+                <w:szCs w:val="22"/>
+              </w:rPr>
+            </w:pPr>
+            <w:r>
+              <w:rPr>
+                <w:sz w:val="22"/>
+                <w:szCs w:val="22"/>
+              </w:rPr>
+              <w:t>94</w:t>
+            </w:r>
+            <w:r>
+              <w:rPr>
+                <w:sz w:val="22"/>
+                <w:szCs w:val="22"/>
+              </w:rPr>
+              <w:t xml:space="preserve"> %</w:t>
+            </w:r>
+          </w:p>
+        </w:tc>
+      </w:tr>
+      <w:tr>
+        <w:tc>
+          <w:tcPr>
+            <w:tcW w:w="4531" w:type="dxa"/>
+          </w:tcPr>
+          <w:p>
+            <w:pPr>
+              <w:rPr>
+                <w:sz w:val="22"/>
+                <w:szCs w:val="22"/>
+              </w:rPr>
+            </w:pPr>
+            <w:r>
+              <w:t>Rapide</w:t>
+            </w:r>
+          </w:p>
+        </w:tc>
+        <w:tc>
+          <w:tcPr>
+            <w:tcW w:w="4531" w:type="dxa"/>
+          </w:tcPr>
+          <w:p>
+            <w:pPr>
+              <w:rPr>
+                <w:sz w:val="22"/>
+                <w:szCs w:val="22"/>
+              </w:rPr>
+            </w:pPr>
+            <w:r>
+              <w:t>86</w:t>
+            </w:r>
+            <w:r>
+              <w:t xml:space="preserve"> %</w:t>
+            </w:r>
+          </w:p>
+        </w:tc>
+      </w:tr>
+      <w:tr>
+        <w:tc>
+          <w:tcPr>
+            <w:tcW w:w="4531" w:type="dxa"/>
+          </w:tcPr>
+          <w:p>
+            <w:pPr>
+              <w:rPr>
+                <w:sz w:val="22"/>
+                <w:szCs w:val="22"/>
+              </w:rPr>
+            </w:pPr>
+            <w:r>
+              <w:t>Très rapide</w:t>
+            </w:r>
+          </w:p>
+        </w:tc>
+        <w:tc>
+          <w:tcPr>
+            <w:tcW w:w="4531" w:type="dxa"/>
+          </w:tcPr>
+          <w:p>
+            <w:pPr>
+              <w:rPr>
+                <w:sz w:val="22"/>
+                <w:szCs w:val="22"/>
+              </w:rPr>
+            </w:pPr>
+            <w:r>
+              <w:t>72</w:t>
+            </w:r>
+            <w:r>
+              <w:t xml:space="preserve"> %</w:t>
+            </w:r>
+          </w:p>
+        </w:tc>
+      </w:tr>
+      <w:tr>
+        <w:trPr>
+          <w:trHeight w:val="63"/>
+        </w:trPr>
+        <w:tc>
+          <w:tcPr>
+            <w:tcW w:w="4531" w:type="dxa"/>
+          </w:tcPr>
+          <w:p>
+            <w:pPr>
+              <w:rPr>
+                <w:sz w:val="22"/>
+                <w:szCs w:val="22"/>
+              </w:rPr>
+            </w:pPr>
+            <w:r>
+              <w:t>Ultra rapide</w:t>
+            </w:r>
+          </w:p>
+        </w:tc>
+        <w:tc>
+          <w:tcPr>
+            <w:tcW w:w="4531" w:type="dxa"/>
+          </w:tcPr>
+          <w:p>
+            <w:pPr>
+              <w:rPr>
+                <w:sz w:val="22"/>
+                <w:szCs w:val="22"/>
+              </w:rPr>
+            </w:pPr>
+            <w:r>
+              <w:t>67</w:t>
+            </w:r>
+            <w:r>
+              <w:t xml:space="preserve"> %</w:t>
+            </w:r>
+          </w:p>
+        </w:tc>
+      </w:tr>
+    </w:tbl>
+    <w:p>
+      <w:pPr>
+        <w:pStyle w:val="Corpsdetexte"/>
+        <w:rPr>
+          <w:sz w:val="22"/>
+          <w:szCs w:val="22"/>
+          <w:lang w:val="fr-FR"/>
+        </w:rPr>
+      </w:pPr>
+      <w:r>
+        <w:rPr>
+          <w:sz w:val="22"/>
+          <w:szCs w:val="22"/>
+          <w:lang w:val="fr-FR"/>
+        </w:rPr>
+        <w:t xml:space="preserve">On constate que les </w:t>
+      </w:r>
+      <w:proofErr w:type="spellStart"/>
+      <w:r>
+        <w:rPr>
+          <w:sz w:val="22"/>
+          <w:szCs w:val="22"/>
+          <w:lang w:val="fr-FR"/>
+        </w:rPr>
+        <w:t>random</w:t>
+      </w:r>
+      <w:proofErr w:type="spellEnd"/>
+      <w:r>
+        <w:rPr>
+          <w:sz w:val="22"/>
+          <w:szCs w:val="22"/>
+          <w:lang w:val="fr-FR"/>
+        </w:rPr>
+        <w:t xml:space="preserve"> </w:t>
+      </w:r>
+      <w:proofErr w:type="spellStart"/>
+      <w:r>
+        <w:rPr>
+          <w:sz w:val="22"/>
+          <w:szCs w:val="22"/>
+          <w:lang w:val="fr-FR"/>
+        </w:rPr>
+        <w:t>forest</w:t>
+      </w:r>
+      <w:proofErr w:type="spellEnd"/>
+      <w:r>
+        <w:rPr>
+          <w:sz w:val="22"/>
+          <w:szCs w:val="22"/>
+          <w:lang w:val="fr-FR"/>
+        </w:rPr>
+        <w:t xml:space="preserve"> sont globalement bien plus précis que la </w:t>
+      </w:r>
+      <w:proofErr w:type="spellStart"/>
+      <w:r>
+        <w:rPr>
+          <w:sz w:val="22"/>
+          <w:szCs w:val="22"/>
+          <w:lang w:val="fr-FR"/>
+        </w:rPr>
+        <w:t>regression</w:t>
+      </w:r>
+      <w:proofErr w:type="spellEnd"/>
+      <w:r>
+        <w:rPr>
+          <w:sz w:val="22"/>
+          <w:szCs w:val="22"/>
+          <w:lang w:val="fr-FR"/>
+        </w:rPr>
+        <w:t xml:space="preserve"> logistique. On remarque également que la précision est différente selon les classes. La classe normal est correctement prédit dans 94 % des cas tandis que la classe ultra rapide est correctement prédite dans 67 % des cas.  Cela nous montre qu’il y a une différence dans la proportion des classes dans le jeu de donnée. </w:t>
+      </w:r>
+    </w:p>
+    <w:p>
+      <w:pPr>
+        <w:pStyle w:val="Titre3"/>
+      </w:pPr>
+      <w:bookmarkStart w:id="1" w:name="recall"/>
+      <w:bookmarkEnd w:id="0"/>
+      <w:proofErr w:type="spellStart"/>
+      <w:r>
+        <w:t>Recall</w:t>
+      </w:r>
+      <w:proofErr w:type="spellEnd"/>
+    </w:p>
+    <w:p>
+      <w:pPr>
+        <w:pStyle w:val="FirstParagraph"/>
+        <w:rPr>
+          <w:sz w:val="22"/>
+          <w:szCs w:val="22"/>
+          <w:lang w:val="fr-FR"/>
+        </w:rPr>
+      </w:pPr>
+      <w:r>
+        <w:rPr>
+          <w:sz w:val="22"/>
+          <w:szCs w:val="22"/>
+          <w:lang w:val="fr-FR"/>
+        </w:rPr>
+        <w:t>Le rappel mesure la capacité du modèle à retrouver les observations appartenant réellement à une classe.</w:t>
+      </w:r>
+    </w:p>
+    <w:tbl>
+      <w:tblPr>
+        <w:tblStyle w:val="Grilledutableau"/>
+        <w:tblW w:w="0" w:type="auto"/>
+        <w:tblLook w:val="04A0" w:firstRow="1" w:lastRow="0" w:firstColumn="1" w:lastColumn="0" w:noHBand="0" w:noVBand="1"/>
+      </w:tblPr>
+      <w:tblGrid>
+        <w:gridCol w:w="4531"/>
+        <w:gridCol w:w="4531"/>
+      </w:tblGrid>
+      <w:tr>
+        <w:tc>
+          <w:tcPr>
+            <w:tcW w:w="9062" w:type="dxa"/>
+            <w:gridSpan w:val="2"/>
+          </w:tcPr>
+          <w:p>
+            <w:pPr>
+              <w:jc w:val="center"/>
+            </w:pPr>
+            <w:r>
+              <w:t>Régression logistique</w:t>
+            </w:r>
+          </w:p>
+        </w:tc>
+      </w:tr>
+      <w:tr>
+        <w:tc>
+          <w:tcPr>
+            <w:tcW w:w="4531" w:type="dxa"/>
+          </w:tcPr>
+          <w:p>
+            <w:pPr>
+              <w:rPr>
+                <w:sz w:val="22"/>
+                <w:szCs w:val="22"/>
+              </w:rPr>
+            </w:pPr>
+            <w:r>
+              <w:t>Normal</w:t>
+            </w:r>
+          </w:p>
+        </w:tc>
+        <w:tc>
+          <w:tcPr>
+            <w:tcW w:w="4531" w:type="dxa"/>
+          </w:tcPr>
+          <w:p>
+            <w:pPr>
+              <w:rPr>
+                <w:sz w:val="22"/>
+                <w:szCs w:val="22"/>
+              </w:rPr>
+            </w:pPr>
+            <w:r>
+              <w:rPr>
+                <w:sz w:val="22"/>
+                <w:szCs w:val="22"/>
+              </w:rPr>
+              <w:t>92</w:t>
+            </w:r>
+            <w:r>
+              <w:rPr>
+                <w:sz w:val="22"/>
+                <w:szCs w:val="22"/>
+              </w:rPr>
+              <w:t xml:space="preserve"> %</w:t>
+            </w:r>
+          </w:p>
+        </w:tc>
+      </w:tr>
+      <w:tr>
+        <w:tc>
+          <w:tcPr>
+            <w:tcW w:w="4531" w:type="dxa"/>
+          </w:tcPr>
+          <w:p>
+            <w:pPr>
+              <w:rPr>
+                <w:sz w:val="22"/>
+                <w:szCs w:val="22"/>
+              </w:rPr>
+            </w:pPr>
+            <w:r>
+              <w:t>Rapide</w:t>
+            </w:r>
+          </w:p>
+        </w:tc>
+        <w:tc>
+          <w:tcPr>
+            <w:tcW w:w="4531" w:type="dxa"/>
+          </w:tcPr>
+          <w:p>
+            <w:pPr>
+              <w:rPr>
+                <w:sz w:val="22"/>
+                <w:szCs w:val="22"/>
+              </w:rPr>
+            </w:pPr>
+            <w:r>
+              <w:t>58</w:t>
+            </w:r>
+            <w:r>
+              <w:t xml:space="preserve"> %</w:t>
+            </w:r>
+          </w:p>
+        </w:tc>
+      </w:tr>
+      <w:tr>
+        <w:tc>
+          <w:tcPr>
+            <w:tcW w:w="4531" w:type="dxa"/>
+          </w:tcPr>
+          <w:p>
+            <w:pPr>
+              <w:rPr>
+                <w:sz w:val="22"/>
+                <w:szCs w:val="22"/>
+              </w:rPr>
+            </w:pPr>
+            <w:r>
+              <w:t>Très rapide</w:t>
+            </w:r>
+          </w:p>
+        </w:tc>
+        <w:tc>
+          <w:tcPr>
+            <w:tcW w:w="4531" w:type="dxa"/>
+          </w:tcPr>
+          <w:p>
+            <w:pPr>
+              <w:rPr>
+                <w:sz w:val="22"/>
+                <w:szCs w:val="22"/>
+              </w:rPr>
+            </w:pPr>
+            <w:r>
+              <w:t>62</w:t>
+            </w:r>
+            <w:r>
+              <w:t xml:space="preserve"> %</w:t>
+            </w:r>
+          </w:p>
+        </w:tc>
+      </w:tr>
+      <w:tr>
+        <w:trPr>
+          <w:trHeight w:val="63"/>
+        </w:trPr>
+        <w:tc>
+          <w:tcPr>
+            <w:tcW w:w="4531" w:type="dxa"/>
+          </w:tcPr>
+          <w:p>
+            <w:pPr>
+              <w:rPr>
+                <w:sz w:val="22"/>
+                <w:szCs w:val="22"/>
+              </w:rPr>
+            </w:pPr>
+            <w:r>
+              <w:t>Ultra rapide</w:t>
+            </w:r>
+          </w:p>
+        </w:tc>
+        <w:tc>
+          <w:tcPr>
+            <w:tcW w:w="4531" w:type="dxa"/>
+          </w:tcPr>
+          <w:p>
+            <w:pPr>
+              <w:rPr>
+                <w:sz w:val="22"/>
+                <w:szCs w:val="22"/>
+              </w:rPr>
+            </w:pPr>
+            <w:r>
+              <w:t>30</w:t>
+            </w:r>
+            <w:r>
+              <w:t xml:space="preserve"> %</w:t>
+            </w:r>
+          </w:p>
+        </w:tc>
+      </w:tr>
+    </w:tbl>
+    <w:p>
+      <w:pPr>
+        <w:pStyle w:val="Corpsdetexte"/>
+        <w:rPr>
+          <w:lang w:val="fr-FR"/>
+        </w:rPr>
+      </w:pPr>
+    </w:p>
+    <w:tbl>
+      <w:tblPr>
+        <w:tblStyle w:val="Grilledutableau"/>
+        <w:tblW w:w="0" w:type="auto"/>
+        <w:tblLook w:val="04A0" w:firstRow="1" w:lastRow="0" w:firstColumn="1" w:lastColumn="0" w:noHBand="0" w:noVBand="1"/>
+      </w:tblPr>
+      <w:tblGrid>
+        <w:gridCol w:w="4531"/>
+        <w:gridCol w:w="4531"/>
+      </w:tblGrid>
+      <w:tr>
+        <w:tc>
+          <w:tcPr>
+            <w:tcW w:w="9062" w:type="dxa"/>
+            <w:gridSpan w:val="2"/>
+          </w:tcPr>
+          <w:p>
+            <w:pPr>
+              <w:jc w:val="center"/>
+            </w:pPr>
+            <w:r>
+              <w:t xml:space="preserve">Random </w:t>
+            </w:r>
+            <w:proofErr w:type="spellStart"/>
+            <w:r>
+              <w:t>forest</w:t>
+            </w:r>
+            <w:proofErr w:type="spellEnd"/>
+            <w:r>
+              <w:t xml:space="preserve"> </w:t>
+            </w:r>
+          </w:p>
+        </w:tc>
+      </w:tr>
+      <w:tr>
+        <w:tc>
+          <w:tcPr>
+            <w:tcW w:w="4531" w:type="dxa"/>
+          </w:tcPr>
+          <w:p>
+            <w:pPr>
+              <w:rPr>
+                <w:sz w:val="22"/>
+                <w:szCs w:val="22"/>
+              </w:rPr>
+            </w:pPr>
+            <w:r>
+              <w:t>Normal</w:t>
+            </w:r>
+          </w:p>
+        </w:tc>
+        <w:tc>
+          <w:tcPr>
+            <w:tcW w:w="4531" w:type="dxa"/>
+          </w:tcPr>
+          <w:p>
+            <w:pPr>
+              <w:rPr>
+                <w:sz w:val="22"/>
+                <w:szCs w:val="22"/>
+              </w:rPr>
+            </w:pPr>
+            <w:r>
+              <w:rPr>
+                <w:sz w:val="22"/>
+                <w:szCs w:val="22"/>
+              </w:rPr>
+              <w:t>9</w:t>
+            </w:r>
+            <w:r>
+              <w:rPr>
+                <w:sz w:val="22"/>
+                <w:szCs w:val="22"/>
+              </w:rPr>
+              <w:t>5</w:t>
+            </w:r>
+            <w:r>
+              <w:rPr>
+                <w:sz w:val="22"/>
+                <w:szCs w:val="22"/>
+              </w:rPr>
+              <w:t xml:space="preserve"> %</w:t>
+            </w:r>
+          </w:p>
+        </w:tc>
+      </w:tr>
+      <w:tr>
+        <w:tc>
+          <w:tcPr>
+            <w:tcW w:w="4531" w:type="dxa"/>
+          </w:tcPr>
+          <w:p>
+            <w:pPr>
+              <w:rPr>
+                <w:sz w:val="22"/>
+                <w:szCs w:val="22"/>
+              </w:rPr>
+            </w:pPr>
+            <w:r>
+              <w:t>Rapide</w:t>
+            </w:r>
+          </w:p>
+        </w:tc>
+        <w:tc>
+          <w:tcPr>
+            <w:tcW w:w="4531" w:type="dxa"/>
+          </w:tcPr>
+          <w:p>
+            <w:pPr>
+              <w:rPr>
+                <w:sz w:val="22"/>
+                <w:szCs w:val="22"/>
+              </w:rPr>
+            </w:pPr>
+            <w:r>
+              <w:t>84</w:t>
+            </w:r>
+            <w:r>
+              <w:t xml:space="preserve"> %</w:t>
+            </w:r>
+          </w:p>
+        </w:tc>
+      </w:tr>
+      <w:tr>
+        <w:tc>
+          <w:tcPr>
+            <w:tcW w:w="4531" w:type="dxa"/>
+          </w:tcPr>
+          <w:p>
+            <w:pPr>
+              <w:rPr>
+                <w:sz w:val="22"/>
+                <w:szCs w:val="22"/>
+              </w:rPr>
+            </w:pPr>
+            <w:r>
+              <w:lastRenderedPageBreak/>
+              <w:t>Très rapide</w:t>
+            </w:r>
+          </w:p>
+        </w:tc>
+        <w:tc>
+          <w:tcPr>
+            <w:tcW w:w="4531" w:type="dxa"/>
+          </w:tcPr>
+          <w:p>
+            <w:pPr>
+              <w:rPr>
+                <w:sz w:val="22"/>
+                <w:szCs w:val="22"/>
+              </w:rPr>
+            </w:pPr>
+            <w:r>
+              <w:t>7</w:t>
+            </w:r>
+            <w:r>
+              <w:t>2</w:t>
+            </w:r>
+            <w:r>
+              <w:t xml:space="preserve"> %</w:t>
+            </w:r>
+          </w:p>
+        </w:tc>
+      </w:tr>
+      <w:tr>
+        <w:trPr>
+          <w:trHeight w:val="63"/>
+        </w:trPr>
+        <w:tc>
+          <w:tcPr>
+            <w:tcW w:w="4531" w:type="dxa"/>
+          </w:tcPr>
+          <w:p>
+            <w:pPr>
+              <w:rPr>
+                <w:sz w:val="22"/>
+                <w:szCs w:val="22"/>
+              </w:rPr>
+            </w:pPr>
+            <w:r>
+              <w:t>Ultra rapide</w:t>
+            </w:r>
+          </w:p>
+        </w:tc>
+        <w:tc>
+          <w:tcPr>
+            <w:tcW w:w="4531" w:type="dxa"/>
+          </w:tcPr>
+          <w:p>
+            <w:pPr>
+              <w:rPr>
+                <w:sz w:val="22"/>
+                <w:szCs w:val="22"/>
+              </w:rPr>
+            </w:pPr>
+            <w:r>
+              <w:t>6</w:t>
+            </w:r>
+            <w:r>
+              <w:t>5</w:t>
+            </w:r>
+            <w:r>
+              <w:t xml:space="preserve"> %</w:t>
+            </w:r>
+          </w:p>
+        </w:tc>
+      </w:tr>
+    </w:tbl>
+    <w:p>
+      <w:pPr>
+        <w:pStyle w:val="Corpsdetexte"/>
+        <w:rPr>
+          <w:lang w:val="fr-FR"/>
+        </w:rPr>
+      </w:pPr>
+    </w:p>
+    <w:tbl>
+      <w:tblPr>
+        <w:tblStyle w:val="Grilledutableau"/>
+        <w:tblW w:w="0" w:type="auto"/>
+        <w:tblLook w:val="04A0" w:firstRow="1" w:lastRow="0" w:firstColumn="1" w:lastColumn="0" w:noHBand="0" w:noVBand="1"/>
+      </w:tblPr>
+      <w:tblGrid>
+        <w:gridCol w:w="4531"/>
+        <w:gridCol w:w="4531"/>
+      </w:tblGrid>
+      <w:tr>
+        <w:tc>
+          <w:tcPr>
+            <w:tcW w:w="9062" w:type="dxa"/>
+            <w:gridSpan w:val="2"/>
+          </w:tcPr>
+          <w:p>
+            <w:pPr>
+              <w:jc w:val="center"/>
+            </w:pPr>
+            <w:r>
+              <w:t>Random Forest optimisé (</w:t>
+            </w:r>
+            <w:proofErr w:type="spellStart"/>
+            <w:r>
+              <w:t>GridSearchCV</w:t>
+            </w:r>
+            <w:proofErr w:type="spellEnd"/>
+            <w:r>
+              <w:t>)</w:t>
+            </w:r>
+          </w:p>
+        </w:tc>
+      </w:tr>
+      <w:tr>
+        <w:tc>
+          <w:tcPr>
+            <w:tcW w:w="4531" w:type="dxa"/>
+          </w:tcPr>
+          <w:p>
+            <w:pPr>
+              <w:rPr>
+                <w:sz w:val="22"/>
+                <w:szCs w:val="22"/>
+              </w:rPr>
+            </w:pPr>
+            <w:r>
+              <w:t>Normal</w:t>
+            </w:r>
+          </w:p>
+        </w:tc>
+        <w:tc>
+          <w:tcPr>
+            <w:tcW w:w="4531" w:type="dxa"/>
+          </w:tcPr>
+          <w:p>
+            <w:pPr>
+              <w:rPr>
+                <w:sz w:val="22"/>
+                <w:szCs w:val="22"/>
+              </w:rPr>
+            </w:pPr>
+            <w:r>
+              <w:rPr>
+                <w:sz w:val="22"/>
+                <w:szCs w:val="22"/>
+              </w:rPr>
+              <w:t>9</w:t>
+            </w:r>
+            <w:r>
+              <w:rPr>
+                <w:sz w:val="22"/>
+                <w:szCs w:val="22"/>
+              </w:rPr>
+              <w:t>6</w:t>
+            </w:r>
+            <w:r>
+              <w:rPr>
+                <w:sz w:val="22"/>
+                <w:szCs w:val="22"/>
+              </w:rPr>
+              <w:t xml:space="preserve"> %</w:t>
+            </w:r>
+          </w:p>
+        </w:tc>
+      </w:tr>
+      <w:tr>
+        <w:tc>
+          <w:tcPr>
+            <w:tcW w:w="4531" w:type="dxa"/>
+          </w:tcPr>
+          <w:p>
+            <w:pPr>
+              <w:rPr>
+                <w:sz w:val="22"/>
+                <w:szCs w:val="22"/>
+              </w:rPr>
+            </w:pPr>
+            <w:r>
+              <w:t>Rapide</w:t>
+            </w:r>
+          </w:p>
+        </w:tc>
+        <w:tc>
+          <w:tcPr>
+            <w:tcW w:w="4531" w:type="dxa"/>
+          </w:tcPr>
+          <w:p>
+            <w:pPr>
+              <w:rPr>
+                <w:sz w:val="22"/>
+                <w:szCs w:val="22"/>
+              </w:rPr>
+            </w:pPr>
+            <w:r>
+              <w:t>8</w:t>
+            </w:r>
+            <w:r>
+              <w:t>4</w:t>
+            </w:r>
+            <w:r>
+              <w:t xml:space="preserve"> %</w:t>
+            </w:r>
+          </w:p>
+        </w:tc>
+      </w:tr>
+      <w:tr>
+        <w:tc>
+          <w:tcPr>
+            <w:tcW w:w="4531" w:type="dxa"/>
+          </w:tcPr>
+          <w:p>
+            <w:pPr>
+              <w:rPr>
+                <w:sz w:val="22"/>
+                <w:szCs w:val="22"/>
+              </w:rPr>
+            </w:pPr>
+            <w:r>
+              <w:t>Très rapide</w:t>
+            </w:r>
+          </w:p>
+        </w:tc>
+        <w:tc>
+          <w:tcPr>
+            <w:tcW w:w="4531" w:type="dxa"/>
+          </w:tcPr>
+          <w:p>
+            <w:pPr>
+              <w:rPr>
+                <w:sz w:val="22"/>
+                <w:szCs w:val="22"/>
+              </w:rPr>
+            </w:pPr>
+            <w:r>
+              <w:t>72</w:t>
+            </w:r>
+            <w:r>
+              <w:t xml:space="preserve"> %</w:t>
+            </w:r>
+          </w:p>
+        </w:tc>
+      </w:tr>
+      <w:tr>
+        <w:trPr>
+          <w:trHeight w:val="63"/>
+        </w:trPr>
+        <w:tc>
+          <w:tcPr>
+            <w:tcW w:w="4531" w:type="dxa"/>
+          </w:tcPr>
+          <w:p>
+            <w:pPr>
+              <w:rPr>
+                <w:sz w:val="22"/>
+                <w:szCs w:val="22"/>
+              </w:rPr>
+            </w:pPr>
+            <w:r>
+              <w:t>Ultra rapide</w:t>
+            </w:r>
+          </w:p>
+        </w:tc>
+        <w:tc>
+          <w:tcPr>
+            <w:tcW w:w="4531" w:type="dxa"/>
+          </w:tcPr>
+          <w:p>
+            <w:pPr>
+              <w:rPr>
+                <w:sz w:val="22"/>
+                <w:szCs w:val="22"/>
+              </w:rPr>
+            </w:pPr>
+            <w:r>
+              <w:t>6</w:t>
+            </w:r>
+            <w:r>
+              <w:t>6</w:t>
+            </w:r>
+            <w:r>
+              <w:t xml:space="preserve"> %</w:t>
+            </w:r>
+          </w:p>
+        </w:tc>
+      </w:tr>
+    </w:tbl>
+    <w:p>
+      <w:pPr>
+        <w:pStyle w:val="Corpsdetexte"/>
+        <w:rPr>
+          <w:lang w:val="fr-FR"/>
+        </w:rPr>
+      </w:pPr>
+      <w:r>
+        <w:rPr>
+          <w:lang w:val="fr-FR"/>
+        </w:rPr>
+        <w:t xml:space="preserve">On observe ici que les valeurs ne sont pas très différentes des valeurs de la précision. Cela montre que le modèle a du mal à différencier les frontières proches. </w:t>
+      </w:r>
+    </w:p>
+    <w:p>
+      <w:pPr>
+        <w:pStyle w:val="Titre3"/>
+      </w:pPr>
+      <w:bookmarkStart w:id="2" w:name="f1-score"/>
+      <w:bookmarkEnd w:id="1"/>
+      <w:r>
+        <w:t>F1-score</w:t>
+      </w:r>
+    </w:p>
+    <w:p>
+      <w:pPr>
+        <w:pStyle w:val="FirstParagraph"/>
+        <w:rPr>
+          <w:sz w:val="22"/>
+          <w:szCs w:val="22"/>
+          <w:lang w:val="fr-FR"/>
+        </w:rPr>
+      </w:pPr>
+      <w:r>
+        <w:rPr>
+          <w:sz w:val="22"/>
+          <w:szCs w:val="22"/>
+          <w:lang w:val="fr-FR"/>
+        </w:rPr>
+        <w:t xml:space="preserve">Le F1-score </w:t>
+      </w:r>
+      <w:r>
+        <w:rPr>
+          <w:sz w:val="22"/>
+          <w:szCs w:val="22"/>
+          <w:lang w:val="fr-FR"/>
+        </w:rPr>
+        <w:t xml:space="preserve">est </w:t>
+      </w:r>
+      <w:proofErr w:type="spellStart"/>
+      <w:r>
+        <w:rPr>
+          <w:sz w:val="22"/>
+          <w:szCs w:val="22"/>
+          <w:lang w:val="fr-FR"/>
+        </w:rPr>
+        <w:t>la</w:t>
+      </w:r>
+      <w:proofErr w:type="spellEnd"/>
+      <w:r>
+        <w:rPr>
+          <w:sz w:val="22"/>
+          <w:szCs w:val="22"/>
+          <w:lang w:val="fr-FR"/>
+        </w:rPr>
+        <w:t xml:space="preserve"> moyenne entre</w:t>
+      </w:r>
+      <w:r>
+        <w:rPr>
+          <w:sz w:val="22"/>
+          <w:szCs w:val="22"/>
+          <w:lang w:val="fr-FR"/>
+        </w:rPr>
+        <w:t xml:space="preserve"> la précision et le rappe</w:t>
+      </w:r>
+      <w:r>
+        <w:rPr>
+          <w:sz w:val="22"/>
+          <w:szCs w:val="22"/>
+          <w:lang w:val="fr-FR"/>
+        </w:rPr>
+        <w:t>l</w:t>
+      </w:r>
+      <w:r>
+        <w:rPr>
+          <w:sz w:val="22"/>
+          <w:szCs w:val="22"/>
+          <w:lang w:val="fr-FR"/>
+        </w:rPr>
+        <w:t>. Cette métrique est particulièrement pertinente lorsque les classes sont déséquilibrées.</w:t>
+      </w:r>
+    </w:p>
+    <w:tbl>
+      <w:tblPr>
+        <w:tblStyle w:val="Grilledutableau"/>
+        <w:tblW w:w="0" w:type="auto"/>
+        <w:tblLook w:val="04A0" w:firstRow="1" w:lastRow="0" w:firstColumn="1" w:lastColumn="0" w:noHBand="0" w:noVBand="1"/>
+      </w:tblPr>
+      <w:tblGrid>
+        <w:gridCol w:w="4531"/>
+        <w:gridCol w:w="4531"/>
+      </w:tblGrid>
+      <w:tr>
+        <w:tc>
+          <w:tcPr>
+            <w:tcW w:w="9062" w:type="dxa"/>
+            <w:gridSpan w:val="2"/>
+          </w:tcPr>
+          <w:p>
+            <w:pPr>
+              <w:jc w:val="center"/>
+            </w:pPr>
+            <w:r>
+              <w:t>Régression logistique</w:t>
+            </w:r>
+          </w:p>
+        </w:tc>
+      </w:tr>
+      <w:tr>
+        <w:tc>
+          <w:tcPr>
+            <w:tcW w:w="4531" w:type="dxa"/>
+          </w:tcPr>
+          <w:p>
+            <w:pPr>
+              <w:rPr>
+                <w:sz w:val="22"/>
+                <w:szCs w:val="22"/>
+              </w:rPr>
+            </w:pPr>
+            <w:r>
+              <w:t>Normal</w:t>
+            </w:r>
+          </w:p>
+        </w:tc>
+        <w:tc>
+          <w:tcPr>
+            <w:tcW w:w="4531" w:type="dxa"/>
+          </w:tcPr>
+          <w:p>
+            <w:pPr>
+              <w:rPr>
+                <w:sz w:val="22"/>
+                <w:szCs w:val="22"/>
+              </w:rPr>
+            </w:pPr>
+            <w:r>
+              <w:rPr>
+                <w:sz w:val="22"/>
+                <w:szCs w:val="22"/>
+              </w:rPr>
+              <w:t>8</w:t>
+            </w:r>
+            <w:r>
+              <w:rPr>
+                <w:sz w:val="22"/>
+                <w:szCs w:val="22"/>
+              </w:rPr>
+              <w:t>5</w:t>
+            </w:r>
+            <w:r>
+              <w:rPr>
+                <w:sz w:val="22"/>
+                <w:szCs w:val="22"/>
+              </w:rPr>
+              <w:t xml:space="preserve"> %</w:t>
+            </w:r>
+          </w:p>
+        </w:tc>
+      </w:tr>
+      <w:tr>
+        <w:tc>
+          <w:tcPr>
+            <w:tcW w:w="4531" w:type="dxa"/>
+          </w:tcPr>
+          <w:p>
+            <w:pPr>
+              <w:rPr>
+                <w:sz w:val="22"/>
+                <w:szCs w:val="22"/>
+              </w:rPr>
+            </w:pPr>
+            <w:r>
+              <w:t>Rapide</w:t>
+            </w:r>
+          </w:p>
+        </w:tc>
+        <w:tc>
+          <w:tcPr>
+            <w:tcW w:w="4531" w:type="dxa"/>
+          </w:tcPr>
+          <w:p>
+            <w:pPr>
+              <w:rPr>
+                <w:sz w:val="22"/>
+                <w:szCs w:val="22"/>
+              </w:rPr>
+            </w:pPr>
+            <w:r>
+              <w:t>66</w:t>
+            </w:r>
+            <w:r>
+              <w:t xml:space="preserve"> %</w:t>
+            </w:r>
+          </w:p>
+        </w:tc>
+      </w:tr>
+      <w:tr>
+        <w:tc>
+          <w:tcPr>
+            <w:tcW w:w="4531" w:type="dxa"/>
+          </w:tcPr>
+          <w:p>
+            <w:pPr>
+              <w:rPr>
+                <w:sz w:val="22"/>
+                <w:szCs w:val="22"/>
+              </w:rPr>
+            </w:pPr>
+            <w:r>
+              <w:t>Très rapide</w:t>
+            </w:r>
+          </w:p>
+        </w:tc>
+        <w:tc>
+          <w:tcPr>
+            <w:tcW w:w="4531" w:type="dxa"/>
+          </w:tcPr>
+          <w:p>
+            <w:pPr>
+              <w:rPr>
+                <w:sz w:val="22"/>
+                <w:szCs w:val="22"/>
+              </w:rPr>
+            </w:pPr>
+            <w:r>
+              <w:t>5</w:t>
+            </w:r>
+            <w:r>
+              <w:t>7</w:t>
+            </w:r>
+            <w:r>
+              <w:t xml:space="preserve"> %</w:t>
+            </w:r>
+          </w:p>
+        </w:tc>
+      </w:tr>
+      <w:tr>
+        <w:trPr>
+          <w:trHeight w:val="63"/>
+        </w:trPr>
+        <w:tc>
+          <w:tcPr>
+            <w:tcW w:w="4531" w:type="dxa"/>
+          </w:tcPr>
+          <w:p>
+            <w:pPr>
+              <w:rPr>
+                <w:sz w:val="22"/>
+                <w:szCs w:val="22"/>
+              </w:rPr>
+            </w:pPr>
+            <w:r>
+              <w:t>Ultra rapide</w:t>
+            </w:r>
+          </w:p>
+        </w:tc>
+        <w:tc>
+          <w:tcPr>
+            <w:tcW w:w="4531" w:type="dxa"/>
+          </w:tcPr>
+          <w:p>
+            <w:pPr>
+              <w:rPr>
+                <w:sz w:val="22"/>
+                <w:szCs w:val="22"/>
+              </w:rPr>
+            </w:pPr>
+            <w:r>
+              <w:t>38</w:t>
+            </w:r>
+            <w:r>
+              <w:t xml:space="preserve"> %</w:t>
+            </w:r>
+          </w:p>
+        </w:tc>
+      </w:tr>
+    </w:tbl>
+    <w:p>
+      <w:pPr>
+        <w:pStyle w:val="Corpsdetexte"/>
+        <w:rPr>
+          <w:lang w:val="fr-FR"/>
+        </w:rPr>
+      </w:pPr>
+    </w:p>
+    <w:tbl>
+      <w:tblPr>
+        <w:tblStyle w:val="Grilledutableau"/>
+        <w:tblW w:w="0" w:type="auto"/>
+        <w:tblLook w:val="04A0" w:firstRow="1" w:lastRow="0" w:firstColumn="1" w:lastColumn="0" w:noHBand="0" w:noVBand="1"/>
+      </w:tblPr>
+      <w:tblGrid>
+        <w:gridCol w:w="4531"/>
+        <w:gridCol w:w="4531"/>
+      </w:tblGrid>
+      <w:tr>
+        <w:tc>
+          <w:tcPr>
+            <w:tcW w:w="9062" w:type="dxa"/>
+            <w:gridSpan w:val="2"/>
+          </w:tcPr>
+          <w:p>
+            <w:pPr>
+              <w:jc w:val="center"/>
+            </w:pPr>
+            <w:r>
+              <w:t xml:space="preserve">Random </w:t>
+            </w:r>
+            <w:proofErr w:type="spellStart"/>
+            <w:r>
+              <w:t>forest</w:t>
+            </w:r>
+            <w:proofErr w:type="spellEnd"/>
+            <w:r>
+              <w:t xml:space="preserve"> </w:t>
+            </w:r>
+          </w:p>
+        </w:tc>
+      </w:tr>
+      <w:tr>
+        <w:tc>
+          <w:tcPr>
+            <w:tcW w:w="4531" w:type="dxa"/>
+          </w:tcPr>
+          <w:p>
+            <w:pPr>
+              <w:rPr>
+                <w:sz w:val="22"/>
+                <w:szCs w:val="22"/>
+              </w:rPr>
+            </w:pPr>
+            <w:r>
+              <w:t>Normal</w:t>
+            </w:r>
+          </w:p>
+        </w:tc>
+        <w:tc>
+          <w:tcPr>
+            <w:tcW w:w="4531" w:type="dxa"/>
+          </w:tcPr>
+          <w:p>
+            <w:pPr>
+              <w:rPr>
+                <w:sz w:val="22"/>
+                <w:szCs w:val="22"/>
+              </w:rPr>
+            </w:pPr>
+            <w:r>
+              <w:rPr>
+                <w:sz w:val="22"/>
+                <w:szCs w:val="22"/>
+              </w:rPr>
+              <w:t>9</w:t>
+            </w:r>
+            <w:r>
+              <w:rPr>
+                <w:sz w:val="22"/>
+                <w:szCs w:val="22"/>
+              </w:rPr>
+              <w:t>5</w:t>
+            </w:r>
+            <w:r>
+              <w:rPr>
+                <w:sz w:val="22"/>
+                <w:szCs w:val="22"/>
+              </w:rPr>
+              <w:t xml:space="preserve"> %</w:t>
+            </w:r>
+          </w:p>
+        </w:tc>
+      </w:tr>
+      <w:tr>
+        <w:tc>
+          <w:tcPr>
+            <w:tcW w:w="4531" w:type="dxa"/>
+          </w:tcPr>
+          <w:p>
+            <w:pPr>
+              <w:rPr>
+                <w:sz w:val="22"/>
+                <w:szCs w:val="22"/>
+              </w:rPr>
+            </w:pPr>
+            <w:r>
+              <w:t>Rapide</w:t>
+            </w:r>
+          </w:p>
+        </w:tc>
+        <w:tc>
+          <w:tcPr>
+            <w:tcW w:w="4531" w:type="dxa"/>
+          </w:tcPr>
+          <w:p>
+            <w:pPr>
+              <w:rPr>
+                <w:sz w:val="22"/>
+                <w:szCs w:val="22"/>
+              </w:rPr>
+            </w:pPr>
+            <w:r>
+              <w:t>84</w:t>
+            </w:r>
+            <w:r>
+              <w:t xml:space="preserve"> %</w:t>
+            </w:r>
+          </w:p>
+        </w:tc>
+      </w:tr>
+      <w:tr>
+        <w:tc>
+          <w:tcPr>
+            <w:tcW w:w="4531" w:type="dxa"/>
+          </w:tcPr>
+          <w:p>
+            <w:pPr>
+              <w:rPr>
+                <w:sz w:val="22"/>
+                <w:szCs w:val="22"/>
+              </w:rPr>
+            </w:pPr>
+            <w:r>
+              <w:t>Très rapide</w:t>
+            </w:r>
+          </w:p>
+        </w:tc>
+        <w:tc>
+          <w:tcPr>
+            <w:tcW w:w="4531" w:type="dxa"/>
+          </w:tcPr>
+          <w:p>
+            <w:pPr>
+              <w:rPr>
+                <w:sz w:val="22"/>
+                <w:szCs w:val="22"/>
+              </w:rPr>
+            </w:pPr>
+            <w:r>
+              <w:t>7</w:t>
+            </w:r>
+            <w:r>
+              <w:t>2</w:t>
+            </w:r>
+            <w:r>
+              <w:t xml:space="preserve"> %</w:t>
+            </w:r>
+          </w:p>
+        </w:tc>
+      </w:tr>
+      <w:tr>
+        <w:trPr>
+          <w:trHeight w:val="63"/>
+        </w:trPr>
+        <w:tc>
+          <w:tcPr>
+            <w:tcW w:w="4531" w:type="dxa"/>
+          </w:tcPr>
+          <w:p>
+            <w:pPr>
+              <w:rPr>
+                <w:sz w:val="22"/>
+                <w:szCs w:val="22"/>
+              </w:rPr>
+            </w:pPr>
+            <w:r>
+              <w:t>Ultra rapide</w:t>
+            </w:r>
+          </w:p>
+        </w:tc>
+        <w:tc>
+          <w:tcPr>
+            <w:tcW w:w="4531" w:type="dxa"/>
+          </w:tcPr>
+          <w:p>
+            <w:pPr>
+              <w:rPr>
+                <w:sz w:val="22"/>
+                <w:szCs w:val="22"/>
+              </w:rPr>
+            </w:pPr>
+            <w:r>
+              <w:t>6</w:t>
+            </w:r>
+            <w:r>
+              <w:t>7</w:t>
+            </w:r>
+            <w:r>
+              <w:t xml:space="preserve"> %</w:t>
+            </w:r>
+          </w:p>
+        </w:tc>
+      </w:tr>
+    </w:tbl>
+    <w:p>
+      <w:pPr>
+        <w:pStyle w:val="Corpsdetexte"/>
+        <w:rPr>
+          <w:lang w:val="fr-FR"/>
+        </w:rPr>
+      </w:pPr>
+    </w:p>
+    <w:tbl>
+      <w:tblPr>
+        <w:tblStyle w:val="Grilledutableau"/>
+        <w:tblW w:w="0" w:type="auto"/>
+        <w:tblLook w:val="04A0" w:firstRow="1" w:lastRow="0" w:firstColumn="1" w:lastColumn="0" w:noHBand="0" w:noVBand="1"/>
+      </w:tblPr>
+      <w:tblGrid>
+        <w:gridCol w:w="4531"/>
+        <w:gridCol w:w="4531"/>
+      </w:tblGrid>
+      <w:tr>
+        <w:tc>
+          <w:tcPr>
+            <w:tcW w:w="9062" w:type="dxa"/>
+            <w:gridSpan w:val="2"/>
+          </w:tcPr>
+          <w:p>
+            <w:pPr>
+              <w:jc w:val="center"/>
+            </w:pPr>
+            <w:r>
+              <w:t>Random Forest optimisé (</w:t>
+            </w:r>
+            <w:proofErr w:type="spellStart"/>
+            <w:r>
+              <w:t>GridSearchCV</w:t>
+            </w:r>
+            <w:proofErr w:type="spellEnd"/>
+            <w:r>
+              <w:t>)</w:t>
+            </w:r>
+          </w:p>
+        </w:tc>
+      </w:tr>
+      <w:tr>
+        <w:tc>
+          <w:tcPr>
+            <w:tcW w:w="4531" w:type="dxa"/>
+          </w:tcPr>
+          <w:p>
+            <w:pPr>
+              <w:rPr>
+                <w:sz w:val="22"/>
+                <w:szCs w:val="22"/>
+              </w:rPr>
+            </w:pPr>
+            <w:r>
+              <w:t>Normal</w:t>
+            </w:r>
+          </w:p>
+        </w:tc>
+        <w:tc>
+          <w:tcPr>
+            <w:tcW w:w="4531" w:type="dxa"/>
+          </w:tcPr>
+          <w:p>
+            <w:pPr>
+              <w:rPr>
+                <w:sz w:val="22"/>
+                <w:szCs w:val="22"/>
+              </w:rPr>
+            </w:pPr>
+            <w:r>
+              <w:rPr>
+                <w:sz w:val="22"/>
+                <w:szCs w:val="22"/>
+              </w:rPr>
+              <w:t>9</w:t>
+            </w:r>
+            <w:r>
+              <w:rPr>
+                <w:sz w:val="22"/>
+                <w:szCs w:val="22"/>
+              </w:rPr>
+              <w:t>5</w:t>
+            </w:r>
+            <w:r>
+              <w:rPr>
+                <w:sz w:val="22"/>
+                <w:szCs w:val="22"/>
+              </w:rPr>
+              <w:t xml:space="preserve"> %</w:t>
+            </w:r>
+          </w:p>
+        </w:tc>
+      </w:tr>
+      <w:tr>
+        <w:tc>
+          <w:tcPr>
+            <w:tcW w:w="4531" w:type="dxa"/>
+          </w:tcPr>
+          <w:p>
+            <w:pPr>
+              <w:rPr>
+                <w:sz w:val="22"/>
+                <w:szCs w:val="22"/>
+              </w:rPr>
+            </w:pPr>
+            <w:r>
+              <w:t>Rapide</w:t>
+            </w:r>
+          </w:p>
+        </w:tc>
+        <w:tc>
+          <w:tcPr>
+            <w:tcW w:w="4531" w:type="dxa"/>
+          </w:tcPr>
+          <w:p>
+            <w:pPr>
+              <w:rPr>
+                <w:sz w:val="22"/>
+                <w:szCs w:val="22"/>
+              </w:rPr>
+            </w:pPr>
+            <w:r>
+              <w:t>8</w:t>
+            </w:r>
+            <w:r>
+              <w:t>5</w:t>
+            </w:r>
+            <w:r>
+              <w:t xml:space="preserve"> %</w:t>
+            </w:r>
+          </w:p>
+        </w:tc>
+      </w:tr>
+      <w:tr>
+        <w:tc>
+          <w:tcPr>
+            <w:tcW w:w="4531" w:type="dxa"/>
+          </w:tcPr>
+          <w:p>
+            <w:pPr>
+              <w:rPr>
+                <w:sz w:val="22"/>
+                <w:szCs w:val="22"/>
+              </w:rPr>
+            </w:pPr>
+            <w:r>
+              <w:t>Très rapide</w:t>
+            </w:r>
+          </w:p>
+        </w:tc>
+        <w:tc>
+          <w:tcPr>
+            <w:tcW w:w="4531" w:type="dxa"/>
+          </w:tcPr>
+          <w:p>
+            <w:pPr>
+              <w:rPr>
+                <w:sz w:val="22"/>
+                <w:szCs w:val="22"/>
+              </w:rPr>
+            </w:pPr>
+            <w:r>
+              <w:t>72</w:t>
+            </w:r>
+            <w:r>
+              <w:t xml:space="preserve"> %</w:t>
+            </w:r>
+          </w:p>
+        </w:tc>
+      </w:tr>
+      <w:tr>
+        <w:trPr>
+          <w:trHeight w:val="63"/>
+        </w:trPr>
+        <w:tc>
+          <w:tcPr>
+            <w:tcW w:w="4531" w:type="dxa"/>
+          </w:tcPr>
+          <w:p>
+            <w:pPr>
+              <w:rPr>
+                <w:sz w:val="22"/>
+                <w:szCs w:val="22"/>
+              </w:rPr>
+            </w:pPr>
+            <w:r>
+              <w:t>Ultra rapide</w:t>
+            </w:r>
+          </w:p>
+        </w:tc>
+        <w:tc>
+          <w:tcPr>
+            <w:tcW w:w="4531" w:type="dxa"/>
+          </w:tcPr>
+          <w:p>
+            <w:pPr>
+              <w:rPr>
+                <w:sz w:val="22"/>
+                <w:szCs w:val="22"/>
+              </w:rPr>
+            </w:pPr>
+            <w:r>
+              <w:t>6</w:t>
+            </w:r>
+            <w:r>
+              <w:t>6</w:t>
+            </w:r>
+            <w:r>
+              <w:t xml:space="preserve"> %</w:t>
+            </w:r>
+          </w:p>
+        </w:tc>
+      </w:tr>
+    </w:tbl>
+    <w:p>
+      <w:pPr>
+        <w:pStyle w:val="Corpsdetexte"/>
+        <w:rPr>
+          <w:lang w:val="fr-FR"/>
+        </w:rPr>
+      </w:pPr>
+    </w:p>
+    <w:p>
+      <w:pPr>
+        <w:pStyle w:val="Titre3"/>
+      </w:pPr>
+      <w:bookmarkStart w:id="3" w:name="analyse-de-la-matrice-de-confusion"/>
+      <w:bookmarkEnd w:id="2"/>
+      <w:r>
+        <w:t>Analyse de la matrice de confusion</w:t>
+      </w:r>
+    </w:p>
+    <w:p>
+      <w:pPr>
+        <w:pStyle w:val="FirstParagraph"/>
+        <w:rPr>
+          <w:sz w:val="22"/>
+          <w:szCs w:val="22"/>
+          <w:lang w:val="fr-FR"/>
+        </w:rPr>
+      </w:pPr>
+      <w:r>
+        <w:rPr>
+          <w:sz w:val="22"/>
+          <w:szCs w:val="22"/>
+          <w:lang w:val="fr-FR"/>
+        </w:rPr>
+        <w:t>La matrice de confusion montre que la majorité des observations sont correctement classées, comme en témoigne la forte concentration des valeurs sur la diagonale principale.</w:t>
+      </w:r>
+    </w:p>
+    <w:p>
+      <w:pPr>
+        <w:pStyle w:val="Corpsdetexte"/>
+        <w:rPr>
+          <w:sz w:val="22"/>
+          <w:szCs w:val="22"/>
+          <w:lang w:val="fr-FR"/>
+        </w:rPr>
+      </w:pPr>
+      <w:r>
+        <w:rPr>
+          <w:sz w:val="22"/>
+          <w:szCs w:val="22"/>
+          <w:lang w:val="fr-FR"/>
+        </w:rPr>
+        <w:t>La catégorie « Normale » est la mieux reconnue</w:t>
+      </w:r>
+      <w:r>
+        <w:rPr>
+          <w:sz w:val="22"/>
+          <w:szCs w:val="22"/>
+          <w:lang w:val="fr-FR"/>
+        </w:rPr>
+        <w:t>.</w:t>
+      </w:r>
+    </w:p>
+    <w:p>
+      <w:pPr>
+        <w:pStyle w:val="Corpsdetexte"/>
+        <w:rPr>
+          <w:sz w:val="22"/>
+          <w:szCs w:val="22"/>
+          <w:lang w:val="fr-FR"/>
+        </w:rPr>
+      </w:pPr>
+      <w:r>
+        <w:rPr>
+          <w:sz w:val="22"/>
+          <w:szCs w:val="22"/>
+          <w:lang w:val="fr-FR"/>
+        </w:rPr>
+        <w:t xml:space="preserve"> </w:t>
+      </w:r>
+      <w:r>
+        <w:rPr>
+          <w:sz w:val="22"/>
+          <w:szCs w:val="22"/>
+          <w:lang w:val="fr-FR"/>
+        </w:rPr>
+        <w:t xml:space="preserve">La plupart des erreurs du modèle proviennent de mélange entre deux classes adjacentes. </w:t>
+      </w:r>
+      <w:bookmarkEnd w:id="3"/>
+    </w:p>
+    <w:p>
+      <w:pPr>
+        <w:pStyle w:val="Corpsdetexte"/>
+        <w:rPr>
+          <w:sz w:val="22"/>
+          <w:szCs w:val="22"/>
+          <w:lang w:val="fr-FR"/>
+        </w:rPr>
+      </w:pPr>
+    </w:p>
+    <w:p>
+      <w:pPr>
+        <w:pStyle w:val="Corpsdetexte"/>
+        <w:jc w:val="center"/>
+      </w:pPr>
+      <w:r>
+        <w:rPr>
+          <w:noProof/>
+        </w:rPr>
+        <w:drawing>
+          <wp:inline distT="0" distB="0" distL="0" distR="0" wp14:anchorId="01FA572A" wp14:editId="3DE5AF2A">
+            <wp:extent cx="3186547" cy="2389910"/>
+            <wp:effectExtent l="0" t="0" r="0" b="0"/>
+            <wp:docPr id="1766731498" name="Image 9"/>
+            <wp:cNvGraphicFramePr>
+              <a:graphicFrameLocks xmlns:a="http://schemas.openxmlformats.org/drawingml/2006/main" noChangeAspect="1"/>
+            </wp:cNvGraphicFramePr>
+            <a:graphic xmlns:a="http://schemas.openxmlformats.org/drawingml/2006/main">
+              <a:graphicData uri="http://schemas.openxmlformats.org/drawingml/2006/picture">
+                <pic:pic xmlns:pic="http://schemas.openxmlformats.org/drawingml/2006/picture">
+                  <pic:nvPicPr>
+                    <pic:cNvPr id="0" name="Picture 20"/>
+                    <pic:cNvPicPr>
+                      <a:picLocks noChangeAspect="1" noChangeArrowheads="1"/>
+                    </pic:cNvPicPr>
+                  </pic:nvPicPr>
+                  <pic:blipFill>
+                    <a:blip r:embed="rId15" cstate="print">
+                      <a:extLst>
+                        <a:ext uri="{28A0092B-C50C-407E-A947-70E740481C1C}">
+                          <a14:useLocalDpi xmlns:a14="http://schemas.microsoft.com/office/drawing/2010/main" val="0"/>
+                        </a:ext>
+                      </a:extLst>
+                    </a:blip>
+                    <a:srcRect/>
+                    <a:stretch>
+                      <a:fillRect/>
+                    </a:stretch>
+                  </pic:blipFill>
+                  <pic:spPr bwMode="auto">
+                    <a:xfrm>
+                      <a:off x="0" y="0"/>
+                      <a:ext cx="3206978" cy="2405234"/>
+                    </a:xfrm>
+                    <a:prstGeom prst="rect">
+                      <a:avLst/>
+                    </a:prstGeom>
+                    <a:noFill/>
+                    <a:ln>
+                      <a:noFill/>
+                    </a:ln>
+                  </pic:spPr>
+                </pic:pic>
+              </a:graphicData>
+            </a:graphic>
+          </wp:inline>
+        </w:drawing>
+      </w:r>
+    </w:p>
     <w:sectPr>
-      <w:headerReference w:type="default" r:id="rId8"/>
+      <w:headerReference w:type="default" r:id="rId16"/>
       <w:pgSz w:w="11906" w:h="16838"/>
       <w:pgMar w:top="1417" w:right="1417" w:bottom="1417" w:left="1417" w:header="708" w:footer="708" w:gutter="0"/>
       <w:cols w:space="708"/>
@@ -2497,6 +6115,110 @@
 <file path=word/numbering.xml><?xml version="1.0" encoding="utf-8"?>
 <w:numbering xmlns:wpc="http://schemas.microsoft.com/office/word/2010/wordprocessingCanvas" xmlns:cx="http://schemas.microsoft.com/office/drawing/2014/chartex" xmlns:cx1="http://schemas.microsoft.com/office/drawing/2015/9/8/chartex" xmlns:cx2="http://schemas.microsoft.com/office/drawing/2015/10/21/chartex" xmlns:cx3="http://schemas.microsoft.com/office/drawing/2016/5/9/chartex" xmlns:cx4="http://schemas.microsoft.com/office/drawing/2016/5/10/chartex" xmlns:cx5="http://schemas.microsoft.com/office/drawing/2016/5/11/chartex" xmlns:cx6="http://schemas.microsoft.com/office/drawing/2016/5/12/chartex" xmlns:cx7="http://schemas.microsoft.com/office/drawing/2016/5/13/chartex" xmlns:cx8="http://schemas.microsoft.com/office/drawing/2016/5/14/chartex" xmlns:mc="http://schemas.openxmlformats.org/markup-compatibility/2006" xmlns:aink="http://schemas.microsoft.com/office/drawing/2016/ink" xmlns:am3d="http://schemas.microsoft.com/office/drawing/2017/model3d" xmlns:o="urn:schemas-microsoft-com:office:office" xmlns:oel="http://schemas.microsoft.com/office/2019/extlst" xmlns:r="http://schemas.openxmlformats.org/officeDocument/2006/relationships" xmlns:m="http://schemas.openxmlformats.org/officeDocument/2006/math" xmlns:v="urn:schemas-microsoft-com:vml" xmlns:wp14="http://schemas.microsoft.com/office/word/2010/wordprocessingDrawing" xmlns:wp="http://schemas.openxmlformats.org/drawingml/2006/wordprocessingDrawing" xmlns:w10="urn:schemas-microsoft-com:office:word" xmlns:w="http://schemas.openxmlformats.org/wordprocessingml/2006/main" xmlns:w14="http://schemas.microsoft.com/office/word/2010/wordml" xmlns:w15="http://schemas.microsoft.com/office/word/2012/wordml" xmlns:w16cex="http://schemas.microsoft.com/office/word/2018/wordml/cex" xmlns:w16cid="http://schemas.microsoft.com/office/word/2016/wordml/cid" xmlns:w16="http://schemas.microsoft.com/office/word/2018/wordml" xmlns:w16du="http://schemas.microsoft.com/office/word/2023/wordml/word16du" xmlns:w16sdtdh="http://schemas.microsoft.com/office/word/2020/wordml/sdtdatahash" xmlns:w16sdtfl="http://schemas.microsoft.com/office/word/2024/wordml/sdtformatlock" xmlns:w16se="http://schemas.microsoft.com/office/word/2015/wordml/symex" xmlns:wpg="http://schemas.microsoft.com/office/word/2010/wordprocessingGroup" xmlns:wpi="http://schemas.microsoft.com/office/word/2010/wordprocessingInk" xmlns:wne="http://schemas.microsoft.com/office/word/2006/wordml" xmlns:wps="http://schemas.microsoft.com/office/word/2010/wordprocessingShape" mc:Ignorable="w14 w15 w16se w16cid w16 w16cex w16sdtdh w16sdtfl w16du wp14">
   <w:abstractNum w:abstractNumId="0" w15:restartNumberingAfterBreak="0">
+    <w:nsid w:val="0000A991"/>
+    <w:multiLevelType w:val="multilevel"/>
+    <w:tmpl w:val="F1D06CB2"/>
+    <w:lvl w:ilvl="0">
+      <w:numFmt w:val="bullet"/>
+      <w:lvlText w:val=""/>
+      <w:lvlJc w:val="left"/>
+      <w:pPr>
+        <w:ind w:left="720" w:hanging="360"/>
+      </w:pPr>
+      <w:rPr>
+        <w:rFonts w:ascii="Symbol" w:hAnsi="Symbol" w:cs="Symbol" w:hint="default"/>
+      </w:rPr>
+    </w:lvl>
+    <w:lvl w:ilvl="1">
+      <w:numFmt w:val="bullet"/>
+      <w:lvlText w:val="o"/>
+      <w:lvlJc w:val="left"/>
+      <w:pPr>
+        <w:ind w:left="1440" w:hanging="360"/>
+      </w:pPr>
+      <w:rPr>
+        <w:rFonts w:ascii="Courier New" w:hAnsi="Courier New" w:cs="Courier New" w:hint="default"/>
+      </w:rPr>
+    </w:lvl>
+    <w:lvl w:ilvl="2">
+      <w:numFmt w:val="bullet"/>
+      <w:lvlText w:val=""/>
+      <w:lvlJc w:val="left"/>
+      <w:pPr>
+        <w:ind w:left="2160" w:hanging="360"/>
+      </w:pPr>
+      <w:rPr>
+        <w:rFonts w:ascii="Wingdings" w:hAnsi="Wingdings" w:cs="Wingdings" w:hint="default"/>
+      </w:rPr>
+    </w:lvl>
+    <w:lvl w:ilvl="3">
+      <w:numFmt w:val="bullet"/>
+      <w:lvlText w:val=""/>
+      <w:lvlJc w:val="left"/>
+      <w:pPr>
+        <w:ind w:left="2880" w:hanging="360"/>
+      </w:pPr>
+      <w:rPr>
+        <w:rFonts w:ascii="Symbol" w:hAnsi="Symbol" w:cs="Symbol" w:hint="default"/>
+      </w:rPr>
+    </w:lvl>
+    <w:lvl w:ilvl="4">
+      <w:numFmt w:val="bullet"/>
+      <w:lvlText w:val="o"/>
+      <w:lvlJc w:val="left"/>
+      <w:pPr>
+        <w:ind w:left="3600" w:hanging="360"/>
+      </w:pPr>
+      <w:rPr>
+        <w:rFonts w:ascii="Courier New" w:hAnsi="Courier New" w:cs="Courier New" w:hint="default"/>
+      </w:rPr>
+    </w:lvl>
+    <w:lvl w:ilvl="5">
+      <w:numFmt w:val="bullet"/>
+      <w:lvlText w:val=""/>
+      <w:lvlJc w:val="left"/>
+      <w:pPr>
+        <w:ind w:left="4320" w:hanging="360"/>
+      </w:pPr>
+      <w:rPr>
+        <w:rFonts w:ascii="Wingdings" w:hAnsi="Wingdings" w:cs="Wingdings" w:hint="default"/>
+      </w:rPr>
+    </w:lvl>
+    <w:lvl w:ilvl="6">
+      <w:numFmt w:val="bullet"/>
+      <w:lvlText w:val=""/>
+      <w:lvlJc w:val="left"/>
+      <w:pPr>
+        <w:ind w:left="5040" w:hanging="360"/>
+      </w:pPr>
+      <w:rPr>
+        <w:rFonts w:ascii="Symbol" w:hAnsi="Symbol" w:cs="Symbol" w:hint="default"/>
+      </w:rPr>
+    </w:lvl>
+    <w:lvl w:ilvl="7">
+      <w:numFmt w:val="bullet"/>
+      <w:lvlText w:val="o"/>
+      <w:lvlJc w:val="left"/>
+      <w:pPr>
+        <w:ind w:left="5760" w:hanging="360"/>
+      </w:pPr>
+      <w:rPr>
+        <w:rFonts w:ascii="Courier New" w:hAnsi="Courier New" w:cs="Courier New" w:hint="default"/>
+      </w:rPr>
+    </w:lvl>
+    <w:lvl w:ilvl="8">
+      <w:numFmt w:val="bullet"/>
+      <w:lvlText w:val=""/>
+      <w:lvlJc w:val="left"/>
+      <w:pPr>
+        <w:ind w:left="6480" w:hanging="360"/>
+      </w:pPr>
+      <w:rPr>
+        <w:rFonts w:ascii="Wingdings" w:hAnsi="Wingdings" w:cs="Wingdings" w:hint="default"/>
+      </w:rPr>
+    </w:lvl>
+  </w:abstractNum>
+  <w:abstractNum w:abstractNumId="1" w15:restartNumberingAfterBreak="0">
     <w:nsid w:val="13584A55"/>
     <w:multiLevelType w:val="multilevel"/>
     <w:tmpl w:val="D3F27F7C"/>
@@ -2609,7 +6331,7 @@
       </w:pPr>
     </w:lvl>
   </w:abstractNum>
-  <w:abstractNum w:abstractNumId="1" w15:restartNumberingAfterBreak="0">
+  <w:abstractNum w:abstractNumId="2" w15:restartNumberingAfterBreak="0">
     <w:nsid w:val="263F6E57"/>
     <w:multiLevelType w:val="multilevel"/>
     <w:tmpl w:val="7BAAA46A"/>
@@ -2722,7 +6444,7 @@
       </w:pPr>
     </w:lvl>
   </w:abstractNum>
-  <w:abstractNum w:abstractNumId="2" w15:restartNumberingAfterBreak="0">
+  <w:abstractNum w:abstractNumId="3" w15:restartNumberingAfterBreak="0">
     <w:nsid w:val="2870051B"/>
     <w:multiLevelType w:val="hybridMultilevel"/>
     <w:tmpl w:val="D50E2F2C"/>
@@ -2835,7 +6557,7 @@
       </w:rPr>
     </w:lvl>
   </w:abstractNum>
-  <w:abstractNum w:abstractNumId="3" w15:restartNumberingAfterBreak="0">
+  <w:abstractNum w:abstractNumId="4" w15:restartNumberingAfterBreak="0">
     <w:nsid w:val="52FE183B"/>
     <w:multiLevelType w:val="multilevel"/>
     <w:tmpl w:val="6C50D63A"/>
@@ -2948,7 +6670,7 @@
       </w:pPr>
     </w:lvl>
   </w:abstractNum>
-  <w:abstractNum w:abstractNumId="4" w15:restartNumberingAfterBreak="0">
+  <w:abstractNum w:abstractNumId="5" w15:restartNumberingAfterBreak="0">
     <w:nsid w:val="5B2A2C12"/>
     <w:multiLevelType w:val="multilevel"/>
     <w:tmpl w:val="E8720D9A"/>
@@ -3097,7 +6819,7 @@
       </w:rPr>
     </w:lvl>
   </w:abstractNum>
-  <w:abstractNum w:abstractNumId="5" w15:restartNumberingAfterBreak="0">
+  <w:abstractNum w:abstractNumId="6" w15:restartNumberingAfterBreak="0">
     <w:nsid w:val="608F2716"/>
     <w:multiLevelType w:val="multilevel"/>
     <w:tmpl w:val="7918244C"/>
@@ -3247,22 +6969,25 @@
     </w:lvl>
   </w:abstractNum>
   <w:num w:numId="1" w16cid:durableId="30040936">
+    <w:abstractNumId w:val="6"/>
+  </w:num>
+  <w:num w:numId="2" w16cid:durableId="92212808">
     <w:abstractNumId w:val="5"/>
   </w:num>
-  <w:num w:numId="2" w16cid:durableId="92212808">
+  <w:num w:numId="3" w16cid:durableId="136070038">
     <w:abstractNumId w:val="4"/>
   </w:num>
-  <w:num w:numId="3" w16cid:durableId="136070038">
+  <w:num w:numId="4" w16cid:durableId="1985500302">
+    <w:abstractNumId w:val="2"/>
+  </w:num>
+  <w:num w:numId="5" w16cid:durableId="475336817">
+    <w:abstractNumId w:val="1"/>
+  </w:num>
+  <w:num w:numId="6" w16cid:durableId="1852137658">
     <w:abstractNumId w:val="3"/>
   </w:num>
-  <w:num w:numId="4" w16cid:durableId="1985500302">
-    <w:abstractNumId w:val="1"/>
-  </w:num>
-  <w:num w:numId="5" w16cid:durableId="475336817">
+  <w:num w:numId="7" w16cid:durableId="909539010">
     <w:abstractNumId w:val="0"/>
-  </w:num>
-  <w:num w:numId="6" w16cid:durableId="1852137658">
-    <w:abstractNumId w:val="2"/>
   </w:num>
 </w:numbering>
 </file>
@@ -3353,7 +7078,7 @@
     <w:lsdException w:name="Closing" w:semiHidden="1" w:unhideWhenUsed="1"/>
     <w:lsdException w:name="Signature" w:semiHidden="1" w:unhideWhenUsed="1"/>
     <w:lsdException w:name="Default Paragraph Font" w:semiHidden="1" w:uiPriority="1" w:unhideWhenUsed="1"/>
-    <w:lsdException w:name="Body Text" w:semiHidden="1" w:unhideWhenUsed="1"/>
+    <w:lsdException w:name="Body Text" w:semiHidden="1" w:uiPriority="0" w:unhideWhenUsed="1" w:qFormat="1"/>
     <w:lsdException w:name="Body Text Indent" w:semiHidden="1" w:unhideWhenUsed="1"/>
     <w:lsdException w:name="List Continue" w:semiHidden="1" w:unhideWhenUsed="1"/>
     <w:lsdException w:name="List Continue 2" w:semiHidden="1" w:unhideWhenUsed="1"/>
@@ -3695,7 +7420,6 @@
     <w:next w:val="Normal"/>
     <w:link w:val="Titre2Car"/>
     <w:uiPriority w:val="9"/>
-    <w:semiHidden/>
     <w:unhideWhenUsed/>
     <w:qFormat/>
     <w:rsid w:val="00803FF0"/>
@@ -3718,7 +7442,6 @@
     <w:next w:val="Normal"/>
     <w:link w:val="Titre3Car"/>
     <w:uiPriority w:val="9"/>
-    <w:semiHidden/>
     <w:unhideWhenUsed/>
     <w:qFormat/>
     <w:rsid w:val="00803FF0"/>
@@ -3741,7 +7464,6 @@
     <w:next w:val="Normal"/>
     <w:link w:val="Titre4Car"/>
     <w:uiPriority w:val="9"/>
-    <w:semiHidden/>
     <w:unhideWhenUsed/>
     <w:qFormat/>
     <w:rsid w:val="00803FF0"/>
@@ -3911,7 +7633,6 @@
     <w:basedOn w:val="Policepardfaut"/>
     <w:link w:val="Titre2"/>
     <w:uiPriority w:val="9"/>
-    <w:semiHidden/>
     <w:rsid w:val="00803FF0"/>
     <w:rPr>
       <w:rFonts w:asciiTheme="majorHAnsi" w:eastAsiaTheme="majorEastAsia" w:hAnsiTheme="majorHAnsi" w:cstheme="majorBidi"/>
@@ -3925,7 +7646,6 @@
     <w:basedOn w:val="Policepardfaut"/>
     <w:link w:val="Titre3"/>
     <w:uiPriority w:val="9"/>
-    <w:semiHidden/>
     <w:rsid w:val="00803FF0"/>
     <w:rPr>
       <w:rFonts w:eastAsiaTheme="majorEastAsia" w:cstheme="majorBidi"/>
@@ -3939,7 +7659,6 @@
     <w:basedOn w:val="Policepardfaut"/>
     <w:link w:val="Titre4"/>
     <w:uiPriority w:val="9"/>
-    <w:semiHidden/>
     <w:rsid w:val="00803FF0"/>
     <w:rPr>
       <w:rFonts w:eastAsiaTheme="majorEastAsia" w:cstheme="majorBidi"/>
@@ -4245,6 +7964,71 @@
     <w:link w:val="Pieddepage"/>
     <w:uiPriority w:val="99"/>
     <w:rsid w:val="00C7003A"/>
+  </w:style>
+  <w:style w:type="paragraph" w:styleId="Corpsdetexte">
+    <w:name w:val="Body Text"/>
+    <w:basedOn w:val="Normal"/>
+    <w:link w:val="CorpsdetexteCar"/>
+    <w:qFormat/>
+    <w:rsid w:val="00902E05"/>
+    <w:pPr>
+      <w:spacing w:before="180" w:after="180" w:line="240" w:lineRule="auto"/>
+    </w:pPr>
+    <w:rPr>
+      <w:kern w:val="0"/>
+      <w:lang w:val="en-US"/>
+      <w14:ligatures w14:val="none"/>
+    </w:rPr>
+  </w:style>
+  <w:style w:type="character" w:customStyle="1" w:styleId="CorpsdetexteCar">
+    <w:name w:val="Corps de texte Car"/>
+    <w:basedOn w:val="Policepardfaut"/>
+    <w:link w:val="Corpsdetexte"/>
+    <w:rsid w:val="00902E05"/>
+    <w:rPr>
+      <w:kern w:val="0"/>
+      <w:lang w:val="en-US"/>
+      <w14:ligatures w14:val="none"/>
+    </w:rPr>
+  </w:style>
+  <w:style w:type="paragraph" w:customStyle="1" w:styleId="FirstParagraph">
+    <w:name w:val="First Paragraph"/>
+    <w:basedOn w:val="Corpsdetexte"/>
+    <w:next w:val="Corpsdetexte"/>
+    <w:qFormat/>
+    <w:rsid w:val="00902E05"/>
+  </w:style>
+  <w:style w:type="paragraph" w:customStyle="1" w:styleId="Compact">
+    <w:name w:val="Compact"/>
+    <w:basedOn w:val="Corpsdetexte"/>
+    <w:qFormat/>
+    <w:rsid w:val="00902E05"/>
+    <w:pPr>
+      <w:spacing w:before="36" w:after="36"/>
+    </w:pPr>
+  </w:style>
+  <w:style w:type="character" w:styleId="Lienhypertexte">
+    <w:name w:val="Hyperlink"/>
+    <w:basedOn w:val="Policepardfaut"/>
+    <w:uiPriority w:val="99"/>
+    <w:unhideWhenUsed/>
+    <w:rsid w:val="00902E05"/>
+    <w:rPr>
+      <w:color w:val="467886" w:themeColor="hyperlink"/>
+      <w:u w:val="single"/>
+    </w:rPr>
+  </w:style>
+  <w:style w:type="character" w:styleId="Mentionnonrsolue">
+    <w:name w:val="Unresolved Mention"/>
+    <w:basedOn w:val="Policepardfaut"/>
+    <w:uiPriority w:val="99"/>
+    <w:semiHidden/>
+    <w:unhideWhenUsed/>
+    <w:rsid w:val="00902E05"/>
+    <w:rPr>
+      <w:color w:val="605E5C"/>
+      <w:shd w:val="clear" w:color="auto" w:fill="E1DFDD"/>
+    </w:rPr>
   </w:style>
 </w:styles>
 </file>
@@ -4562,4 +8346,16 @@
     </a:ext>
   </a:extLst>
 </a:theme>
+</file>
+
+<file path=customXml/item1.xml><?xml version="1.0" encoding="utf-8"?>
+<b:Sources xmlns:b="http://schemas.openxmlformats.org/officeDocument/2006/bibliography" xmlns="http://schemas.openxmlformats.org/officeDocument/2006/bibliography" SelectedStyle="\APASixthEditionOfficeOnline.xsl" StyleName="APA" Version="6"/>
+</file>
+
+<file path=customXml/itemProps1.xml><?xml version="1.0" encoding="utf-8"?>
+<ds:datastoreItem xmlns:ds="http://schemas.openxmlformats.org/officeDocument/2006/customXml" ds:itemID="{AF9A6F16-8DB0-4DD2-95E8-2B85941164F6}">
+  <ds:schemaRefs>
+    <ds:schemaRef ds:uri="http://schemas.openxmlformats.org/officeDocument/2006/bibliography"/>
+  </ds:schemaRefs>
+</ds:datastoreItem>
 </file>